--- a/PRD_DoAnC#_18_ST3.docx
+++ b/PRD_DoAnC#_18_ST3.docx
@@ -11443,6 +11443,7 @@
     <w:p>
       <w:pPr>
         <w:numPr>
+          <w:ilvl w:val="0"/>
           <w:numId w:val="0"/>
         </w:numPr>
         <w:ind w:leftChars="0"/>
@@ -11522,6 +11523,7 @@
     <w:p>
       <w:pPr>
         <w:numPr>
+          <w:ilvl w:val="0"/>
           <w:numId w:val="0"/>
         </w:numPr>
         <w:ind w:leftChars="0"/>
@@ -11653,8 +11655,349 @@
           </wp:inline>
         </w:drawing>
       </w:r>
+    </w:p>
+    <w:p>
+      <w:pPr>
+        <w:pStyle w:val="4"/>
+        <w:bidi w:val="0"/>
+        <w:rPr>
+          <w:rFonts w:hint="default" w:ascii="Times New Roman" w:hAnsi="Times New Roman" w:cs="Times New Roman"/>
+          <w:sz w:val="28"/>
+          <w:szCs w:val="28"/>
+        </w:rPr>
+      </w:pPr>
+      <w:r>
+        <w:rPr>
+          <w:rFonts w:hint="default" w:ascii="Times New Roman" w:hAnsi="Times New Roman" w:cs="Times New Roman"/>
+          <w:sz w:val="28"/>
+          <w:szCs w:val="28"/>
+          <w:lang w:val="vi-VN"/>
+        </w:rPr>
+        <w:t xml:space="preserve">18.4. </w:t>
+      </w:r>
+      <w:r>
+        <w:rPr>
+          <w:rFonts w:hint="default" w:ascii="Times New Roman" w:hAnsi="Times New Roman" w:cs="Times New Roman"/>
+          <w:sz w:val="28"/>
+          <w:szCs w:val="28"/>
+        </w:rPr>
+        <w:t>Phê duyệt hoặc Từ chối POI (Admin)</w:t>
+      </w:r>
+    </w:p>
+    <w:p>
+      <w:pPr>
+        <w:ind w:left="0" w:leftChars="0" w:firstLine="0" w:firstLineChars="0"/>
+        <w:rPr>
+          <w:rFonts w:hint="default"/>
+          <w:lang w:val="vi-VN"/>
+        </w:rPr>
+      </w:pPr>
+      <w:r>
+        <w:rPr>
+          <w:rFonts w:hint="default"/>
+          <w:lang w:val="vi-VN"/>
+        </w:rPr>
+        <w:drawing>
+          <wp:inline distT="0" distB="0" distL="114300" distR="114300">
+            <wp:extent cx="5958205" cy="3166745"/>
+            <wp:effectExtent l="0" t="0" r="635" b="3175"/>
+            <wp:docPr id="5" name="Picture 5" descr="activity 4"/>
+            <wp:cNvGraphicFramePr>
+              <a:graphicFrameLocks xmlns:a="http://schemas.openxmlformats.org/drawingml/2006/main" noChangeAspect="1"/>
+            </wp:cNvGraphicFramePr>
+            <a:graphic xmlns:a="http://schemas.openxmlformats.org/drawingml/2006/main">
+              <a:graphicData uri="http://schemas.openxmlformats.org/drawingml/2006/picture">
+                <pic:pic xmlns:pic="http://schemas.openxmlformats.org/drawingml/2006/picture">
+                  <pic:nvPicPr>
+                    <pic:cNvPr id="5" name="Picture 5" descr="activity 4"/>
+                    <pic:cNvPicPr>
+                      <a:picLocks noChangeAspect="1"/>
+                    </pic:cNvPicPr>
+                  </pic:nvPicPr>
+                  <pic:blipFill>
+                    <a:blip r:embed="rId26"/>
+                    <a:stretch>
+                      <a:fillRect/>
+                    </a:stretch>
+                  </pic:blipFill>
+                  <pic:spPr>
+                    <a:xfrm>
+                      <a:off x="0" y="0"/>
+                      <a:ext cx="5958205" cy="3166745"/>
+                    </a:xfrm>
+                    <a:prstGeom prst="rect">
+                      <a:avLst/>
+                    </a:prstGeom>
+                  </pic:spPr>
+                </pic:pic>
+              </a:graphicData>
+            </a:graphic>
+          </wp:inline>
+        </w:drawing>
+      </w:r>
+    </w:p>
+    <w:p>
+      <w:pPr>
+        <w:pStyle w:val="5"/>
+        <w:keepNext w:val="0"/>
+        <w:keepLines w:val="0"/>
+        <w:widowControl/>
+        <w:suppressLineNumbers w:val="0"/>
+        <w:rPr>
+          <w:rStyle w:val="250"/>
+          <w:rFonts w:hint="default" w:ascii="Times New Roman" w:hAnsi="Times New Roman" w:cs="Times New Roman"/>
+          <w:b/>
+          <w:bCs/>
+          <w:sz w:val="28"/>
+          <w:szCs w:val="28"/>
+        </w:rPr>
+      </w:pPr>
+      <w:r>
+        <w:rPr>
+          <w:rStyle w:val="250"/>
+          <w:rFonts w:hint="default" w:ascii="Times New Roman" w:hAnsi="Times New Roman" w:cs="Times New Roman"/>
+          <w:b/>
+          <w:bCs/>
+          <w:sz w:val="28"/>
+          <w:szCs w:val="28"/>
+          <w:lang w:val="vi-VN"/>
+        </w:rPr>
+        <w:t xml:space="preserve">18.5. </w:t>
+      </w:r>
+      <w:r>
+        <w:rPr>
+          <w:rStyle w:val="250"/>
+          <w:rFonts w:hint="default" w:ascii="Times New Roman" w:hAnsi="Times New Roman" w:cs="Times New Roman"/>
+          <w:b/>
+          <w:bCs/>
+          <w:sz w:val="28"/>
+          <w:szCs w:val="28"/>
+        </w:rPr>
+        <w:t>Tạo Địa điểm ẩm thực mới (Owner)</w:t>
+      </w:r>
+    </w:p>
+    <w:p>
+      <w:pPr>
+        <w:ind w:left="0" w:leftChars="0" w:firstLine="0" w:firstLineChars="0"/>
+        <w:rPr>
+          <w:rFonts w:hint="default"/>
+          <w:lang w:val="vi-VN"/>
+        </w:rPr>
+      </w:pPr>
+      <w:r>
+        <w:rPr>
+          <w:rFonts w:hint="default"/>
+          <w:lang w:val="vi-VN"/>
+        </w:rPr>
+        <w:drawing>
+          <wp:inline distT="0" distB="0" distL="114300" distR="114300">
+            <wp:extent cx="5745480" cy="3524250"/>
+            <wp:effectExtent l="0" t="0" r="0" b="11430"/>
+            <wp:docPr id="6" name="Picture 6" descr="activity 5"/>
+            <wp:cNvGraphicFramePr>
+              <a:graphicFrameLocks xmlns:a="http://schemas.openxmlformats.org/drawingml/2006/main" noChangeAspect="1"/>
+            </wp:cNvGraphicFramePr>
+            <a:graphic xmlns:a="http://schemas.openxmlformats.org/drawingml/2006/main">
+              <a:graphicData uri="http://schemas.openxmlformats.org/drawingml/2006/picture">
+                <pic:pic xmlns:pic="http://schemas.openxmlformats.org/drawingml/2006/picture">
+                  <pic:nvPicPr>
+                    <pic:cNvPr id="6" name="Picture 6" descr="activity 5"/>
+                    <pic:cNvPicPr>
+                      <a:picLocks noChangeAspect="1"/>
+                    </pic:cNvPicPr>
+                  </pic:nvPicPr>
+                  <pic:blipFill>
+                    <a:blip r:embed="rId27"/>
+                    <a:stretch>
+                      <a:fillRect/>
+                    </a:stretch>
+                  </pic:blipFill>
+                  <pic:spPr>
+                    <a:xfrm>
+                      <a:off x="0" y="0"/>
+                      <a:ext cx="5745480" cy="3524250"/>
+                    </a:xfrm>
+                    <a:prstGeom prst="rect">
+                      <a:avLst/>
+                    </a:prstGeom>
+                  </pic:spPr>
+                </pic:pic>
+              </a:graphicData>
+            </a:graphic>
+          </wp:inline>
+        </w:drawing>
+      </w:r>
+    </w:p>
+    <w:p>
+      <w:pPr>
+        <w:pStyle w:val="4"/>
+        <w:bidi w:val="0"/>
+        <w:rPr>
+          <w:rFonts w:hint="default" w:ascii="Times New Roman" w:hAnsi="Times New Roman" w:cs="Times New Roman"/>
+          <w:sz w:val="28"/>
+          <w:szCs w:val="28"/>
+        </w:rPr>
+      </w:pPr>
+      <w:r>
+        <w:rPr>
+          <w:rFonts w:hint="default" w:ascii="Times New Roman" w:hAnsi="Times New Roman" w:cs="Times New Roman"/>
+          <w:sz w:val="28"/>
+          <w:szCs w:val="28"/>
+          <w:lang w:val="vi-VN"/>
+        </w:rPr>
+        <w:t xml:space="preserve">18.6. </w:t>
+      </w:r>
+      <w:r>
+        <w:rPr>
+          <w:rFonts w:hint="default" w:ascii="Times New Roman" w:hAnsi="Times New Roman" w:cs="Times New Roman"/>
+          <w:sz w:val="28"/>
+          <w:szCs w:val="28"/>
+        </w:rPr>
+        <w:t>Xóa mềm và Khôi phục POI (Owner/Admin)</w:t>
+      </w:r>
+    </w:p>
+    <w:p>
+      <w:pPr>
+        <w:ind w:left="0" w:leftChars="0" w:firstLine="0" w:firstLineChars="0"/>
+        <w:rPr>
+          <w:rFonts w:hint="default"/>
+          <w:lang w:val="vi-VN"/>
+        </w:rPr>
+      </w:pPr>
+      <w:r>
+        <w:rPr>
+          <w:rFonts w:hint="default"/>
+          <w:lang w:val="vi-VN"/>
+        </w:rPr>
+        <w:drawing>
+          <wp:inline distT="0" distB="0" distL="114300" distR="114300">
+            <wp:extent cx="5829300" cy="2591435"/>
+            <wp:effectExtent l="0" t="0" r="7620" b="14605"/>
+            <wp:docPr id="7" name="Picture 7" descr="activity 6"/>
+            <wp:cNvGraphicFramePr>
+              <a:graphicFrameLocks xmlns:a="http://schemas.openxmlformats.org/drawingml/2006/main" noChangeAspect="1"/>
+            </wp:cNvGraphicFramePr>
+            <a:graphic xmlns:a="http://schemas.openxmlformats.org/drawingml/2006/main">
+              <a:graphicData uri="http://schemas.openxmlformats.org/drawingml/2006/picture">
+                <pic:pic xmlns:pic="http://schemas.openxmlformats.org/drawingml/2006/picture">
+                  <pic:nvPicPr>
+                    <pic:cNvPr id="7" name="Picture 7" descr="activity 6"/>
+                    <pic:cNvPicPr>
+                      <a:picLocks noChangeAspect="1"/>
+                    </pic:cNvPicPr>
+                  </pic:nvPicPr>
+                  <pic:blipFill>
+                    <a:blip r:embed="rId28"/>
+                    <a:stretch>
+                      <a:fillRect/>
+                    </a:stretch>
+                  </pic:blipFill>
+                  <pic:spPr>
+                    <a:xfrm>
+                      <a:off x="0" y="0"/>
+                      <a:ext cx="5829300" cy="2591435"/>
+                    </a:xfrm>
+                    <a:prstGeom prst="rect">
+                      <a:avLst/>
+                    </a:prstGeom>
+                  </pic:spPr>
+                </pic:pic>
+              </a:graphicData>
+            </a:graphic>
+          </wp:inline>
+        </w:drawing>
+      </w:r>
+    </w:p>
+    <w:p>
+      <w:pPr>
+        <w:pStyle w:val="4"/>
+        <w:bidi w:val="0"/>
+        <w:rPr>
+          <w:rFonts w:hint="default" w:ascii="Times New Roman" w:hAnsi="Times New Roman" w:cs="Times New Roman"/>
+          <w:sz w:val="28"/>
+          <w:szCs w:val="28"/>
+        </w:rPr>
+      </w:pPr>
+      <w:r>
+        <w:rPr>
+          <w:rFonts w:hint="default" w:ascii="Times New Roman" w:hAnsi="Times New Roman" w:cs="Times New Roman"/>
+          <w:sz w:val="28"/>
+          <w:szCs w:val="28"/>
+          <w:lang w:val="vi-VN"/>
+        </w:rPr>
+        <w:t xml:space="preserve">18.7. </w:t>
+      </w:r>
+      <w:r>
+        <w:rPr>
+          <w:rFonts w:hint="default" w:ascii="Times New Roman" w:hAnsi="Times New Roman" w:cs="Times New Roman"/>
+          <w:sz w:val="28"/>
+          <w:szCs w:val="28"/>
+        </w:rPr>
+        <w:t>Cập nhật thông tin &amp; Đồng bộ Ngôn ngữ (Owner)</w:t>
+      </w:r>
+    </w:p>
+    <w:p>
+      <w:pPr>
+        <w:ind w:left="0" w:leftChars="0" w:firstLine="0" w:firstLineChars="0"/>
+        <w:rPr>
+          <w:rFonts w:hint="default"/>
+          <w:lang w:val="vi-VN"/>
+        </w:rPr>
+      </w:pPr>
+      <w:r>
+        <w:rPr>
+          <w:rFonts w:hint="default"/>
+          <w:lang w:val="vi-VN"/>
+        </w:rPr>
+        <w:drawing>
+          <wp:inline distT="0" distB="0" distL="114300" distR="114300">
+            <wp:extent cx="5271135" cy="3237865"/>
+            <wp:effectExtent l="0" t="0" r="1905" b="8255"/>
+            <wp:docPr id="8" name="Picture 8" descr="activity 7"/>
+            <wp:cNvGraphicFramePr>
+              <a:graphicFrameLocks xmlns:a="http://schemas.openxmlformats.org/drawingml/2006/main" noChangeAspect="1"/>
+            </wp:cNvGraphicFramePr>
+            <a:graphic xmlns:a="http://schemas.openxmlformats.org/drawingml/2006/main">
+              <a:graphicData uri="http://schemas.openxmlformats.org/drawingml/2006/picture">
+                <pic:pic xmlns:pic="http://schemas.openxmlformats.org/drawingml/2006/picture">
+                  <pic:nvPicPr>
+                    <pic:cNvPr id="8" name="Picture 8" descr="activity 7"/>
+                    <pic:cNvPicPr>
+                      <a:picLocks noChangeAspect="1"/>
+                    </pic:cNvPicPr>
+                  </pic:nvPicPr>
+                  <pic:blipFill>
+                    <a:blip r:embed="rId29"/>
+                    <a:stretch>
+                      <a:fillRect/>
+                    </a:stretch>
+                  </pic:blipFill>
+                  <pic:spPr>
+                    <a:xfrm>
+                      <a:off x="0" y="0"/>
+                      <a:ext cx="5271135" cy="3237865"/>
+                    </a:xfrm>
+                    <a:prstGeom prst="rect">
+                      <a:avLst/>
+                    </a:prstGeom>
+                  </pic:spPr>
+                </pic:pic>
+              </a:graphicData>
+            </a:graphic>
+          </wp:inline>
+        </w:drawing>
+      </w:r>
       <w:bookmarkStart w:id="43" w:name="_GoBack"/>
       <w:bookmarkEnd w:id="43"/>
+    </w:p>
+    <w:p>
+      <w:pPr>
+        <w:ind w:left="0" w:leftChars="0" w:firstLine="0" w:firstLineChars="0"/>
+        <w:rPr>
+          <w:rFonts w:hint="default"/>
+          <w:lang w:val="vi-VN"/>
+        </w:rPr>
+      </w:pPr>
     </w:p>
     <w:p>
       <w:pPr>
@@ -12657,7 +13000,7 @@
     <w:lsdException w:qFormat="1" w:unhideWhenUsed="0" w:uiPriority="63" w:semiHidden="0" w:name="Medium Shading 1"/>
     <w:lsdException w:qFormat="1" w:unhideWhenUsed="0" w:uiPriority="64" w:semiHidden="0" w:name="Medium Shading 2"/>
     <w:lsdException w:qFormat="1" w:unhideWhenUsed="0" w:uiPriority="65" w:semiHidden="0" w:name="Medium List 1"/>
-    <w:lsdException w:unhideWhenUsed="0" w:uiPriority="66" w:semiHidden="0" w:name="Medium List 2"/>
+    <w:lsdException w:qFormat="1" w:unhideWhenUsed="0" w:uiPriority="66" w:semiHidden="0" w:name="Medium List 2"/>
     <w:lsdException w:unhideWhenUsed="0" w:uiPriority="67" w:semiHidden="0" w:name="Medium Grid 1"/>
     <w:lsdException w:unhideWhenUsed="0" w:uiPriority="68" w:semiHidden="0" w:name="Medium Grid 2"/>
     <w:lsdException w:unhideWhenUsed="0" w:uiPriority="69" w:semiHidden="0" w:name="Medium Grid 3"/>
@@ -21263,6 +21606,7 @@
   <w:style w:type="table" w:styleId="193">
     <w:name w:val="Medium List 2"/>
     <w:basedOn w:val="12"/>
+    <w:qFormat/>
     <w:uiPriority w:val="66"/>
     <w:rPr>
       <w:rFonts w:ascii="SimSun" w:hAnsi="SimSun" w:eastAsia="Courier New" w:cs="Times New Roman"/>

--- a/PRD_DoAnC#_18_ST3.docx
+++ b/PRD_DoAnC#_18_ST3.docx
@@ -11987,7 +11987,360 @@
           </wp:inline>
         </w:drawing>
       </w:r>
+    </w:p>
+    <w:p>
+      <w:pPr>
+        <w:pStyle w:val="4"/>
+        <w:bidi w:val="0"/>
+        <w:rPr>
+          <w:rFonts w:hint="default" w:ascii="Times New Roman" w:hAnsi="Times New Roman" w:cs="Times New Roman"/>
+          <w:sz w:val="28"/>
+          <w:szCs w:val="28"/>
+        </w:rPr>
+      </w:pPr>
+      <w:r>
+        <w:rPr>
+          <w:rFonts w:hint="default" w:ascii="Times New Roman" w:hAnsi="Times New Roman" w:cs="Times New Roman"/>
+          <w:sz w:val="28"/>
+          <w:szCs w:val="28"/>
+          <w:lang w:val="vi-VN"/>
+        </w:rPr>
+        <w:t>1</w:t>
+      </w:r>
+      <w:r>
+        <w:rPr>
+          <w:rFonts w:hint="default" w:ascii="Times New Roman" w:hAnsi="Times New Roman" w:cs="Times New Roman"/>
+          <w:sz w:val="28"/>
+          <w:szCs w:val="28"/>
+          <w:lang w:val="en-US"/>
+        </w:rPr>
+        <w:t>8</w:t>
+      </w:r>
+      <w:r>
+        <w:rPr>
+          <w:rFonts w:hint="default" w:ascii="Times New Roman" w:hAnsi="Times New Roman" w:cs="Times New Roman"/>
+          <w:sz w:val="28"/>
+          <w:szCs w:val="28"/>
+          <w:lang w:val="vi-VN"/>
+        </w:rPr>
+        <w:t>.8.</w:t>
+      </w:r>
+      <w:r>
+        <w:rPr>
+          <w:rFonts w:hint="default" w:ascii="Times New Roman" w:hAnsi="Times New Roman" w:cs="Times New Roman"/>
+          <w:sz w:val="28"/>
+          <w:szCs w:val="28"/>
+        </w:rPr>
+        <w:t>Tìm kiếm quán ăn xung quanh (Mobile User)</w:t>
+      </w:r>
+    </w:p>
+    <w:p>
+      <w:pPr>
+        <w:ind w:left="0" w:leftChars="0" w:firstLine="0" w:firstLineChars="0"/>
+        <w:rPr>
+          <w:rFonts w:hint="default"/>
+          <w:lang w:val="vi-VN"/>
+        </w:rPr>
+      </w:pPr>
+      <w:r>
+        <w:rPr>
+          <w:rFonts w:hint="default"/>
+          <w:lang w:val="vi-VN"/>
+        </w:rPr>
+        <w:drawing>
+          <wp:inline distT="0" distB="0" distL="114300" distR="114300">
+            <wp:extent cx="5264785" cy="2969895"/>
+            <wp:effectExtent l="0" t="0" r="8255" b="1905"/>
+            <wp:docPr id="9" name="Picture 9" descr="activity 8"/>
+            <wp:cNvGraphicFramePr>
+              <a:graphicFrameLocks xmlns:a="http://schemas.openxmlformats.org/drawingml/2006/main" noChangeAspect="1"/>
+            </wp:cNvGraphicFramePr>
+            <a:graphic xmlns:a="http://schemas.openxmlformats.org/drawingml/2006/main">
+              <a:graphicData uri="http://schemas.openxmlformats.org/drawingml/2006/picture">
+                <pic:pic xmlns:pic="http://schemas.openxmlformats.org/drawingml/2006/picture">
+                  <pic:nvPicPr>
+                    <pic:cNvPr id="9" name="Picture 9" descr="activity 8"/>
+                    <pic:cNvPicPr>
+                      <a:picLocks noChangeAspect="1"/>
+                    </pic:cNvPicPr>
+                  </pic:nvPicPr>
+                  <pic:blipFill>
+                    <a:blip r:embed="rId30"/>
+                    <a:stretch>
+                      <a:fillRect/>
+                    </a:stretch>
+                  </pic:blipFill>
+                  <pic:spPr>
+                    <a:xfrm>
+                      <a:off x="0" y="0"/>
+                      <a:ext cx="5264785" cy="2969895"/>
+                    </a:xfrm>
+                    <a:prstGeom prst="rect">
+                      <a:avLst/>
+                    </a:prstGeom>
+                  </pic:spPr>
+                </pic:pic>
+              </a:graphicData>
+            </a:graphic>
+          </wp:inline>
+        </w:drawing>
+      </w:r>
+    </w:p>
+    <w:p>
+      <w:pPr>
+        <w:pStyle w:val="4"/>
+        <w:keepNext w:val="0"/>
+        <w:keepLines w:val="0"/>
+        <w:widowControl/>
+        <w:suppressLineNumbers w:val="0"/>
+        <w:rPr>
+          <w:rFonts w:hint="default" w:ascii="Times New Roman" w:hAnsi="Times New Roman" w:cs="Times New Roman"/>
+          <w:sz w:val="28"/>
+          <w:szCs w:val="28"/>
+        </w:rPr>
+      </w:pPr>
+      <w:r>
+        <w:rPr>
+          <w:rFonts w:hint="default" w:ascii="Times New Roman" w:hAnsi="Times New Roman" w:cs="Times New Roman"/>
+          <w:sz w:val="28"/>
+          <w:szCs w:val="28"/>
+          <w:lang w:val="vi-VN"/>
+        </w:rPr>
+        <w:t xml:space="preserve">18.9. </w:t>
+      </w:r>
+      <w:r>
+        <w:rPr>
+          <w:rFonts w:hint="default" w:ascii="Times New Roman" w:hAnsi="Times New Roman" w:cs="Times New Roman"/>
+          <w:sz w:val="28"/>
+          <w:szCs w:val="28"/>
+        </w:rPr>
+        <w:t>Luồng Quét mã QR (QR Code Scanning Flow)</w:t>
+      </w:r>
+    </w:p>
+    <w:p>
+      <w:pPr>
+        <w:ind w:left="0" w:leftChars="0" w:firstLine="0" w:firstLineChars="0"/>
+        <w:rPr>
+          <w:rFonts w:hint="default"/>
+          <w:lang w:val="vi-VN"/>
+        </w:rPr>
+      </w:pPr>
+      <w:r>
+        <w:rPr>
+          <w:rFonts w:hint="default"/>
+          <w:lang w:val="vi-VN"/>
+        </w:rPr>
+        <w:drawing>
+          <wp:inline distT="0" distB="0" distL="114300" distR="114300">
+            <wp:extent cx="5273040" cy="3261995"/>
+            <wp:effectExtent l="0" t="0" r="0" b="14605"/>
+            <wp:docPr id="10" name="Picture 10" descr="activity 9"/>
+            <wp:cNvGraphicFramePr>
+              <a:graphicFrameLocks xmlns:a="http://schemas.openxmlformats.org/drawingml/2006/main" noChangeAspect="1"/>
+            </wp:cNvGraphicFramePr>
+            <a:graphic xmlns:a="http://schemas.openxmlformats.org/drawingml/2006/main">
+              <a:graphicData uri="http://schemas.openxmlformats.org/drawingml/2006/picture">
+                <pic:pic xmlns:pic="http://schemas.openxmlformats.org/drawingml/2006/picture">
+                  <pic:nvPicPr>
+                    <pic:cNvPr id="10" name="Picture 10" descr="activity 9"/>
+                    <pic:cNvPicPr>
+                      <a:picLocks noChangeAspect="1"/>
+                    </pic:cNvPicPr>
+                  </pic:nvPicPr>
+                  <pic:blipFill>
+                    <a:blip r:embed="rId31"/>
+                    <a:stretch>
+                      <a:fillRect/>
+                    </a:stretch>
+                  </pic:blipFill>
+                  <pic:spPr>
+                    <a:xfrm>
+                      <a:off x="0" y="0"/>
+                      <a:ext cx="5273040" cy="3261995"/>
+                    </a:xfrm>
+                    <a:prstGeom prst="rect">
+                      <a:avLst/>
+                    </a:prstGeom>
+                  </pic:spPr>
+                </pic:pic>
+              </a:graphicData>
+            </a:graphic>
+          </wp:inline>
+        </w:drawing>
+      </w:r>
+    </w:p>
+    <w:p>
+      <w:pPr>
+        <w:ind w:left="0" w:leftChars="0" w:firstLine="0" w:firstLineChars="0"/>
+        <w:rPr>
+          <w:rFonts w:hint="default"/>
+          <w:lang w:val="vi-VN"/>
+        </w:rPr>
+      </w:pPr>
+    </w:p>
+    <w:p>
+      <w:pPr>
+        <w:pStyle w:val="4"/>
+        <w:keepNext w:val="0"/>
+        <w:keepLines w:val="0"/>
+        <w:widowControl/>
+        <w:suppressLineNumbers w:val="0"/>
+        <w:rPr>
+          <w:rFonts w:hint="default" w:ascii="Times New Roman" w:hAnsi="Times New Roman" w:cs="Times New Roman"/>
+          <w:sz w:val="28"/>
+          <w:szCs w:val="28"/>
+        </w:rPr>
+      </w:pPr>
+      <w:r>
+        <w:rPr>
+          <w:rFonts w:hint="default" w:ascii="Times New Roman" w:hAnsi="Times New Roman" w:cs="Times New Roman"/>
+          <w:sz w:val="28"/>
+          <w:szCs w:val="28"/>
+          <w:lang w:val="vi-VN"/>
+        </w:rPr>
+        <w:t xml:space="preserve">18.10. </w:t>
+      </w:r>
+      <w:r>
+        <w:rPr>
+          <w:rFonts w:hint="default" w:ascii="Times New Roman" w:hAnsi="Times New Roman" w:cs="Times New Roman"/>
+          <w:sz w:val="28"/>
+          <w:szCs w:val="28"/>
+        </w:rPr>
+        <w:t>Luồng Thuyết minh tự động (TTS Narration Flow)</w:t>
+      </w:r>
+    </w:p>
+    <w:p>
+      <w:pPr>
+        <w:ind w:left="0" w:leftChars="0" w:firstLine="0" w:firstLineChars="0"/>
+        <w:rPr>
+          <w:rFonts w:hint="default"/>
+          <w:lang w:val="vi-VN"/>
+        </w:rPr>
+      </w:pPr>
+      <w:r>
+        <w:rPr>
+          <w:rFonts w:hint="default"/>
+          <w:lang w:val="vi-VN"/>
+        </w:rPr>
+        <w:drawing>
+          <wp:inline distT="0" distB="0" distL="114300" distR="114300">
+            <wp:extent cx="5270500" cy="2278380"/>
+            <wp:effectExtent l="0" t="0" r="2540" b="7620"/>
+            <wp:docPr id="11" name="Picture 11" descr="activity 10"/>
+            <wp:cNvGraphicFramePr>
+              <a:graphicFrameLocks xmlns:a="http://schemas.openxmlformats.org/drawingml/2006/main" noChangeAspect="1"/>
+            </wp:cNvGraphicFramePr>
+            <a:graphic xmlns:a="http://schemas.openxmlformats.org/drawingml/2006/main">
+              <a:graphicData uri="http://schemas.openxmlformats.org/drawingml/2006/picture">
+                <pic:pic xmlns:pic="http://schemas.openxmlformats.org/drawingml/2006/picture">
+                  <pic:nvPicPr>
+                    <pic:cNvPr id="11" name="Picture 11" descr="activity 10"/>
+                    <pic:cNvPicPr>
+                      <a:picLocks noChangeAspect="1"/>
+                    </pic:cNvPicPr>
+                  </pic:nvPicPr>
+                  <pic:blipFill>
+                    <a:blip r:embed="rId32"/>
+                    <a:stretch>
+                      <a:fillRect/>
+                    </a:stretch>
+                  </pic:blipFill>
+                  <pic:spPr>
+                    <a:xfrm>
+                      <a:off x="0" y="0"/>
+                      <a:ext cx="5270500" cy="2278380"/>
+                    </a:xfrm>
+                    <a:prstGeom prst="rect">
+                      <a:avLst/>
+                    </a:prstGeom>
+                  </pic:spPr>
+                </pic:pic>
+              </a:graphicData>
+            </a:graphic>
+          </wp:inline>
+        </w:drawing>
+      </w:r>
+    </w:p>
+    <w:p>
+      <w:pPr>
+        <w:pStyle w:val="4"/>
+        <w:bidi w:val="0"/>
+        <w:rPr>
+          <w:rFonts w:hint="default" w:ascii="Times New Roman" w:hAnsi="Times New Roman" w:cs="Times New Roman"/>
+          <w:sz w:val="28"/>
+          <w:szCs w:val="28"/>
+        </w:rPr>
+      </w:pPr>
+      <w:r>
+        <w:rPr>
+          <w:rFonts w:hint="default" w:ascii="Times New Roman" w:hAnsi="Times New Roman" w:cs="Times New Roman"/>
+          <w:sz w:val="28"/>
+          <w:szCs w:val="28"/>
+          <w:lang w:val="vi-VN"/>
+        </w:rPr>
+        <w:t xml:space="preserve">18.11. </w:t>
+      </w:r>
+      <w:r>
+        <w:rPr>
+          <w:rFonts w:hint="default" w:ascii="Times New Roman" w:hAnsi="Times New Roman" w:cs="Times New Roman"/>
+          <w:sz w:val="28"/>
+          <w:szCs w:val="28"/>
+        </w:rPr>
+        <w:t>Hàng rào địa lý - Geofence (Mobile User)</w:t>
+      </w:r>
+    </w:p>
+    <w:p>
+      <w:pPr>
+        <w:ind w:left="0" w:leftChars="0" w:firstLine="0" w:firstLineChars="0"/>
+        <w:rPr>
+          <w:rFonts w:hint="default"/>
+          <w:lang w:val="vi-VN"/>
+        </w:rPr>
+      </w:pPr>
       <w:bookmarkStart w:id="43" w:name="_GoBack"/>
+      <w:r>
+        <w:rPr>
+          <w:rFonts w:hint="default"/>
+          <w:lang w:val="vi-VN"/>
+        </w:rPr>
+        <w:drawing>
+          <wp:inline distT="0" distB="0" distL="114300" distR="114300">
+            <wp:extent cx="5271135" cy="2067560"/>
+            <wp:effectExtent l="0" t="0" r="1905" b="5080"/>
+            <wp:docPr id="12" name="Picture 12" descr="activity 11"/>
+            <wp:cNvGraphicFramePr>
+              <a:graphicFrameLocks xmlns:a="http://schemas.openxmlformats.org/drawingml/2006/main" noChangeAspect="1"/>
+            </wp:cNvGraphicFramePr>
+            <a:graphic xmlns:a="http://schemas.openxmlformats.org/drawingml/2006/main">
+              <a:graphicData uri="http://schemas.openxmlformats.org/drawingml/2006/picture">
+                <pic:pic xmlns:pic="http://schemas.openxmlformats.org/drawingml/2006/picture">
+                  <pic:nvPicPr>
+                    <pic:cNvPr id="12" name="Picture 12" descr="activity 11"/>
+                    <pic:cNvPicPr>
+                      <a:picLocks noChangeAspect="1"/>
+                    </pic:cNvPicPr>
+                  </pic:nvPicPr>
+                  <pic:blipFill>
+                    <a:blip r:embed="rId33"/>
+                    <a:stretch>
+                      <a:fillRect/>
+                    </a:stretch>
+                  </pic:blipFill>
+                  <pic:spPr>
+                    <a:xfrm>
+                      <a:off x="0" y="0"/>
+                      <a:ext cx="5271135" cy="2067560"/>
+                    </a:xfrm>
+                    <a:prstGeom prst="rect">
+                      <a:avLst/>
+                    </a:prstGeom>
+                  </pic:spPr>
+                </pic:pic>
+              </a:graphicData>
+            </a:graphic>
+          </wp:inline>
+        </w:drawing>
+      </w:r>
       <w:bookmarkEnd w:id="43"/>
     </w:p>
     <w:p>
@@ -13018,7 +13371,7 @@
     <w:lsdException w:unhideWhenUsed="0" w:uiPriority="67" w:semiHidden="0" w:name="Medium Grid 1 Accent 1"/>
     <w:lsdException w:unhideWhenUsed="0" w:uiPriority="68" w:semiHidden="0" w:name="Medium Grid 2 Accent 1"/>
     <w:lsdException w:unhideWhenUsed="0" w:uiPriority="69" w:semiHidden="0" w:name="Medium Grid 3 Accent 1"/>
-    <w:lsdException w:unhideWhenUsed="0" w:uiPriority="70" w:semiHidden="0" w:name="Dark List Accent 1"/>
+    <w:lsdException w:qFormat="1" w:unhideWhenUsed="0" w:uiPriority="70" w:semiHidden="0" w:name="Dark List Accent 1"/>
     <w:lsdException w:qFormat="1" w:unhideWhenUsed="0" w:uiPriority="71" w:semiHidden="0" w:name="Colorful Shading Accent 1"/>
     <w:lsdException w:qFormat="1" w:unhideWhenUsed="0" w:uiPriority="72" w:semiHidden="0" w:name="Colorful List Accent 1"/>
     <w:lsdException w:qFormat="1" w:unhideWhenUsed="0" w:uiPriority="73" w:semiHidden="0" w:name="Colorful Grid Accent 1"/>
@@ -13032,7 +13385,7 @@
     <w:lsdException w:qFormat="1" w:unhideWhenUsed="0" w:uiPriority="67" w:semiHidden="0" w:name="Medium Grid 1 Accent 2"/>
     <w:lsdException w:unhideWhenUsed="0" w:uiPriority="68" w:semiHidden="0" w:name="Medium Grid 2 Accent 2"/>
     <w:lsdException w:unhideWhenUsed="0" w:uiPriority="69" w:semiHidden="0" w:name="Medium Grid 3 Accent 2"/>
-    <w:lsdException w:unhideWhenUsed="0" w:uiPriority="70" w:semiHidden="0" w:name="Dark List Accent 2"/>
+    <w:lsdException w:qFormat="1" w:unhideWhenUsed="0" w:uiPriority="70" w:semiHidden="0" w:name="Dark List Accent 2"/>
     <w:lsdException w:qFormat="1" w:unhideWhenUsed="0" w:uiPriority="71" w:semiHidden="0" w:name="Colorful Shading Accent 2"/>
     <w:lsdException w:qFormat="1" w:unhideWhenUsed="0" w:uiPriority="72" w:semiHidden="0" w:name="Colorful List Accent 2"/>
     <w:lsdException w:qFormat="1" w:unhideWhenUsed="0" w:uiPriority="73" w:semiHidden="0" w:name="Colorful Grid Accent 2"/>
@@ -13046,7 +13399,7 @@
     <w:lsdException w:unhideWhenUsed="0" w:uiPriority="67" w:semiHidden="0" w:name="Medium Grid 1 Accent 3"/>
     <w:lsdException w:unhideWhenUsed="0" w:uiPriority="68" w:semiHidden="0" w:name="Medium Grid 2 Accent 3"/>
     <w:lsdException w:unhideWhenUsed="0" w:uiPriority="69" w:semiHidden="0" w:name="Medium Grid 3 Accent 3"/>
-    <w:lsdException w:unhideWhenUsed="0" w:uiPriority="70" w:semiHidden="0" w:name="Dark List Accent 3"/>
+    <w:lsdException w:qFormat="1" w:unhideWhenUsed="0" w:uiPriority="70" w:semiHidden="0" w:name="Dark List Accent 3"/>
     <w:lsdException w:qFormat="1" w:unhideWhenUsed="0" w:uiPriority="71" w:semiHidden="0" w:name="Colorful Shading Accent 3"/>
     <w:lsdException w:qFormat="1" w:unhideWhenUsed="0" w:uiPriority="72" w:semiHidden="0" w:name="Colorful List Accent 3"/>
     <w:lsdException w:qFormat="1" w:unhideWhenUsed="0" w:uiPriority="73" w:semiHidden="0" w:name="Colorful Grid Accent 3"/>
@@ -13424,7 +13777,7 @@
     <w:qFormat/>
     <w:uiPriority w:val="0"/>
     <w:rPr>
-      <w:rFonts w:ascii="Arial" w:hAnsi="Arial" w:eastAsia="黑体" w:cs="Arial"/>
+      <w:rFonts w:ascii="Arial" w:hAnsi="Arial" w:eastAsia="SimHei" w:cs="Arial"/>
       <w:sz w:val="20"/>
     </w:rPr>
   </w:style>
@@ -24616,6 +24969,7 @@
   <w:style w:type="table" w:styleId="222">
     <w:name w:val="Dark List Accent 1"/>
     <w:basedOn w:val="12"/>
+    <w:qFormat/>
     <w:uiPriority w:val="70"/>
     <w:rPr>
       <w:color w:val="FFFFFF"/>
@@ -24719,6 +25073,7 @@
   <w:style w:type="table" w:styleId="223">
     <w:name w:val="Dark List Accent 2"/>
     <w:basedOn w:val="12"/>
+    <w:qFormat/>
     <w:uiPriority w:val="70"/>
     <w:rPr>
       <w:color w:val="FFFFFF"/>
@@ -24822,6 +25177,7 @@
   <w:style w:type="table" w:styleId="224">
     <w:name w:val="Dark List Accent 3"/>
     <w:basedOn w:val="12"/>
+    <w:qFormat/>
     <w:uiPriority w:val="70"/>
     <w:rPr>
       <w:color w:val="FFFFFF"/>

--- a/PRD_DoAnC#_18_ST3.docx
+++ b/PRD_DoAnC#_18_ST3.docx
@@ -588,7 +588,7 @@
           <w:rFonts w:hint="default" w:ascii="Times New Roman" w:hAnsi="Times New Roman" w:cs="Times New Roman"/>
           <w:szCs w:val="28"/>
         </w:rPr>
-        <w:instrText xml:space="preserve"> HYPERLINK \l _Toc24662 </w:instrText>
+        <w:instrText xml:space="preserve"> HYPERLINK \l _Toc4850 </w:instrText>
       </w:r>
       <w:r>
         <w:rPr>
@@ -619,7 +619,7 @@
         <w:fldChar w:fldCharType="begin"/>
       </w:r>
       <w:r>
-        <w:instrText xml:space="preserve"> PAGEREF _Toc24662 \h </w:instrText>
+        <w:instrText xml:space="preserve"> PAGEREF _Toc4850 \h </w:instrText>
       </w:r>
       <w:r>
         <w:fldChar w:fldCharType="separate"/>
@@ -657,7 +657,7 @@
           <w:rFonts w:hint="default" w:ascii="Times New Roman" w:hAnsi="Times New Roman" w:cs="Times New Roman"/>
           <w:szCs w:val="28"/>
         </w:rPr>
-        <w:instrText xml:space="preserve"> HYPERLINK \l _Toc9586 </w:instrText>
+        <w:instrText xml:space="preserve"> HYPERLINK \l _Toc9028 </w:instrText>
       </w:r>
       <w:r>
         <w:rPr>
@@ -680,7 +680,7 @@
         <w:fldChar w:fldCharType="begin"/>
       </w:r>
       <w:r>
-        <w:instrText xml:space="preserve"> PAGEREF _Toc9586 \h </w:instrText>
+        <w:instrText xml:space="preserve"> PAGEREF _Toc9028 \h </w:instrText>
       </w:r>
       <w:r>
         <w:fldChar w:fldCharType="separate"/>
@@ -718,7 +718,7 @@
           <w:rFonts w:hint="default" w:ascii="Times New Roman" w:hAnsi="Times New Roman" w:cs="Times New Roman"/>
           <w:szCs w:val="28"/>
         </w:rPr>
-        <w:instrText xml:space="preserve"> HYPERLINK \l _Toc13696 </w:instrText>
+        <w:instrText xml:space="preserve"> HYPERLINK \l _Toc12906 </w:instrText>
       </w:r>
       <w:r>
         <w:rPr>
@@ -741,13 +741,13 @@
         <w:fldChar w:fldCharType="begin"/>
       </w:r>
       <w:r>
-        <w:instrText xml:space="preserve"> PAGEREF _Toc13696 \h </w:instrText>
+        <w:instrText xml:space="preserve"> PAGEREF _Toc12906 \h </w:instrText>
       </w:r>
       <w:r>
         <w:fldChar w:fldCharType="separate"/>
       </w:r>
       <w:r>
-        <w:t>3</w:t>
+        <w:t>4</w:t>
       </w:r>
       <w:r>
         <w:fldChar w:fldCharType="end"/>
@@ -779,7 +779,7 @@
           <w:rFonts w:hint="default" w:ascii="Times New Roman" w:hAnsi="Times New Roman" w:cs="Times New Roman"/>
           <w:szCs w:val="28"/>
         </w:rPr>
-        <w:instrText xml:space="preserve"> HYPERLINK \l _Toc10401 </w:instrText>
+        <w:instrText xml:space="preserve"> HYPERLINK \l _Toc26839 </w:instrText>
       </w:r>
       <w:r>
         <w:rPr>
@@ -802,7 +802,7 @@
         <w:fldChar w:fldCharType="begin"/>
       </w:r>
       <w:r>
-        <w:instrText xml:space="preserve"> PAGEREF _Toc10401 \h </w:instrText>
+        <w:instrText xml:space="preserve"> PAGEREF _Toc26839 \h </w:instrText>
       </w:r>
       <w:r>
         <w:fldChar w:fldCharType="separate"/>
@@ -840,7 +840,7 @@
           <w:rFonts w:hint="default" w:ascii="Times New Roman" w:hAnsi="Times New Roman" w:cs="Times New Roman"/>
           <w:szCs w:val="28"/>
         </w:rPr>
-        <w:instrText xml:space="preserve"> HYPERLINK \l _Toc24845 </w:instrText>
+        <w:instrText xml:space="preserve"> HYPERLINK \l _Toc28006 </w:instrText>
       </w:r>
       <w:r>
         <w:rPr>
@@ -863,7 +863,7 @@
         <w:fldChar w:fldCharType="begin"/>
       </w:r>
       <w:r>
-        <w:instrText xml:space="preserve"> PAGEREF _Toc24845 \h </w:instrText>
+        <w:instrText xml:space="preserve"> PAGEREF _Toc28006 \h </w:instrText>
       </w:r>
       <w:r>
         <w:fldChar w:fldCharType="separate"/>
@@ -901,7 +901,7 @@
           <w:rFonts w:hint="default" w:ascii="Times New Roman" w:hAnsi="Times New Roman" w:cs="Times New Roman"/>
           <w:szCs w:val="28"/>
         </w:rPr>
-        <w:instrText xml:space="preserve"> HYPERLINK \l _Toc20301 </w:instrText>
+        <w:instrText xml:space="preserve"> HYPERLINK \l _Toc11751 </w:instrText>
       </w:r>
       <w:r>
         <w:rPr>
@@ -924,7 +924,7 @@
         <w:fldChar w:fldCharType="begin"/>
       </w:r>
       <w:r>
-        <w:instrText xml:space="preserve"> PAGEREF _Toc20301 \h </w:instrText>
+        <w:instrText xml:space="preserve"> PAGEREF _Toc11751 \h </w:instrText>
       </w:r>
       <w:r>
         <w:fldChar w:fldCharType="separate"/>
@@ -962,7 +962,7 @@
           <w:rFonts w:hint="default" w:ascii="Times New Roman" w:hAnsi="Times New Roman" w:cs="Times New Roman"/>
           <w:szCs w:val="28"/>
         </w:rPr>
-        <w:instrText xml:space="preserve"> HYPERLINK \l _Toc5935 </w:instrText>
+        <w:instrText xml:space="preserve"> HYPERLINK \l _Toc28872 </w:instrText>
       </w:r>
       <w:r>
         <w:rPr>
@@ -985,13 +985,13 @@
         <w:fldChar w:fldCharType="begin"/>
       </w:r>
       <w:r>
-        <w:instrText xml:space="preserve"> PAGEREF _Toc5935 \h </w:instrText>
+        <w:instrText xml:space="preserve"> PAGEREF _Toc28872 \h </w:instrText>
       </w:r>
       <w:r>
         <w:fldChar w:fldCharType="separate"/>
       </w:r>
       <w:r>
-        <w:t>4</w:t>
+        <w:t>5</w:t>
       </w:r>
       <w:r>
         <w:fldChar w:fldCharType="end"/>
@@ -1023,7 +1023,7 @@
           <w:rFonts w:hint="default" w:ascii="Times New Roman" w:hAnsi="Times New Roman" w:cs="Times New Roman"/>
           <w:szCs w:val="28"/>
         </w:rPr>
-        <w:instrText xml:space="preserve"> HYPERLINK \l _Toc15379 </w:instrText>
+        <w:instrText xml:space="preserve"> HYPERLINK \l _Toc3628 </w:instrText>
       </w:r>
       <w:r>
         <w:rPr>
@@ -1046,13 +1046,13 @@
         <w:fldChar w:fldCharType="begin"/>
       </w:r>
       <w:r>
-        <w:instrText xml:space="preserve"> PAGEREF _Toc15379 \h </w:instrText>
+        <w:instrText xml:space="preserve"> PAGEREF _Toc3628 \h </w:instrText>
       </w:r>
       <w:r>
         <w:fldChar w:fldCharType="separate"/>
       </w:r>
       <w:r>
-        <w:t>5</w:t>
+        <w:t>6</w:t>
       </w:r>
       <w:r>
         <w:fldChar w:fldCharType="end"/>
@@ -1084,7 +1084,7 @@
           <w:rFonts w:hint="default" w:ascii="Times New Roman" w:hAnsi="Times New Roman" w:cs="Times New Roman"/>
           <w:szCs w:val="28"/>
         </w:rPr>
-        <w:instrText xml:space="preserve"> HYPERLINK \l _Toc31358 </w:instrText>
+        <w:instrText xml:space="preserve"> HYPERLINK \l _Toc27226 </w:instrText>
       </w:r>
       <w:r>
         <w:rPr>
@@ -1107,7 +1107,7 @@
         <w:fldChar w:fldCharType="begin"/>
       </w:r>
       <w:r>
-        <w:instrText xml:space="preserve"> PAGEREF _Toc31358 \h </w:instrText>
+        <w:instrText xml:space="preserve"> PAGEREF _Toc27226 \h </w:instrText>
       </w:r>
       <w:r>
         <w:fldChar w:fldCharType="separate"/>
@@ -1145,7 +1145,7 @@
           <w:rFonts w:hint="default" w:ascii="Times New Roman" w:hAnsi="Times New Roman" w:cs="Times New Roman"/>
           <w:szCs w:val="28"/>
         </w:rPr>
-        <w:instrText xml:space="preserve"> HYPERLINK \l _Toc4077 </w:instrText>
+        <w:instrText xml:space="preserve"> HYPERLINK \l _Toc17775 </w:instrText>
       </w:r>
       <w:r>
         <w:rPr>
@@ -1168,7 +1168,7 @@
         <w:fldChar w:fldCharType="begin"/>
       </w:r>
       <w:r>
-        <w:instrText xml:space="preserve"> PAGEREF _Toc4077 \h </w:instrText>
+        <w:instrText xml:space="preserve"> PAGEREF _Toc17775 \h </w:instrText>
       </w:r>
       <w:r>
         <w:fldChar w:fldCharType="separate"/>
@@ -1206,7 +1206,7 @@
           <w:rFonts w:hint="default" w:ascii="Times New Roman" w:hAnsi="Times New Roman" w:cs="Times New Roman"/>
           <w:szCs w:val="28"/>
         </w:rPr>
-        <w:instrText xml:space="preserve"> HYPERLINK \l _Toc5566 </w:instrText>
+        <w:instrText xml:space="preserve"> HYPERLINK \l _Toc32582 </w:instrText>
       </w:r>
       <w:r>
         <w:rPr>
@@ -1244,13 +1244,13 @@
         <w:fldChar w:fldCharType="begin"/>
       </w:r>
       <w:r>
-        <w:instrText xml:space="preserve"> PAGEREF _Toc5566 \h </w:instrText>
+        <w:instrText xml:space="preserve"> PAGEREF _Toc32582 \h </w:instrText>
       </w:r>
       <w:r>
         <w:fldChar w:fldCharType="separate"/>
       </w:r>
       <w:r>
-        <w:t>6</w:t>
+        <w:t>7</w:t>
       </w:r>
       <w:r>
         <w:fldChar w:fldCharType="end"/>
@@ -1282,7 +1282,7 @@
           <w:rFonts w:hint="default" w:ascii="Times New Roman" w:hAnsi="Times New Roman" w:cs="Times New Roman"/>
           <w:szCs w:val="28"/>
         </w:rPr>
-        <w:instrText xml:space="preserve"> HYPERLINK \l _Toc18782 </w:instrText>
+        <w:instrText xml:space="preserve"> HYPERLINK \l _Toc25261 </w:instrText>
       </w:r>
       <w:r>
         <w:rPr>
@@ -1320,13 +1320,13 @@
         <w:fldChar w:fldCharType="begin"/>
       </w:r>
       <w:r>
-        <w:instrText xml:space="preserve"> PAGEREF _Toc18782 \h </w:instrText>
+        <w:instrText xml:space="preserve"> PAGEREF _Toc25261 \h </w:instrText>
       </w:r>
       <w:r>
         <w:fldChar w:fldCharType="separate"/>
       </w:r>
       <w:r>
-        <w:t>6</w:t>
+        <w:t>7</w:t>
       </w:r>
       <w:r>
         <w:fldChar w:fldCharType="end"/>
@@ -1358,7 +1358,7 @@
           <w:rFonts w:hint="default" w:ascii="Times New Roman" w:hAnsi="Times New Roman" w:cs="Times New Roman"/>
           <w:szCs w:val="28"/>
         </w:rPr>
-        <w:instrText xml:space="preserve"> HYPERLINK \l _Toc22774 </w:instrText>
+        <w:instrText xml:space="preserve"> HYPERLINK \l _Toc28452 </w:instrText>
       </w:r>
       <w:r>
         <w:rPr>
@@ -1396,7 +1396,7 @@
         <w:fldChar w:fldCharType="begin"/>
       </w:r>
       <w:r>
-        <w:instrText xml:space="preserve"> PAGEREF _Toc22774 \h </w:instrText>
+        <w:instrText xml:space="preserve"> PAGEREF _Toc28452 \h </w:instrText>
       </w:r>
       <w:r>
         <w:fldChar w:fldCharType="separate"/>
@@ -1434,7 +1434,7 @@
           <w:rFonts w:hint="default" w:ascii="Times New Roman" w:hAnsi="Times New Roman" w:cs="Times New Roman"/>
           <w:szCs w:val="28"/>
         </w:rPr>
-        <w:instrText xml:space="preserve"> HYPERLINK \l _Toc32181 </w:instrText>
+        <w:instrText xml:space="preserve"> HYPERLINK \l _Toc10601 </w:instrText>
       </w:r>
       <w:r>
         <w:rPr>
@@ -1457,7 +1457,7 @@
         <w:fldChar w:fldCharType="begin"/>
       </w:r>
       <w:r>
-        <w:instrText xml:space="preserve"> PAGEREF _Toc32181 \h </w:instrText>
+        <w:instrText xml:space="preserve"> PAGEREF _Toc10601 \h </w:instrText>
       </w:r>
       <w:r>
         <w:fldChar w:fldCharType="separate"/>
@@ -1495,7 +1495,7 @@
           <w:rFonts w:hint="default" w:ascii="Times New Roman" w:hAnsi="Times New Roman" w:cs="Times New Roman"/>
           <w:szCs w:val="28"/>
         </w:rPr>
-        <w:instrText xml:space="preserve"> HYPERLINK \l _Toc23568 </w:instrText>
+        <w:instrText xml:space="preserve"> HYPERLINK \l _Toc4240 </w:instrText>
       </w:r>
       <w:r>
         <w:rPr>
@@ -1518,7 +1518,7 @@
         <w:fldChar w:fldCharType="begin"/>
       </w:r>
       <w:r>
-        <w:instrText xml:space="preserve"> PAGEREF _Toc23568 \h </w:instrText>
+        <w:instrText xml:space="preserve"> PAGEREF _Toc4240 \h </w:instrText>
       </w:r>
       <w:r>
         <w:fldChar w:fldCharType="separate"/>
@@ -1556,7 +1556,7 @@
           <w:rFonts w:hint="default" w:ascii="Times New Roman" w:hAnsi="Times New Roman" w:cs="Times New Roman"/>
           <w:szCs w:val="28"/>
         </w:rPr>
-        <w:instrText xml:space="preserve"> HYPERLINK \l _Toc17833 </w:instrText>
+        <w:instrText xml:space="preserve"> HYPERLINK \l _Toc14951 </w:instrText>
       </w:r>
       <w:r>
         <w:rPr>
@@ -1579,13 +1579,13 @@
         <w:fldChar w:fldCharType="begin"/>
       </w:r>
       <w:r>
-        <w:instrText xml:space="preserve"> PAGEREF _Toc17833 \h </w:instrText>
+        <w:instrText xml:space="preserve"> PAGEREF _Toc14951 \h </w:instrText>
       </w:r>
       <w:r>
         <w:fldChar w:fldCharType="separate"/>
       </w:r>
       <w:r>
-        <w:t>7</w:t>
+        <w:t>8</w:t>
       </w:r>
       <w:r>
         <w:fldChar w:fldCharType="end"/>
@@ -1617,7 +1617,7 @@
           <w:rFonts w:hint="default" w:ascii="Times New Roman" w:hAnsi="Times New Roman" w:cs="Times New Roman"/>
           <w:szCs w:val="28"/>
         </w:rPr>
-        <w:instrText xml:space="preserve"> HYPERLINK \l _Toc31636 </w:instrText>
+        <w:instrText xml:space="preserve"> HYPERLINK \l _Toc31598 </w:instrText>
       </w:r>
       <w:r>
         <w:rPr>
@@ -1648,7 +1648,7 @@
         <w:fldChar w:fldCharType="begin"/>
       </w:r>
       <w:r>
-        <w:instrText xml:space="preserve"> PAGEREF _Toc31636 \h </w:instrText>
+        <w:instrText xml:space="preserve"> PAGEREF _Toc31598 \h </w:instrText>
       </w:r>
       <w:r>
         <w:fldChar w:fldCharType="separate"/>
@@ -1686,7 +1686,7 @@
           <w:rFonts w:hint="default" w:ascii="Times New Roman" w:hAnsi="Times New Roman" w:cs="Times New Roman"/>
           <w:szCs w:val="28"/>
         </w:rPr>
-        <w:instrText xml:space="preserve"> HYPERLINK \l _Toc16288 </w:instrText>
+        <w:instrText xml:space="preserve"> HYPERLINK \l _Toc10087 </w:instrText>
       </w:r>
       <w:r>
         <w:rPr>
@@ -1717,7 +1717,7 @@
         <w:fldChar w:fldCharType="begin"/>
       </w:r>
       <w:r>
-        <w:instrText xml:space="preserve"> PAGEREF _Toc16288 \h </w:instrText>
+        <w:instrText xml:space="preserve"> PAGEREF _Toc10087 \h </w:instrText>
       </w:r>
       <w:r>
         <w:fldChar w:fldCharType="separate"/>
@@ -1755,7 +1755,7 @@
           <w:rFonts w:hint="default" w:ascii="Times New Roman" w:hAnsi="Times New Roman" w:cs="Times New Roman"/>
           <w:szCs w:val="28"/>
         </w:rPr>
-        <w:instrText xml:space="preserve"> HYPERLINK \l _Toc18504 </w:instrText>
+        <w:instrText xml:space="preserve"> HYPERLINK \l _Toc5696 </w:instrText>
       </w:r>
       <w:r>
         <w:rPr>
@@ -1786,13 +1786,13 @@
         <w:fldChar w:fldCharType="begin"/>
       </w:r>
       <w:r>
-        <w:instrText xml:space="preserve"> PAGEREF _Toc18504 \h </w:instrText>
+        <w:instrText xml:space="preserve"> PAGEREF _Toc5696 \h </w:instrText>
       </w:r>
       <w:r>
         <w:fldChar w:fldCharType="separate"/>
       </w:r>
       <w:r>
-        <w:t>8</w:t>
+        <w:t>9</w:t>
       </w:r>
       <w:r>
         <w:fldChar w:fldCharType="end"/>
@@ -1824,7 +1824,7 @@
           <w:rFonts w:hint="default" w:ascii="Times New Roman" w:hAnsi="Times New Roman" w:cs="Times New Roman"/>
           <w:szCs w:val="28"/>
         </w:rPr>
-        <w:instrText xml:space="preserve"> HYPERLINK \l _Toc23898 </w:instrText>
+        <w:instrText xml:space="preserve"> HYPERLINK \l _Toc29085 </w:instrText>
       </w:r>
       <w:r>
         <w:rPr>
@@ -1855,7 +1855,7 @@
         <w:fldChar w:fldCharType="begin"/>
       </w:r>
       <w:r>
-        <w:instrText xml:space="preserve"> PAGEREF _Toc23898 \h </w:instrText>
+        <w:instrText xml:space="preserve"> PAGEREF _Toc29085 \h </w:instrText>
       </w:r>
       <w:r>
         <w:fldChar w:fldCharType="separate"/>
@@ -1893,7 +1893,7 @@
           <w:rFonts w:hint="default" w:ascii="Times New Roman" w:hAnsi="Times New Roman" w:cs="Times New Roman"/>
           <w:szCs w:val="28"/>
         </w:rPr>
-        <w:instrText xml:space="preserve"> HYPERLINK \l _Toc18613 </w:instrText>
+        <w:instrText xml:space="preserve"> HYPERLINK \l _Toc10042 </w:instrText>
       </w:r>
       <w:r>
         <w:rPr>
@@ -1924,7 +1924,7 @@
         <w:fldChar w:fldCharType="begin"/>
       </w:r>
       <w:r>
-        <w:instrText xml:space="preserve"> PAGEREF _Toc18613 \h </w:instrText>
+        <w:instrText xml:space="preserve"> PAGEREF _Toc10042 \h </w:instrText>
       </w:r>
       <w:r>
         <w:fldChar w:fldCharType="separate"/>
@@ -1962,7 +1962,7 @@
           <w:rFonts w:hint="default" w:ascii="Times New Roman" w:hAnsi="Times New Roman" w:cs="Times New Roman"/>
           <w:szCs w:val="28"/>
         </w:rPr>
-        <w:instrText xml:space="preserve"> HYPERLINK \l _Toc8159 </w:instrText>
+        <w:instrText xml:space="preserve"> HYPERLINK \l _Toc12533 </w:instrText>
       </w:r>
       <w:r>
         <w:rPr>
@@ -1993,13 +1993,13 @@
         <w:fldChar w:fldCharType="begin"/>
       </w:r>
       <w:r>
-        <w:instrText xml:space="preserve"> PAGEREF _Toc8159 \h </w:instrText>
+        <w:instrText xml:space="preserve"> PAGEREF _Toc12533 \h </w:instrText>
       </w:r>
       <w:r>
         <w:fldChar w:fldCharType="separate"/>
       </w:r>
       <w:r>
-        <w:t>9</w:t>
+        <w:t>10</w:t>
       </w:r>
       <w:r>
         <w:fldChar w:fldCharType="end"/>
@@ -2031,7 +2031,7 @@
           <w:rFonts w:hint="default" w:ascii="Times New Roman" w:hAnsi="Times New Roman" w:cs="Times New Roman"/>
           <w:szCs w:val="28"/>
         </w:rPr>
-        <w:instrText xml:space="preserve"> HYPERLINK \l _Toc17374 </w:instrText>
+        <w:instrText xml:space="preserve"> HYPERLINK \l _Toc20223 </w:instrText>
       </w:r>
       <w:r>
         <w:rPr>
@@ -2062,7 +2062,7 @@
         <w:fldChar w:fldCharType="begin"/>
       </w:r>
       <w:r>
-        <w:instrText xml:space="preserve"> PAGEREF _Toc17374 \h </w:instrText>
+        <w:instrText xml:space="preserve"> PAGEREF _Toc20223 \h </w:instrText>
       </w:r>
       <w:r>
         <w:fldChar w:fldCharType="separate"/>
@@ -2100,7 +2100,7 @@
           <w:rFonts w:hint="default" w:ascii="Times New Roman" w:hAnsi="Times New Roman" w:cs="Times New Roman"/>
           <w:szCs w:val="28"/>
         </w:rPr>
-        <w:instrText xml:space="preserve"> HYPERLINK \l _Toc15321 </w:instrText>
+        <w:instrText xml:space="preserve"> HYPERLINK \l _Toc21090 </w:instrText>
       </w:r>
       <w:r>
         <w:rPr>
@@ -2131,13 +2131,13 @@
         <w:fldChar w:fldCharType="begin"/>
       </w:r>
       <w:r>
-        <w:instrText xml:space="preserve"> PAGEREF _Toc15321 \h </w:instrText>
+        <w:instrText xml:space="preserve"> PAGEREF _Toc21090 \h </w:instrText>
       </w:r>
       <w:r>
         <w:fldChar w:fldCharType="separate"/>
       </w:r>
       <w:r>
-        <w:t>10</w:t>
+        <w:t>11</w:t>
       </w:r>
       <w:r>
         <w:fldChar w:fldCharType="end"/>
@@ -2169,7 +2169,7 @@
           <w:rFonts w:hint="default" w:ascii="Times New Roman" w:hAnsi="Times New Roman" w:cs="Times New Roman"/>
           <w:szCs w:val="28"/>
         </w:rPr>
-        <w:instrText xml:space="preserve"> HYPERLINK \l _Toc18096 </w:instrText>
+        <w:instrText xml:space="preserve"> HYPERLINK \l _Toc16932 </w:instrText>
       </w:r>
       <w:r>
         <w:rPr>
@@ -2200,7 +2200,7 @@
         <w:fldChar w:fldCharType="begin"/>
       </w:r>
       <w:r>
-        <w:instrText xml:space="preserve"> PAGEREF _Toc18096 \h </w:instrText>
+        <w:instrText xml:space="preserve"> PAGEREF _Toc16932 \h </w:instrText>
       </w:r>
       <w:r>
         <w:fldChar w:fldCharType="separate"/>
@@ -2238,7 +2238,7 @@
           <w:rFonts w:hint="default" w:ascii="Times New Roman" w:hAnsi="Times New Roman" w:cs="Times New Roman"/>
           <w:szCs w:val="28"/>
         </w:rPr>
-        <w:instrText xml:space="preserve"> HYPERLINK \l _Toc12740 </w:instrText>
+        <w:instrText xml:space="preserve"> HYPERLINK \l _Toc3534 </w:instrText>
       </w:r>
       <w:r>
         <w:rPr>
@@ -2269,7 +2269,7 @@
         <w:fldChar w:fldCharType="begin"/>
       </w:r>
       <w:r>
-        <w:instrText xml:space="preserve"> PAGEREF _Toc12740 \h </w:instrText>
+        <w:instrText xml:space="preserve"> PAGEREF _Toc3534 \h </w:instrText>
       </w:r>
       <w:r>
         <w:fldChar w:fldCharType="separate"/>
@@ -2307,7 +2307,7 @@
           <w:rFonts w:hint="default" w:ascii="Times New Roman" w:hAnsi="Times New Roman" w:cs="Times New Roman"/>
           <w:szCs w:val="28"/>
         </w:rPr>
-        <w:instrText xml:space="preserve"> HYPERLINK \l _Toc25075 </w:instrText>
+        <w:instrText xml:space="preserve"> HYPERLINK \l _Toc32749 </w:instrText>
       </w:r>
       <w:r>
         <w:rPr>
@@ -2331,13 +2331,13 @@
         <w:fldChar w:fldCharType="begin"/>
       </w:r>
       <w:r>
-        <w:instrText xml:space="preserve"> PAGEREF _Toc25075 \h </w:instrText>
+        <w:instrText xml:space="preserve"> PAGEREF _Toc32749 \h </w:instrText>
       </w:r>
       <w:r>
         <w:fldChar w:fldCharType="separate"/>
       </w:r>
       <w:r>
-        <w:t>11</w:t>
+        <w:t>12</w:t>
       </w:r>
       <w:r>
         <w:fldChar w:fldCharType="end"/>
@@ -2369,7 +2369,7 @@
           <w:rFonts w:hint="default" w:ascii="Times New Roman" w:hAnsi="Times New Roman" w:cs="Times New Roman"/>
           <w:szCs w:val="28"/>
         </w:rPr>
-        <w:instrText xml:space="preserve"> HYPERLINK \l _Toc151 </w:instrText>
+        <w:instrText xml:space="preserve"> HYPERLINK \l _Toc30823 </w:instrText>
       </w:r>
       <w:r>
         <w:rPr>
@@ -2400,13 +2400,13 @@
         <w:fldChar w:fldCharType="begin"/>
       </w:r>
       <w:r>
-        <w:instrText xml:space="preserve"> PAGEREF _Toc151 \h </w:instrText>
+        <w:instrText xml:space="preserve"> PAGEREF _Toc30823 \h </w:instrText>
       </w:r>
       <w:r>
         <w:fldChar w:fldCharType="separate"/>
       </w:r>
       <w:r>
-        <w:t>11</w:t>
+        <w:t>12</w:t>
       </w:r>
       <w:r>
         <w:fldChar w:fldCharType="end"/>
@@ -2438,7 +2438,7 @@
           <w:rFonts w:hint="default" w:ascii="Times New Roman" w:hAnsi="Times New Roman" w:cs="Times New Roman"/>
           <w:szCs w:val="28"/>
         </w:rPr>
-        <w:instrText xml:space="preserve"> HYPERLINK \l _Toc19652 </w:instrText>
+        <w:instrText xml:space="preserve"> HYPERLINK \l _Toc30695 </w:instrText>
       </w:r>
       <w:r>
         <w:rPr>
@@ -2469,7 +2469,7 @@
         <w:fldChar w:fldCharType="begin"/>
       </w:r>
       <w:r>
-        <w:instrText xml:space="preserve"> PAGEREF _Toc19652 \h </w:instrText>
+        <w:instrText xml:space="preserve"> PAGEREF _Toc30695 \h </w:instrText>
       </w:r>
       <w:r>
         <w:fldChar w:fldCharType="separate"/>
@@ -2507,7 +2507,7 @@
           <w:rFonts w:hint="default" w:ascii="Times New Roman" w:hAnsi="Times New Roman" w:cs="Times New Roman"/>
           <w:szCs w:val="28"/>
         </w:rPr>
-        <w:instrText xml:space="preserve"> HYPERLINK \l _Toc3806 </w:instrText>
+        <w:instrText xml:space="preserve"> HYPERLINK \l _Toc32336 </w:instrText>
       </w:r>
       <w:r>
         <w:rPr>
@@ -2538,7 +2538,7 @@
         <w:fldChar w:fldCharType="begin"/>
       </w:r>
       <w:r>
-        <w:instrText xml:space="preserve"> PAGEREF _Toc3806 \h </w:instrText>
+        <w:instrText xml:space="preserve"> PAGEREF _Toc32336 \h </w:instrText>
       </w:r>
       <w:r>
         <w:fldChar w:fldCharType="separate"/>
@@ -2576,7 +2576,7 @@
           <w:rFonts w:hint="default" w:ascii="Times New Roman" w:hAnsi="Times New Roman" w:cs="Times New Roman"/>
           <w:szCs w:val="28"/>
         </w:rPr>
-        <w:instrText xml:space="preserve"> HYPERLINK \l _Toc14305 </w:instrText>
+        <w:instrText xml:space="preserve"> HYPERLINK \l _Toc23876 </w:instrText>
       </w:r>
       <w:r>
         <w:rPr>
@@ -2607,7 +2607,7 @@
         <w:fldChar w:fldCharType="begin"/>
       </w:r>
       <w:r>
-        <w:instrText xml:space="preserve"> PAGEREF _Toc14305 \h </w:instrText>
+        <w:instrText xml:space="preserve"> PAGEREF _Toc23876 \h </w:instrText>
       </w:r>
       <w:r>
         <w:fldChar w:fldCharType="separate"/>
@@ -2645,7 +2645,7 @@
           <w:rFonts w:hint="default" w:ascii="Times New Roman" w:hAnsi="Times New Roman" w:cs="Times New Roman"/>
           <w:szCs w:val="28"/>
         </w:rPr>
-        <w:instrText xml:space="preserve"> HYPERLINK \l _Toc1360 </w:instrText>
+        <w:instrText xml:space="preserve"> HYPERLINK \l _Toc10001 </w:instrText>
       </w:r>
       <w:r>
         <w:rPr>
@@ -2678,7 +2678,7 @@
         <w:fldChar w:fldCharType="begin"/>
       </w:r>
       <w:r>
-        <w:instrText xml:space="preserve"> PAGEREF _Toc1360 \h </w:instrText>
+        <w:instrText xml:space="preserve"> PAGEREF _Toc10001 \h </w:instrText>
       </w:r>
       <w:r>
         <w:fldChar w:fldCharType="separate"/>
@@ -2716,7 +2716,7 @@
           <w:rFonts w:hint="default" w:ascii="Times New Roman" w:hAnsi="Times New Roman" w:cs="Times New Roman"/>
           <w:szCs w:val="28"/>
         </w:rPr>
-        <w:instrText xml:space="preserve"> HYPERLINK \l _Toc16462 </w:instrText>
+        <w:instrText xml:space="preserve"> HYPERLINK \l _Toc7715 </w:instrText>
       </w:r>
       <w:r>
         <w:rPr>
@@ -2747,7 +2747,7 @@
         <w:fldChar w:fldCharType="begin"/>
       </w:r>
       <w:r>
-        <w:instrText xml:space="preserve"> PAGEREF _Toc16462 \h </w:instrText>
+        <w:instrText xml:space="preserve"> PAGEREF _Toc7715 \h </w:instrText>
       </w:r>
       <w:r>
         <w:fldChar w:fldCharType="separate"/>
@@ -2785,7 +2785,7 @@
           <w:rFonts w:hint="default" w:ascii="Times New Roman" w:hAnsi="Times New Roman" w:cs="Times New Roman"/>
           <w:szCs w:val="28"/>
         </w:rPr>
-        <w:instrText xml:space="preserve"> HYPERLINK \l _Toc28518 </w:instrText>
+        <w:instrText xml:space="preserve"> HYPERLINK \l _Toc25134 </w:instrText>
       </w:r>
       <w:r>
         <w:rPr>
@@ -2816,7 +2816,7 @@
         <w:fldChar w:fldCharType="begin"/>
       </w:r>
       <w:r>
-        <w:instrText xml:space="preserve"> PAGEREF _Toc28518 \h </w:instrText>
+        <w:instrText xml:space="preserve"> PAGEREF _Toc25134 \h </w:instrText>
       </w:r>
       <w:r>
         <w:fldChar w:fldCharType="separate"/>
@@ -2854,7 +2854,7 @@
           <w:rFonts w:hint="default" w:ascii="Times New Roman" w:hAnsi="Times New Roman" w:cs="Times New Roman"/>
           <w:szCs w:val="28"/>
         </w:rPr>
-        <w:instrText xml:space="preserve"> HYPERLINK \l _Toc9239 </w:instrText>
+        <w:instrText xml:space="preserve"> HYPERLINK \l _Toc26168 </w:instrText>
       </w:r>
       <w:r>
         <w:rPr>
@@ -2885,7 +2885,7 @@
         <w:fldChar w:fldCharType="begin"/>
       </w:r>
       <w:r>
-        <w:instrText xml:space="preserve"> PAGEREF _Toc9239 \h </w:instrText>
+        <w:instrText xml:space="preserve"> PAGEREF _Toc26168 \h </w:instrText>
       </w:r>
       <w:r>
         <w:fldChar w:fldCharType="separate"/>
@@ -2923,7 +2923,7 @@
           <w:rFonts w:hint="default" w:ascii="Times New Roman" w:hAnsi="Times New Roman" w:cs="Times New Roman"/>
           <w:szCs w:val="28"/>
         </w:rPr>
-        <w:instrText xml:space="preserve"> HYPERLINK \l _Toc22925 </w:instrText>
+        <w:instrText xml:space="preserve"> HYPERLINK \l _Toc17870 </w:instrText>
       </w:r>
       <w:r>
         <w:rPr>
@@ -2954,13 +2954,13 @@
         <w:fldChar w:fldCharType="begin"/>
       </w:r>
       <w:r>
-        <w:instrText xml:space="preserve"> PAGEREF _Toc22925 \h </w:instrText>
+        <w:instrText xml:space="preserve"> PAGEREF _Toc17870 \h </w:instrText>
       </w:r>
       <w:r>
         <w:fldChar w:fldCharType="separate"/>
       </w:r>
       <w:r>
-        <w:t>19</w:t>
+        <w:t>20</w:t>
       </w:r>
       <w:r>
         <w:fldChar w:fldCharType="end"/>
@@ -2992,7 +2992,7 @@
           <w:rFonts w:hint="default" w:ascii="Times New Roman" w:hAnsi="Times New Roman" w:cs="Times New Roman"/>
           <w:szCs w:val="28"/>
         </w:rPr>
-        <w:instrText xml:space="preserve"> HYPERLINK \l _Toc12863 </w:instrText>
+        <w:instrText xml:space="preserve"> HYPERLINK \l _Toc3934 </w:instrText>
       </w:r>
       <w:r>
         <w:rPr>
@@ -3023,7 +3023,7 @@
         <w:fldChar w:fldCharType="begin"/>
       </w:r>
       <w:r>
-        <w:instrText xml:space="preserve"> PAGEREF _Toc12863 \h </w:instrText>
+        <w:instrText xml:space="preserve"> PAGEREF _Toc3934 \h </w:instrText>
       </w:r>
       <w:r>
         <w:fldChar w:fldCharType="separate"/>
@@ -3061,7 +3061,7 @@
           <w:rFonts w:hint="default" w:ascii="Times New Roman" w:hAnsi="Times New Roman" w:cs="Times New Roman"/>
           <w:szCs w:val="28"/>
         </w:rPr>
-        <w:instrText xml:space="preserve"> HYPERLINK \l _Toc8665 </w:instrText>
+        <w:instrText xml:space="preserve"> HYPERLINK \l _Toc14181 </w:instrText>
       </w:r>
       <w:r>
         <w:rPr>
@@ -3092,7 +3092,7 @@
         <w:fldChar w:fldCharType="begin"/>
       </w:r>
       <w:r>
-        <w:instrText xml:space="preserve"> PAGEREF _Toc8665 \h </w:instrText>
+        <w:instrText xml:space="preserve"> PAGEREF _Toc14181 \h </w:instrText>
       </w:r>
       <w:r>
         <w:fldChar w:fldCharType="separate"/>
@@ -3130,7 +3130,7 @@
           <w:rFonts w:hint="default" w:ascii="Times New Roman" w:hAnsi="Times New Roman" w:cs="Times New Roman"/>
           <w:szCs w:val="28"/>
         </w:rPr>
-        <w:instrText xml:space="preserve"> HYPERLINK \l _Toc30500 </w:instrText>
+        <w:instrText xml:space="preserve"> HYPERLINK \l _Toc14369 </w:instrText>
       </w:r>
       <w:r>
         <w:rPr>
@@ -3161,7 +3161,7 @@
         <w:fldChar w:fldCharType="begin"/>
       </w:r>
       <w:r>
-        <w:instrText xml:space="preserve"> PAGEREF _Toc30500 \h </w:instrText>
+        <w:instrText xml:space="preserve"> PAGEREF _Toc14369 \h </w:instrText>
       </w:r>
       <w:r>
         <w:fldChar w:fldCharType="separate"/>
@@ -3199,7 +3199,7 @@
           <w:rFonts w:hint="default" w:ascii="Times New Roman" w:hAnsi="Times New Roman" w:cs="Times New Roman"/>
           <w:szCs w:val="28"/>
         </w:rPr>
-        <w:instrText xml:space="preserve"> HYPERLINK \l _Toc5996 </w:instrText>
+        <w:instrText xml:space="preserve"> HYPERLINK \l _Toc30378 </w:instrText>
       </w:r>
       <w:r>
         <w:rPr>
@@ -3230,7 +3230,7 @@
         <w:fldChar w:fldCharType="begin"/>
       </w:r>
       <w:r>
-        <w:instrText xml:space="preserve"> PAGEREF _Toc5996 \h </w:instrText>
+        <w:instrText xml:space="preserve"> PAGEREF _Toc30378 \h </w:instrText>
       </w:r>
       <w:r>
         <w:fldChar w:fldCharType="separate"/>
@@ -3268,7 +3268,7 @@
           <w:rFonts w:hint="default" w:ascii="Times New Roman" w:hAnsi="Times New Roman" w:cs="Times New Roman"/>
           <w:szCs w:val="28"/>
         </w:rPr>
-        <w:instrText xml:space="preserve"> HYPERLINK \l _Toc28878 </w:instrText>
+        <w:instrText xml:space="preserve"> HYPERLINK \l _Toc14152 </w:instrText>
       </w:r>
       <w:r>
         <w:rPr>
@@ -3299,7 +3299,7 @@
         <w:fldChar w:fldCharType="begin"/>
       </w:r>
       <w:r>
-        <w:instrText xml:space="preserve"> PAGEREF _Toc28878 \h </w:instrText>
+        <w:instrText xml:space="preserve"> PAGEREF _Toc14152 \h </w:instrText>
       </w:r>
       <w:r>
         <w:fldChar w:fldCharType="separate"/>
@@ -3337,7 +3337,7 @@
           <w:rFonts w:hint="default" w:ascii="Times New Roman" w:hAnsi="Times New Roman" w:cs="Times New Roman"/>
           <w:szCs w:val="28"/>
         </w:rPr>
-        <w:instrText xml:space="preserve"> HYPERLINK \l _Toc9703 </w:instrText>
+        <w:instrText xml:space="preserve"> HYPERLINK \l _Toc1393 </w:instrText>
       </w:r>
       <w:r>
         <w:rPr>
@@ -3368,13 +3368,13 @@
         <w:fldChar w:fldCharType="begin"/>
       </w:r>
       <w:r>
-        <w:instrText xml:space="preserve"> PAGEREF _Toc9703 \h </w:instrText>
+        <w:instrText xml:space="preserve"> PAGEREF _Toc1393 \h </w:instrText>
       </w:r>
       <w:r>
         <w:fldChar w:fldCharType="separate"/>
       </w:r>
       <w:r>
-        <w:t>26</w:t>
+        <w:t>27</w:t>
       </w:r>
       <w:r>
         <w:fldChar w:fldCharType="end"/>
@@ -3406,7 +3406,7 @@
           <w:rFonts w:hint="default" w:ascii="Times New Roman" w:hAnsi="Times New Roman" w:cs="Times New Roman"/>
           <w:szCs w:val="28"/>
         </w:rPr>
-        <w:instrText xml:space="preserve"> HYPERLINK \l _Toc13073 </w:instrText>
+        <w:instrText xml:space="preserve"> HYPERLINK \l _Toc7387 </w:instrText>
       </w:r>
       <w:r>
         <w:rPr>
@@ -3419,14 +3419,1113 @@
         <w:rPr>
           <w:rFonts w:hint="default" w:ascii="Times New Roman" w:hAnsi="Times New Roman" w:cs="Times New Roman"/>
           <w:szCs w:val="32"/>
+          <w:lang w:val="en-US"/>
+        </w:rPr>
+        <w:t>18. Activity Diagram</w:t>
+      </w:r>
+      <w:r>
+        <w:tab/>
+      </w:r>
+      <w:r>
+        <w:fldChar w:fldCharType="begin"/>
+      </w:r>
+      <w:r>
+        <w:instrText xml:space="preserve"> PAGEREF _Toc7387 \h </w:instrText>
+      </w:r>
+      <w:r>
+        <w:fldChar w:fldCharType="separate"/>
+      </w:r>
+      <w:r>
+        <w:t>28</w:t>
+      </w:r>
+      <w:r>
+        <w:fldChar w:fldCharType="end"/>
+      </w:r>
+      <w:r>
+        <w:rPr>
+          <w:rFonts w:hint="default" w:ascii="Times New Roman" w:hAnsi="Times New Roman" w:cs="Times New Roman"/>
+          <w:szCs w:val="28"/>
+        </w:rPr>
+        <w:fldChar w:fldCharType="end"/>
+      </w:r>
+    </w:p>
+    <w:p>
+      <w:pPr>
+        <w:pStyle w:val="144"/>
+        <w:tabs>
+          <w:tab w:val="right" w:leader="dot" w:pos="8306"/>
+        </w:tabs>
+      </w:pPr>
+      <w:r>
+        <w:rPr>
+          <w:rFonts w:hint="default" w:ascii="Times New Roman" w:hAnsi="Times New Roman" w:cs="Times New Roman"/>
+          <w:szCs w:val="28"/>
+        </w:rPr>
+        <w:fldChar w:fldCharType="begin"/>
+      </w:r>
+      <w:r>
+        <w:rPr>
+          <w:rFonts w:hint="default" w:ascii="Times New Roman" w:hAnsi="Times New Roman" w:cs="Times New Roman"/>
+          <w:szCs w:val="28"/>
+        </w:rPr>
+        <w:instrText xml:space="preserve"> HYPERLINK \l _Toc31517 </w:instrText>
+      </w:r>
+      <w:r>
+        <w:rPr>
+          <w:rFonts w:hint="default" w:ascii="Times New Roman" w:hAnsi="Times New Roman" w:cs="Times New Roman"/>
+          <w:szCs w:val="28"/>
+        </w:rPr>
+        <w:fldChar w:fldCharType="separate"/>
+      </w:r>
+      <w:r>
+        <w:rPr>
+          <w:rFonts w:hint="default" w:ascii="Times New Roman" w:hAnsi="Times New Roman" w:cs="Times New Roman"/>
+          <w:szCs w:val="28"/>
+        </w:rPr>
+        <w:t>18.1. Khởi động và Kiểm tra kết nối (Startu1. Đăng nhập và Kiểm tra quyền (Authentication)</w:t>
+      </w:r>
+      <w:r>
+        <w:tab/>
+      </w:r>
+      <w:r>
+        <w:fldChar w:fldCharType="begin"/>
+      </w:r>
+      <w:r>
+        <w:instrText xml:space="preserve"> PAGEREF _Toc31517 \h </w:instrText>
+      </w:r>
+      <w:r>
+        <w:fldChar w:fldCharType="separate"/>
+      </w:r>
+      <w:r>
+        <w:t>28</w:t>
+      </w:r>
+      <w:r>
+        <w:fldChar w:fldCharType="end"/>
+      </w:r>
+      <w:r>
+        <w:rPr>
+          <w:rFonts w:hint="default" w:ascii="Times New Roman" w:hAnsi="Times New Roman" w:cs="Times New Roman"/>
+          <w:szCs w:val="28"/>
+        </w:rPr>
+        <w:fldChar w:fldCharType="end"/>
+      </w:r>
+    </w:p>
+    <w:p>
+      <w:pPr>
+        <w:pStyle w:val="144"/>
+        <w:tabs>
+          <w:tab w:val="right" w:leader="dot" w:pos="8306"/>
+        </w:tabs>
+      </w:pPr>
+      <w:r>
+        <w:rPr>
+          <w:rFonts w:hint="default" w:ascii="Times New Roman" w:hAnsi="Times New Roman" w:cs="Times New Roman"/>
+          <w:szCs w:val="28"/>
+        </w:rPr>
+        <w:fldChar w:fldCharType="begin"/>
+      </w:r>
+      <w:r>
+        <w:rPr>
+          <w:rFonts w:hint="default" w:ascii="Times New Roman" w:hAnsi="Times New Roman" w:cs="Times New Roman"/>
+          <w:szCs w:val="28"/>
+        </w:rPr>
+        <w:instrText xml:space="preserve"> HYPERLINK \l _Toc13379 </w:instrText>
+      </w:r>
+      <w:r>
+        <w:rPr>
+          <w:rFonts w:hint="default" w:ascii="Times New Roman" w:hAnsi="Times New Roman" w:cs="Times New Roman"/>
+          <w:szCs w:val="28"/>
+        </w:rPr>
+        <w:fldChar w:fldCharType="separate"/>
+      </w:r>
+      <w:r>
+        <w:rPr>
+          <w:rFonts w:hint="default" w:ascii="Times New Roman" w:hAnsi="Times New Roman" w:eastAsia="SimSun" w:cs="Times New Roman"/>
+          <w:szCs w:val="28"/>
+        </w:rPr>
+        <w:t>18.2. Tải danh sách địa điểm - Thành công (Load Data Success)</w:t>
+      </w:r>
+      <w:r>
+        <w:tab/>
+      </w:r>
+      <w:r>
+        <w:fldChar w:fldCharType="begin"/>
+      </w:r>
+      <w:r>
+        <w:instrText xml:space="preserve"> PAGEREF _Toc13379 \h </w:instrText>
+      </w:r>
+      <w:r>
+        <w:fldChar w:fldCharType="separate"/>
+      </w:r>
+      <w:r>
+        <w:t>28</w:t>
+      </w:r>
+      <w:r>
+        <w:fldChar w:fldCharType="end"/>
+      </w:r>
+      <w:r>
+        <w:rPr>
+          <w:rFonts w:hint="default" w:ascii="Times New Roman" w:hAnsi="Times New Roman" w:cs="Times New Roman"/>
+          <w:szCs w:val="28"/>
+        </w:rPr>
+        <w:fldChar w:fldCharType="end"/>
+      </w:r>
+    </w:p>
+    <w:p>
+      <w:pPr>
+        <w:pStyle w:val="144"/>
+        <w:tabs>
+          <w:tab w:val="right" w:leader="dot" w:pos="8306"/>
+        </w:tabs>
+      </w:pPr>
+      <w:r>
+        <w:rPr>
+          <w:rFonts w:hint="default" w:ascii="Times New Roman" w:hAnsi="Times New Roman" w:cs="Times New Roman"/>
+          <w:szCs w:val="28"/>
+        </w:rPr>
+        <w:fldChar w:fldCharType="begin"/>
+      </w:r>
+      <w:r>
+        <w:rPr>
+          <w:rFonts w:hint="default" w:ascii="Times New Roman" w:hAnsi="Times New Roman" w:cs="Times New Roman"/>
+          <w:szCs w:val="28"/>
+        </w:rPr>
+        <w:instrText xml:space="preserve"> HYPERLINK \l _Toc2240 </w:instrText>
+      </w:r>
+      <w:r>
+        <w:rPr>
+          <w:rFonts w:hint="default" w:ascii="Times New Roman" w:hAnsi="Times New Roman" w:cs="Times New Roman"/>
+          <w:szCs w:val="28"/>
+        </w:rPr>
+        <w:fldChar w:fldCharType="separate"/>
+      </w:r>
+      <w:r>
+        <w:rPr>
+          <w:rFonts w:hint="default" w:ascii="Times New Roman" w:hAnsi="Times New Roman" w:cs="Times New Roman"/>
+          <w:szCs w:val="28"/>
           <w:lang w:val="vi-VN"/>
         </w:rPr>
-        <w:t>18</w:t>
+        <w:t xml:space="preserve">18.3. </w:t>
+      </w:r>
+      <w:r>
+        <w:rPr>
+          <w:rFonts w:hint="default" w:ascii="Times New Roman" w:hAnsi="Times New Roman" w:cs="Times New Roman"/>
+          <w:szCs w:val="28"/>
+        </w:rPr>
+        <w:t>Dashboard Tổng quát (Admin)</w:t>
+      </w:r>
+      <w:r>
+        <w:tab/>
+      </w:r>
+      <w:r>
+        <w:fldChar w:fldCharType="begin"/>
+      </w:r>
+      <w:r>
+        <w:instrText xml:space="preserve"> PAGEREF _Toc2240 \h </w:instrText>
+      </w:r>
+      <w:r>
+        <w:fldChar w:fldCharType="separate"/>
+      </w:r>
+      <w:r>
+        <w:t>28</w:t>
+      </w:r>
+      <w:r>
+        <w:fldChar w:fldCharType="end"/>
+      </w:r>
+      <w:r>
+        <w:rPr>
+          <w:rFonts w:hint="default" w:ascii="Times New Roman" w:hAnsi="Times New Roman" w:cs="Times New Roman"/>
+          <w:szCs w:val="28"/>
+        </w:rPr>
+        <w:fldChar w:fldCharType="end"/>
+      </w:r>
+    </w:p>
+    <w:p>
+      <w:pPr>
+        <w:pStyle w:val="144"/>
+        <w:tabs>
+          <w:tab w:val="right" w:leader="dot" w:pos="8306"/>
+        </w:tabs>
+      </w:pPr>
+      <w:r>
+        <w:rPr>
+          <w:rFonts w:hint="default" w:ascii="Times New Roman" w:hAnsi="Times New Roman" w:cs="Times New Roman"/>
+          <w:szCs w:val="28"/>
+        </w:rPr>
+        <w:fldChar w:fldCharType="begin"/>
+      </w:r>
+      <w:r>
+        <w:rPr>
+          <w:rFonts w:hint="default" w:ascii="Times New Roman" w:hAnsi="Times New Roman" w:cs="Times New Roman"/>
+          <w:szCs w:val="28"/>
+        </w:rPr>
+        <w:instrText xml:space="preserve"> HYPERLINK \l _Toc22637 </w:instrText>
+      </w:r>
+      <w:r>
+        <w:rPr>
+          <w:rFonts w:hint="default" w:ascii="Times New Roman" w:hAnsi="Times New Roman" w:cs="Times New Roman"/>
+          <w:szCs w:val="28"/>
+        </w:rPr>
+        <w:fldChar w:fldCharType="separate"/>
+      </w:r>
+      <w:r>
+        <w:rPr>
+          <w:rFonts w:hint="default" w:ascii="Times New Roman" w:hAnsi="Times New Roman" w:cs="Times New Roman"/>
+          <w:szCs w:val="28"/>
+          <w:lang w:val="vi-VN"/>
+        </w:rPr>
+        <w:t xml:space="preserve">18.4. </w:t>
+      </w:r>
+      <w:r>
+        <w:rPr>
+          <w:rFonts w:hint="default" w:ascii="Times New Roman" w:hAnsi="Times New Roman" w:cs="Times New Roman"/>
+          <w:szCs w:val="28"/>
+        </w:rPr>
+        <w:t>Phê duyệt hoặc Từ chối POI (Admin)</w:t>
+      </w:r>
+      <w:r>
+        <w:tab/>
+      </w:r>
+      <w:r>
+        <w:fldChar w:fldCharType="begin"/>
+      </w:r>
+      <w:r>
+        <w:instrText xml:space="preserve"> PAGEREF _Toc22637 \h </w:instrText>
+      </w:r>
+      <w:r>
+        <w:fldChar w:fldCharType="separate"/>
+      </w:r>
+      <w:r>
+        <w:t>29</w:t>
+      </w:r>
+      <w:r>
+        <w:fldChar w:fldCharType="end"/>
+      </w:r>
+      <w:r>
+        <w:rPr>
+          <w:rFonts w:hint="default" w:ascii="Times New Roman" w:hAnsi="Times New Roman" w:cs="Times New Roman"/>
+          <w:szCs w:val="28"/>
+        </w:rPr>
+        <w:fldChar w:fldCharType="end"/>
+      </w:r>
+    </w:p>
+    <w:p>
+      <w:pPr>
+        <w:pStyle w:val="145"/>
+        <w:tabs>
+          <w:tab w:val="right" w:leader="dot" w:pos="8306"/>
+        </w:tabs>
+      </w:pPr>
+      <w:r>
+        <w:rPr>
+          <w:rFonts w:hint="default" w:ascii="Times New Roman" w:hAnsi="Times New Roman" w:cs="Times New Roman"/>
+          <w:szCs w:val="28"/>
+        </w:rPr>
+        <w:fldChar w:fldCharType="begin"/>
+      </w:r>
+      <w:r>
+        <w:rPr>
+          <w:rFonts w:hint="default" w:ascii="Times New Roman" w:hAnsi="Times New Roman" w:cs="Times New Roman"/>
+          <w:szCs w:val="28"/>
+        </w:rPr>
+        <w:instrText xml:space="preserve"> HYPERLINK \l _Toc23335 </w:instrText>
+      </w:r>
+      <w:r>
+        <w:rPr>
+          <w:rFonts w:hint="default" w:ascii="Times New Roman" w:hAnsi="Times New Roman" w:cs="Times New Roman"/>
+          <w:szCs w:val="28"/>
+        </w:rPr>
+        <w:fldChar w:fldCharType="separate"/>
+      </w:r>
+      <w:r>
+        <w:rPr>
+          <w:rFonts w:hint="default" w:ascii="Times New Roman" w:hAnsi="Times New Roman" w:cs="Times New Roman"/>
+          <w:bCs/>
+          <w:szCs w:val="28"/>
+          <w:lang w:val="vi-VN"/>
+        </w:rPr>
+        <w:t xml:space="preserve">18.5. </w:t>
+      </w:r>
+      <w:r>
+        <w:rPr>
+          <w:rFonts w:hint="default" w:ascii="Times New Roman" w:hAnsi="Times New Roman" w:cs="Times New Roman"/>
+          <w:bCs/>
+          <w:szCs w:val="28"/>
+        </w:rPr>
+        <w:t>Tạo Địa điểm ẩm thực mới (Owner)</w:t>
+      </w:r>
+      <w:r>
+        <w:tab/>
+      </w:r>
+      <w:r>
+        <w:fldChar w:fldCharType="begin"/>
+      </w:r>
+      <w:r>
+        <w:instrText xml:space="preserve"> PAGEREF _Toc23335 \h </w:instrText>
+      </w:r>
+      <w:r>
+        <w:fldChar w:fldCharType="separate"/>
+      </w:r>
+      <w:r>
+        <w:t>29</w:t>
+      </w:r>
+      <w:r>
+        <w:fldChar w:fldCharType="end"/>
+      </w:r>
+      <w:r>
+        <w:rPr>
+          <w:rFonts w:hint="default" w:ascii="Times New Roman" w:hAnsi="Times New Roman" w:cs="Times New Roman"/>
+          <w:szCs w:val="28"/>
+        </w:rPr>
+        <w:fldChar w:fldCharType="end"/>
+      </w:r>
+    </w:p>
+    <w:p>
+      <w:pPr>
+        <w:pStyle w:val="144"/>
+        <w:tabs>
+          <w:tab w:val="right" w:leader="dot" w:pos="8306"/>
+        </w:tabs>
+      </w:pPr>
+      <w:r>
+        <w:rPr>
+          <w:rFonts w:hint="default" w:ascii="Times New Roman" w:hAnsi="Times New Roman" w:cs="Times New Roman"/>
+          <w:szCs w:val="28"/>
+        </w:rPr>
+        <w:fldChar w:fldCharType="begin"/>
+      </w:r>
+      <w:r>
+        <w:rPr>
+          <w:rFonts w:hint="default" w:ascii="Times New Roman" w:hAnsi="Times New Roman" w:cs="Times New Roman"/>
+          <w:szCs w:val="28"/>
+        </w:rPr>
+        <w:instrText xml:space="preserve"> HYPERLINK \l _Toc12834 </w:instrText>
+      </w:r>
+      <w:r>
+        <w:rPr>
+          <w:rFonts w:hint="default" w:ascii="Times New Roman" w:hAnsi="Times New Roman" w:cs="Times New Roman"/>
+          <w:szCs w:val="28"/>
+        </w:rPr>
+        <w:fldChar w:fldCharType="separate"/>
+      </w:r>
+      <w:r>
+        <w:rPr>
+          <w:rFonts w:hint="default" w:ascii="Times New Roman" w:hAnsi="Times New Roman" w:cs="Times New Roman"/>
+          <w:szCs w:val="28"/>
+          <w:lang w:val="vi-VN"/>
+        </w:rPr>
+        <w:t xml:space="preserve">18.6. </w:t>
+      </w:r>
+      <w:r>
+        <w:rPr>
+          <w:rFonts w:hint="default" w:ascii="Times New Roman" w:hAnsi="Times New Roman" w:cs="Times New Roman"/>
+          <w:szCs w:val="28"/>
+        </w:rPr>
+        <w:t>Xóa mềm và Khôi phục POI (Owner/Admin)</w:t>
+      </w:r>
+      <w:r>
+        <w:tab/>
+      </w:r>
+      <w:r>
+        <w:fldChar w:fldCharType="begin"/>
+      </w:r>
+      <w:r>
+        <w:instrText xml:space="preserve"> PAGEREF _Toc12834 \h </w:instrText>
+      </w:r>
+      <w:r>
+        <w:fldChar w:fldCharType="separate"/>
+      </w:r>
+      <w:r>
+        <w:t>30</w:t>
+      </w:r>
+      <w:r>
+        <w:fldChar w:fldCharType="end"/>
+      </w:r>
+      <w:r>
+        <w:rPr>
+          <w:rFonts w:hint="default" w:ascii="Times New Roman" w:hAnsi="Times New Roman" w:cs="Times New Roman"/>
+          <w:szCs w:val="28"/>
+        </w:rPr>
+        <w:fldChar w:fldCharType="end"/>
+      </w:r>
+    </w:p>
+    <w:p>
+      <w:pPr>
+        <w:pStyle w:val="144"/>
+        <w:tabs>
+          <w:tab w:val="right" w:leader="dot" w:pos="8306"/>
+        </w:tabs>
+      </w:pPr>
+      <w:r>
+        <w:rPr>
+          <w:rFonts w:hint="default" w:ascii="Times New Roman" w:hAnsi="Times New Roman" w:cs="Times New Roman"/>
+          <w:szCs w:val="28"/>
+        </w:rPr>
+        <w:fldChar w:fldCharType="begin"/>
+      </w:r>
+      <w:r>
+        <w:rPr>
+          <w:rFonts w:hint="default" w:ascii="Times New Roman" w:hAnsi="Times New Roman" w:cs="Times New Roman"/>
+          <w:szCs w:val="28"/>
+        </w:rPr>
+        <w:instrText xml:space="preserve"> HYPERLINK \l _Toc12903 </w:instrText>
+      </w:r>
+      <w:r>
+        <w:rPr>
+          <w:rFonts w:hint="default" w:ascii="Times New Roman" w:hAnsi="Times New Roman" w:cs="Times New Roman"/>
+          <w:szCs w:val="28"/>
+        </w:rPr>
+        <w:fldChar w:fldCharType="separate"/>
+      </w:r>
+      <w:r>
+        <w:rPr>
+          <w:rFonts w:hint="default" w:ascii="Times New Roman" w:hAnsi="Times New Roman" w:cs="Times New Roman"/>
+          <w:szCs w:val="28"/>
+          <w:lang w:val="vi-VN"/>
+        </w:rPr>
+        <w:t xml:space="preserve">18.7. </w:t>
+      </w:r>
+      <w:r>
+        <w:rPr>
+          <w:rFonts w:hint="default" w:ascii="Times New Roman" w:hAnsi="Times New Roman" w:cs="Times New Roman"/>
+          <w:szCs w:val="28"/>
+        </w:rPr>
+        <w:t>Cập nhật thông tin &amp; Đồng bộ Ngôn ngữ (Owner)</w:t>
+      </w:r>
+      <w:r>
+        <w:tab/>
+      </w:r>
+      <w:r>
+        <w:fldChar w:fldCharType="begin"/>
+      </w:r>
+      <w:r>
+        <w:instrText xml:space="preserve"> PAGEREF _Toc12903 \h </w:instrText>
+      </w:r>
+      <w:r>
+        <w:fldChar w:fldCharType="separate"/>
+      </w:r>
+      <w:r>
+        <w:t>30</w:t>
+      </w:r>
+      <w:r>
+        <w:fldChar w:fldCharType="end"/>
+      </w:r>
+      <w:r>
+        <w:rPr>
+          <w:rFonts w:hint="default" w:ascii="Times New Roman" w:hAnsi="Times New Roman" w:cs="Times New Roman"/>
+          <w:szCs w:val="28"/>
+        </w:rPr>
+        <w:fldChar w:fldCharType="end"/>
+      </w:r>
+    </w:p>
+    <w:p>
+      <w:pPr>
+        <w:pStyle w:val="144"/>
+        <w:tabs>
+          <w:tab w:val="right" w:leader="dot" w:pos="8306"/>
+        </w:tabs>
+      </w:pPr>
+      <w:r>
+        <w:rPr>
+          <w:rFonts w:hint="default" w:ascii="Times New Roman" w:hAnsi="Times New Roman" w:cs="Times New Roman"/>
+          <w:szCs w:val="28"/>
+        </w:rPr>
+        <w:fldChar w:fldCharType="begin"/>
+      </w:r>
+      <w:r>
+        <w:rPr>
+          <w:rFonts w:hint="default" w:ascii="Times New Roman" w:hAnsi="Times New Roman" w:cs="Times New Roman"/>
+          <w:szCs w:val="28"/>
+        </w:rPr>
+        <w:instrText xml:space="preserve"> HYPERLINK \l _Toc31210 </w:instrText>
+      </w:r>
+      <w:r>
+        <w:rPr>
+          <w:rFonts w:hint="default" w:ascii="Times New Roman" w:hAnsi="Times New Roman" w:cs="Times New Roman"/>
+          <w:szCs w:val="28"/>
+        </w:rPr>
+        <w:fldChar w:fldCharType="separate"/>
+      </w:r>
+      <w:r>
+        <w:rPr>
+          <w:rFonts w:hint="default" w:ascii="Times New Roman" w:hAnsi="Times New Roman" w:cs="Times New Roman"/>
+          <w:szCs w:val="28"/>
+          <w:lang w:val="vi-VN"/>
+        </w:rPr>
+        <w:t>1</w:t>
+      </w:r>
+      <w:r>
+        <w:rPr>
+          <w:rFonts w:hint="default" w:ascii="Times New Roman" w:hAnsi="Times New Roman" w:cs="Times New Roman"/>
+          <w:szCs w:val="28"/>
+          <w:lang w:val="en-US"/>
+        </w:rPr>
+        <w:t>8</w:t>
+      </w:r>
+      <w:r>
+        <w:rPr>
+          <w:rFonts w:hint="default" w:ascii="Times New Roman" w:hAnsi="Times New Roman" w:cs="Times New Roman"/>
+          <w:szCs w:val="28"/>
+          <w:lang w:val="vi-VN"/>
+        </w:rPr>
+        <w:t>.8.</w:t>
+      </w:r>
+      <w:r>
+        <w:rPr>
+          <w:rFonts w:hint="default" w:ascii="Times New Roman" w:hAnsi="Times New Roman" w:cs="Times New Roman"/>
+          <w:szCs w:val="28"/>
+        </w:rPr>
+        <w:t>Tìm kiếm quán ăn xung quanh (Mobile User)</w:t>
+      </w:r>
+      <w:r>
+        <w:tab/>
+      </w:r>
+      <w:r>
+        <w:fldChar w:fldCharType="begin"/>
+      </w:r>
+      <w:r>
+        <w:instrText xml:space="preserve"> PAGEREF _Toc31210 \h </w:instrText>
+      </w:r>
+      <w:r>
+        <w:fldChar w:fldCharType="separate"/>
+      </w:r>
+      <w:r>
+        <w:t>31</w:t>
+      </w:r>
+      <w:r>
+        <w:fldChar w:fldCharType="end"/>
+      </w:r>
+      <w:r>
+        <w:rPr>
+          <w:rFonts w:hint="default" w:ascii="Times New Roman" w:hAnsi="Times New Roman" w:cs="Times New Roman"/>
+          <w:szCs w:val="28"/>
+        </w:rPr>
+        <w:fldChar w:fldCharType="end"/>
+      </w:r>
+    </w:p>
+    <w:p>
+      <w:pPr>
+        <w:pStyle w:val="144"/>
+        <w:tabs>
+          <w:tab w:val="right" w:leader="dot" w:pos="8306"/>
+        </w:tabs>
+      </w:pPr>
+      <w:r>
+        <w:rPr>
+          <w:rFonts w:hint="default" w:ascii="Times New Roman" w:hAnsi="Times New Roman" w:cs="Times New Roman"/>
+          <w:szCs w:val="28"/>
+        </w:rPr>
+        <w:fldChar w:fldCharType="begin"/>
+      </w:r>
+      <w:r>
+        <w:rPr>
+          <w:rFonts w:hint="default" w:ascii="Times New Roman" w:hAnsi="Times New Roman" w:cs="Times New Roman"/>
+          <w:szCs w:val="28"/>
+        </w:rPr>
+        <w:instrText xml:space="preserve"> HYPERLINK \l _Toc671 </w:instrText>
+      </w:r>
+      <w:r>
+        <w:rPr>
+          <w:rFonts w:hint="default" w:ascii="Times New Roman" w:hAnsi="Times New Roman" w:cs="Times New Roman"/>
+          <w:szCs w:val="28"/>
+        </w:rPr>
+        <w:fldChar w:fldCharType="separate"/>
+      </w:r>
+      <w:r>
+        <w:rPr>
+          <w:rFonts w:hint="default" w:ascii="Times New Roman" w:hAnsi="Times New Roman" w:cs="Times New Roman"/>
+          <w:szCs w:val="28"/>
+          <w:lang w:val="vi-VN"/>
+        </w:rPr>
+        <w:t xml:space="preserve">18.9. </w:t>
+      </w:r>
+      <w:r>
+        <w:rPr>
+          <w:rFonts w:hint="default" w:ascii="Times New Roman" w:hAnsi="Times New Roman" w:cs="Times New Roman"/>
+          <w:szCs w:val="28"/>
+        </w:rPr>
+        <w:t>Luồng Quét mã QR (QR Code Scanning Flow)</w:t>
+      </w:r>
+      <w:r>
+        <w:tab/>
+      </w:r>
+      <w:r>
+        <w:fldChar w:fldCharType="begin"/>
+      </w:r>
+      <w:r>
+        <w:instrText xml:space="preserve"> PAGEREF _Toc671 \h </w:instrText>
+      </w:r>
+      <w:r>
+        <w:fldChar w:fldCharType="separate"/>
+      </w:r>
+      <w:r>
+        <w:t>31</w:t>
+      </w:r>
+      <w:r>
+        <w:fldChar w:fldCharType="end"/>
+      </w:r>
+      <w:r>
+        <w:rPr>
+          <w:rFonts w:hint="default" w:ascii="Times New Roman" w:hAnsi="Times New Roman" w:cs="Times New Roman"/>
+          <w:szCs w:val="28"/>
+        </w:rPr>
+        <w:fldChar w:fldCharType="end"/>
+      </w:r>
+    </w:p>
+    <w:p>
+      <w:pPr>
+        <w:pStyle w:val="144"/>
+        <w:tabs>
+          <w:tab w:val="right" w:leader="dot" w:pos="8306"/>
+        </w:tabs>
+      </w:pPr>
+      <w:r>
+        <w:rPr>
+          <w:rFonts w:hint="default" w:ascii="Times New Roman" w:hAnsi="Times New Roman" w:cs="Times New Roman"/>
+          <w:szCs w:val="28"/>
+        </w:rPr>
+        <w:fldChar w:fldCharType="begin"/>
+      </w:r>
+      <w:r>
+        <w:rPr>
+          <w:rFonts w:hint="default" w:ascii="Times New Roman" w:hAnsi="Times New Roman" w:cs="Times New Roman"/>
+          <w:szCs w:val="28"/>
+        </w:rPr>
+        <w:instrText xml:space="preserve"> HYPERLINK \l _Toc25137 </w:instrText>
+      </w:r>
+      <w:r>
+        <w:rPr>
+          <w:rFonts w:hint="default" w:ascii="Times New Roman" w:hAnsi="Times New Roman" w:cs="Times New Roman"/>
+          <w:szCs w:val="28"/>
+        </w:rPr>
+        <w:fldChar w:fldCharType="separate"/>
+      </w:r>
+      <w:r>
+        <w:rPr>
+          <w:rFonts w:hint="default" w:ascii="Times New Roman" w:hAnsi="Times New Roman" w:cs="Times New Roman"/>
+          <w:szCs w:val="28"/>
+          <w:lang w:val="vi-VN"/>
+        </w:rPr>
+        <w:t xml:space="preserve">18.10. </w:t>
+      </w:r>
+      <w:r>
+        <w:rPr>
+          <w:rFonts w:hint="default" w:ascii="Times New Roman" w:hAnsi="Times New Roman" w:cs="Times New Roman"/>
+          <w:szCs w:val="28"/>
+        </w:rPr>
+        <w:t>Luồng Thuyết minh tự động (TTS Narration Flow)</w:t>
+      </w:r>
+      <w:r>
+        <w:tab/>
+      </w:r>
+      <w:r>
+        <w:fldChar w:fldCharType="begin"/>
+      </w:r>
+      <w:r>
+        <w:instrText xml:space="preserve"> PAGEREF _Toc25137 \h </w:instrText>
+      </w:r>
+      <w:r>
+        <w:fldChar w:fldCharType="separate"/>
+      </w:r>
+      <w:r>
+        <w:t>32</w:t>
+      </w:r>
+      <w:r>
+        <w:fldChar w:fldCharType="end"/>
+      </w:r>
+      <w:r>
+        <w:rPr>
+          <w:rFonts w:hint="default" w:ascii="Times New Roman" w:hAnsi="Times New Roman" w:cs="Times New Roman"/>
+          <w:szCs w:val="28"/>
+        </w:rPr>
+        <w:fldChar w:fldCharType="end"/>
+      </w:r>
+    </w:p>
+    <w:p>
+      <w:pPr>
+        <w:pStyle w:val="144"/>
+        <w:tabs>
+          <w:tab w:val="right" w:leader="dot" w:pos="8306"/>
+        </w:tabs>
+      </w:pPr>
+      <w:r>
+        <w:rPr>
+          <w:rFonts w:hint="default" w:ascii="Times New Roman" w:hAnsi="Times New Roman" w:cs="Times New Roman"/>
+          <w:szCs w:val="28"/>
+        </w:rPr>
+        <w:fldChar w:fldCharType="begin"/>
+      </w:r>
+      <w:r>
+        <w:rPr>
+          <w:rFonts w:hint="default" w:ascii="Times New Roman" w:hAnsi="Times New Roman" w:cs="Times New Roman"/>
+          <w:szCs w:val="28"/>
+        </w:rPr>
+        <w:instrText xml:space="preserve"> HYPERLINK \l _Toc20500 </w:instrText>
+      </w:r>
+      <w:r>
+        <w:rPr>
+          <w:rFonts w:hint="default" w:ascii="Times New Roman" w:hAnsi="Times New Roman" w:cs="Times New Roman"/>
+          <w:szCs w:val="28"/>
+        </w:rPr>
+        <w:fldChar w:fldCharType="separate"/>
+      </w:r>
+      <w:r>
+        <w:rPr>
+          <w:rFonts w:hint="default" w:ascii="Times New Roman" w:hAnsi="Times New Roman" w:cs="Times New Roman"/>
+          <w:szCs w:val="28"/>
+          <w:lang w:val="vi-VN"/>
+        </w:rPr>
+        <w:t xml:space="preserve">18.11. </w:t>
+      </w:r>
+      <w:r>
+        <w:rPr>
+          <w:rFonts w:hint="default" w:ascii="Times New Roman" w:hAnsi="Times New Roman" w:cs="Times New Roman"/>
+          <w:szCs w:val="28"/>
+        </w:rPr>
+        <w:t>Hàng rào địa lý - Geofence (Mobile User)</w:t>
+      </w:r>
+      <w:r>
+        <w:tab/>
+      </w:r>
+      <w:r>
+        <w:fldChar w:fldCharType="begin"/>
+      </w:r>
+      <w:r>
+        <w:instrText xml:space="preserve"> PAGEREF _Toc20500 \h </w:instrText>
+      </w:r>
+      <w:r>
+        <w:fldChar w:fldCharType="separate"/>
+      </w:r>
+      <w:r>
+        <w:t>32</w:t>
+      </w:r>
+      <w:r>
+        <w:fldChar w:fldCharType="end"/>
+      </w:r>
+      <w:r>
+        <w:rPr>
+          <w:rFonts w:hint="default" w:ascii="Times New Roman" w:hAnsi="Times New Roman" w:cs="Times New Roman"/>
+          <w:szCs w:val="28"/>
+        </w:rPr>
+        <w:fldChar w:fldCharType="end"/>
+      </w:r>
+    </w:p>
+    <w:p>
+      <w:pPr>
+        <w:pStyle w:val="144"/>
+        <w:tabs>
+          <w:tab w:val="right" w:leader="dot" w:pos="8306"/>
+        </w:tabs>
+      </w:pPr>
+      <w:r>
+        <w:rPr>
+          <w:rFonts w:hint="default" w:ascii="Times New Roman" w:hAnsi="Times New Roman" w:cs="Times New Roman"/>
+          <w:szCs w:val="28"/>
+        </w:rPr>
+        <w:fldChar w:fldCharType="begin"/>
+      </w:r>
+      <w:r>
+        <w:rPr>
+          <w:rFonts w:hint="default" w:ascii="Times New Roman" w:hAnsi="Times New Roman" w:cs="Times New Roman"/>
+          <w:szCs w:val="28"/>
+        </w:rPr>
+        <w:instrText xml:space="preserve"> HYPERLINK \l _Toc13205 </w:instrText>
+      </w:r>
+      <w:r>
+        <w:rPr>
+          <w:rFonts w:hint="default" w:ascii="Times New Roman" w:hAnsi="Times New Roman" w:cs="Times New Roman"/>
+          <w:szCs w:val="28"/>
+        </w:rPr>
+        <w:fldChar w:fldCharType="separate"/>
+      </w:r>
+      <w:r>
+        <w:rPr>
+          <w:rFonts w:hint="default" w:ascii="Times New Roman" w:hAnsi="Times New Roman" w:cs="Times New Roman"/>
+          <w:szCs w:val="28"/>
+          <w:lang w:val="vi-VN"/>
+        </w:rPr>
+        <w:t xml:space="preserve">18.12. </w:t>
+      </w:r>
+      <w:r>
+        <w:rPr>
+          <w:rFonts w:hint="default" w:ascii="Times New Roman" w:hAnsi="Times New Roman" w:cs="Times New Roman"/>
+          <w:szCs w:val="28"/>
+        </w:rPr>
+        <w:t>Gửi Email thông báo sự kiện (Backend)</w:t>
+      </w:r>
+      <w:r>
+        <w:tab/>
+      </w:r>
+      <w:r>
+        <w:fldChar w:fldCharType="begin"/>
+      </w:r>
+      <w:r>
+        <w:instrText xml:space="preserve"> PAGEREF _Toc13205 \h </w:instrText>
+      </w:r>
+      <w:r>
+        <w:fldChar w:fldCharType="separate"/>
+      </w:r>
+      <w:r>
+        <w:t>33</w:t>
+      </w:r>
+      <w:r>
+        <w:fldChar w:fldCharType="end"/>
+      </w:r>
+      <w:r>
+        <w:rPr>
+          <w:rFonts w:hint="default" w:ascii="Times New Roman" w:hAnsi="Times New Roman" w:cs="Times New Roman"/>
+          <w:szCs w:val="28"/>
+        </w:rPr>
+        <w:fldChar w:fldCharType="end"/>
+      </w:r>
+    </w:p>
+    <w:p>
+      <w:pPr>
+        <w:pStyle w:val="144"/>
+        <w:tabs>
+          <w:tab w:val="right" w:leader="dot" w:pos="8306"/>
+        </w:tabs>
+      </w:pPr>
+      <w:r>
+        <w:rPr>
+          <w:rFonts w:hint="default" w:ascii="Times New Roman" w:hAnsi="Times New Roman" w:cs="Times New Roman"/>
+          <w:szCs w:val="28"/>
+        </w:rPr>
+        <w:fldChar w:fldCharType="begin"/>
+      </w:r>
+      <w:r>
+        <w:rPr>
+          <w:rFonts w:hint="default" w:ascii="Times New Roman" w:hAnsi="Times New Roman" w:cs="Times New Roman"/>
+          <w:szCs w:val="28"/>
+        </w:rPr>
+        <w:instrText xml:space="preserve"> HYPERLINK \l _Toc18633 </w:instrText>
+      </w:r>
+      <w:r>
+        <w:rPr>
+          <w:rFonts w:hint="default" w:ascii="Times New Roman" w:hAnsi="Times New Roman" w:cs="Times New Roman"/>
+          <w:szCs w:val="28"/>
+        </w:rPr>
+        <w:fldChar w:fldCharType="separate"/>
+      </w:r>
+      <w:r>
+        <w:rPr>
+          <w:rFonts w:hint="default" w:ascii="Times New Roman" w:hAnsi="Times New Roman" w:cs="Times New Roman"/>
+          <w:szCs w:val="28"/>
+          <w:lang w:val="vi-VN"/>
+        </w:rPr>
+        <w:t xml:space="preserve">18.13. </w:t>
+      </w:r>
+      <w:r>
+        <w:rPr>
+          <w:rFonts w:hint="default" w:ascii="Times New Roman" w:hAnsi="Times New Roman" w:cs="Times New Roman"/>
+          <w:szCs w:val="28"/>
+        </w:rPr>
+        <w:t>Luồng Đăng ký tài khoản (Registration)</w:t>
+      </w:r>
+      <w:r>
+        <w:tab/>
+      </w:r>
+      <w:r>
+        <w:fldChar w:fldCharType="begin"/>
+      </w:r>
+      <w:r>
+        <w:instrText xml:space="preserve"> PAGEREF _Toc18633 \h </w:instrText>
+      </w:r>
+      <w:r>
+        <w:fldChar w:fldCharType="separate"/>
+      </w:r>
+      <w:r>
+        <w:t>33</w:t>
+      </w:r>
+      <w:r>
+        <w:fldChar w:fldCharType="end"/>
+      </w:r>
+      <w:r>
+        <w:rPr>
+          <w:rFonts w:hint="default" w:ascii="Times New Roman" w:hAnsi="Times New Roman" w:cs="Times New Roman"/>
+          <w:szCs w:val="28"/>
+        </w:rPr>
+        <w:fldChar w:fldCharType="end"/>
+      </w:r>
+    </w:p>
+    <w:p>
+      <w:pPr>
+        <w:pStyle w:val="144"/>
+        <w:tabs>
+          <w:tab w:val="right" w:leader="dot" w:pos="8306"/>
+        </w:tabs>
+      </w:pPr>
+      <w:r>
+        <w:rPr>
+          <w:rFonts w:hint="default" w:ascii="Times New Roman" w:hAnsi="Times New Roman" w:cs="Times New Roman"/>
+          <w:szCs w:val="28"/>
+        </w:rPr>
+        <w:fldChar w:fldCharType="begin"/>
+      </w:r>
+      <w:r>
+        <w:rPr>
+          <w:rFonts w:hint="default" w:ascii="Times New Roman" w:hAnsi="Times New Roman" w:cs="Times New Roman"/>
+          <w:szCs w:val="28"/>
+        </w:rPr>
+        <w:instrText xml:space="preserve"> HYPERLINK \l _Toc13430 </w:instrText>
+      </w:r>
+      <w:r>
+        <w:rPr>
+          <w:rFonts w:hint="default" w:ascii="Times New Roman" w:hAnsi="Times New Roman" w:cs="Times New Roman"/>
+          <w:szCs w:val="28"/>
+        </w:rPr>
+        <w:fldChar w:fldCharType="separate"/>
+      </w:r>
+      <w:r>
+        <w:rPr>
+          <w:rFonts w:hint="default" w:ascii="Times New Roman" w:hAnsi="Times New Roman" w:cs="Times New Roman"/>
+          <w:szCs w:val="28"/>
+          <w:lang w:val="vi-VN"/>
+        </w:rPr>
+        <w:t xml:space="preserve">18.14. </w:t>
+      </w:r>
+      <w:r>
+        <w:rPr>
+          <w:rFonts w:hint="default" w:ascii="Times New Roman" w:hAnsi="Times New Roman" w:cs="Times New Roman"/>
+          <w:szCs w:val="28"/>
+        </w:rPr>
+        <w:t>Luồng Tải lên &amp; Hiển thị hình ảnh (Image Upload)</w:t>
+      </w:r>
+      <w:r>
+        <w:tab/>
+      </w:r>
+      <w:r>
+        <w:fldChar w:fldCharType="begin"/>
+      </w:r>
+      <w:r>
+        <w:instrText xml:space="preserve"> PAGEREF _Toc13430 \h </w:instrText>
+      </w:r>
+      <w:r>
+        <w:fldChar w:fldCharType="separate"/>
+      </w:r>
+      <w:r>
+        <w:t>33</w:t>
+      </w:r>
+      <w:r>
+        <w:fldChar w:fldCharType="end"/>
+      </w:r>
+      <w:r>
+        <w:rPr>
+          <w:rFonts w:hint="default" w:ascii="Times New Roman" w:hAnsi="Times New Roman" w:cs="Times New Roman"/>
+          <w:szCs w:val="28"/>
+        </w:rPr>
+        <w:fldChar w:fldCharType="end"/>
+      </w:r>
+    </w:p>
+    <w:p>
+      <w:pPr>
+        <w:pStyle w:val="144"/>
+        <w:tabs>
+          <w:tab w:val="right" w:leader="dot" w:pos="8306"/>
+        </w:tabs>
+      </w:pPr>
+      <w:r>
+        <w:rPr>
+          <w:rFonts w:hint="default" w:ascii="Times New Roman" w:hAnsi="Times New Roman" w:cs="Times New Roman"/>
+          <w:szCs w:val="28"/>
+        </w:rPr>
+        <w:fldChar w:fldCharType="begin"/>
+      </w:r>
+      <w:r>
+        <w:rPr>
+          <w:rFonts w:hint="default" w:ascii="Times New Roman" w:hAnsi="Times New Roman" w:cs="Times New Roman"/>
+          <w:szCs w:val="28"/>
+        </w:rPr>
+        <w:instrText xml:space="preserve"> HYPERLINK \l _Toc28739 </w:instrText>
+      </w:r>
+      <w:r>
+        <w:rPr>
+          <w:rFonts w:hint="default" w:ascii="Times New Roman" w:hAnsi="Times New Roman" w:cs="Times New Roman"/>
+          <w:szCs w:val="28"/>
+        </w:rPr>
+        <w:fldChar w:fldCharType="separate"/>
+      </w:r>
+      <w:r>
+        <w:rPr>
+          <w:rFonts w:hint="default" w:ascii="Times New Roman" w:hAnsi="Times New Roman" w:cs="Times New Roman"/>
+          <w:szCs w:val="28"/>
+          <w:lang w:val="vi-VN"/>
+        </w:rPr>
+        <w:t xml:space="preserve">18.15. </w:t>
+      </w:r>
+      <w:r>
+        <w:rPr>
+          <w:rFonts w:hint="default" w:ascii="Times New Roman" w:hAnsi="Times New Roman" w:cs="Times New Roman"/>
+          <w:szCs w:val="28"/>
+        </w:rPr>
+        <w:t>Luồng Phân quyền Dashboard (Data Isolation)</w:t>
+      </w:r>
+      <w:r>
+        <w:tab/>
+      </w:r>
+      <w:r>
+        <w:fldChar w:fldCharType="begin"/>
+      </w:r>
+      <w:r>
+        <w:instrText xml:space="preserve"> PAGEREF _Toc28739 \h </w:instrText>
+      </w:r>
+      <w:r>
+        <w:fldChar w:fldCharType="separate"/>
+      </w:r>
+      <w:r>
+        <w:t>34</w:t>
+      </w:r>
+      <w:r>
+        <w:fldChar w:fldCharType="end"/>
+      </w:r>
+      <w:r>
+        <w:rPr>
+          <w:rFonts w:hint="default" w:ascii="Times New Roman" w:hAnsi="Times New Roman" w:cs="Times New Roman"/>
+          <w:szCs w:val="28"/>
+        </w:rPr>
+        <w:fldChar w:fldCharType="end"/>
+      </w:r>
+    </w:p>
+    <w:p>
+      <w:pPr>
+        <w:pStyle w:val="143"/>
+        <w:tabs>
+          <w:tab w:val="right" w:leader="dot" w:pos="8306"/>
+        </w:tabs>
+      </w:pPr>
+      <w:r>
+        <w:rPr>
+          <w:rFonts w:hint="default" w:ascii="Times New Roman" w:hAnsi="Times New Roman" w:cs="Times New Roman"/>
+          <w:szCs w:val="28"/>
+        </w:rPr>
+        <w:fldChar w:fldCharType="begin"/>
+      </w:r>
+      <w:r>
+        <w:rPr>
+          <w:rFonts w:hint="default" w:ascii="Times New Roman" w:hAnsi="Times New Roman" w:cs="Times New Roman"/>
+          <w:szCs w:val="28"/>
+        </w:rPr>
+        <w:instrText xml:space="preserve"> HYPERLINK \l _Toc32328 </w:instrText>
+      </w:r>
+      <w:r>
+        <w:rPr>
+          <w:rFonts w:hint="default" w:ascii="Times New Roman" w:hAnsi="Times New Roman" w:cs="Times New Roman"/>
+          <w:szCs w:val="28"/>
+        </w:rPr>
+        <w:fldChar w:fldCharType="separate"/>
       </w:r>
       <w:r>
         <w:rPr>
           <w:rFonts w:hint="default" w:ascii="Times New Roman" w:hAnsi="Times New Roman" w:cs="Times New Roman"/>
           <w:szCs w:val="32"/>
+          <w:lang w:val="en-US"/>
+        </w:rPr>
+        <w:t>19</w:t>
+      </w:r>
+      <w:r>
+        <w:rPr>
+          <w:rFonts w:hint="default" w:ascii="Times New Roman" w:hAnsi="Times New Roman" w:cs="Times New Roman"/>
+          <w:szCs w:val="32"/>
         </w:rPr>
         <w:t>. Kế hoạch Bảo trì &amp; Hỗ trợ (Maintenance &amp; Support)</w:t>
       </w:r>
@@ -3437,13 +4536,13 @@
         <w:fldChar w:fldCharType="begin"/>
       </w:r>
       <w:r>
-        <w:instrText xml:space="preserve"> PAGEREF _Toc13073 \h </w:instrText>
+        <w:instrText xml:space="preserve"> PAGEREF _Toc32328 \h </w:instrText>
       </w:r>
       <w:r>
         <w:fldChar w:fldCharType="separate"/>
       </w:r>
       <w:r>
-        <w:t>27</w:t>
+        <w:t>34</w:t>
       </w:r>
       <w:r>
         <w:fldChar w:fldCharType="end"/>
@@ -3479,7 +4578,7 @@
           <w:lang w:val="vi-VN"/>
         </w:rPr>
       </w:pPr>
-      <w:bookmarkStart w:id="0" w:name="_Toc24662"/>
+      <w:bookmarkStart w:id="0" w:name="_Toc4850"/>
       <w:r>
         <w:rPr>
           <w:rFonts w:hint="default" w:ascii="Times New Roman" w:hAnsi="Times New Roman" w:eastAsia="Microsoft YaHei" w:cs="Times New Roman"/>
@@ -3518,7 +4617,7 @@
           <w:szCs w:val="32"/>
         </w:rPr>
       </w:pPr>
-      <w:bookmarkStart w:id="1" w:name="_Toc9586"/>
+      <w:bookmarkStart w:id="1" w:name="_Toc9028"/>
       <w:r>
         <w:rPr>
           <w:rFonts w:hint="default" w:ascii="Times New Roman" w:hAnsi="Times New Roman" w:cs="Times New Roman"/>
@@ -3645,7 +4744,7 @@
           <w:szCs w:val="32"/>
         </w:rPr>
       </w:pPr>
-      <w:bookmarkStart w:id="2" w:name="_Toc13696"/>
+      <w:bookmarkStart w:id="2" w:name="_Toc12906"/>
       <w:r>
         <w:rPr>
           <w:rFonts w:hint="default" w:ascii="Times New Roman" w:hAnsi="Times New Roman" w:cs="Times New Roman"/>
@@ -3742,7 +4841,7 @@
           <w:szCs w:val="32"/>
         </w:rPr>
       </w:pPr>
-      <w:bookmarkStart w:id="3" w:name="_Toc10401"/>
+      <w:bookmarkStart w:id="3" w:name="_Toc26839"/>
       <w:r>
         <w:rPr>
           <w:rFonts w:hint="default" w:ascii="Times New Roman" w:hAnsi="Times New Roman" w:cs="Times New Roman"/>
@@ -3851,7 +4950,7 @@
           <w:szCs w:val="32"/>
         </w:rPr>
       </w:pPr>
-      <w:bookmarkStart w:id="4" w:name="_Toc24845"/>
+      <w:bookmarkStart w:id="4" w:name="_Toc28006"/>
       <w:r>
         <w:rPr>
           <w:rFonts w:hint="default" w:ascii="Times New Roman" w:hAnsi="Times New Roman" w:cs="Times New Roman"/>
@@ -3872,7 +4971,7 @@
           <w:szCs w:val="28"/>
         </w:rPr>
       </w:pPr>
-      <w:bookmarkStart w:id="5" w:name="_Toc20301"/>
+      <w:bookmarkStart w:id="5" w:name="_Toc11751"/>
       <w:r>
         <w:rPr>
           <w:rFonts w:hint="default" w:ascii="Times New Roman" w:hAnsi="Times New Roman" w:cs="Times New Roman"/>
@@ -4069,7 +5168,7 @@
           <w:szCs w:val="28"/>
         </w:rPr>
       </w:pPr>
-      <w:bookmarkStart w:id="6" w:name="_Toc5935"/>
+      <w:bookmarkStart w:id="6" w:name="_Toc28872"/>
       <w:r>
         <w:rPr>
           <w:rFonts w:hint="default" w:ascii="Times New Roman" w:hAnsi="Times New Roman" w:cs="Times New Roman"/>
@@ -4433,7 +5532,7 @@
           <w:szCs w:val="28"/>
         </w:rPr>
       </w:pPr>
-      <w:bookmarkStart w:id="7" w:name="_Toc15379"/>
+      <w:bookmarkStart w:id="7" w:name="_Toc3628"/>
       <w:r>
         <w:rPr>
           <w:rFonts w:hint="default" w:ascii="Times New Roman" w:hAnsi="Times New Roman" w:cs="Times New Roman"/>
@@ -4514,7 +5613,7 @@
           <w:szCs w:val="28"/>
         </w:rPr>
       </w:pPr>
-      <w:bookmarkStart w:id="8" w:name="_Toc31358"/>
+      <w:bookmarkStart w:id="8" w:name="_Toc27226"/>
       <w:r>
         <w:rPr>
           <w:rFonts w:hint="default" w:ascii="Times New Roman" w:hAnsi="Times New Roman" w:cs="Times New Roman"/>
@@ -4676,7 +5775,7 @@
           <w:szCs w:val="28"/>
         </w:rPr>
       </w:pPr>
-      <w:bookmarkStart w:id="9" w:name="_Toc4077"/>
+      <w:bookmarkStart w:id="9" w:name="_Toc17775"/>
       <w:r>
         <w:rPr>
           <w:rFonts w:hint="default" w:ascii="Times New Roman" w:hAnsi="Times New Roman" w:cs="Times New Roman"/>
@@ -4754,7 +5853,7 @@
           <w:szCs w:val="28"/>
         </w:rPr>
       </w:pPr>
-      <w:bookmarkStart w:id="10" w:name="_Toc5566"/>
+      <w:bookmarkStart w:id="10" w:name="_Toc32582"/>
       <w:r>
         <w:rPr>
           <w:rFonts w:hint="default" w:ascii="Times New Roman" w:hAnsi="Times New Roman" w:cs="Times New Roman"/>
@@ -4843,7 +5942,7 @@
           <w:szCs w:val="28"/>
         </w:rPr>
       </w:pPr>
-      <w:bookmarkStart w:id="11" w:name="_Toc18782"/>
+      <w:bookmarkStart w:id="11" w:name="_Toc25261"/>
       <w:r>
         <w:rPr>
           <w:rFonts w:hint="default" w:ascii="Times New Roman" w:hAnsi="Times New Roman" w:cs="Times New Roman"/>
@@ -4949,7 +6048,7 @@
           <w:szCs w:val="28"/>
         </w:rPr>
       </w:pPr>
-      <w:bookmarkStart w:id="12" w:name="_Toc22774"/>
+      <w:bookmarkStart w:id="12" w:name="_Toc28452"/>
       <w:r>
         <w:rPr>
           <w:rFonts w:hint="default" w:ascii="Times New Roman" w:hAnsi="Times New Roman" w:cs="Times New Roman"/>
@@ -5017,7 +6116,7 @@
           <w:szCs w:val="32"/>
         </w:rPr>
       </w:pPr>
-      <w:bookmarkStart w:id="13" w:name="_Toc32181"/>
+      <w:bookmarkStart w:id="13" w:name="_Toc10601"/>
       <w:r>
         <w:rPr>
           <w:rFonts w:hint="default" w:ascii="Times New Roman" w:hAnsi="Times New Roman" w:cs="Times New Roman"/>
@@ -5038,7 +6137,7 @@
           <w:szCs w:val="28"/>
         </w:rPr>
       </w:pPr>
-      <w:bookmarkStart w:id="14" w:name="_Toc23568"/>
+      <w:bookmarkStart w:id="14" w:name="_Toc4240"/>
       <w:r>
         <w:rPr>
           <w:rFonts w:hint="default" w:ascii="Times New Roman" w:hAnsi="Times New Roman" w:cs="Times New Roman"/>
@@ -5170,7 +6269,7 @@
           <w:szCs w:val="32"/>
         </w:rPr>
       </w:pPr>
-      <w:bookmarkStart w:id="15" w:name="_Toc17833"/>
+      <w:bookmarkStart w:id="15" w:name="_Toc14951"/>
       <w:r>
         <w:rPr>
           <w:rFonts w:hint="default" w:ascii="Times New Roman" w:hAnsi="Times New Roman" w:cs="Times New Roman"/>
@@ -5305,7 +6404,7 @@
           <w:szCs w:val="28"/>
         </w:rPr>
       </w:pPr>
-      <w:bookmarkStart w:id="16" w:name="_Toc31636"/>
+      <w:bookmarkStart w:id="16" w:name="_Toc31598"/>
       <w:r>
         <w:rPr>
           <w:rFonts w:hint="default" w:ascii="Times New Roman" w:hAnsi="Times New Roman" w:cs="Times New Roman"/>
@@ -5392,7 +6491,7 @@
           <w:szCs w:val="32"/>
         </w:rPr>
       </w:pPr>
-      <w:bookmarkStart w:id="17" w:name="_Toc16288"/>
+      <w:bookmarkStart w:id="17" w:name="_Toc10087"/>
       <w:r>
         <w:rPr>
           <w:rFonts w:hint="default" w:ascii="Times New Roman" w:hAnsi="Times New Roman" w:cs="Times New Roman"/>
@@ -5534,7 +6633,7 @@
           <w:szCs w:val="32"/>
         </w:rPr>
       </w:pPr>
-      <w:bookmarkStart w:id="18" w:name="_Toc18504"/>
+      <w:bookmarkStart w:id="18" w:name="_Toc5696"/>
       <w:r>
         <w:rPr>
           <w:rFonts w:hint="default" w:ascii="Times New Roman" w:hAnsi="Times New Roman" w:cs="Times New Roman"/>
@@ -5631,7 +6730,7 @@
           <w:szCs w:val="32"/>
         </w:rPr>
       </w:pPr>
-      <w:bookmarkStart w:id="19" w:name="_Toc23898"/>
+      <w:bookmarkStart w:id="19" w:name="_Toc29085"/>
       <w:r>
         <w:rPr>
           <w:rFonts w:hint="default" w:ascii="Times New Roman" w:hAnsi="Times New Roman" w:cs="Times New Roman"/>
@@ -5758,7 +6857,7 @@
           <w:szCs w:val="32"/>
         </w:rPr>
       </w:pPr>
-      <w:bookmarkStart w:id="20" w:name="_Toc18613"/>
+      <w:bookmarkStart w:id="20" w:name="_Toc10042"/>
       <w:r>
         <w:rPr>
           <w:rFonts w:hint="default" w:ascii="Times New Roman" w:hAnsi="Times New Roman" w:cs="Times New Roman"/>
@@ -5868,7 +6967,7 @@
           <w:szCs w:val="32"/>
         </w:rPr>
       </w:pPr>
-      <w:bookmarkStart w:id="21" w:name="_Toc8159"/>
+      <w:bookmarkStart w:id="21" w:name="_Toc12533"/>
       <w:r>
         <w:rPr>
           <w:rFonts w:hint="default" w:ascii="Times New Roman" w:hAnsi="Times New Roman" w:cs="Times New Roman"/>
@@ -5995,7 +7094,7 @@
           <w:szCs w:val="32"/>
         </w:rPr>
       </w:pPr>
-      <w:bookmarkStart w:id="22" w:name="_Toc17374"/>
+      <w:bookmarkStart w:id="22" w:name="_Toc20223"/>
       <w:r>
         <w:rPr>
           <w:rFonts w:hint="default" w:ascii="Times New Roman" w:hAnsi="Times New Roman" w:cs="Times New Roman"/>
@@ -6812,7 +7911,7 @@
           <w:szCs w:val="32"/>
         </w:rPr>
       </w:pPr>
-      <w:bookmarkStart w:id="23" w:name="_Toc15321"/>
+      <w:bookmarkStart w:id="23" w:name="_Toc21090"/>
       <w:r>
         <w:rPr>
           <w:rFonts w:hint="default" w:ascii="Times New Roman" w:hAnsi="Times New Roman" w:cs="Times New Roman"/>
@@ -6918,7 +8017,7 @@
           <w:szCs w:val="32"/>
         </w:rPr>
       </w:pPr>
-      <w:bookmarkStart w:id="24" w:name="_Toc18096"/>
+      <w:bookmarkStart w:id="24" w:name="_Toc16932"/>
       <w:r>
         <w:rPr>
           <w:rFonts w:hint="default" w:ascii="Times New Roman" w:hAnsi="Times New Roman" w:cs="Times New Roman"/>
@@ -7043,7 +8142,7 @@
           <w:szCs w:val="32"/>
         </w:rPr>
       </w:pPr>
-      <w:bookmarkStart w:id="25" w:name="_Toc12740"/>
+      <w:bookmarkStart w:id="25" w:name="_Toc3534"/>
       <w:r>
         <w:rPr>
           <w:rFonts w:hint="default" w:ascii="Times New Roman" w:hAnsi="Times New Roman" w:cs="Times New Roman"/>
@@ -7201,7 +8300,7 @@
           <w:lang w:val="vi-VN"/>
         </w:rPr>
       </w:pPr>
-      <w:bookmarkStart w:id="26" w:name="_Toc25075"/>
+      <w:bookmarkStart w:id="26" w:name="_Toc32749"/>
       <w:r>
         <w:rPr>
           <w:rFonts w:hint="default" w:ascii="Times New Roman" w:hAnsi="Times New Roman" w:cs="Times New Roman"/>
@@ -7223,7 +8322,7 @@
           <w:szCs w:val="28"/>
         </w:rPr>
       </w:pPr>
-      <w:bookmarkStart w:id="27" w:name="_Toc151"/>
+      <w:bookmarkStart w:id="27" w:name="_Toc30823"/>
       <w:r>
         <w:rPr>
           <w:rFonts w:hint="default" w:ascii="Times New Roman" w:hAnsi="Times New Roman" w:cs="Times New Roman"/>
@@ -7561,7 +8660,7 @@
           <w:szCs w:val="28"/>
         </w:rPr>
       </w:pPr>
-      <w:bookmarkStart w:id="28" w:name="_Toc19652"/>
+      <w:bookmarkStart w:id="28" w:name="_Toc30695"/>
       <w:r>
         <w:rPr>
           <w:rFonts w:hint="default" w:ascii="Times New Roman" w:hAnsi="Times New Roman" w:cs="Times New Roman"/>
@@ -7838,7 +8937,7 @@
           <w:szCs w:val="28"/>
         </w:rPr>
       </w:pPr>
-      <w:bookmarkStart w:id="29" w:name="_Toc3806"/>
+      <w:bookmarkStart w:id="29" w:name="_Toc32336"/>
       <w:r>
         <w:rPr>
           <w:rFonts w:hint="default" w:ascii="Times New Roman" w:hAnsi="Times New Roman" w:cs="Times New Roman"/>
@@ -8091,7 +9190,7 @@
           <w:szCs w:val="28"/>
         </w:rPr>
       </w:pPr>
-      <w:bookmarkStart w:id="30" w:name="_Toc14305"/>
+      <w:bookmarkStart w:id="30" w:name="_Toc23876"/>
       <w:r>
         <w:rPr>
           <w:rFonts w:hint="default" w:ascii="Times New Roman" w:hAnsi="Times New Roman" w:cs="Times New Roman"/>
@@ -8391,7 +9490,7 @@
           <w:szCs w:val="28"/>
         </w:rPr>
       </w:pPr>
-      <w:bookmarkStart w:id="31" w:name="_Toc1360"/>
+      <w:bookmarkStart w:id="31" w:name="_Toc10001"/>
       <w:r>
         <w:rPr>
           <w:rStyle w:val="250"/>
@@ -8681,7 +9780,7 @@
           <w:szCs w:val="28"/>
         </w:rPr>
       </w:pPr>
-      <w:bookmarkStart w:id="32" w:name="_Toc16462"/>
+      <w:bookmarkStart w:id="32" w:name="_Toc7715"/>
       <w:r>
         <w:rPr>
           <w:rFonts w:hint="default" w:ascii="Times New Roman" w:hAnsi="Times New Roman" w:cs="Times New Roman"/>
@@ -8975,7 +10074,7 @@
           <w:szCs w:val="28"/>
         </w:rPr>
       </w:pPr>
-      <w:bookmarkStart w:id="33" w:name="_Toc28518"/>
+      <w:bookmarkStart w:id="33" w:name="_Toc25134"/>
       <w:r>
         <w:rPr>
           <w:rFonts w:hint="default" w:ascii="Times New Roman" w:hAnsi="Times New Roman" w:cs="Times New Roman"/>
@@ -9229,7 +10328,7 @@
           <w:szCs w:val="28"/>
         </w:rPr>
       </w:pPr>
-      <w:bookmarkStart w:id="34" w:name="_Toc9239"/>
+      <w:bookmarkStart w:id="34" w:name="_Toc26168"/>
       <w:r>
         <w:rPr>
           <w:rFonts w:hint="default" w:ascii="Times New Roman" w:hAnsi="Times New Roman" w:cs="Times New Roman"/>
@@ -9331,7 +10430,7 @@
           <w:szCs w:val="28"/>
         </w:rPr>
       </w:pPr>
-      <w:bookmarkStart w:id="35" w:name="_Toc22925"/>
+      <w:bookmarkStart w:id="35" w:name="_Toc17870"/>
       <w:r>
         <w:rPr>
           <w:rFonts w:hint="default" w:ascii="Times New Roman" w:hAnsi="Times New Roman" w:cs="Times New Roman"/>
@@ -9630,7 +10729,7 @@
           <w:szCs w:val="28"/>
         </w:rPr>
       </w:pPr>
-      <w:bookmarkStart w:id="36" w:name="_Toc12863"/>
+      <w:bookmarkStart w:id="36" w:name="_Toc3934"/>
       <w:r>
         <w:rPr>
           <w:rFonts w:hint="default" w:ascii="Times New Roman" w:hAnsi="Times New Roman" w:cs="Times New Roman"/>
@@ -9952,7 +11051,7 @@
           <w:szCs w:val="28"/>
         </w:rPr>
       </w:pPr>
-      <w:bookmarkStart w:id="37" w:name="_Toc8665"/>
+      <w:bookmarkStart w:id="37" w:name="_Toc14181"/>
       <w:r>
         <w:rPr>
           <w:rFonts w:hint="default" w:ascii="Times New Roman" w:hAnsi="Times New Roman" w:cs="Times New Roman"/>
@@ -10189,7 +11288,7 @@
           <w:szCs w:val="28"/>
         </w:rPr>
       </w:pPr>
-      <w:bookmarkStart w:id="38" w:name="_Toc30500"/>
+      <w:bookmarkStart w:id="38" w:name="_Toc14369"/>
       <w:r>
         <w:rPr>
           <w:rFonts w:hint="default" w:ascii="Times New Roman" w:hAnsi="Times New Roman" w:cs="Times New Roman"/>
@@ -10446,7 +11545,7 @@
           <w:szCs w:val="28"/>
         </w:rPr>
       </w:pPr>
-      <w:bookmarkStart w:id="39" w:name="_Toc5996"/>
+      <w:bookmarkStart w:id="39" w:name="_Toc30378"/>
       <w:r>
         <w:rPr>
           <w:rFonts w:hint="default" w:ascii="Times New Roman" w:hAnsi="Times New Roman" w:cs="Times New Roman"/>
@@ -10769,7 +11868,7 @@
           <w:szCs w:val="28"/>
         </w:rPr>
       </w:pPr>
-      <w:bookmarkStart w:id="40" w:name="_Toc28878"/>
+      <w:bookmarkStart w:id="40" w:name="_Toc14152"/>
       <w:r>
         <w:rPr>
           <w:rFonts w:hint="default" w:ascii="Times New Roman" w:hAnsi="Times New Roman" w:cs="Times New Roman"/>
@@ -11110,7 +12209,7 @@
           <w:szCs w:val="28"/>
         </w:rPr>
       </w:pPr>
-      <w:bookmarkStart w:id="41" w:name="_Toc9703"/>
+      <w:bookmarkStart w:id="41" w:name="_Toc1393"/>
       <w:r>
         <w:rPr>
           <w:rFonts w:hint="default" w:ascii="Times New Roman" w:hAnsi="Times New Roman" w:cs="Times New Roman"/>
@@ -11407,6 +12506,7 @@
           <w:lang w:val="en-US"/>
         </w:rPr>
       </w:pPr>
+      <w:bookmarkStart w:id="42" w:name="_Toc7387"/>
       <w:r>
         <w:rPr>
           <w:rFonts w:hint="default" w:ascii="Times New Roman" w:hAnsi="Times New Roman" w:cs="Times New Roman"/>
@@ -11416,6 +12516,7 @@
         </w:rPr>
         <w:t>Activity Diagram</w:t>
       </w:r>
+      <w:bookmarkEnd w:id="42"/>
     </w:p>
     <w:p>
       <w:pPr>
@@ -11431,6 +12532,7 @@
           <w:szCs w:val="28"/>
         </w:rPr>
       </w:pPr>
+      <w:bookmarkStart w:id="43" w:name="_Toc31517"/>
       <w:r>
         <w:rPr>
           <w:rFonts w:hint="default" w:ascii="Times New Roman" w:hAnsi="Times New Roman" w:cs="Times New Roman"/>
@@ -11439,6 +12541,7 @@
         </w:rPr>
         <w:t>Khởi động và Kiểm tra kết nối (Startu1. Đăng nhập và Kiểm tra quyền (Authentication)</w:t>
       </w:r>
+      <w:bookmarkEnd w:id="43"/>
     </w:p>
     <w:p>
       <w:pPr>
@@ -11511,6 +12614,7 @@
           <w:szCs w:val="28"/>
         </w:rPr>
       </w:pPr>
+      <w:bookmarkStart w:id="44" w:name="_Toc13379"/>
       <w:r>
         <w:rPr>
           <w:rFonts w:hint="default" w:ascii="Times New Roman" w:hAnsi="Times New Roman" w:eastAsia="SimSun" w:cs="Times New Roman"/>
@@ -11519,6 +12623,7 @@
         </w:rPr>
         <w:t>Tải danh sách địa điểm - Thành công (Load Data Success)</w:t>
       </w:r>
+      <w:bookmarkEnd w:id="44"/>
     </w:p>
     <w:p>
       <w:pPr>
@@ -11586,6 +12691,7 @@
           <w:szCs w:val="28"/>
         </w:rPr>
       </w:pPr>
+      <w:bookmarkStart w:id="45" w:name="_Toc2240"/>
       <w:r>
         <w:rPr>
           <w:rFonts w:hint="default" w:ascii="Times New Roman" w:hAnsi="Times New Roman" w:cs="Times New Roman"/>
@@ -11603,6 +12709,7 @@
         </w:rPr>
         <w:t>Dashboard Tổng quát (Admin)</w:t>
       </w:r>
+      <w:bookmarkEnd w:id="45"/>
     </w:p>
     <w:p>
       <w:pPr>
@@ -11666,6 +12773,7 @@
           <w:szCs w:val="28"/>
         </w:rPr>
       </w:pPr>
+      <w:bookmarkStart w:id="46" w:name="_Toc22637"/>
       <w:r>
         <w:rPr>
           <w:rFonts w:hint="default" w:ascii="Times New Roman" w:hAnsi="Times New Roman" w:cs="Times New Roman"/>
@@ -11683,6 +12791,7 @@
         </w:rPr>
         <w:t>Phê duyệt hoặc Từ chối POI (Admin)</w:t>
       </w:r>
+      <w:bookmarkEnd w:id="46"/>
     </w:p>
     <w:p>
       <w:pPr>
@@ -11752,6 +12861,7 @@
           <w:szCs w:val="28"/>
         </w:rPr>
       </w:pPr>
+      <w:bookmarkStart w:id="47" w:name="_Toc23335"/>
       <w:r>
         <w:rPr>
           <w:rStyle w:val="250"/>
@@ -11775,6 +12885,7 @@
         </w:rPr>
         <w:t>Tạo Địa điểm ẩm thực mới (Owner)</w:t>
       </w:r>
+      <w:bookmarkEnd w:id="47"/>
     </w:p>
     <w:p>
       <w:pPr>
@@ -11838,6 +12949,7 @@
           <w:szCs w:val="28"/>
         </w:rPr>
       </w:pPr>
+      <w:bookmarkStart w:id="48" w:name="_Toc12834"/>
       <w:r>
         <w:rPr>
           <w:rFonts w:hint="default" w:ascii="Times New Roman" w:hAnsi="Times New Roman" w:cs="Times New Roman"/>
@@ -11855,6 +12967,7 @@
         </w:rPr>
         <w:t>Xóa mềm và Khôi phục POI (Owner/Admin)</w:t>
       </w:r>
+      <w:bookmarkEnd w:id="48"/>
     </w:p>
     <w:p>
       <w:pPr>
@@ -11918,6 +13031,7 @@
           <w:szCs w:val="28"/>
         </w:rPr>
       </w:pPr>
+      <w:bookmarkStart w:id="49" w:name="_Toc12903"/>
       <w:r>
         <w:rPr>
           <w:rFonts w:hint="default" w:ascii="Times New Roman" w:hAnsi="Times New Roman" w:cs="Times New Roman"/>
@@ -11935,6 +13049,7 @@
         </w:rPr>
         <w:t>Cập nhật thông tin &amp; Đồng bộ Ngôn ngữ (Owner)</w:t>
       </w:r>
+      <w:bookmarkEnd w:id="49"/>
     </w:p>
     <w:p>
       <w:pPr>
@@ -11998,6 +13113,7 @@
           <w:szCs w:val="28"/>
         </w:rPr>
       </w:pPr>
+      <w:bookmarkStart w:id="50" w:name="_Toc31210"/>
       <w:r>
         <w:rPr>
           <w:rFonts w:hint="default" w:ascii="Times New Roman" w:hAnsi="Times New Roman" w:cs="Times New Roman"/>
@@ -12033,6 +13149,7 @@
         </w:rPr>
         <w:t>Tìm kiếm quán ăn xung quanh (Mobile User)</w:t>
       </w:r>
+      <w:bookmarkEnd w:id="50"/>
     </w:p>
     <w:p>
       <w:pPr>
@@ -12099,6 +13216,7 @@
           <w:szCs w:val="28"/>
         </w:rPr>
       </w:pPr>
+      <w:bookmarkStart w:id="51" w:name="_Toc671"/>
       <w:r>
         <w:rPr>
           <w:rFonts w:hint="default" w:ascii="Times New Roman" w:hAnsi="Times New Roman" w:cs="Times New Roman"/>
@@ -12116,6 +13234,7 @@
         </w:rPr>
         <w:t>Luồng Quét mã QR (QR Code Scanning Flow)</w:t>
       </w:r>
+      <w:bookmarkEnd w:id="51"/>
     </w:p>
     <w:p>
       <w:pPr>
@@ -12171,15 +13290,6 @@
     </w:p>
     <w:p>
       <w:pPr>
-        <w:ind w:left="0" w:leftChars="0" w:firstLine="0" w:firstLineChars="0"/>
-        <w:rPr>
-          <w:rFonts w:hint="default"/>
-          <w:lang w:val="vi-VN"/>
-        </w:rPr>
-      </w:pPr>
-    </w:p>
-    <w:p>
-      <w:pPr>
         <w:pStyle w:val="4"/>
         <w:keepNext w:val="0"/>
         <w:keepLines w:val="0"/>
@@ -12191,6 +13301,7 @@
           <w:szCs w:val="28"/>
         </w:rPr>
       </w:pPr>
+      <w:bookmarkStart w:id="52" w:name="_Toc25137"/>
       <w:r>
         <w:rPr>
           <w:rFonts w:hint="default" w:ascii="Times New Roman" w:hAnsi="Times New Roman" w:cs="Times New Roman"/>
@@ -12208,6 +13319,7 @@
         </w:rPr>
         <w:t>Luồng Thuyết minh tự động (TTS Narration Flow)</w:t>
       </w:r>
+      <w:bookmarkEnd w:id="52"/>
     </w:p>
     <w:p>
       <w:pPr>
@@ -12271,6 +13383,7 @@
           <w:szCs w:val="28"/>
         </w:rPr>
       </w:pPr>
+      <w:bookmarkStart w:id="53" w:name="_Toc20500"/>
       <w:r>
         <w:rPr>
           <w:rFonts w:hint="default" w:ascii="Times New Roman" w:hAnsi="Times New Roman" w:cs="Times New Roman"/>
@@ -12288,6 +13401,7 @@
         </w:rPr>
         <w:t>Hàng rào địa lý - Geofence (Mobile User)</w:t>
       </w:r>
+      <w:bookmarkEnd w:id="53"/>
     </w:p>
     <w:p>
       <w:pPr>
@@ -12297,7 +13411,6 @@
           <w:lang w:val="vi-VN"/>
         </w:rPr>
       </w:pPr>
-      <w:bookmarkStart w:id="43" w:name="_GoBack"/>
       <w:r>
         <w:rPr>
           <w:rFonts w:hint="default"/>
@@ -12341,7 +13454,36 @@
           </wp:inline>
         </w:drawing>
       </w:r>
-      <w:bookmarkEnd w:id="43"/>
+    </w:p>
+    <w:p>
+      <w:pPr>
+        <w:pStyle w:val="4"/>
+        <w:bidi w:val="0"/>
+        <w:rPr>
+          <w:rFonts w:hint="default" w:ascii="Times New Roman" w:hAnsi="Times New Roman" w:cs="Times New Roman"/>
+          <w:sz w:val="28"/>
+          <w:szCs w:val="28"/>
+        </w:rPr>
+      </w:pPr>
+      <w:bookmarkStart w:id="54" w:name="_Toc13205"/>
+      <w:r>
+        <w:rPr>
+          <w:rFonts w:hint="default" w:ascii="Times New Roman" w:hAnsi="Times New Roman" w:cs="Times New Roman"/>
+          <w:sz w:val="28"/>
+          <w:szCs w:val="28"/>
+          <w:lang w:val="vi-VN"/>
+        </w:rPr>
+        <w:t xml:space="preserve">18.12. </w:t>
+      </w:r>
+      <w:r>
+        <w:rPr>
+          <w:rFonts w:hint="default" w:ascii="Times New Roman" w:hAnsi="Times New Roman" w:cs="Times New Roman"/>
+          <w:sz w:val="28"/>
+          <w:szCs w:val="28"/>
+        </w:rPr>
+        <w:t>Gửi Email thông báo sự kiện (Backend)</w:t>
+      </w:r>
+      <w:bookmarkEnd w:id="54"/>
     </w:p>
     <w:p>
       <w:pPr>
@@ -12351,6 +13493,313 @@
           <w:lang w:val="vi-VN"/>
         </w:rPr>
       </w:pPr>
+      <w:r>
+        <w:rPr>
+          <w:rFonts w:hint="default"/>
+          <w:lang w:val="vi-VN"/>
+        </w:rPr>
+        <w:drawing>
+          <wp:inline distT="0" distB="0" distL="114300" distR="114300">
+            <wp:extent cx="5270500" cy="2834005"/>
+            <wp:effectExtent l="0" t="0" r="2540" b="635"/>
+            <wp:docPr id="13" name="Picture 13" descr="activity 12"/>
+            <wp:cNvGraphicFramePr>
+              <a:graphicFrameLocks xmlns:a="http://schemas.openxmlformats.org/drawingml/2006/main" noChangeAspect="1"/>
+            </wp:cNvGraphicFramePr>
+            <a:graphic xmlns:a="http://schemas.openxmlformats.org/drawingml/2006/main">
+              <a:graphicData uri="http://schemas.openxmlformats.org/drawingml/2006/picture">
+                <pic:pic xmlns:pic="http://schemas.openxmlformats.org/drawingml/2006/picture">
+                  <pic:nvPicPr>
+                    <pic:cNvPr id="13" name="Picture 13" descr="activity 12"/>
+                    <pic:cNvPicPr>
+                      <a:picLocks noChangeAspect="1"/>
+                    </pic:cNvPicPr>
+                  </pic:nvPicPr>
+                  <pic:blipFill>
+                    <a:blip r:embed="rId34"/>
+                    <a:stretch>
+                      <a:fillRect/>
+                    </a:stretch>
+                  </pic:blipFill>
+                  <pic:spPr>
+                    <a:xfrm>
+                      <a:off x="0" y="0"/>
+                      <a:ext cx="5270500" cy="2834005"/>
+                    </a:xfrm>
+                    <a:prstGeom prst="rect">
+                      <a:avLst/>
+                    </a:prstGeom>
+                  </pic:spPr>
+                </pic:pic>
+              </a:graphicData>
+            </a:graphic>
+          </wp:inline>
+        </w:drawing>
+      </w:r>
+    </w:p>
+    <w:p>
+      <w:pPr>
+        <w:pStyle w:val="4"/>
+        <w:keepNext w:val="0"/>
+        <w:keepLines w:val="0"/>
+        <w:widowControl/>
+        <w:suppressLineNumbers w:val="0"/>
+        <w:rPr>
+          <w:rFonts w:hint="default" w:ascii="Times New Roman" w:hAnsi="Times New Roman" w:cs="Times New Roman"/>
+          <w:sz w:val="28"/>
+          <w:szCs w:val="28"/>
+        </w:rPr>
+      </w:pPr>
+      <w:bookmarkStart w:id="55" w:name="_Toc18633"/>
+      <w:r>
+        <w:rPr>
+          <w:rFonts w:hint="default" w:ascii="Times New Roman" w:hAnsi="Times New Roman" w:cs="Times New Roman"/>
+          <w:sz w:val="28"/>
+          <w:szCs w:val="28"/>
+          <w:lang w:val="vi-VN"/>
+        </w:rPr>
+        <w:t xml:space="preserve">18.13. </w:t>
+      </w:r>
+      <w:r>
+        <w:rPr>
+          <w:rFonts w:hint="default" w:ascii="Times New Roman" w:hAnsi="Times New Roman" w:cs="Times New Roman"/>
+          <w:sz w:val="28"/>
+          <w:szCs w:val="28"/>
+        </w:rPr>
+        <w:t>Luồng Đăng ký tài khoản (Registration)</w:t>
+      </w:r>
+      <w:bookmarkEnd w:id="55"/>
+    </w:p>
+    <w:p>
+      <w:pPr>
+        <w:ind w:left="0" w:leftChars="0" w:firstLine="0" w:firstLineChars="0"/>
+        <w:rPr>
+          <w:rFonts w:hint="default"/>
+          <w:lang w:val="vi-VN"/>
+        </w:rPr>
+      </w:pPr>
+      <w:r>
+        <w:rPr>
+          <w:rFonts w:hint="default"/>
+          <w:lang w:val="vi-VN"/>
+        </w:rPr>
+        <w:drawing>
+          <wp:inline distT="0" distB="0" distL="114300" distR="114300">
+            <wp:extent cx="5261610" cy="2442845"/>
+            <wp:effectExtent l="0" t="0" r="11430" b="10795"/>
+            <wp:docPr id="14" name="Picture 14" descr="activity 13"/>
+            <wp:cNvGraphicFramePr>
+              <a:graphicFrameLocks xmlns:a="http://schemas.openxmlformats.org/drawingml/2006/main" noChangeAspect="1"/>
+            </wp:cNvGraphicFramePr>
+            <a:graphic xmlns:a="http://schemas.openxmlformats.org/drawingml/2006/main">
+              <a:graphicData uri="http://schemas.openxmlformats.org/drawingml/2006/picture">
+                <pic:pic xmlns:pic="http://schemas.openxmlformats.org/drawingml/2006/picture">
+                  <pic:nvPicPr>
+                    <pic:cNvPr id="14" name="Picture 14" descr="activity 13"/>
+                    <pic:cNvPicPr>
+                      <a:picLocks noChangeAspect="1"/>
+                    </pic:cNvPicPr>
+                  </pic:nvPicPr>
+                  <pic:blipFill>
+                    <a:blip r:embed="rId35"/>
+                    <a:stretch>
+                      <a:fillRect/>
+                    </a:stretch>
+                  </pic:blipFill>
+                  <pic:spPr>
+                    <a:xfrm>
+                      <a:off x="0" y="0"/>
+                      <a:ext cx="5261610" cy="2442845"/>
+                    </a:xfrm>
+                    <a:prstGeom prst="rect">
+                      <a:avLst/>
+                    </a:prstGeom>
+                  </pic:spPr>
+                </pic:pic>
+              </a:graphicData>
+            </a:graphic>
+          </wp:inline>
+        </w:drawing>
+      </w:r>
+    </w:p>
+    <w:p>
+      <w:pPr>
+        <w:pStyle w:val="4"/>
+        <w:keepNext w:val="0"/>
+        <w:keepLines w:val="0"/>
+        <w:widowControl/>
+        <w:suppressLineNumbers w:val="0"/>
+        <w:rPr>
+          <w:rFonts w:hint="default" w:ascii="Times New Roman" w:hAnsi="Times New Roman" w:cs="Times New Roman"/>
+          <w:sz w:val="28"/>
+          <w:szCs w:val="28"/>
+        </w:rPr>
+      </w:pPr>
+      <w:bookmarkStart w:id="56" w:name="_Toc13430"/>
+      <w:r>
+        <w:rPr>
+          <w:rFonts w:hint="default" w:ascii="Times New Roman" w:hAnsi="Times New Roman" w:cs="Times New Roman"/>
+          <w:sz w:val="28"/>
+          <w:szCs w:val="28"/>
+          <w:lang w:val="vi-VN"/>
+        </w:rPr>
+        <w:t xml:space="preserve">18.14. </w:t>
+      </w:r>
+      <w:r>
+        <w:rPr>
+          <w:rFonts w:hint="default" w:ascii="Times New Roman" w:hAnsi="Times New Roman" w:cs="Times New Roman"/>
+          <w:sz w:val="28"/>
+          <w:szCs w:val="28"/>
+        </w:rPr>
+        <w:t>Luồng Tải lên &amp; Hiển thị hình ảnh (Image Upload)</w:t>
+      </w:r>
+      <w:bookmarkEnd w:id="56"/>
+    </w:p>
+    <w:p>
+      <w:pPr>
+        <w:ind w:left="0" w:leftChars="0" w:firstLine="0" w:firstLineChars="0"/>
+        <w:rPr>
+          <w:rFonts w:hint="default"/>
+          <w:lang w:val="vi-VN"/>
+        </w:rPr>
+      </w:pPr>
+      <w:r>
+        <w:rPr>
+          <w:rFonts w:hint="default"/>
+          <w:lang w:val="vi-VN"/>
+        </w:rPr>
+        <w:drawing>
+          <wp:inline distT="0" distB="0" distL="114300" distR="114300">
+            <wp:extent cx="5266690" cy="3122930"/>
+            <wp:effectExtent l="0" t="0" r="6350" b="1270"/>
+            <wp:docPr id="15" name="Picture 15" descr="activity 14"/>
+            <wp:cNvGraphicFramePr>
+              <a:graphicFrameLocks xmlns:a="http://schemas.openxmlformats.org/drawingml/2006/main" noChangeAspect="1"/>
+            </wp:cNvGraphicFramePr>
+            <a:graphic xmlns:a="http://schemas.openxmlformats.org/drawingml/2006/main">
+              <a:graphicData uri="http://schemas.openxmlformats.org/drawingml/2006/picture">
+                <pic:pic xmlns:pic="http://schemas.openxmlformats.org/drawingml/2006/picture">
+                  <pic:nvPicPr>
+                    <pic:cNvPr id="15" name="Picture 15" descr="activity 14"/>
+                    <pic:cNvPicPr>
+                      <a:picLocks noChangeAspect="1"/>
+                    </pic:cNvPicPr>
+                  </pic:nvPicPr>
+                  <pic:blipFill>
+                    <a:blip r:embed="rId36"/>
+                    <a:stretch>
+                      <a:fillRect/>
+                    </a:stretch>
+                  </pic:blipFill>
+                  <pic:spPr>
+                    <a:xfrm>
+                      <a:off x="0" y="0"/>
+                      <a:ext cx="5266690" cy="3122930"/>
+                    </a:xfrm>
+                    <a:prstGeom prst="rect">
+                      <a:avLst/>
+                    </a:prstGeom>
+                  </pic:spPr>
+                </pic:pic>
+              </a:graphicData>
+            </a:graphic>
+          </wp:inline>
+        </w:drawing>
+      </w:r>
+    </w:p>
+    <w:p>
+      <w:pPr>
+        <w:pStyle w:val="4"/>
+        <w:keepNext w:val="0"/>
+        <w:keepLines w:val="0"/>
+        <w:widowControl/>
+        <w:suppressLineNumbers w:val="0"/>
+        <w:rPr>
+          <w:rFonts w:hint="default" w:ascii="Times New Roman" w:hAnsi="Times New Roman" w:cs="Times New Roman"/>
+          <w:sz w:val="28"/>
+          <w:szCs w:val="28"/>
+        </w:rPr>
+      </w:pPr>
+      <w:bookmarkStart w:id="57" w:name="_Toc28739"/>
+      <w:r>
+        <w:rPr>
+          <w:rFonts w:hint="default" w:ascii="Times New Roman" w:hAnsi="Times New Roman" w:cs="Times New Roman"/>
+          <w:sz w:val="28"/>
+          <w:szCs w:val="28"/>
+          <w:lang w:val="vi-VN"/>
+        </w:rPr>
+        <w:t xml:space="preserve">18.15. </w:t>
+      </w:r>
+      <w:r>
+        <w:rPr>
+          <w:rFonts w:hint="default" w:ascii="Times New Roman" w:hAnsi="Times New Roman" w:cs="Times New Roman"/>
+          <w:sz w:val="28"/>
+          <w:szCs w:val="28"/>
+        </w:rPr>
+        <w:t>Luồng Phân quyền Dashboard (Data Isolation)</w:t>
+      </w:r>
+      <w:bookmarkEnd w:id="57"/>
+    </w:p>
+    <w:p>
+      <w:pPr>
+        <w:ind w:left="0" w:leftChars="0" w:firstLine="0" w:firstLineChars="0"/>
+        <w:rPr>
+          <w:rFonts w:hint="default"/>
+          <w:lang w:val="vi-VN"/>
+        </w:rPr>
+      </w:pPr>
+      <w:r>
+        <w:rPr>
+          <w:rFonts w:hint="default"/>
+          <w:lang w:val="vi-VN"/>
+        </w:rPr>
+        <w:drawing>
+          <wp:inline distT="0" distB="0" distL="114300" distR="114300">
+            <wp:extent cx="5266690" cy="2865755"/>
+            <wp:effectExtent l="0" t="0" r="6350" b="14605"/>
+            <wp:docPr id="16" name="Picture 16" descr="activity 15"/>
+            <wp:cNvGraphicFramePr>
+              <a:graphicFrameLocks xmlns:a="http://schemas.openxmlformats.org/drawingml/2006/main" noChangeAspect="1"/>
+            </wp:cNvGraphicFramePr>
+            <a:graphic xmlns:a="http://schemas.openxmlformats.org/drawingml/2006/main">
+              <a:graphicData uri="http://schemas.openxmlformats.org/drawingml/2006/picture">
+                <pic:pic xmlns:pic="http://schemas.openxmlformats.org/drawingml/2006/picture">
+                  <pic:nvPicPr>
+                    <pic:cNvPr id="16" name="Picture 16" descr="activity 15"/>
+                    <pic:cNvPicPr>
+                      <a:picLocks noChangeAspect="1"/>
+                    </pic:cNvPicPr>
+                  </pic:nvPicPr>
+                  <pic:blipFill>
+                    <a:blip r:embed="rId37"/>
+                    <a:stretch>
+                      <a:fillRect/>
+                    </a:stretch>
+                  </pic:blipFill>
+                  <pic:spPr>
+                    <a:xfrm>
+                      <a:off x="0" y="0"/>
+                      <a:ext cx="5266690" cy="2865755"/>
+                    </a:xfrm>
+                    <a:prstGeom prst="rect">
+                      <a:avLst/>
+                    </a:prstGeom>
+                  </pic:spPr>
+                </pic:pic>
+              </a:graphicData>
+            </a:graphic>
+          </wp:inline>
+        </w:drawing>
+      </w:r>
+    </w:p>
+    <w:p>
+      <w:pPr>
+        <w:ind w:left="0" w:leftChars="0" w:firstLine="0" w:firstLineChars="0"/>
+        <w:rPr>
+          <w:rFonts w:hint="default"/>
+          <w:lang w:val="vi-VN"/>
+        </w:rPr>
+      </w:pPr>
     </w:p>
     <w:p>
       <w:pPr>
@@ -12362,7 +13811,7 @@
           <w:szCs w:val="32"/>
         </w:rPr>
       </w:pPr>
-      <w:bookmarkStart w:id="42" w:name="_Toc13073"/>
+      <w:bookmarkStart w:id="58" w:name="_Toc32328"/>
       <w:r>
         <w:rPr>
           <w:rFonts w:hint="default" w:ascii="Times New Roman" w:hAnsi="Times New Roman" w:cs="Times New Roman"/>
@@ -12380,7 +13829,7 @@
         </w:rPr>
         <w:t>. Kế hoạch Bảo trì &amp; Hỗ trợ (Maintenance &amp; Support)</w:t>
       </w:r>
-      <w:bookmarkEnd w:id="42"/>
+      <w:bookmarkEnd w:id="58"/>
     </w:p>
     <w:p>
       <w:pPr>
@@ -12478,8 +13927,19 @@
           <w:sz w:val="28"/>
           <w:szCs w:val="28"/>
         </w:rPr>
-        <w:t>Mở rộng: Kiến trúc Services/Controller tách biệt cho phép dễ dàng tích hợp thêm các tính năng như "Bình luận/Đánh giá" hoặc "Đặt chỗ" trong tương lai.</w:t>
-      </w:r>
+        <w:t>Mở rộng: Kiến trúc Services/Controller tách biệt cho phép dễ dàng tích hợp thêm các tính năng như "Bình luận/Đánh giá" hoặc "Đặt chỗ" trong tương lai</w:t>
+      </w:r>
+      <w:r>
+        <w:rPr>
+          <w:rFonts w:hint="default" w:cs="Times New Roman"/>
+          <w:sz w:val="28"/>
+          <w:szCs w:val="28"/>
+          <w:lang w:val="vi-VN"/>
+        </w:rPr>
+        <w:t>.</w:t>
+      </w:r>
+      <w:bookmarkStart w:id="59" w:name="_GoBack"/>
+      <w:bookmarkEnd w:id="59"/>
     </w:p>
     <w:sectPr>
       <w:pgSz w:w="11906" w:h="16838"/>
@@ -13356,8 +14816,8 @@
     <w:lsdException w:qFormat="1" w:unhideWhenUsed="0" w:uiPriority="66" w:semiHidden="0" w:name="Medium List 2"/>
     <w:lsdException w:unhideWhenUsed="0" w:uiPriority="67" w:semiHidden="0" w:name="Medium Grid 1"/>
     <w:lsdException w:unhideWhenUsed="0" w:uiPriority="68" w:semiHidden="0" w:name="Medium Grid 2"/>
-    <w:lsdException w:unhideWhenUsed="0" w:uiPriority="69" w:semiHidden="0" w:name="Medium Grid 3"/>
-    <w:lsdException w:unhideWhenUsed="0" w:uiPriority="70" w:semiHidden="0" w:name="Dark List"/>
+    <w:lsdException w:qFormat="1" w:unhideWhenUsed="0" w:uiPriority="69" w:semiHidden="0" w:name="Medium Grid 3"/>
+    <w:lsdException w:qFormat="1" w:unhideWhenUsed="0" w:uiPriority="70" w:semiHidden="0" w:name="Dark List"/>
     <w:lsdException w:qFormat="1" w:unhideWhenUsed="0" w:uiPriority="71" w:semiHidden="0" w:name="Colorful Shading"/>
     <w:lsdException w:qFormat="1" w:unhideWhenUsed="0" w:uiPriority="72" w:semiHidden="0" w:name="Colorful List"/>
     <w:lsdException w:qFormat="1" w:unhideWhenUsed="0" w:uiPriority="73" w:semiHidden="0" w:name="Colorful Grid"/>
@@ -13384,7 +14844,7 @@
     <w:lsdException w:unhideWhenUsed="0" w:uiPriority="66" w:semiHidden="0" w:name="Medium List 2 Accent 2"/>
     <w:lsdException w:qFormat="1" w:unhideWhenUsed="0" w:uiPriority="67" w:semiHidden="0" w:name="Medium Grid 1 Accent 2"/>
     <w:lsdException w:unhideWhenUsed="0" w:uiPriority="68" w:semiHidden="0" w:name="Medium Grid 2 Accent 2"/>
-    <w:lsdException w:unhideWhenUsed="0" w:uiPriority="69" w:semiHidden="0" w:name="Medium Grid 3 Accent 2"/>
+    <w:lsdException w:qFormat="1" w:unhideWhenUsed="0" w:uiPriority="69" w:semiHidden="0" w:name="Medium Grid 3 Accent 2"/>
     <w:lsdException w:qFormat="1" w:unhideWhenUsed="0" w:uiPriority="70" w:semiHidden="0" w:name="Dark List Accent 2"/>
     <w:lsdException w:qFormat="1" w:unhideWhenUsed="0" w:uiPriority="71" w:semiHidden="0" w:name="Colorful Shading Accent 2"/>
     <w:lsdException w:qFormat="1" w:unhideWhenUsed="0" w:uiPriority="72" w:semiHidden="0" w:name="Colorful List Accent 2"/>
@@ -13398,7 +14858,7 @@
     <w:lsdException w:unhideWhenUsed="0" w:uiPriority="66" w:semiHidden="0" w:name="Medium List 2 Accent 3"/>
     <w:lsdException w:unhideWhenUsed="0" w:uiPriority="67" w:semiHidden="0" w:name="Medium Grid 1 Accent 3"/>
     <w:lsdException w:unhideWhenUsed="0" w:uiPriority="68" w:semiHidden="0" w:name="Medium Grid 2 Accent 3"/>
-    <w:lsdException w:unhideWhenUsed="0" w:uiPriority="69" w:semiHidden="0" w:name="Medium Grid 3 Accent 3"/>
+    <w:lsdException w:qFormat="1" w:unhideWhenUsed="0" w:uiPriority="69" w:semiHidden="0" w:name="Medium Grid 3 Accent 3"/>
     <w:lsdException w:qFormat="1" w:unhideWhenUsed="0" w:uiPriority="70" w:semiHidden="0" w:name="Dark List Accent 3"/>
     <w:lsdException w:qFormat="1" w:unhideWhenUsed="0" w:uiPriority="71" w:semiHidden="0" w:name="Colorful Shading Accent 3"/>
     <w:lsdException w:qFormat="1" w:unhideWhenUsed="0" w:uiPriority="72" w:semiHidden="0" w:name="Colorful List Accent 3"/>
@@ -13412,7 +14872,7 @@
     <w:lsdException w:unhideWhenUsed="0" w:uiPriority="66" w:semiHidden="0" w:name="Medium List 2 Accent 4"/>
     <w:lsdException w:unhideWhenUsed="0" w:uiPriority="67" w:semiHidden="0" w:name="Medium Grid 1 Accent 4"/>
     <w:lsdException w:unhideWhenUsed="0" w:uiPriority="68" w:semiHidden="0" w:name="Medium Grid 2 Accent 4"/>
-    <w:lsdException w:unhideWhenUsed="0" w:uiPriority="69" w:semiHidden="0" w:name="Medium Grid 3 Accent 4"/>
+    <w:lsdException w:qFormat="1" w:unhideWhenUsed="0" w:uiPriority="69" w:semiHidden="0" w:name="Medium Grid 3 Accent 4"/>
     <w:lsdException w:qFormat="1" w:unhideWhenUsed="0" w:uiPriority="70" w:semiHidden="0" w:name="Dark List Accent 4"/>
     <w:lsdException w:qFormat="1" w:unhideWhenUsed="0" w:uiPriority="71" w:semiHidden="0" w:name="Colorful Shading Accent 4"/>
     <w:lsdException w:qFormat="1" w:unhideWhenUsed="0" w:uiPriority="72" w:semiHidden="0" w:name="Colorful List Accent 4"/>
@@ -13439,8 +14899,8 @@
     <w:lsdException w:unhideWhenUsed="0" w:uiPriority="65" w:semiHidden="0" w:name="Medium List 1 Accent 6"/>
     <w:lsdException w:unhideWhenUsed="0" w:uiPriority="66" w:semiHidden="0" w:name="Medium List 2 Accent 6"/>
     <w:lsdException w:unhideWhenUsed="0" w:uiPriority="67" w:semiHidden="0" w:name="Medium Grid 1 Accent 6"/>
-    <w:lsdException w:unhideWhenUsed="0" w:uiPriority="68" w:semiHidden="0" w:name="Medium Grid 2 Accent 6"/>
-    <w:lsdException w:unhideWhenUsed="0" w:uiPriority="69" w:semiHidden="0" w:name="Medium Grid 3 Accent 6"/>
+    <w:lsdException w:qFormat="1" w:unhideWhenUsed="0" w:uiPriority="68" w:semiHidden="0" w:name="Medium Grid 2 Accent 6"/>
+    <w:lsdException w:qFormat="1" w:unhideWhenUsed="0" w:uiPriority="69" w:semiHidden="0" w:name="Medium Grid 3 Accent 6"/>
     <w:lsdException w:qFormat="1" w:unhideWhenUsed="0" w:uiPriority="70" w:semiHidden="0" w:name="Dark List Accent 6"/>
     <w:lsdException w:qFormat="1" w:unhideWhenUsed="0" w:uiPriority="71" w:semiHidden="0" w:name="Colorful Shading Accent 6"/>
     <w:lsdException w:qFormat="1" w:unhideWhenUsed="0" w:uiPriority="72" w:semiHidden="0" w:name="Colorful List Accent 6"/>
@@ -23858,6 +25318,7 @@
   <w:style w:type="table" w:styleId="213">
     <w:name w:val="Medium Grid 2 Accent 6"/>
     <w:basedOn w:val="12"/>
+    <w:qFormat/>
     <w:uiPriority w:val="68"/>
     <w:rPr>
       <w:rFonts w:ascii="SimSun" w:hAnsi="SimSun" w:eastAsia="Courier New" w:cs="Times New Roman"/>
@@ -23970,6 +25431,7 @@
   <w:style w:type="table" w:styleId="214">
     <w:name w:val="Medium Grid 3"/>
     <w:basedOn w:val="12"/>
+    <w:qFormat/>
     <w:uiPriority w:val="69"/>
     <w:tblPr>
       <w:tblBorders>
@@ -24226,6 +25688,7 @@
   <w:style w:type="table" w:styleId="216">
     <w:name w:val="Medium Grid 3 Accent 2"/>
     <w:basedOn w:val="12"/>
+    <w:qFormat/>
     <w:uiPriority w:val="69"/>
     <w:tblPr>
       <w:tblBorders>
@@ -24354,6 +25817,7 @@
   <w:style w:type="table" w:styleId="217">
     <w:name w:val="Medium Grid 3 Accent 3"/>
     <w:basedOn w:val="12"/>
+    <w:qFormat/>
     <w:uiPriority w:val="69"/>
     <w:tblPr>
       <w:tblBorders>
@@ -24482,6 +25946,7 @@
   <w:style w:type="table" w:styleId="218">
     <w:name w:val="Medium Grid 3 Accent 4"/>
     <w:basedOn w:val="12"/>
+    <w:qFormat/>
     <w:uiPriority w:val="69"/>
     <w:tblPr>
       <w:tblBorders>
@@ -24738,6 +26203,7 @@
   <w:style w:type="table" w:styleId="220">
     <w:name w:val="Medium Grid 3 Accent 6"/>
     <w:basedOn w:val="12"/>
+    <w:qFormat/>
     <w:uiPriority w:val="69"/>
     <w:tblPr>
       <w:tblBorders>
@@ -24866,6 +26332,7 @@
   <w:style w:type="table" w:styleId="221">
     <w:name w:val="Dark List"/>
     <w:basedOn w:val="12"/>
+    <w:qFormat/>
     <w:uiPriority w:val="70"/>
     <w:rPr>
       <w:color w:val="FFFFFF"/>

--- a/PRD_DoAnC#_18_ST3.docx
+++ b/PRD_DoAnC#_18_ST3.docx
@@ -8320,6 +8320,7 @@
           <w:rFonts w:hint="default" w:ascii="Times New Roman" w:hAnsi="Times New Roman" w:cs="Times New Roman"/>
           <w:sz w:val="28"/>
           <w:szCs w:val="28"/>
+          <w:lang w:val="vi-VN"/>
         </w:rPr>
       </w:pPr>
       <w:bookmarkStart w:id="27" w:name="_Toc30823"/>
@@ -8332,34 +8333,15 @@
         </w:rPr>
         <w:t xml:space="preserve">17.1. </w:t>
       </w:r>
-      <w:r>
-        <w:rPr>
-          <w:rFonts w:hint="default" w:ascii="Times New Roman" w:hAnsi="Times New Roman" w:cs="Times New Roman"/>
-          <w:sz w:val="28"/>
-          <w:szCs w:val="28"/>
-        </w:rPr>
-        <w:t>Khởi động và Kiểm tra kết nối (Startu1. Đăng nhập và Kiểm tra quyền (Authentication)</w:t>
-      </w:r>
       <w:bookmarkEnd w:id="27"/>
-    </w:p>
-    <w:p>
-      <w:pPr>
-        <w:pStyle w:val="85"/>
-        <w:keepNext w:val="0"/>
-        <w:keepLines w:val="0"/>
-        <w:widowControl/>
-        <w:suppressLineNumbers w:val="0"/>
-        <w:rPr>
-          <w:sz w:val="28"/>
-          <w:szCs w:val="28"/>
-        </w:rPr>
-      </w:pPr>
-      <w:r>
-        <w:rPr>
-          <w:sz w:val="28"/>
-          <w:szCs w:val="28"/>
-        </w:rPr>
-        <w:t>Xác thực danh tính và kiểm tra trạng thái hoạt động của tài khoản.</w:t>
+      <w:r>
+        <w:rPr>
+          <w:rFonts w:hint="default" w:ascii="Times New Roman" w:hAnsi="Times New Roman" w:cs="Times New Roman"/>
+          <w:sz w:val="28"/>
+          <w:szCs w:val="28"/>
+          <w:lang w:val="vi-VN"/>
+        </w:rPr>
+        <w:t>Auth: Đăng ký</w:t>
       </w:r>
     </w:p>
     <w:p>
@@ -8377,9 +8359,9 @@
         </w:rPr>
         <w:drawing>
           <wp:inline distT="0" distB="0" distL="114300" distR="114300">
-            <wp:extent cx="5270500" cy="3602990"/>
-            <wp:effectExtent l="0" t="0" r="2540" b="8890"/>
-            <wp:docPr id="18" name="Picture 18" descr="sq1"/>
+            <wp:extent cx="5267325" cy="3186430"/>
+            <wp:effectExtent l="0" t="0" r="5715" b="13970"/>
+            <wp:docPr id="36" name="Picture 36" descr="SE01"/>
             <wp:cNvGraphicFramePr>
               <a:graphicFrameLocks xmlns:a="http://schemas.openxmlformats.org/drawingml/2006/main" noChangeAspect="1"/>
             </wp:cNvGraphicFramePr>
@@ -8387,7 +8369,7 @@
               <a:graphicData uri="http://schemas.openxmlformats.org/drawingml/2006/picture">
                 <pic:pic xmlns:pic="http://schemas.openxmlformats.org/drawingml/2006/picture">
                   <pic:nvPicPr>
-                    <pic:cNvPr id="18" name="Picture 18" descr="sq1"/>
+                    <pic:cNvPr id="36" name="Picture 36" descr="SE01"/>
                     <pic:cNvPicPr>
                       <a:picLocks noChangeAspect="1"/>
                     </pic:cNvPicPr>
@@ -8401,7 +8383,7 @@
                   <pic:spPr>
                     <a:xfrm>
                       <a:off x="0" y="0"/>
-                      <a:ext cx="5270500" cy="3602990"/>
+                      <a:ext cx="5267325" cy="3186430"/>
                     </a:xfrm>
                     <a:prstGeom prst="rect">
                       <a:avLst/>
@@ -8416,248 +8398,13 @@
     </w:p>
     <w:p>
       <w:pPr>
-        <w:bidi w:val="0"/>
-        <w:ind w:left="0" w:leftChars="0" w:firstLine="0" w:firstLineChars="0"/>
-        <w:rPr>
-          <w:rFonts w:hint="default"/>
-          <w:sz w:val="28"/>
-          <w:szCs w:val="28"/>
-        </w:rPr>
-      </w:pPr>
-      <w:r>
-        <w:rPr>
-          <w:rFonts w:hint="default"/>
-          <w:sz w:val="28"/>
-          <w:szCs w:val="28"/>
-        </w:rPr>
-        <w:t>Luồng hoạt động chi tiết (Step-by-Step)</w:t>
-      </w:r>
-    </w:p>
-    <w:p>
-      <w:pPr>
-        <w:numPr>
-          <w:ilvl w:val="0"/>
-          <w:numId w:val="13"/>
-        </w:numPr>
-        <w:bidi w:val="0"/>
-        <w:ind w:left="420" w:leftChars="0" w:hanging="420" w:firstLineChars="0"/>
-        <w:rPr>
-          <w:rFonts w:hint="default"/>
-          <w:sz w:val="28"/>
-          <w:szCs w:val="28"/>
-        </w:rPr>
-      </w:pPr>
-      <w:r>
-        <w:rPr>
-          <w:rFonts w:hint="default"/>
-          <w:sz w:val="28"/>
-          <w:szCs w:val="28"/>
-        </w:rPr>
-        <w:t>Nhập thông tin đăng nhập: Người dùng (Admin/Owner) nhập Username và Password vào giao diện Admin Portal. Đây là bước khởi đầu để thiết lập ngữ cảnh người dùng.</w:t>
-      </w:r>
-    </w:p>
-    <w:p>
-      <w:pPr>
-        <w:numPr>
-          <w:ilvl w:val="0"/>
-          <w:numId w:val="13"/>
-        </w:numPr>
-        <w:bidi w:val="0"/>
-        <w:ind w:left="420" w:leftChars="0" w:hanging="420" w:firstLineChars="0"/>
-        <w:rPr>
-          <w:rFonts w:hint="default"/>
-          <w:sz w:val="28"/>
-          <w:szCs w:val="28"/>
-        </w:rPr>
-      </w:pPr>
-      <w:r>
-        <w:rPr>
-          <w:rFonts w:hint="default"/>
-          <w:sz w:val="28"/>
-          <w:szCs w:val="28"/>
-        </w:rPr>
-        <w:t>Gửi yêu cầu xác thực: Admin Portal gửi một yêu cầu POST /api/Auth/login kèm theo thông tin đăng nhập đến Backend API. Thanh tiến trình (activation bar) bắt đầu hoạt động tại API để xử lý yêu cầu này.</w:t>
-      </w:r>
-    </w:p>
-    <w:p>
-      <w:pPr>
-        <w:numPr>
-          <w:ilvl w:val="0"/>
-          <w:numId w:val="13"/>
-        </w:numPr>
-        <w:tabs>
-          <w:tab w:val="clear" w:pos="420"/>
-        </w:tabs>
-        <w:bidi w:val="0"/>
-        <w:ind w:left="420" w:leftChars="0" w:hanging="420" w:firstLineChars="0"/>
-        <w:rPr>
-          <w:rFonts w:hint="default"/>
-          <w:sz w:val="28"/>
-          <w:szCs w:val="28"/>
-        </w:rPr>
-      </w:pPr>
-      <w:r>
-        <w:rPr>
-          <w:rFonts w:hint="default"/>
-          <w:sz w:val="28"/>
-          <w:szCs w:val="28"/>
-        </w:rPr>
-        <w:t>Truy vấn thông tin người dùng: Backend API thực hiện truy vấn vào MongoDB để tìm kiếm bản ghi UserModel khớp với Username.</w:t>
-      </w:r>
-    </w:p>
-    <w:p>
-      <w:pPr>
-        <w:numPr>
-          <w:ilvl w:val="0"/>
-          <w:numId w:val="13"/>
-        </w:numPr>
-        <w:bidi w:val="0"/>
-        <w:ind w:left="420" w:leftChars="0" w:hanging="420" w:firstLineChars="0"/>
-        <w:rPr>
-          <w:rFonts w:hint="default"/>
-          <w:sz w:val="28"/>
-          <w:szCs w:val="28"/>
-        </w:rPr>
-      </w:pPr>
-      <w:r>
-        <w:rPr>
-          <w:rFonts w:hint="default"/>
-          <w:sz w:val="28"/>
-          <w:szCs w:val="28"/>
-        </w:rPr>
-        <w:t>Phản hồi dữ liệu gốc: MongoDB trả về thông tin người dùng bao gồm chuỗi mật khẩu đã mã hóa (PasswordHash) và trạng thái tài khoản (IsActive).</w:t>
-      </w:r>
-    </w:p>
-    <w:p>
-      <w:pPr>
-        <w:numPr>
-          <w:ilvl w:val="0"/>
-          <w:numId w:val="13"/>
-        </w:numPr>
-        <w:bidi w:val="0"/>
-        <w:ind w:left="420" w:leftChars="0" w:hanging="420" w:firstLineChars="0"/>
-        <w:rPr>
-          <w:rFonts w:hint="default"/>
-          <w:sz w:val="28"/>
-          <w:szCs w:val="28"/>
-        </w:rPr>
-      </w:pPr>
-      <w:r>
-        <w:rPr>
-          <w:rFonts w:hint="default"/>
-          <w:sz w:val="28"/>
-          <w:szCs w:val="28"/>
-        </w:rPr>
-        <w:t>Kiểm tra logic tại Backend: Tại đây hệ thống rẽ nhánh (khối alt) để xử lý hai kịch bản:</w:t>
-      </w:r>
-    </w:p>
-    <w:p>
-      <w:pPr>
-        <w:bidi w:val="0"/>
-        <w:ind w:left="0" w:leftChars="0" w:firstLine="0" w:firstLineChars="0"/>
-        <w:rPr>
-          <w:rFonts w:hint="default"/>
-          <w:sz w:val="28"/>
-          <w:szCs w:val="28"/>
-        </w:rPr>
-      </w:pPr>
-      <w:r>
-        <w:rPr>
-          <w:rFonts w:hint="default"/>
-          <w:sz w:val="28"/>
-          <w:szCs w:val="28"/>
-        </w:rPr>
-        <w:t>Kịch bản 1 - Tài khoản hợp lệ: Nếu mật khẩu khớp và IsActive = true, Backend tạo mã JWT Token chứa quyền hạn (Role) và gửi về cho Portal.</w:t>
-      </w:r>
-    </w:p>
-    <w:p>
-      <w:pPr>
-        <w:bidi w:val="0"/>
-        <w:ind w:left="0" w:leftChars="0" w:firstLine="0" w:firstLineChars="0"/>
-        <w:rPr>
-          <w:rFonts w:hint="default"/>
-          <w:sz w:val="28"/>
-          <w:szCs w:val="28"/>
-        </w:rPr>
-      </w:pPr>
-      <w:r>
-        <w:rPr>
-          <w:rFonts w:hint="default"/>
-          <w:sz w:val="28"/>
-          <w:szCs w:val="28"/>
-        </w:rPr>
-        <w:t>Kịch bản 2 - Tài khoản bị khóa: Nếu IsActive = false, Backend lập tức ngắt quá trình và trả về mã lỗi 403 Forbidden.</w:t>
-      </w:r>
-    </w:p>
-    <w:p>
-      <w:pPr>
-        <w:numPr>
-          <w:ilvl w:val="0"/>
-          <w:numId w:val="13"/>
-        </w:numPr>
-        <w:bidi w:val="0"/>
-        <w:ind w:left="420" w:leftChars="0" w:hanging="420" w:firstLineChars="0"/>
-        <w:rPr>
-          <w:rFonts w:hint="default"/>
-          <w:sz w:val="28"/>
-          <w:szCs w:val="28"/>
-        </w:rPr>
-      </w:pPr>
-      <w:r>
-        <w:rPr>
-          <w:rFonts w:hint="default"/>
-          <w:sz w:val="28"/>
-          <w:szCs w:val="28"/>
-        </w:rPr>
-        <w:t>Kết thúc và Phản hồi giao diện:</w:t>
-      </w:r>
-    </w:p>
-    <w:p>
-      <w:pPr>
-        <w:bidi w:val="0"/>
-        <w:ind w:left="0" w:leftChars="0" w:firstLine="0" w:firstLineChars="0"/>
-        <w:rPr>
-          <w:rFonts w:hint="default"/>
-          <w:sz w:val="28"/>
-          <w:szCs w:val="28"/>
-        </w:rPr>
-      </w:pPr>
-      <w:r>
-        <w:rPr>
-          <w:rFonts w:hint="default"/>
-          <w:sz w:val="28"/>
-          <w:szCs w:val="28"/>
-        </w:rPr>
-        <w:t>Nếu thành công: Portal lưu Token và Chuyển hướng người dùng vào trang Dashboard.</w:t>
-      </w:r>
-    </w:p>
-    <w:p>
-      <w:pPr>
-        <w:bidi w:val="0"/>
-        <w:ind w:left="0" w:leftChars="0" w:firstLine="0" w:firstLineChars="0"/>
-        <w:rPr>
-          <w:rFonts w:hint="default"/>
-          <w:sz w:val="28"/>
-          <w:szCs w:val="28"/>
-        </w:rPr>
-      </w:pPr>
-      <w:r>
-        <w:rPr>
-          <w:rFonts w:hint="default"/>
-          <w:sz w:val="28"/>
-          <w:szCs w:val="28"/>
-        </w:rPr>
-        <w:t>Nếu thất bại: Portal nhận mã 403 và Hiển thị thông báo lỗi "Tài khoản bị khóa" để người dùng nhận biết.</w:t>
-      </w:r>
-    </w:p>
-    <w:p>
-      <w:pPr>
         <w:pStyle w:val="4"/>
         <w:bidi w:val="0"/>
         <w:rPr>
-          <w:rFonts w:hint="default" w:ascii="Times New Roman" w:hAnsi="Times New Roman" w:eastAsia="SimSun" w:cs="Times New Roman"/>
-          <w:sz w:val="28"/>
-          <w:szCs w:val="28"/>
+          <w:rFonts w:hint="default" w:ascii="Times New Roman" w:hAnsi="Times New Roman" w:cs="Times New Roman"/>
+          <w:sz w:val="28"/>
+          <w:szCs w:val="28"/>
+          <w:lang w:val="vi-VN"/>
         </w:rPr>
       </w:pPr>
       <w:bookmarkStart w:id="28" w:name="_Toc30695"/>
@@ -8670,15 +8417,16 @@
         </w:rPr>
         <w:t xml:space="preserve">17.2. </w:t>
       </w:r>
-      <w:r>
-        <w:rPr>
-          <w:rFonts w:hint="default" w:ascii="Times New Roman" w:hAnsi="Times New Roman" w:eastAsia="SimSun" w:cs="Times New Roman"/>
-          <w:sz w:val="28"/>
-          <w:szCs w:val="28"/>
-        </w:rPr>
-        <w:t>Tải danh sách địa điểm - Thành công (Load Data Success)</w:t>
-      </w:r>
       <w:bookmarkEnd w:id="28"/>
+      <w:r>
+        <w:rPr>
+          <w:rFonts w:hint="default" w:ascii="Times New Roman" w:hAnsi="Times New Roman" w:cs="Times New Roman"/>
+          <w:sz w:val="28"/>
+          <w:szCs w:val="28"/>
+          <w:lang w:val="vi-VN"/>
+        </w:rPr>
+        <w:t>Auth: Đăng nhập</w:t>
+      </w:r>
     </w:p>
     <w:p>
       <w:pPr>
@@ -8695,9 +8443,9 @@
         </w:rPr>
         <w:drawing>
           <wp:inline distT="0" distB="0" distL="114300" distR="114300">
-            <wp:extent cx="5262880" cy="2469515"/>
-            <wp:effectExtent l="0" t="0" r="10160" b="14605"/>
-            <wp:docPr id="19" name="Picture 19" descr="sq2"/>
+            <wp:extent cx="5270500" cy="3893185"/>
+            <wp:effectExtent l="0" t="0" r="2540" b="8255"/>
+            <wp:docPr id="37" name="Picture 37" descr="SE02"/>
             <wp:cNvGraphicFramePr>
               <a:graphicFrameLocks xmlns:a="http://schemas.openxmlformats.org/drawingml/2006/main" noChangeAspect="1"/>
             </wp:cNvGraphicFramePr>
@@ -8705,7 +8453,7 @@
               <a:graphicData uri="http://schemas.openxmlformats.org/drawingml/2006/picture">
                 <pic:pic xmlns:pic="http://schemas.openxmlformats.org/drawingml/2006/picture">
                   <pic:nvPicPr>
-                    <pic:cNvPr id="19" name="Picture 19" descr="sq2"/>
+                    <pic:cNvPr id="37" name="Picture 37" descr="SE02"/>
                     <pic:cNvPicPr>
                       <a:picLocks noChangeAspect="1"/>
                     </pic:cNvPicPr>
@@ -8719,7 +8467,7 @@
                   <pic:spPr>
                     <a:xfrm>
                       <a:off x="0" y="0"/>
-                      <a:ext cx="5262880" cy="2469515"/>
+                      <a:ext cx="5270500" cy="3893185"/>
                     </a:xfrm>
                     <a:prstGeom prst="rect">
                       <a:avLst/>
@@ -8734,201 +8482,6 @@
     </w:p>
     <w:p>
       <w:pPr>
-        <w:bidi w:val="0"/>
-        <w:ind w:left="0" w:leftChars="0" w:firstLine="0" w:firstLineChars="0"/>
-        <w:rPr>
-          <w:sz w:val="28"/>
-          <w:szCs w:val="28"/>
-        </w:rPr>
-      </w:pPr>
-    </w:p>
-    <w:p>
-      <w:pPr>
-        <w:bidi w:val="0"/>
-        <w:ind w:left="0" w:leftChars="0" w:firstLine="0" w:firstLineChars="0"/>
-        <w:rPr>
-          <w:sz w:val="28"/>
-          <w:szCs w:val="28"/>
-        </w:rPr>
-      </w:pPr>
-      <w:r>
-        <w:rPr>
-          <w:sz w:val="28"/>
-          <w:szCs w:val="28"/>
-        </w:rPr>
-        <w:t>Luồng hoạt động chi tiết (Step-by-Step)</w:t>
-      </w:r>
-    </w:p>
-    <w:p>
-      <w:pPr>
-        <w:numPr>
-          <w:ilvl w:val="0"/>
-          <w:numId w:val="13"/>
-        </w:numPr>
-        <w:bidi w:val="0"/>
-        <w:ind w:left="420" w:leftChars="0" w:hanging="420" w:firstLineChars="0"/>
-        <w:rPr>
-          <w:sz w:val="28"/>
-          <w:szCs w:val="28"/>
-        </w:rPr>
-      </w:pPr>
-      <w:r>
-        <w:rPr>
-          <w:sz w:val="28"/>
-          <w:szCs w:val="28"/>
-        </w:rPr>
-        <w:t>Chọn User &amp; Kích hoạt: Tại giao diện quản lý người dùng (UserManager.razor), Admin tìm đối tượng cần xử lý và nhấn nút chuyển đổi trạng thái (Toggle-Active).</w:t>
-      </w:r>
-    </w:p>
-    <w:p>
-      <w:pPr>
-        <w:numPr>
-          <w:ilvl w:val="0"/>
-          <w:numId w:val="13"/>
-        </w:numPr>
-        <w:bidi w:val="0"/>
-        <w:ind w:left="420" w:leftChars="0" w:hanging="420" w:firstLineChars="0"/>
-        <w:rPr>
-          <w:sz w:val="28"/>
-          <w:szCs w:val="28"/>
-        </w:rPr>
-      </w:pPr>
-      <w:r>
-        <w:rPr>
-          <w:sz w:val="28"/>
-          <w:szCs w:val="28"/>
-        </w:rPr>
-        <w:t>Gửi yêu cầu thay đổi: Admin_Portal gửi một yêu cầu PATCH /api/User/{id}/toggle-active tới Backend_API.</w:t>
-      </w:r>
-    </w:p>
-    <w:p>
-      <w:pPr>
-        <w:numPr>
-          <w:ilvl w:val="0"/>
-          <w:numId w:val="13"/>
-        </w:numPr>
-        <w:bidi w:val="0"/>
-        <w:ind w:left="420" w:leftChars="0" w:hanging="420" w:firstLineChars="0"/>
-        <w:rPr>
-          <w:sz w:val="28"/>
-          <w:szCs w:val="28"/>
-        </w:rPr>
-      </w:pPr>
-      <w:r>
-        <w:rPr>
-          <w:sz w:val="28"/>
-          <w:szCs w:val="28"/>
-        </w:rPr>
-        <w:t>Cập nhật Cơ sở dữ liệu: Backend_API tiếp nhận yêu cầu và thực hiện cập nhật trường IsActive (từ true sang false hoặc ngược lại) trong bộ lưu trữ MongoDB.</w:t>
-      </w:r>
-    </w:p>
-    <w:p>
-      <w:pPr>
-        <w:numPr>
-          <w:ilvl w:val="0"/>
-          <w:numId w:val="13"/>
-        </w:numPr>
-        <w:bidi w:val="0"/>
-        <w:ind w:left="420" w:leftChars="0" w:hanging="420" w:firstLineChars="0"/>
-        <w:rPr>
-          <w:sz w:val="28"/>
-          <w:szCs w:val="28"/>
-        </w:rPr>
-      </w:pPr>
-      <w:r>
-        <w:rPr>
-          <w:sz w:val="28"/>
-          <w:szCs w:val="28"/>
-        </w:rPr>
-        <w:t>Kích hoạt luồng Email: Sau khi dữ liệu được cập nhật thành công, Backend_API gọi đến Email_Service thông qua phương thức SendUserAccountEventEmailAsync để thông báo về sự thay đổi này.</w:t>
-      </w:r>
-    </w:p>
-    <w:p>
-      <w:pPr>
-        <w:numPr>
-          <w:ilvl w:val="0"/>
-          <w:numId w:val="13"/>
-        </w:numPr>
-        <w:bidi w:val="0"/>
-        <w:ind w:left="420" w:leftChars="0" w:hanging="420" w:firstLineChars="0"/>
-        <w:rPr>
-          <w:sz w:val="28"/>
-          <w:szCs w:val="28"/>
-        </w:rPr>
-      </w:pPr>
-      <w:r>
-        <w:rPr>
-          <w:sz w:val="28"/>
-          <w:szCs w:val="28"/>
-        </w:rPr>
-        <w:t>Gửi mail xác nhận (Event): Email_Service gửi một email thông báo sự kiện (event) tới Admin (hoặc hệ thống giám sát) để ghi nhận hành động quản trị.</w:t>
-      </w:r>
-    </w:p>
-    <w:p>
-      <w:pPr>
-        <w:numPr>
-          <w:ilvl w:val="0"/>
-          <w:numId w:val="13"/>
-        </w:numPr>
-        <w:bidi w:val="0"/>
-        <w:ind w:left="420" w:leftChars="0" w:hanging="420" w:firstLineChars="0"/>
-        <w:rPr>
-          <w:sz w:val="28"/>
-          <w:szCs w:val="28"/>
-        </w:rPr>
-      </w:pPr>
-      <w:r>
-        <w:rPr>
-          <w:sz w:val="28"/>
-          <w:szCs w:val="28"/>
-        </w:rPr>
-        <w:t>Gửi mail thông báo tới Owner: Đồng thời, Email_Service gửi một email trực tiếp tới người dùng (Owner) để thông báo trạng thái tài khoản của họ đã thay đổi.</w:t>
-      </w:r>
-    </w:p>
-    <w:p>
-      <w:pPr>
-        <w:numPr>
-          <w:ilvl w:val="0"/>
-          <w:numId w:val="13"/>
-        </w:numPr>
-        <w:bidi w:val="0"/>
-        <w:ind w:left="420" w:leftChars="0" w:hanging="420" w:firstLineChars="0"/>
-        <w:rPr>
-          <w:sz w:val="28"/>
-          <w:szCs w:val="28"/>
-        </w:rPr>
-      </w:pPr>
-      <w:r>
-        <w:rPr>
-          <w:sz w:val="28"/>
-          <w:szCs w:val="28"/>
-        </w:rPr>
-        <w:t>Phản hồi thành công: Backend_API gửi mã phản hồi thành công (Success) về cho Admin_Portal.</w:t>
-      </w:r>
-    </w:p>
-    <w:p>
-      <w:pPr>
-        <w:numPr>
-          <w:ilvl w:val="0"/>
-          <w:numId w:val="13"/>
-        </w:numPr>
-        <w:bidi w:val="0"/>
-        <w:ind w:left="420" w:leftChars="0" w:hanging="420" w:firstLineChars="0"/>
-        <w:rPr>
-          <w:sz w:val="28"/>
-          <w:szCs w:val="28"/>
-        </w:rPr>
-      </w:pPr>
-      <w:r>
-        <w:rPr>
-          <w:sz w:val="28"/>
-          <w:szCs w:val="28"/>
-        </w:rPr>
-        <w:t>Cập nhật giao diện: Admin_Portal nhận phản hồi và làm mới (Refresh) danh sách người dùng trên màn hình để hiển thị trạng thái mới nhất.</w:t>
-      </w:r>
-    </w:p>
-    <w:p>
-      <w:pPr>
         <w:pStyle w:val="4"/>
         <w:bidi w:val="0"/>
         <w:rPr>
@@ -8945,17 +8498,26 @@
           <w:szCs w:val="28"/>
           <w:lang w:val="vi-VN"/>
         </w:rPr>
-        <w:t xml:space="preserve">17.3. </w:t>
-      </w:r>
-      <w:r>
-        <w:rPr>
-          <w:rFonts w:hint="default" w:ascii="Times New Roman" w:hAnsi="Times New Roman" w:cs="Times New Roman"/>
-          <w:sz w:val="28"/>
-          <w:szCs w:val="28"/>
-        </w:rPr>
-        <w:t>Dashboard Tổng quát (Admin)</w:t>
+        <w:t>17.3.</w:t>
       </w:r>
       <w:bookmarkEnd w:id="29"/>
+      <w:r>
+        <w:rPr>
+          <w:rFonts w:hint="default" w:ascii="Times New Roman" w:hAnsi="Times New Roman" w:cs="Times New Roman"/>
+          <w:sz w:val="28"/>
+          <w:szCs w:val="28"/>
+          <w:lang w:val="vi-VN"/>
+        </w:rPr>
+        <w:t xml:space="preserve"> </w:t>
+      </w:r>
+      <w:r>
+        <w:rPr>
+          <w:rFonts w:hint="default" w:ascii="Times New Roman" w:hAnsi="Times New Roman" w:cs="Times New Roman"/>
+          <w:sz w:val="28"/>
+          <w:szCs w:val="28"/>
+        </w:rPr>
+        <w:t>UserController: Lấy tất cả người dùng</w:t>
+      </w:r>
     </w:p>
     <w:p>
       <w:pPr>
@@ -8965,26 +8527,6 @@
         <w:widowControl/>
         <w:suppressLineNumbers w:val="0"/>
         <w:rPr>
-          <w:sz w:val="28"/>
-          <w:szCs w:val="28"/>
-        </w:rPr>
-      </w:pPr>
-      <w:r>
-        <w:rPr>
-          <w:sz w:val="28"/>
-          <w:szCs w:val="28"/>
-        </w:rPr>
-        <w:t>Hệ thống tổng hợp dữ liệu toàn diện về POI và người dùng.</w:t>
-      </w:r>
-    </w:p>
-    <w:p>
-      <w:pPr>
-        <w:pStyle w:val="85"/>
-        <w:keepNext w:val="0"/>
-        <w:keepLines w:val="0"/>
-        <w:widowControl/>
-        <w:suppressLineNumbers w:val="0"/>
-        <w:rPr>
           <w:rFonts w:hint="default"/>
           <w:sz w:val="28"/>
           <w:szCs w:val="28"/>
@@ -9000,9 +8542,9 @@
         </w:rPr>
         <w:drawing>
           <wp:inline distT="0" distB="0" distL="114300" distR="114300">
-            <wp:extent cx="5269230" cy="2564130"/>
-            <wp:effectExtent l="0" t="0" r="3810" b="11430"/>
-            <wp:docPr id="20" name="Picture 20" descr="sq3"/>
+            <wp:extent cx="4733925" cy="2886075"/>
+            <wp:effectExtent l="0" t="0" r="5715" b="9525"/>
+            <wp:docPr id="38" name="Picture 38" descr="SE03"/>
             <wp:cNvGraphicFramePr>
               <a:graphicFrameLocks xmlns:a="http://schemas.openxmlformats.org/drawingml/2006/main" noChangeAspect="1"/>
             </wp:cNvGraphicFramePr>
@@ -9010,7 +8552,7 @@
               <a:graphicData uri="http://schemas.openxmlformats.org/drawingml/2006/picture">
                 <pic:pic xmlns:pic="http://schemas.openxmlformats.org/drawingml/2006/picture">
                   <pic:nvPicPr>
-                    <pic:cNvPr id="20" name="Picture 20" descr="sq3"/>
+                    <pic:cNvPr id="38" name="Picture 38" descr="SE03"/>
                     <pic:cNvPicPr>
                       <a:picLocks noChangeAspect="1"/>
                     </pic:cNvPicPr>
@@ -9024,7 +8566,7 @@
                   <pic:spPr>
                     <a:xfrm>
                       <a:off x="0" y="0"/>
-                      <a:ext cx="5269230" cy="2564130"/>
+                      <a:ext cx="4733925" cy="2886075"/>
                     </a:xfrm>
                     <a:prstGeom prst="rect">
                       <a:avLst/>
@@ -9039,149 +8581,6 @@
     </w:p>
     <w:p>
       <w:pPr>
-        <w:bidi w:val="0"/>
-        <w:ind w:left="0" w:leftChars="0" w:firstLine="0" w:firstLineChars="0"/>
-        <w:rPr>
-          <w:sz w:val="28"/>
-          <w:szCs w:val="28"/>
-        </w:rPr>
-      </w:pPr>
-      <w:r>
-        <w:rPr>
-          <w:sz w:val="28"/>
-          <w:szCs w:val="28"/>
-        </w:rPr>
-        <w:t>Luồng hoạt động chi tiết (Step-by-Step)</w:t>
-      </w:r>
-    </w:p>
-    <w:p>
-      <w:pPr>
-        <w:numPr>
-          <w:ilvl w:val="0"/>
-          <w:numId w:val="13"/>
-        </w:numPr>
-        <w:bidi w:val="0"/>
-        <w:ind w:left="420" w:leftChars="0" w:hanging="420" w:firstLineChars="0"/>
-        <w:rPr>
-          <w:sz w:val="28"/>
-          <w:szCs w:val="28"/>
-        </w:rPr>
-      </w:pPr>
-      <w:r>
-        <w:rPr>
-          <w:sz w:val="28"/>
-          <w:szCs w:val="28"/>
-        </w:rPr>
-        <w:t>Truy cập Dashboard: Admin thực hiện đăng nhập và truy cập vào trang quản trị tổng thể. Đây là bước kích hoạt yêu cầu lấy dữ liệu để hiển thị trạng thái hệ thống.</w:t>
-      </w:r>
-    </w:p>
-    <w:p>
-      <w:pPr>
-        <w:numPr>
-          <w:ilvl w:val="0"/>
-          <w:numId w:val="13"/>
-        </w:numPr>
-        <w:bidi w:val="0"/>
-        <w:ind w:left="420" w:leftChars="0" w:hanging="420" w:firstLineChars="0"/>
-        <w:rPr>
-          <w:sz w:val="28"/>
-          <w:szCs w:val="28"/>
-        </w:rPr>
-      </w:pPr>
-      <w:r>
-        <w:rPr>
-          <w:sz w:val="28"/>
-          <w:szCs w:val="28"/>
-        </w:rPr>
-        <w:t>Yêu cầu dữ liệu thống kê: Giao diện Admin_Portal (Blazor) tự động gửi một yêu cầu lấy thông tin tổng hợp (bao gồm số lượng POI, Users và các chỉ số truy cập) tới Backend_API.</w:t>
-      </w:r>
-    </w:p>
-    <w:p>
-      <w:pPr>
-        <w:numPr>
-          <w:ilvl w:val="0"/>
-          <w:numId w:val="13"/>
-        </w:numPr>
-        <w:bidi w:val="0"/>
-        <w:ind w:left="420" w:leftChars="0" w:hanging="420" w:firstLineChars="0"/>
-        <w:rPr>
-          <w:sz w:val="28"/>
-          <w:szCs w:val="28"/>
-        </w:rPr>
-      </w:pPr>
-      <w:r>
-        <w:rPr>
-          <w:sz w:val="28"/>
-          <w:szCs w:val="28"/>
-        </w:rPr>
-        <w:t>Aggregate dữ liệu: Backend nhận yêu cầu và thực hiện các câu lệnh truy vấn tập hợp (Aggregation) phức tạp trên MongoDB. Tại đây, dữ liệu được gom nhóm theo danh mục (Category) và trạng thái (Status).</w:t>
-      </w:r>
-    </w:p>
-    <w:p>
-      <w:pPr>
-        <w:numPr>
-          <w:ilvl w:val="0"/>
-          <w:numId w:val="13"/>
-        </w:numPr>
-        <w:bidi w:val="0"/>
-        <w:ind w:left="420" w:leftChars="0" w:hanging="420" w:firstLineChars="0"/>
-        <w:rPr>
-          <w:sz w:val="28"/>
-          <w:szCs w:val="28"/>
-        </w:rPr>
-      </w:pPr>
-      <w:r>
-        <w:rPr>
-          <w:sz w:val="28"/>
-          <w:szCs w:val="28"/>
-        </w:rPr>
-        <w:t>Trả về kết quả tổng hợp: MongoDB xử lý xong và trả về các tập hợp dữ liệu đã được tính toán (ví dụ: tổng số quán ăn theo từng loại, số lượng tài khoản đang bị khóa) cho Backend.</w:t>
-      </w:r>
-    </w:p>
-    <w:p>
-      <w:pPr>
-        <w:numPr>
-          <w:ilvl w:val="0"/>
-          <w:numId w:val="13"/>
-        </w:numPr>
-        <w:bidi w:val="0"/>
-        <w:ind w:left="420" w:leftChars="0" w:hanging="420" w:firstLineChars="0"/>
-        <w:rPr>
-          <w:sz w:val="28"/>
-          <w:szCs w:val="28"/>
-        </w:rPr>
-      </w:pPr>
-      <w:r>
-        <w:rPr>
-          <w:sz w:val="28"/>
-          <w:szCs w:val="28"/>
-        </w:rPr>
-        <w:t>Trả về dữ liệu JSON: Backend_API đóng gói các kết quả này thành định dạng JSON chuyên dụng cho các thẻ chỉ số (KPI Cards) và gửi về cho phía giao diện.</w:t>
-      </w:r>
-    </w:p>
-    <w:p>
-      <w:pPr>
-        <w:numPr>
-          <w:ilvl w:val="0"/>
-          <w:numId w:val="13"/>
-        </w:numPr>
-        <w:bidi w:val="0"/>
-        <w:ind w:left="420" w:leftChars="0" w:hanging="420" w:firstLineChars="0"/>
-        <w:rPr>
-          <w:sz w:val="28"/>
-          <w:szCs w:val="28"/>
-        </w:rPr>
-      </w:pPr>
-      <w:r>
-        <w:rPr>
-          <w:sz w:val="28"/>
-          <w:szCs w:val="28"/>
-        </w:rPr>
-        <w:t>Hiển thị Biểu đồ &amp; Top POI: Admin_Portal nhận dữ liệu và vẽ thành các biểu đồ trực quan, hiển thị các thẻ thông báo (KPI) và danh sách các địa điểm được quan tâm nhất (Top POI) dựa trên số lượt truy cập thực tế.</w:t>
-      </w:r>
-    </w:p>
-    <w:p>
-      <w:pPr>
         <w:pStyle w:val="4"/>
         <w:bidi w:val="0"/>
         <w:rPr>
@@ -9200,31 +8599,14 @@
         </w:rPr>
         <w:t xml:space="preserve">17.4. </w:t>
       </w:r>
-      <w:r>
-        <w:rPr>
-          <w:rFonts w:hint="default" w:ascii="Times New Roman" w:hAnsi="Times New Roman" w:cs="Times New Roman"/>
-          <w:sz w:val="28"/>
-          <w:szCs w:val="28"/>
-        </w:rPr>
-        <w:t>Phê duyệt hoặc Từ chối POI (Admin)</w:t>
-      </w:r>
       <w:bookmarkEnd w:id="30"/>
-    </w:p>
-    <w:p>
-      <w:pPr>
-        <w:bidi w:val="0"/>
-        <w:ind w:left="0" w:leftChars="0" w:firstLine="0" w:firstLineChars="0"/>
-        <w:rPr>
-          <w:sz w:val="28"/>
-          <w:szCs w:val="28"/>
-        </w:rPr>
-      </w:pPr>
-      <w:r>
-        <w:rPr>
-          <w:sz w:val="28"/>
-          <w:szCs w:val="28"/>
-        </w:rPr>
-        <w:t>Quy trình kiểm duyệt nội dung do chủ quán đăng tải.</w:t>
+      <w:r>
+        <w:rPr>
+          <w:rFonts w:hint="default" w:ascii="Times New Roman" w:hAnsi="Times New Roman" w:cs="Times New Roman"/>
+          <w:sz w:val="28"/>
+          <w:szCs w:val="28"/>
+        </w:rPr>
+        <w:t>UserController: Cập nhật user</w:t>
       </w:r>
     </w:p>
     <w:p>
@@ -9242,9 +8624,9 @@
         </w:rPr>
         <w:drawing>
           <wp:inline distT="0" distB="0" distL="114300" distR="114300">
-            <wp:extent cx="5490210" cy="2042160"/>
-            <wp:effectExtent l="0" t="0" r="11430" b="0"/>
-            <wp:docPr id="21" name="Picture 21" descr="sq4"/>
+            <wp:extent cx="5271135" cy="3850640"/>
+            <wp:effectExtent l="0" t="0" r="1905" b="5080"/>
+            <wp:docPr id="39" name="Picture 39" descr="SE04"/>
             <wp:cNvGraphicFramePr>
               <a:graphicFrameLocks xmlns:a="http://schemas.openxmlformats.org/drawingml/2006/main" noChangeAspect="1"/>
             </wp:cNvGraphicFramePr>
@@ -9252,7 +8634,7 @@
               <a:graphicData uri="http://schemas.openxmlformats.org/drawingml/2006/picture">
                 <pic:pic xmlns:pic="http://schemas.openxmlformats.org/drawingml/2006/picture">
                   <pic:nvPicPr>
-                    <pic:cNvPr id="21" name="Picture 21" descr="sq4"/>
+                    <pic:cNvPr id="39" name="Picture 39" descr="SE04"/>
                     <pic:cNvPicPr>
                       <a:picLocks noChangeAspect="1"/>
                     </pic:cNvPicPr>
@@ -9266,7 +8648,7 @@
                   <pic:spPr>
                     <a:xfrm>
                       <a:off x="0" y="0"/>
-                      <a:ext cx="5490210" cy="2042160"/>
+                      <a:ext cx="5271135" cy="3850640"/>
                     </a:xfrm>
                     <a:prstGeom prst="rect">
                       <a:avLst/>
@@ -9281,211 +8663,10 @@
     </w:p>
     <w:p>
       <w:pPr>
+        <w:pStyle w:val="4"/>
         <w:bidi w:val="0"/>
-        <w:ind w:left="0" w:leftChars="0" w:firstLine="0" w:firstLineChars="0"/>
-        <w:rPr>
-          <w:sz w:val="28"/>
-          <w:szCs w:val="28"/>
-        </w:rPr>
-      </w:pPr>
-    </w:p>
-    <w:p>
-      <w:pPr>
-        <w:bidi w:val="0"/>
-        <w:ind w:left="0" w:leftChars="0" w:firstLine="0" w:firstLineChars="0"/>
-        <w:rPr>
-          <w:sz w:val="28"/>
-          <w:szCs w:val="28"/>
-        </w:rPr>
-      </w:pPr>
-      <w:r>
-        <w:rPr>
-          <w:sz w:val="28"/>
-          <w:szCs w:val="28"/>
-        </w:rPr>
-        <w:t>Luồng hoạt động chi tiết (Step-by-Step)</w:t>
-      </w:r>
-    </w:p>
-    <w:p>
-      <w:pPr>
-        <w:numPr>
-          <w:ilvl w:val="0"/>
-          <w:numId w:val="13"/>
-        </w:numPr>
-        <w:bidi w:val="0"/>
-        <w:ind w:left="420" w:leftChars="0" w:hanging="420" w:firstLineChars="0"/>
-        <w:rPr>
-          <w:sz w:val="28"/>
-          <w:szCs w:val="28"/>
-        </w:rPr>
-      </w:pPr>
-      <w:r>
-        <w:rPr>
-          <w:sz w:val="28"/>
-          <w:szCs w:val="28"/>
-        </w:rPr>
-        <w:t>Chọn POI chờ duyệt: Admin truy cập vào trang quản lý địa điểm (PoiManager.razor) và chọn một địa điểm đang ở trạng thái "Pending" (Chờ duyệt).</w:t>
-      </w:r>
-    </w:p>
-    <w:p>
-      <w:pPr>
-        <w:numPr>
-          <w:ilvl w:val="0"/>
-          <w:numId w:val="13"/>
-        </w:numPr>
-        <w:bidi w:val="0"/>
-        <w:ind w:left="420" w:leftChars="0" w:hanging="420" w:firstLineChars="0"/>
-        <w:rPr>
-          <w:sz w:val="28"/>
-          <w:szCs w:val="28"/>
-        </w:rPr>
-      </w:pPr>
-      <w:r>
-        <w:rPr>
-          <w:sz w:val="28"/>
-          <w:szCs w:val="28"/>
-        </w:rPr>
-        <w:t>Ra quyết định: Admin xem xét nội dung và nhấn nút Approve (Duyệt) hoặc Reject (Từ chối) trên giao diện.</w:t>
-      </w:r>
-    </w:p>
-    <w:p>
-      <w:pPr>
-        <w:numPr>
-          <w:ilvl w:val="0"/>
-          <w:numId w:val="13"/>
-        </w:numPr>
-        <w:bidi w:val="0"/>
-        <w:ind w:left="420" w:leftChars="0" w:hanging="420" w:firstLineChars="0"/>
-        <w:rPr>
-          <w:sz w:val="28"/>
-          <w:szCs w:val="28"/>
-        </w:rPr>
-      </w:pPr>
-      <w:r>
-        <w:rPr>
-          <w:sz w:val="28"/>
-          <w:szCs w:val="28"/>
-        </w:rPr>
-        <w:t>Gửi yêu cầu cập nhật: Admin_Portal gửi một yêu cầu PATCH /api/Poi/{id}/approve (hoặc /reject) tới Backend_API.</w:t>
-      </w:r>
-    </w:p>
-    <w:p>
-      <w:pPr>
-        <w:numPr>
-          <w:ilvl w:val="0"/>
-          <w:numId w:val="13"/>
-        </w:numPr>
-        <w:bidi w:val="0"/>
-        <w:ind w:left="420" w:leftChars="0" w:hanging="420" w:firstLineChars="0"/>
-        <w:rPr>
-          <w:sz w:val="28"/>
-          <w:szCs w:val="28"/>
-        </w:rPr>
-      </w:pPr>
-      <w:r>
-        <w:rPr>
-          <w:sz w:val="28"/>
-          <w:szCs w:val="28"/>
-        </w:rPr>
-        <w:t>Cập nhật trạng thái trong Database: Backend_API thực hiện thay đổi trường status của POI trong MongoDB sang giá trị tương ứng là "approved" hoặc "rejected".</w:t>
-      </w:r>
-    </w:p>
-    <w:p>
-      <w:pPr>
-        <w:numPr>
-          <w:ilvl w:val="0"/>
-          <w:numId w:val="13"/>
-        </w:numPr>
-        <w:bidi w:val="0"/>
-        <w:ind w:left="420" w:leftChars="0" w:hanging="420" w:firstLineChars="0"/>
-        <w:rPr>
-          <w:sz w:val="28"/>
-          <w:szCs w:val="28"/>
-        </w:rPr>
-      </w:pPr>
-      <w:r>
-        <w:rPr>
-          <w:sz w:val="28"/>
-          <w:szCs w:val="28"/>
-        </w:rPr>
-        <w:t>Kích hoạt dịch vụ Email: Sau khi lưu thành công, Backend gọi phương thức SendApprovalEmailAsync của Email_Service.</w:t>
-      </w:r>
-    </w:p>
-    <w:p>
-      <w:pPr>
-        <w:numPr>
-          <w:ilvl w:val="0"/>
-          <w:numId w:val="13"/>
-        </w:numPr>
-        <w:bidi w:val="0"/>
-        <w:ind w:left="420" w:leftChars="0" w:hanging="420" w:firstLineChars="0"/>
-        <w:rPr>
-          <w:sz w:val="28"/>
-          <w:szCs w:val="28"/>
-        </w:rPr>
-      </w:pPr>
-      <w:r>
-        <w:rPr>
-          <w:sz w:val="28"/>
-          <w:szCs w:val="28"/>
-        </w:rPr>
-        <w:t>Thông báo cho Chủ sở hữu (Owner): Email_Service thực hiện gửi một email kết quả (chấp nhận hoặc từ chối) tới địa chỉ email của Chủ quán (Khách/Owner) để họ nắm bắt tình trạng.</w:t>
-      </w:r>
-    </w:p>
-    <w:p>
-      <w:pPr>
-        <w:numPr>
-          <w:ilvl w:val="0"/>
-          <w:numId w:val="13"/>
-        </w:numPr>
-        <w:bidi w:val="0"/>
-        <w:ind w:left="420" w:leftChars="0" w:hanging="420" w:firstLineChars="0"/>
-        <w:rPr>
-          <w:sz w:val="28"/>
-          <w:szCs w:val="28"/>
-        </w:rPr>
-      </w:pPr>
-      <w:r>
-        <w:rPr>
-          <w:sz w:val="28"/>
-          <w:szCs w:val="28"/>
-        </w:rPr>
-        <w:t>Phản hồi thành công: Backend_API gửi mã phản hồi thành công (Success) về cho giao diện quản trị.</w:t>
-      </w:r>
-    </w:p>
-    <w:p>
-      <w:pPr>
-        <w:numPr>
-          <w:ilvl w:val="0"/>
-          <w:numId w:val="13"/>
-        </w:numPr>
-        <w:bidi w:val="0"/>
-        <w:ind w:left="420" w:leftChars="0" w:hanging="420" w:firstLineChars="0"/>
-        <w:rPr>
-          <w:sz w:val="28"/>
-          <w:szCs w:val="28"/>
-        </w:rPr>
-      </w:pPr>
-      <w:r>
-        <w:rPr>
-          <w:sz w:val="28"/>
-          <w:szCs w:val="28"/>
-        </w:rPr>
-        <w:t>Cập nhật giao diện: Admin_Portal làm mới dữ liệu và hiển thị trạng thái mới của địa điểm trên danh sách quản lý.</w:t>
-      </w:r>
-    </w:p>
-    <w:p>
-      <w:pPr>
-        <w:pStyle w:val="5"/>
-        <w:keepNext w:val="0"/>
-        <w:keepLines w:val="0"/>
-        <w:widowControl/>
-        <w:suppressLineNumbers w:val="0"/>
-        <w:rPr>
-          <w:rStyle w:val="250"/>
-          <w:rFonts w:hint="default" w:ascii="Times New Roman" w:hAnsi="Times New Roman" w:cs="Times New Roman"/>
-          <w:b/>
-          <w:bCs/>
+        <w:rPr>
+          <w:rFonts w:hint="default" w:ascii="Times New Roman" w:hAnsi="Times New Roman" w:cs="Times New Roman"/>
           <w:sz w:val="28"/>
           <w:szCs w:val="28"/>
         </w:rPr>
@@ -9493,54 +8674,25 @@
       <w:bookmarkStart w:id="31" w:name="_Toc10001"/>
       <w:r>
         <w:rPr>
-          <w:rStyle w:val="250"/>
-          <w:rFonts w:hint="default" w:ascii="Times New Roman" w:hAnsi="Times New Roman" w:cs="Times New Roman"/>
-          <w:b/>
-          <w:bCs/>
+          <w:rFonts w:hint="default" w:ascii="Times New Roman" w:hAnsi="Times New Roman" w:cs="Times New Roman"/>
           <w:sz w:val="28"/>
           <w:szCs w:val="28"/>
           <w:lang w:val="vi-VN"/>
         </w:rPr>
         <w:t xml:space="preserve">17.5. </w:t>
       </w:r>
-      <w:r>
-        <w:rPr>
-          <w:rStyle w:val="250"/>
-          <w:rFonts w:hint="default" w:ascii="Times New Roman" w:hAnsi="Times New Roman" w:cs="Times New Roman"/>
-          <w:b/>
-          <w:bCs/>
-          <w:sz w:val="28"/>
-          <w:szCs w:val="28"/>
-        </w:rPr>
-        <w:t>Tạo Địa điểm ẩm thực mới (Owner)</w:t>
-      </w:r>
       <w:bookmarkEnd w:id="31"/>
-    </w:p>
-    <w:p>
-      <w:pPr>
-        <w:pStyle w:val="85"/>
-        <w:keepNext w:val="0"/>
-        <w:keepLines w:val="0"/>
-        <w:widowControl/>
-        <w:suppressLineNumbers w:val="0"/>
-        <w:rPr>
-          <w:rFonts w:hint="default" w:ascii="Times New Roman" w:hAnsi="Times New Roman" w:cs="Times New Roman"/>
-          <w:sz w:val="28"/>
-          <w:szCs w:val="28"/>
-        </w:rPr>
-      </w:pPr>
-      <w:r>
-        <w:rPr>
-          <w:rFonts w:hint="default" w:ascii="Times New Roman" w:hAnsi="Times New Roman" w:cs="Times New Roman"/>
-          <w:sz w:val="28"/>
-          <w:szCs w:val="28"/>
-        </w:rPr>
-        <w:t>Mỗi địa điểm mới tạo luôn mặc định ở trạng thái chờ duyệt.</w:t>
-      </w:r>
-    </w:p>
-    <w:p>
-      <w:pPr>
-        <w:bidi w:val="0"/>
+      <w:r>
+        <w:rPr>
+          <w:rFonts w:hint="default" w:ascii="Times New Roman" w:hAnsi="Times New Roman" w:cs="Times New Roman"/>
+          <w:sz w:val="28"/>
+          <w:szCs w:val="28"/>
+        </w:rPr>
+        <w:t>UserController: Bật/tắt kích hoạt</w:t>
+      </w:r>
+    </w:p>
+    <w:p>
+      <w:pPr>
         <w:ind w:left="0" w:leftChars="0" w:firstLine="0" w:firstLineChars="0"/>
         <w:rPr>
           <w:rFonts w:hint="default"/>
@@ -9554,9 +8706,9 @@
         </w:rPr>
         <w:drawing>
           <wp:inline distT="0" distB="0" distL="114300" distR="114300">
-            <wp:extent cx="5265420" cy="2296795"/>
-            <wp:effectExtent l="0" t="0" r="7620" b="4445"/>
-            <wp:docPr id="22" name="Picture 22" descr="sq5"/>
+            <wp:extent cx="5271135" cy="3470275"/>
+            <wp:effectExtent l="0" t="0" r="1905" b="4445"/>
+            <wp:docPr id="40" name="Picture 40" descr="SE05"/>
             <wp:cNvGraphicFramePr>
               <a:graphicFrameLocks xmlns:a="http://schemas.openxmlformats.org/drawingml/2006/main" noChangeAspect="1"/>
             </wp:cNvGraphicFramePr>
@@ -9564,7 +8716,7 @@
               <a:graphicData uri="http://schemas.openxmlformats.org/drawingml/2006/picture">
                 <pic:pic xmlns:pic="http://schemas.openxmlformats.org/drawingml/2006/picture">
                   <pic:nvPicPr>
-                    <pic:cNvPr id="22" name="Picture 22" descr="sq5"/>
+                    <pic:cNvPr id="40" name="Picture 40" descr="SE05"/>
                     <pic:cNvPicPr>
                       <a:picLocks noChangeAspect="1"/>
                     </pic:cNvPicPr>
@@ -9578,7 +8730,7 @@
                   <pic:spPr>
                     <a:xfrm>
                       <a:off x="0" y="0"/>
-                      <a:ext cx="5265420" cy="2296795"/>
+                      <a:ext cx="5271135" cy="3470275"/>
                     </a:xfrm>
                     <a:prstGeom prst="rect">
                       <a:avLst/>
@@ -9593,182 +8745,27 @@
     </w:p>
     <w:p>
       <w:pPr>
-        <w:bidi w:val="0"/>
-        <w:ind w:left="0" w:leftChars="0" w:firstLine="0" w:firstLineChars="0"/>
-        <w:rPr>
-          <w:sz w:val="28"/>
-          <w:szCs w:val="28"/>
-        </w:rPr>
-      </w:pPr>
-      <w:r>
-        <w:rPr>
-          <w:sz w:val="28"/>
-          <w:szCs w:val="28"/>
-        </w:rPr>
-        <w:t>Luồng hoạt động chi tiết (Step-by-Step)</w:t>
-      </w:r>
-    </w:p>
-    <w:p>
-      <w:pPr>
-        <w:numPr>
-          <w:ilvl w:val="0"/>
-          <w:numId w:val="13"/>
-        </w:numPr>
-        <w:tabs>
-          <w:tab w:val="clear" w:pos="420"/>
-        </w:tabs>
-        <w:bidi w:val="0"/>
-        <w:ind w:left="420" w:leftChars="0" w:hanging="420" w:firstLineChars="0"/>
-        <w:rPr>
-          <w:sz w:val="28"/>
-          <w:szCs w:val="28"/>
-        </w:rPr>
-      </w:pPr>
-      <w:r>
-        <w:rPr>
-          <w:sz w:val="28"/>
-          <w:szCs w:val="28"/>
-        </w:rPr>
-        <w:t>Nhập thông tin &amp; Ghim Map: Owner truy cập vào giao diện quản lý cá nhân (MyPois.razor), điền đầy đủ thông tin quán ăn, tải ảnh và chọn vị trí chính xác trên bản đồ.</w:t>
-      </w:r>
-    </w:p>
-    <w:p>
-      <w:pPr>
-        <w:numPr>
-          <w:ilvl w:val="0"/>
-          <w:numId w:val="13"/>
-        </w:numPr>
-        <w:bidi w:val="0"/>
-        <w:ind w:left="420" w:leftChars="0" w:hanging="420" w:firstLineChars="0"/>
+        <w:pStyle w:val="5"/>
+        <w:keepNext w:val="0"/>
+        <w:keepLines w:val="0"/>
+        <w:widowControl/>
+        <w:suppressLineNumbers w:val="0"/>
+        <w:rPr>
+          <w:rStyle w:val="250"/>
+          <w:rFonts w:hint="default" w:ascii="Times New Roman" w:hAnsi="Times New Roman" w:cs="Times New Roman"/>
+          <w:b/>
+          <w:bCs/>
+          <w:sz w:val="28"/>
+          <w:szCs w:val="28"/>
+        </w:rPr>
+      </w:pPr>
+    </w:p>
+    <w:p>
+      <w:pPr>
         <w:rPr>
           <w:rFonts w:hint="default"/>
-          <w:sz w:val="28"/>
-          <w:szCs w:val="28"/>
-        </w:rPr>
-      </w:pPr>
-      <w:r>
-        <w:rPr>
-          <w:rFonts w:hint="default"/>
-          <w:sz w:val="28"/>
-          <w:szCs w:val="28"/>
-        </w:rPr>
-        <w:t>Gửi yêu cầu tạo mới: Admin_Portal gửi một yêu cầu POST /api/Poi kèm theo thông tin địa điểm và mã định danh chủ sở hữu (OwnerId) tới Backend_API.</w:t>
-      </w:r>
-    </w:p>
-    <w:p>
-      <w:pPr>
-        <w:numPr>
-          <w:ilvl w:val="0"/>
-          <w:numId w:val="13"/>
-        </w:numPr>
-        <w:bidi w:val="0"/>
-        <w:ind w:left="420" w:leftChars="0" w:hanging="420" w:firstLineChars="0"/>
-        <w:rPr>
-          <w:rFonts w:hint="default"/>
-          <w:sz w:val="28"/>
-          <w:szCs w:val="28"/>
-        </w:rPr>
-      </w:pPr>
-      <w:r>
-        <w:rPr>
-          <w:rFonts w:hint="default"/>
-          <w:sz w:val="28"/>
-          <w:szCs w:val="28"/>
-        </w:rPr>
-        <w:t>Thiết lập trạng thái chờ: Tại server, Backend_API tự động thiết lập thuộc tính Status = "pending" cho địa điểm này. Điều này đảm bảo quán mới không xuất hiện ngay lập tức trên app của khách khi chưa được Admin phê duyệt.</w:t>
-      </w:r>
-    </w:p>
-    <w:p>
-      <w:pPr>
-        <w:numPr>
-          <w:ilvl w:val="0"/>
-          <w:numId w:val="13"/>
-        </w:numPr>
-        <w:bidi w:val="0"/>
-        <w:ind w:left="420" w:leftChars="0" w:hanging="420" w:firstLineChars="0"/>
-        <w:rPr>
-          <w:rFonts w:hint="default"/>
-          <w:sz w:val="28"/>
-          <w:szCs w:val="28"/>
-        </w:rPr>
-      </w:pPr>
-      <w:r>
-        <w:rPr>
-          <w:rFonts w:hint="default"/>
-          <w:sz w:val="28"/>
-          <w:szCs w:val="28"/>
-        </w:rPr>
-        <w:t>Lưu vào Cơ sở dữ liệu: Hệ thống thực hiện ghi bản ghi POI mới vào bộ lưu trữ MongoDB.</w:t>
-      </w:r>
-    </w:p>
-    <w:p>
-      <w:pPr>
-        <w:numPr>
-          <w:ilvl w:val="0"/>
-          <w:numId w:val="13"/>
-        </w:numPr>
-        <w:bidi w:val="0"/>
-        <w:ind w:left="420" w:leftChars="0" w:hanging="420" w:firstLineChars="0"/>
-        <w:rPr>
-          <w:rFonts w:hint="default"/>
-          <w:sz w:val="28"/>
-          <w:szCs w:val="28"/>
-        </w:rPr>
-      </w:pPr>
-      <w:r>
-        <w:rPr>
-          <w:rFonts w:hint="default"/>
-          <w:sz w:val="28"/>
-          <w:szCs w:val="28"/>
-        </w:rPr>
-        <w:t>Thông báo sự kiện: Sau khi lưu thành công, Backend_API gọi đến Email_Service để gửi thông báo về sự kiện tạo POI mới tới hệ thống quản trị và gửi mail cho Owner (nếu username là email hợp lệ).</w:t>
-      </w:r>
-    </w:p>
-    <w:p>
-      <w:pPr>
-        <w:numPr>
-          <w:ilvl w:val="0"/>
-          <w:numId w:val="13"/>
-        </w:numPr>
-        <w:bidi w:val="0"/>
-        <w:ind w:left="420" w:leftChars="0" w:hanging="420" w:firstLineChars="0"/>
-        <w:rPr>
-          <w:rFonts w:hint="default"/>
-          <w:sz w:val="28"/>
-          <w:szCs w:val="28"/>
-        </w:rPr>
-      </w:pPr>
-      <w:r>
-        <w:rPr>
-          <w:rFonts w:hint="default"/>
-          <w:sz w:val="28"/>
-          <w:szCs w:val="28"/>
-        </w:rPr>
-        <w:t>Xác nhận khởi tạo: Backend gửi phản hồi mã 201 Created về cho phía giao diện, xác nhận dữ liệu đã được tiếp nhận thành công.</w:t>
-      </w:r>
-    </w:p>
-    <w:p>
-      <w:pPr>
-        <w:numPr>
-          <w:ilvl w:val="0"/>
-          <w:numId w:val="13"/>
-        </w:numPr>
-        <w:bidi w:val="0"/>
-        <w:ind w:left="420" w:leftChars="0" w:hanging="420" w:firstLineChars="0"/>
-        <w:rPr>
-          <w:rFonts w:hint="default"/>
-          <w:sz w:val="28"/>
-          <w:szCs w:val="28"/>
-        </w:rPr>
-      </w:pPr>
-      <w:r>
-        <w:rPr>
-          <w:rFonts w:hint="default"/>
-          <w:sz w:val="28"/>
-          <w:szCs w:val="28"/>
-        </w:rPr>
-        <w:t>Thông báo hoàn tất: Admin_Portal hiển thị thông báo cho Owner biết quán ăn đã được gửi đi thành công và đang trong trạng thái "Chờ duyệt".</w:t>
-      </w:r>
+        </w:rPr>
+      </w:pPr>
     </w:p>
     <w:p>
       <w:pPr>
@@ -9790,32 +8787,14 @@
         </w:rPr>
         <w:t xml:space="preserve">17.6. </w:t>
       </w:r>
-      <w:r>
-        <w:rPr>
-          <w:rFonts w:hint="default" w:ascii="Times New Roman" w:hAnsi="Times New Roman" w:cs="Times New Roman"/>
-          <w:sz w:val="28"/>
-          <w:szCs w:val="28"/>
-        </w:rPr>
-        <w:t>Xóa mềm và Khôi phục POI (Owner/Admin)</w:t>
-      </w:r>
       <w:bookmarkEnd w:id="32"/>
-    </w:p>
-    <w:p>
-      <w:pPr>
-        <w:bidi w:val="0"/>
-        <w:ind w:left="0" w:leftChars="0" w:firstLine="0" w:firstLineChars="0"/>
-        <w:rPr>
-          <w:rFonts w:hint="default" w:ascii="Times New Roman" w:hAnsi="Times New Roman" w:eastAsia="SimSun" w:cs="Times New Roman"/>
-          <w:sz w:val="28"/>
-          <w:szCs w:val="28"/>
-        </w:rPr>
-      </w:pPr>
-      <w:r>
-        <w:rPr>
-          <w:sz w:val="28"/>
-          <w:szCs w:val="28"/>
-        </w:rPr>
-        <w:t>Dữ liệu không bị xóa vĩnh viễn mà chuyển trạng thái để quản lý.</w:t>
+      <w:r>
+        <w:rPr>
+          <w:rFonts w:hint="default" w:ascii="Times New Roman" w:hAnsi="Times New Roman" w:cs="Times New Roman"/>
+          <w:sz w:val="28"/>
+          <w:szCs w:val="28"/>
+        </w:rPr>
+        <w:t>UserController: Xóa user</w:t>
       </w:r>
     </w:p>
     <w:p>
@@ -9833,9 +8812,9 @@
         </w:rPr>
         <w:drawing>
           <wp:inline distT="0" distB="0" distL="114300" distR="114300">
-            <wp:extent cx="5267325" cy="2583180"/>
-            <wp:effectExtent l="0" t="0" r="5715" b="7620"/>
-            <wp:docPr id="23" name="Picture 23" descr="sq6"/>
+            <wp:extent cx="5267960" cy="4312285"/>
+            <wp:effectExtent l="0" t="0" r="5080" b="635"/>
+            <wp:docPr id="41" name="Picture 41" descr="SE06"/>
             <wp:cNvGraphicFramePr>
               <a:graphicFrameLocks xmlns:a="http://schemas.openxmlformats.org/drawingml/2006/main" noChangeAspect="1"/>
             </wp:cNvGraphicFramePr>
@@ -9843,7 +8822,7 @@
               <a:graphicData uri="http://schemas.openxmlformats.org/drawingml/2006/picture">
                 <pic:pic xmlns:pic="http://schemas.openxmlformats.org/drawingml/2006/picture">
                   <pic:nvPicPr>
-                    <pic:cNvPr id="23" name="Picture 23" descr="sq6"/>
+                    <pic:cNvPr id="41" name="Picture 41" descr="SE06"/>
                     <pic:cNvPicPr>
                       <a:picLocks noChangeAspect="1"/>
                     </pic:cNvPicPr>
@@ -9857,7 +8836,7 @@
                   <pic:spPr>
                     <a:xfrm>
                       <a:off x="0" y="0"/>
-                      <a:ext cx="5267325" cy="2583180"/>
+                      <a:ext cx="5267960" cy="4312285"/>
                     </a:xfrm>
                     <a:prstGeom prst="rect">
                       <a:avLst/>
@@ -9872,266 +8851,54 @@
     </w:p>
     <w:p>
       <w:pPr>
+        <w:pStyle w:val="4"/>
+        <w:bidi w:val="0"/>
+        <w:rPr>
+          <w:rFonts w:hint="default" w:ascii="Times New Roman" w:hAnsi="Times New Roman" w:cs="Times New Roman"/>
+          <w:sz w:val="28"/>
+          <w:szCs w:val="28"/>
+          <w:lang w:val="vi-VN"/>
+        </w:rPr>
+      </w:pPr>
+      <w:bookmarkStart w:id="33" w:name="_Toc25134"/>
+      <w:r>
+        <w:rPr>
+          <w:rFonts w:hint="default" w:ascii="Times New Roman" w:hAnsi="Times New Roman" w:cs="Times New Roman"/>
+          <w:sz w:val="28"/>
+          <w:szCs w:val="28"/>
+          <w:lang w:val="vi-VN"/>
+        </w:rPr>
+        <w:t>17.7.</w:t>
+      </w:r>
+      <w:bookmarkEnd w:id="33"/>
+      <w:r>
+        <w:rPr>
+          <w:rFonts w:hint="default" w:ascii="Times New Roman" w:hAnsi="Times New Roman" w:cs="Times New Roman"/>
+          <w:sz w:val="28"/>
+          <w:szCs w:val="28"/>
+          <w:lang w:val="vi-VN"/>
+        </w:rPr>
+        <w:t>PoiController: Quét QR fallback</w:t>
+      </w:r>
+    </w:p>
+    <w:p>
+      <w:pPr>
         <w:ind w:left="0" w:leftChars="0" w:firstLine="0" w:firstLineChars="0"/>
         <w:rPr>
           <w:rFonts w:hint="default"/>
           <w:lang w:val="vi-VN"/>
         </w:rPr>
       </w:pPr>
-    </w:p>
-    <w:p>
-      <w:pPr>
-        <w:bidi w:val="0"/>
-        <w:ind w:left="0" w:leftChars="0" w:firstLine="0" w:firstLineChars="0"/>
-        <w:rPr>
-          <w:sz w:val="28"/>
-          <w:szCs w:val="28"/>
-        </w:rPr>
-      </w:pPr>
-      <w:r>
-        <w:rPr>
-          <w:sz w:val="28"/>
-          <w:szCs w:val="28"/>
-        </w:rPr>
-        <w:t>Luồng hoạt động chi tiết (Step-by-Step)</w:t>
-      </w:r>
-    </w:p>
-    <w:p>
-      <w:pPr>
-        <w:numPr>
-          <w:ilvl w:val="0"/>
-          <w:numId w:val="13"/>
-        </w:numPr>
-        <w:bidi w:val="0"/>
-        <w:ind w:left="420" w:leftChars="0" w:hanging="420" w:firstLineChars="0"/>
-        <w:rPr>
-          <w:sz w:val="28"/>
-          <w:szCs w:val="28"/>
-        </w:rPr>
-      </w:pPr>
-      <w:r>
-        <w:rPr>
-          <w:sz w:val="28"/>
-          <w:szCs w:val="28"/>
-        </w:rPr>
-        <w:t>Yêu cầu xóa POI: Owner truy cập danh sách địa điểm cá nhân và nhấn nút xóa một POI cụ thể.</w:t>
-      </w:r>
-    </w:p>
-    <w:p>
-      <w:pPr>
-        <w:numPr>
-          <w:ilvl w:val="0"/>
-          <w:numId w:val="13"/>
-        </w:numPr>
-        <w:bidi w:val="0"/>
-        <w:ind w:left="420" w:leftChars="0" w:hanging="420" w:firstLineChars="0"/>
-        <w:rPr>
-          <w:sz w:val="28"/>
-          <w:szCs w:val="28"/>
-        </w:rPr>
-      </w:pPr>
-      <w:r>
-        <w:rPr>
-          <w:sz w:val="28"/>
-          <w:szCs w:val="28"/>
-        </w:rPr>
-        <w:t>Gửi lệnh xóa: Admin_Portal gửi một yêu cầu DELETE /api/Poi/{id} tới Backend_API.</w:t>
-      </w:r>
-    </w:p>
-    <w:p>
-      <w:pPr>
-        <w:numPr>
-          <w:ilvl w:val="0"/>
-          <w:numId w:val="13"/>
-        </w:numPr>
-        <w:bidi w:val="0"/>
-        <w:ind w:left="420" w:leftChars="0" w:hanging="420" w:firstLineChars="0"/>
-        <w:rPr>
-          <w:sz w:val="28"/>
-          <w:szCs w:val="28"/>
-        </w:rPr>
-      </w:pPr>
-      <w:r>
-        <w:rPr>
-          <w:sz w:val="28"/>
-          <w:szCs w:val="28"/>
-        </w:rPr>
-        <w:t>Xử lý xóa mềm: Tại server, hệ thống không thực hiện xóa vĩnh viễn dữ liệu. Thay vào đó, Backend_API gửi lệnh tới MongoDB để cập nhật trường status = "deleted" cho POI đó.</w:t>
-      </w:r>
-    </w:p>
-    <w:p>
-      <w:pPr>
-        <w:numPr>
-          <w:ilvl w:val="0"/>
-          <w:numId w:val="13"/>
-        </w:numPr>
-        <w:bidi w:val="0"/>
-        <w:ind w:left="420" w:leftChars="0" w:hanging="420" w:firstLineChars="0"/>
-        <w:rPr>
-          <w:sz w:val="28"/>
-          <w:szCs w:val="28"/>
-        </w:rPr>
-      </w:pPr>
-      <w:r>
-        <w:rPr>
-          <w:sz w:val="28"/>
-          <w:szCs w:val="28"/>
-        </w:rPr>
-        <w:t>Xác nhận xóa: Sau khi cập nhật DB thành công, Backend gửi mã phản hồi OK về cho Portal để cập nhật giao diện người dùng.</w:t>
-      </w:r>
-    </w:p>
-    <w:p>
-      <w:pPr>
-        <w:numPr>
-          <w:ilvl w:val="0"/>
-          <w:numId w:val="13"/>
-        </w:numPr>
-        <w:bidi w:val="0"/>
-        <w:ind w:left="420" w:leftChars="0" w:hanging="420" w:firstLineChars="0"/>
-        <w:rPr>
-          <w:sz w:val="28"/>
-          <w:szCs w:val="28"/>
-        </w:rPr>
-      </w:pPr>
-      <w:r>
-        <w:rPr>
-          <w:sz w:val="28"/>
-          <w:szCs w:val="28"/>
-        </w:rPr>
-        <w:t>Yêu cầu khôi phục: Để lấy lại quán đã xóa, Owner vào mục danh sách đã xóa (thường dùng tham số includeDeleted=true) và nhấn nút Restore.</w:t>
-      </w:r>
-    </w:p>
-    <w:p>
-      <w:pPr>
-        <w:numPr>
-          <w:ilvl w:val="0"/>
-          <w:numId w:val="13"/>
-        </w:numPr>
-        <w:bidi w:val="0"/>
-        <w:ind w:left="420" w:leftChars="0" w:hanging="420" w:firstLineChars="0"/>
-        <w:rPr>
-          <w:sz w:val="28"/>
-          <w:szCs w:val="28"/>
-        </w:rPr>
-      </w:pPr>
-      <w:r>
-        <w:rPr>
-          <w:sz w:val="28"/>
-          <w:szCs w:val="28"/>
-        </w:rPr>
-        <w:t>Gửi lệnh khôi phục: Admin_Portal gửi một yêu cầu PATCH /api/Poi/{id}/restore tới Backend_API.</w:t>
-      </w:r>
-    </w:p>
-    <w:p>
-      <w:pPr>
-        <w:numPr>
-          <w:ilvl w:val="0"/>
-          <w:numId w:val="13"/>
-        </w:numPr>
-        <w:bidi w:val="0"/>
-        <w:ind w:left="420" w:leftChars="0" w:hanging="420" w:firstLineChars="0"/>
-        <w:rPr>
-          <w:sz w:val="28"/>
-          <w:szCs w:val="28"/>
-        </w:rPr>
-      </w:pPr>
-      <w:r>
-        <w:rPr>
-          <w:sz w:val="28"/>
-          <w:szCs w:val="28"/>
-        </w:rPr>
-        <w:t>Cập nhật trạng thái chờ duyệt: Backend_API cập nhật lại trạng thái POI trong MongoDB thành status = "pending". Điều này có nghĩa là địa điểm sau khi khôi phục phải chờ Admin duyệt lại từ đầu mới được hiển thị công khai.</w:t>
-      </w:r>
-    </w:p>
-    <w:p>
-      <w:pPr>
-        <w:numPr>
-          <w:ilvl w:val="0"/>
-          <w:numId w:val="13"/>
-        </w:numPr>
-        <w:bidi w:val="0"/>
-        <w:ind w:left="420" w:leftChars="0" w:hanging="420" w:firstLineChars="0"/>
-        <w:rPr>
-          <w:sz w:val="28"/>
-          <w:szCs w:val="28"/>
-        </w:rPr>
-      </w:pPr>
-      <w:r>
-        <w:rPr>
-          <w:sz w:val="28"/>
-          <w:szCs w:val="28"/>
-        </w:rPr>
-        <w:t>Xác nhận khôi phục: Backend gửi mã phản hồi OK về cho Portal để hiển thị thông báo khôi phục thành công cho người dùng.</w:t>
-      </w:r>
-    </w:p>
-    <w:p>
-      <w:pPr>
-        <w:pStyle w:val="4"/>
-        <w:bidi w:val="0"/>
-        <w:rPr>
-          <w:rFonts w:hint="default" w:ascii="Times New Roman" w:hAnsi="Times New Roman" w:cs="Times New Roman"/>
-          <w:sz w:val="28"/>
-          <w:szCs w:val="28"/>
-        </w:rPr>
-      </w:pPr>
-      <w:bookmarkStart w:id="33" w:name="_Toc25134"/>
-      <w:r>
-        <w:rPr>
-          <w:rFonts w:hint="default" w:ascii="Times New Roman" w:hAnsi="Times New Roman" w:cs="Times New Roman"/>
-          <w:sz w:val="28"/>
-          <w:szCs w:val="28"/>
-          <w:lang w:val="vi-VN"/>
-        </w:rPr>
-        <w:t xml:space="preserve">17.7. </w:t>
-      </w:r>
-      <w:r>
-        <w:rPr>
-          <w:rFonts w:hint="default" w:ascii="Times New Roman" w:hAnsi="Times New Roman" w:cs="Times New Roman"/>
-          <w:sz w:val="28"/>
-          <w:szCs w:val="28"/>
-        </w:rPr>
-        <w:t>Cập nhật thông tin &amp; Đồng bộ Ngôn ngữ (Owner)</w:t>
-      </w:r>
-      <w:bookmarkEnd w:id="33"/>
-    </w:p>
-    <w:p>
-      <w:pPr>
-        <w:pStyle w:val="85"/>
-        <w:keepNext w:val="0"/>
-        <w:keepLines w:val="0"/>
-        <w:widowControl/>
-        <w:suppressLineNumbers w:val="0"/>
-        <w:rPr>
-          <w:sz w:val="28"/>
-          <w:szCs w:val="28"/>
-        </w:rPr>
-      </w:pPr>
-      <w:r>
-        <w:rPr>
-          <w:sz w:val="28"/>
-          <w:szCs w:val="28"/>
-        </w:rPr>
-        <w:t>Dữ liệu phẳng được đồng bộ vào phân vùng ngôn ngữ tương ứng.</w:t>
-      </w:r>
-    </w:p>
-    <w:p>
-      <w:pPr>
-        <w:ind w:left="0" w:leftChars="0" w:firstLine="0" w:firstLineChars="0"/>
+      <w:r>
         <w:rPr>
           <w:rFonts w:hint="default"/>
           <w:lang w:val="vi-VN"/>
         </w:rPr>
-      </w:pPr>
-      <w:r>
-        <w:rPr>
-          <w:rFonts w:hint="default"/>
-          <w:lang w:val="vi-VN"/>
-        </w:rPr>
         <w:drawing>
           <wp:inline distT="0" distB="0" distL="114300" distR="114300">
-            <wp:extent cx="5269230" cy="2667000"/>
-            <wp:effectExtent l="0" t="0" r="3810" b="0"/>
-            <wp:docPr id="24" name="Picture 24" descr="sq7"/>
+            <wp:extent cx="5264785" cy="3562985"/>
+            <wp:effectExtent l="0" t="0" r="8255" b="3175"/>
+            <wp:docPr id="42" name="Picture 42" descr="SE07"/>
             <wp:cNvGraphicFramePr>
               <a:graphicFrameLocks xmlns:a="http://schemas.openxmlformats.org/drawingml/2006/main" noChangeAspect="1"/>
             </wp:cNvGraphicFramePr>
@@ -10139,7 +8906,7 @@
               <a:graphicData uri="http://schemas.openxmlformats.org/drawingml/2006/picture">
                 <pic:pic xmlns:pic="http://schemas.openxmlformats.org/drawingml/2006/picture">
                   <pic:nvPicPr>
-                    <pic:cNvPr id="24" name="Picture 24" descr="sq7"/>
+                    <pic:cNvPr id="42" name="Picture 42" descr="SE07"/>
                     <pic:cNvPicPr>
                       <a:picLocks noChangeAspect="1"/>
                     </pic:cNvPicPr>
@@ -10153,7 +8920,7 @@
                   <pic:spPr>
                     <a:xfrm>
                       <a:off x="0" y="0"/>
-                      <a:ext cx="5269230" cy="2667000"/>
+                      <a:ext cx="5264785" cy="3562985"/>
                     </a:xfrm>
                     <a:prstGeom prst="rect">
                       <a:avLst/>
@@ -10168,221 +8935,52 @@
     </w:p>
     <w:p>
       <w:pPr>
+        <w:pStyle w:val="4"/>
+        <w:bidi w:val="0"/>
+        <w:rPr>
+          <w:rFonts w:hint="default" w:ascii="Times New Roman" w:hAnsi="Times New Roman" w:eastAsia="Microsoft YaHei" w:cs="Times New Roman"/>
+          <w:sz w:val="28"/>
+          <w:szCs w:val="28"/>
+        </w:rPr>
+      </w:pPr>
+      <w:bookmarkStart w:id="34" w:name="_Toc26168"/>
+      <w:r>
+        <w:rPr>
+          <w:rFonts w:hint="default" w:ascii="Times New Roman" w:hAnsi="Times New Roman" w:eastAsia="Microsoft YaHei" w:cs="Times New Roman"/>
+          <w:sz w:val="28"/>
+          <w:szCs w:val="28"/>
+          <w:lang w:val="vi-VN"/>
+        </w:rPr>
+        <w:t>17.8.</w:t>
+      </w:r>
+      <w:bookmarkEnd w:id="34"/>
+      <w:r>
+        <w:rPr>
+          <w:rFonts w:hint="default" w:ascii="Times New Roman" w:hAnsi="Times New Roman" w:eastAsia="Microsoft YaHei" w:cs="Times New Roman"/>
+          <w:sz w:val="28"/>
+          <w:szCs w:val="28"/>
+        </w:rPr>
+        <w:t>PoiController: Get All / Get Nearby / Get By Id</w:t>
+      </w:r>
+    </w:p>
+    <w:p>
+      <w:pPr>
         <w:ind w:left="0" w:leftChars="0" w:firstLine="0" w:firstLineChars="0"/>
         <w:rPr>
           <w:rFonts w:hint="default"/>
           <w:lang w:val="vi-VN"/>
         </w:rPr>
       </w:pPr>
-    </w:p>
-    <w:p>
-      <w:pPr>
-        <w:bidi w:val="0"/>
-        <w:ind w:left="0" w:leftChars="0" w:firstLine="0" w:firstLineChars="0"/>
-        <w:rPr>
-          <w:sz w:val="28"/>
-          <w:szCs w:val="28"/>
-        </w:rPr>
-      </w:pPr>
-      <w:r>
-        <w:rPr>
-          <w:sz w:val="28"/>
-          <w:szCs w:val="28"/>
-        </w:rPr>
-        <w:t>Luồng hoạt động chi tiết (Step-by-Step)</w:t>
-      </w:r>
-    </w:p>
-    <w:p>
-      <w:pPr>
-        <w:numPr>
-          <w:ilvl w:val="0"/>
-          <w:numId w:val="13"/>
-        </w:numPr>
-        <w:bidi w:val="0"/>
-        <w:ind w:left="420" w:leftChars="0" w:hanging="420" w:firstLineChars="0"/>
-        <w:rPr>
-          <w:sz w:val="28"/>
-          <w:szCs w:val="28"/>
-        </w:rPr>
-      </w:pPr>
-      <w:r>
-        <w:rPr>
-          <w:sz w:val="28"/>
-          <w:szCs w:val="28"/>
-        </w:rPr>
-        <w:t>Chỉnh sửa nội dung: Owner truy cập vào mục quản lý địa điểm cá nhân (MyPois.razor) và thực hiện thay đổi các thông tin như Mô tả, Ảnh hoặc Vị trí của quán trên bản đồ.</w:t>
-      </w:r>
-    </w:p>
-    <w:p>
-      <w:pPr>
-        <w:numPr>
-          <w:ilvl w:val="0"/>
-          <w:numId w:val="13"/>
-        </w:numPr>
-        <w:bidi w:val="0"/>
-        <w:ind w:left="420" w:leftChars="0" w:hanging="420" w:firstLineChars="0"/>
-        <w:rPr>
-          <w:sz w:val="28"/>
-          <w:szCs w:val="28"/>
-        </w:rPr>
-      </w:pPr>
-      <w:r>
-        <w:rPr>
-          <w:sz w:val="28"/>
-          <w:szCs w:val="28"/>
-        </w:rPr>
-        <w:t>Gửi yêu cầu cập nhật: Giao diện Admin_Portal (Blazor) gửi một yêu cầu PUT /api/Poi/{id} chứa dữ liệu mới tới Backend_API.</w:t>
-      </w:r>
-    </w:p>
-    <w:p>
-      <w:pPr>
-        <w:numPr>
-          <w:ilvl w:val="0"/>
-          <w:numId w:val="13"/>
-        </w:numPr>
-        <w:bidi w:val="0"/>
-        <w:ind w:left="420" w:leftChars="0" w:hanging="420" w:firstLineChars="0"/>
-        <w:rPr>
-          <w:sz w:val="28"/>
-          <w:szCs w:val="28"/>
-        </w:rPr>
-      </w:pPr>
-      <w:r>
-        <w:rPr>
-          <w:sz w:val="28"/>
-          <w:szCs w:val="28"/>
-        </w:rPr>
-        <w:t>Ánh xạ ngôn ngữ (Mapping): Tại server, Backend_API tiếp nhận dữ liệu phẳng từ client và thực hiện ánh xạ (map) các thông tin văn bản vào trường dữ liệu đa ngôn ngữ Localizations["vi"]. Điều này đảm bảo nội dung tiếng Việt của quán được cập nhật chính xác trong cấu trúc dữ liệu.</w:t>
-      </w:r>
-    </w:p>
-    <w:p>
-      <w:pPr>
-        <w:numPr>
-          <w:ilvl w:val="0"/>
-          <w:numId w:val="13"/>
-        </w:numPr>
-        <w:bidi w:val="0"/>
-        <w:ind w:left="420" w:leftChars="0" w:hanging="420" w:firstLineChars="0"/>
-        <w:rPr>
-          <w:sz w:val="28"/>
-          <w:szCs w:val="28"/>
-        </w:rPr>
-      </w:pPr>
-      <w:r>
-        <w:rPr>
-          <w:sz w:val="28"/>
-          <w:szCs w:val="28"/>
-        </w:rPr>
-        <w:t>Lưu thay đổi: Backend thực hiện lệnh ReplaceOne (thay thế toàn bộ bản ghi cũ bằng bản ghi mới đã cập nhật) vào bộ lưu trữ MongoDB.</w:t>
-      </w:r>
-    </w:p>
-    <w:p>
-      <w:pPr>
-        <w:numPr>
-          <w:ilvl w:val="0"/>
-          <w:numId w:val="13"/>
-        </w:numPr>
-        <w:bidi w:val="0"/>
-        <w:ind w:left="420" w:leftChars="0" w:hanging="420" w:firstLineChars="0"/>
-        <w:rPr>
-          <w:sz w:val="28"/>
-          <w:szCs w:val="28"/>
-        </w:rPr>
-      </w:pPr>
-      <w:r>
-        <w:rPr>
-          <w:sz w:val="28"/>
-          <w:szCs w:val="28"/>
-        </w:rPr>
-        <w:t>Xác nhận thành công: Sau khi Database phản hồi thành công, Backend_API gửi mã trạng thái Success về cho phía giao diện.</w:t>
-      </w:r>
-    </w:p>
-    <w:p>
-      <w:pPr>
-        <w:numPr>
-          <w:ilvl w:val="0"/>
-          <w:numId w:val="13"/>
-        </w:numPr>
-        <w:bidi w:val="0"/>
-        <w:ind w:left="420" w:leftChars="0" w:hanging="420" w:firstLineChars="0"/>
-        <w:rPr>
-          <w:sz w:val="28"/>
-          <w:szCs w:val="28"/>
-        </w:rPr>
-      </w:pPr>
-      <w:r>
-        <w:rPr>
-          <w:sz w:val="28"/>
-          <w:szCs w:val="28"/>
-        </w:rPr>
-        <w:t>Cập nhật hiển thị: Admin_Portal làm mới màn hình và hiển thị các nội dung vừa được cập nhật cho Owner xem lại.</w:t>
-      </w:r>
-    </w:p>
-    <w:p>
-      <w:pPr>
-        <w:pStyle w:val="4"/>
-        <w:bidi w:val="0"/>
-        <w:rPr>
-          <w:rFonts w:hint="default" w:ascii="Times New Roman" w:hAnsi="Times New Roman" w:cs="Times New Roman"/>
-          <w:sz w:val="28"/>
-          <w:szCs w:val="28"/>
-        </w:rPr>
-      </w:pPr>
-      <w:bookmarkStart w:id="34" w:name="_Toc26168"/>
-      <w:r>
-        <w:rPr>
-          <w:rFonts w:hint="default" w:ascii="Times New Roman" w:hAnsi="Times New Roman" w:cs="Times New Roman"/>
-          <w:sz w:val="28"/>
-          <w:szCs w:val="28"/>
-          <w:lang w:val="vi-VN"/>
-        </w:rPr>
-        <w:t>17.8.</w:t>
-      </w:r>
-      <w:r>
-        <w:rPr>
-          <w:rFonts w:hint="default" w:ascii="Times New Roman" w:hAnsi="Times New Roman" w:cs="Times New Roman"/>
-          <w:sz w:val="28"/>
-          <w:szCs w:val="28"/>
-        </w:rPr>
-        <w:t>Tìm kiếm quán ăn xung quanh (Mobile User)</w:t>
-      </w:r>
-      <w:bookmarkEnd w:id="34"/>
-    </w:p>
-    <w:p>
-      <w:pPr>
-        <w:bidi w:val="0"/>
-        <w:ind w:left="0" w:leftChars="0" w:firstLine="0" w:firstLineChars="0"/>
-        <w:rPr>
-          <w:sz w:val="28"/>
-          <w:szCs w:val="28"/>
-        </w:rPr>
-      </w:pPr>
-      <w:r>
-        <w:rPr>
-          <w:sz w:val="28"/>
-          <w:szCs w:val="28"/>
-        </w:rPr>
-        <w:t>Hệ thống lọc theo vị trí và bỏ qua các quán đã bị xóa.</w:t>
-      </w:r>
-    </w:p>
-    <w:p>
-      <w:pPr>
-        <w:ind w:left="0" w:leftChars="0" w:firstLine="0" w:firstLineChars="0"/>
+      <w:r>
         <w:rPr>
           <w:rFonts w:hint="default"/>
           <w:lang w:val="vi-VN"/>
         </w:rPr>
-      </w:pPr>
-      <w:r>
-        <w:rPr>
-          <w:rFonts w:hint="default"/>
-          <w:lang w:val="vi-VN"/>
-        </w:rPr>
         <w:drawing>
           <wp:inline distT="0" distB="0" distL="114300" distR="114300">
-            <wp:extent cx="5264785" cy="2217420"/>
-            <wp:effectExtent l="0" t="0" r="8255" b="7620"/>
-            <wp:docPr id="25" name="Picture 25" descr="sq8"/>
+            <wp:extent cx="5268595" cy="6435725"/>
+            <wp:effectExtent l="0" t="0" r="4445" b="10795"/>
+            <wp:docPr id="43" name="Picture 43" descr="SE08"/>
             <wp:cNvGraphicFramePr>
               <a:graphicFrameLocks xmlns:a="http://schemas.openxmlformats.org/drawingml/2006/main" noChangeAspect="1"/>
             </wp:cNvGraphicFramePr>
@@ -10390,7 +8988,7 @@
               <a:graphicData uri="http://schemas.openxmlformats.org/drawingml/2006/picture">
                 <pic:pic xmlns:pic="http://schemas.openxmlformats.org/drawingml/2006/picture">
                   <pic:nvPicPr>
-                    <pic:cNvPr id="25" name="Picture 25" descr="sq8"/>
+                    <pic:cNvPr id="43" name="Picture 43" descr="SE08"/>
                     <pic:cNvPicPr>
                       <a:picLocks noChangeAspect="1"/>
                     </pic:cNvPicPr>
@@ -10404,7 +9002,7 @@
                   <pic:spPr>
                     <a:xfrm>
                       <a:off x="0" y="0"/>
-                      <a:ext cx="5264785" cy="2217420"/>
+                      <a:ext cx="5268595" cy="6435725"/>
                     </a:xfrm>
                     <a:prstGeom prst="rect">
                       <a:avLst/>
@@ -10420,6 +9018,36 @@
     <w:p>
       <w:pPr>
         <w:pStyle w:val="4"/>
+        <w:bidi w:val="0"/>
+        <w:rPr>
+          <w:rFonts w:hint="default" w:ascii="Times New Roman" w:hAnsi="Times New Roman" w:cs="Times New Roman"/>
+          <w:sz w:val="28"/>
+          <w:szCs w:val="28"/>
+        </w:rPr>
+      </w:pPr>
+      <w:bookmarkStart w:id="35" w:name="_Toc17870"/>
+      <w:r>
+        <w:rPr>
+          <w:rFonts w:hint="default" w:ascii="Times New Roman" w:hAnsi="Times New Roman" w:cs="Times New Roman"/>
+          <w:sz w:val="28"/>
+          <w:szCs w:val="28"/>
+          <w:lang w:val="vi-VN"/>
+        </w:rPr>
+        <w:t xml:space="preserve">17.9. </w:t>
+      </w:r>
+      <w:bookmarkEnd w:id="35"/>
+      <w:r>
+        <w:rPr>
+          <w:rFonts w:hint="default" w:ascii="Times New Roman" w:hAnsi="Times New Roman" w:cs="Times New Roman"/>
+          <w:sz w:val="28"/>
+          <w:szCs w:val="28"/>
+        </w:rPr>
+        <w:t>PoiController: Tạo POI</w:t>
+      </w:r>
+    </w:p>
+    <w:p>
+      <w:pPr>
+        <w:pStyle w:val="4"/>
         <w:keepNext w:val="0"/>
         <w:keepLines w:val="0"/>
         <w:widowControl/>
@@ -10428,66 +9056,21 @@
           <w:rFonts w:hint="default" w:ascii="Times New Roman" w:hAnsi="Times New Roman" w:cs="Times New Roman"/>
           <w:sz w:val="28"/>
           <w:szCs w:val="28"/>
-        </w:rPr>
-      </w:pPr>
-      <w:bookmarkStart w:id="35" w:name="_Toc17870"/>
-      <w:r>
-        <w:rPr>
-          <w:rFonts w:hint="default" w:ascii="Times New Roman" w:hAnsi="Times New Roman" w:cs="Times New Roman"/>
-          <w:sz w:val="28"/>
-          <w:szCs w:val="28"/>
           <w:lang w:val="vi-VN"/>
         </w:rPr>
-        <w:t xml:space="preserve">17.9. </w:t>
-      </w:r>
-      <w:r>
-        <w:rPr>
-          <w:rFonts w:hint="default" w:ascii="Times New Roman" w:hAnsi="Times New Roman" w:cs="Times New Roman"/>
-          <w:sz w:val="28"/>
-          <w:szCs w:val="28"/>
-        </w:rPr>
-        <w:t>Luồng Quét mã QR (QR Code Scanning Flow)</w:t>
-      </w:r>
-      <w:bookmarkEnd w:id="35"/>
-    </w:p>
-    <w:p>
-      <w:pPr>
-        <w:pStyle w:val="85"/>
-        <w:keepNext w:val="0"/>
-        <w:keepLines w:val="0"/>
-        <w:widowControl/>
-        <w:suppressLineNumbers w:val="0"/>
-        <w:rPr>
-          <w:sz w:val="28"/>
-          <w:szCs w:val="28"/>
-        </w:rPr>
-      </w:pPr>
-      <w:r>
-        <w:rPr>
-          <w:sz w:val="28"/>
-          <w:szCs w:val="28"/>
-        </w:rPr>
-        <w:t>Sơ đồ này tập trung vào việc định danh POI và truy xuất dữ liệu từ hệ thống ngay sau khi quét mã vật lý.</w:t>
-      </w:r>
-    </w:p>
-    <w:p>
-      <w:pPr>
-        <w:ind w:left="0" w:leftChars="0" w:firstLine="0" w:firstLineChars="0"/>
-        <w:rPr>
-          <w:rFonts w:hint="default"/>
-          <w:lang w:val="vi-VN"/>
-        </w:rPr>
-      </w:pPr>
-      <w:r>
-        <w:rPr>
-          <w:rFonts w:hint="default"/>
+      </w:pPr>
+      <w:r>
+        <w:rPr>
+          <w:rFonts w:hint="default" w:ascii="Times New Roman" w:hAnsi="Times New Roman" w:cs="Times New Roman"/>
+          <w:sz w:val="28"/>
+          <w:szCs w:val="28"/>
           <w:lang w:val="vi-VN"/>
         </w:rPr>
         <w:drawing>
           <wp:inline distT="0" distB="0" distL="114300" distR="114300">
-            <wp:extent cx="5271135" cy="2358390"/>
-            <wp:effectExtent l="0" t="0" r="1905" b="3810"/>
-            <wp:docPr id="26" name="Picture 26" descr="sq12"/>
+            <wp:extent cx="5273675" cy="2084070"/>
+            <wp:effectExtent l="0" t="0" r="14605" b="3810"/>
+            <wp:docPr id="44" name="Picture 44" descr="SE09"/>
             <wp:cNvGraphicFramePr>
               <a:graphicFrameLocks xmlns:a="http://schemas.openxmlformats.org/drawingml/2006/main" noChangeAspect="1"/>
             </wp:cNvGraphicFramePr>
@@ -10495,7 +9078,7 @@
               <a:graphicData uri="http://schemas.openxmlformats.org/drawingml/2006/picture">
                 <pic:pic xmlns:pic="http://schemas.openxmlformats.org/drawingml/2006/picture">
                   <pic:nvPicPr>
-                    <pic:cNvPr id="26" name="Picture 26" descr="sq12"/>
+                    <pic:cNvPr id="44" name="Picture 44" descr="SE09"/>
                     <pic:cNvPicPr>
                       <a:picLocks noChangeAspect="1"/>
                     </pic:cNvPicPr>
@@ -10509,7 +9092,7 @@
                   <pic:spPr>
                     <a:xfrm>
                       <a:off x="0" y="0"/>
-                      <a:ext cx="5271135" cy="2358390"/>
+                      <a:ext cx="5273675" cy="2084070"/>
                     </a:xfrm>
                     <a:prstGeom prst="rect">
                       <a:avLst/>
@@ -10524,196 +9107,32 @@
     </w:p>
     <w:p>
       <w:pPr>
-        <w:ind w:left="0" w:leftChars="0" w:firstLine="0" w:firstLineChars="0"/>
-        <w:rPr>
-          <w:rFonts w:hint="default"/>
+        <w:pStyle w:val="4"/>
+        <w:bidi w:val="0"/>
+        <w:rPr>
+          <w:rFonts w:hint="default" w:ascii="Times New Roman" w:hAnsi="Times New Roman" w:cs="Times New Roman"/>
+          <w:sz w:val="28"/>
+          <w:szCs w:val="28"/>
+        </w:rPr>
+      </w:pPr>
+      <w:bookmarkStart w:id="36" w:name="_Toc3934"/>
+      <w:r>
+        <w:rPr>
+          <w:rFonts w:hint="default" w:ascii="Times New Roman" w:hAnsi="Times New Roman" w:cs="Times New Roman"/>
+          <w:sz w:val="28"/>
+          <w:szCs w:val="28"/>
           <w:lang w:val="vi-VN"/>
         </w:rPr>
-      </w:pPr>
-    </w:p>
-    <w:p>
-      <w:pPr>
-        <w:bidi w:val="0"/>
-        <w:ind w:left="0" w:leftChars="0" w:firstLine="0" w:firstLineChars="0"/>
-        <w:rPr>
-          <w:sz w:val="28"/>
-          <w:szCs w:val="28"/>
-        </w:rPr>
-      </w:pPr>
-      <w:r>
-        <w:rPr>
-          <w:sz w:val="28"/>
-          <w:szCs w:val="28"/>
-        </w:rPr>
-        <w:t>Luồng hoạt động chi tiết (Step-by-Step)</w:t>
-      </w:r>
-    </w:p>
-    <w:p>
-      <w:pPr>
-        <w:numPr>
-          <w:ilvl w:val="0"/>
-          <w:numId w:val="13"/>
-        </w:numPr>
-        <w:bidi w:val="0"/>
-        <w:ind w:left="420" w:leftChars="0" w:hanging="420" w:firstLineChars="0"/>
-        <w:rPr>
-          <w:sz w:val="28"/>
-          <w:szCs w:val="28"/>
-        </w:rPr>
-      </w:pPr>
-      <w:r>
-        <w:rPr>
-          <w:sz w:val="28"/>
-          <w:szCs w:val="28"/>
-        </w:rPr>
-        <w:t>Quét mã QR: Khách hàng đưa camera điện thoại để quét mã QR vật lý đặt tại quán ăn thông qua module phần cứng/phần mềm xử lý (GPS_TTS_QR).</w:t>
-      </w:r>
-    </w:p>
-    <w:p>
-      <w:pPr>
-        <w:numPr>
-          <w:ilvl w:val="0"/>
-          <w:numId w:val="13"/>
-        </w:numPr>
-        <w:bidi w:val="0"/>
-        <w:ind w:left="420" w:leftChars="0" w:hanging="420" w:firstLineChars="0"/>
-        <w:rPr>
-          <w:sz w:val="28"/>
-          <w:szCs w:val="28"/>
-        </w:rPr>
-      </w:pPr>
-      <w:r>
-        <w:rPr>
-          <w:sz w:val="28"/>
-          <w:szCs w:val="28"/>
-        </w:rPr>
-        <w:t>Giải mã ID: Hệ thống GPS_TTS_QR thực hiện giải mã hình ảnh thành chuỗi dữ liệu và trả về mã định danh địa điểm (POI_ID) cho ứng dụng di động (Mobile_App).</w:t>
-      </w:r>
-    </w:p>
-    <w:p>
-      <w:pPr>
-        <w:numPr>
-          <w:ilvl w:val="0"/>
-          <w:numId w:val="13"/>
-        </w:numPr>
-        <w:bidi w:val="0"/>
-        <w:ind w:left="420" w:leftChars="0" w:hanging="420" w:firstLineChars="0"/>
-        <w:rPr>
-          <w:sz w:val="28"/>
-          <w:szCs w:val="28"/>
-        </w:rPr>
-      </w:pPr>
-      <w:r>
-        <w:rPr>
-          <w:sz w:val="28"/>
-          <w:szCs w:val="28"/>
-        </w:rPr>
-        <w:t>Gửi yêu cầu lấy dữ liệu: Mobile_App gửi một yêu cầu GET /api/Poi/{id} kèm theo ngôn ngữ hiện tại của người dùng (user_lang) tới Backend_API.</w:t>
-      </w:r>
-    </w:p>
-    <w:p>
-      <w:pPr>
-        <w:numPr>
-          <w:ilvl w:val="0"/>
-          <w:numId w:val="13"/>
-        </w:numPr>
-        <w:bidi w:val="0"/>
-        <w:ind w:left="420" w:leftChars="0" w:hanging="420" w:firstLineChars="0"/>
-        <w:rPr>
-          <w:sz w:val="28"/>
-          <w:szCs w:val="28"/>
-        </w:rPr>
-      </w:pPr>
-      <w:r>
-        <w:rPr>
-          <w:sz w:val="28"/>
-          <w:szCs w:val="28"/>
-        </w:rPr>
-        <w:t>Truy vấn dữ liệu: Backend_API tiếp nhận yêu cầu và thực hiện tìm kiếm thông tin chi tiết của địa điểm đó trong cơ sở dữ liệu MongoDB.</w:t>
-      </w:r>
-    </w:p>
-    <w:p>
-      <w:pPr>
-        <w:numPr>
-          <w:ilvl w:val="0"/>
-          <w:numId w:val="13"/>
-        </w:numPr>
-        <w:bidi w:val="0"/>
-        <w:ind w:left="420" w:leftChars="0" w:hanging="420" w:firstLineChars="0"/>
-        <w:rPr>
-          <w:sz w:val="28"/>
-          <w:szCs w:val="28"/>
-        </w:rPr>
-      </w:pPr>
-      <w:r>
-        <w:rPr>
-          <w:sz w:val="28"/>
-          <w:szCs w:val="28"/>
-        </w:rPr>
-        <w:t>Phản hồi dữ liệu gốc: MongoDB trả về đối tượng dữ liệu thô (chứa đầy đủ các bản dịch và thông tin vị trí) cho Backend.</w:t>
-      </w:r>
-    </w:p>
-    <w:p>
-      <w:pPr>
-        <w:numPr>
-          <w:ilvl w:val="0"/>
-          <w:numId w:val="13"/>
-        </w:numPr>
-        <w:bidi w:val="0"/>
-        <w:ind w:left="420" w:leftChars="0" w:hanging="420" w:firstLineChars="0"/>
-        <w:rPr>
-          <w:sz w:val="28"/>
-          <w:szCs w:val="28"/>
-        </w:rPr>
-      </w:pPr>
-      <w:r>
-        <w:rPr>
-          <w:sz w:val="28"/>
-          <w:szCs w:val="28"/>
-        </w:rPr>
-        <w:t>Áp dụng Fallback ngôn ngữ: Backend thực hiện hàm HydrateAndFallback. Nếu ngôn ngữ yêu cầu không có sẵn, hệ thống tự động ưu tiên lấy dữ liệu theo thứ tự: Tiếng Việt (vi) -&gt; Tiếng Anh (en) -&gt; Tiếng Việt (vi) để đảm bảo không bị trống nội dung.</w:t>
-      </w:r>
-    </w:p>
-    <w:p>
-      <w:pPr>
-        <w:numPr>
-          <w:ilvl w:val="0"/>
-          <w:numId w:val="13"/>
-        </w:numPr>
-        <w:bidi w:val="0"/>
-        <w:ind w:left="420" w:leftChars="0" w:hanging="420" w:firstLineChars="0"/>
-        <w:rPr>
-          <w:sz w:val="28"/>
-          <w:szCs w:val="28"/>
-        </w:rPr>
-      </w:pPr>
-      <w:r>
-        <w:rPr>
-          <w:sz w:val="28"/>
-          <w:szCs w:val="28"/>
-        </w:rPr>
-        <w:t>Trả về dữ liệu chi tiết: Sau khi xử lý xong ngôn ngữ, Backend_API gửi phản hồi chứa dữ liệu JSON đã được làm sạch và chuẩn hóa về cho Mobile_App.</w:t>
-      </w:r>
-    </w:p>
-    <w:p>
-      <w:pPr>
-        <w:numPr>
-          <w:ilvl w:val="0"/>
-          <w:numId w:val="13"/>
-        </w:numPr>
-        <w:bidi w:val="0"/>
-        <w:ind w:left="420" w:leftChars="0" w:hanging="420" w:firstLineChars="0"/>
-        <w:rPr>
-          <w:sz w:val="28"/>
-          <w:szCs w:val="28"/>
-        </w:rPr>
-      </w:pPr>
-      <w:r>
-        <w:rPr>
-          <w:sz w:val="28"/>
-          <w:szCs w:val="28"/>
-        </w:rPr>
-        <w:t>Hiển thị giao diện: Mobile_App nhận dữ liệu và trình bày các thông tin như tên quán, mô tả, hình ảnh lên màn hình điện thoại cho khách hàng xem.</w:t>
+        <w:t>17.10.</w:t>
+      </w:r>
+      <w:bookmarkEnd w:id="36"/>
+      <w:r>
+        <w:rPr>
+          <w:rFonts w:hint="default" w:ascii="Times New Roman" w:hAnsi="Times New Roman" w:cs="Times New Roman"/>
+          <w:sz w:val="28"/>
+          <w:szCs w:val="28"/>
+        </w:rPr>
+        <w:t xml:space="preserve"> PoiController: Duyệt / Từ chối</w:t>
       </w:r>
     </w:p>
     <w:p>
@@ -10727,66 +9146,21 @@
           <w:rFonts w:hint="default" w:ascii="Times New Roman" w:hAnsi="Times New Roman" w:cs="Times New Roman"/>
           <w:sz w:val="28"/>
           <w:szCs w:val="28"/>
-        </w:rPr>
-      </w:pPr>
-      <w:bookmarkStart w:id="36" w:name="_Toc3934"/>
-      <w:r>
-        <w:rPr>
-          <w:rFonts w:hint="default" w:ascii="Times New Roman" w:hAnsi="Times New Roman" w:cs="Times New Roman"/>
-          <w:sz w:val="28"/>
-          <w:szCs w:val="28"/>
           <w:lang w:val="vi-VN"/>
         </w:rPr>
-        <w:t xml:space="preserve">17.10. </w:t>
-      </w:r>
-      <w:r>
-        <w:rPr>
-          <w:rFonts w:hint="default" w:ascii="Times New Roman" w:hAnsi="Times New Roman" w:cs="Times New Roman"/>
-          <w:sz w:val="28"/>
-          <w:szCs w:val="28"/>
-        </w:rPr>
-        <w:t>Luồng Thuyết minh tự động (TTS Narration Flow)</w:t>
-      </w:r>
-      <w:bookmarkEnd w:id="36"/>
-    </w:p>
-    <w:p>
-      <w:pPr>
-        <w:pStyle w:val="85"/>
-        <w:keepNext w:val="0"/>
-        <w:keepLines w:val="0"/>
-        <w:widowControl/>
-        <w:suppressLineNumbers w:val="0"/>
-        <w:rPr>
-          <w:sz w:val="28"/>
-          <w:szCs w:val="28"/>
-        </w:rPr>
-      </w:pPr>
-      <w:r>
-        <w:rPr>
-          <w:sz w:val="28"/>
-          <w:szCs w:val="28"/>
-        </w:rPr>
-        <w:t>Sơ đồ này mô tả cách ứng dụng chuyển đổi văn bản mô tả thành giọng nói và đồng thời ghi nhận lượt tương tác của người dùng.</w:t>
-      </w:r>
-    </w:p>
-    <w:p>
-      <w:pPr>
-        <w:ind w:left="0" w:leftChars="0" w:firstLine="0" w:firstLineChars="0"/>
-        <w:rPr>
-          <w:rFonts w:hint="default"/>
-          <w:lang w:val="vi-VN"/>
-        </w:rPr>
-      </w:pPr>
-      <w:r>
-        <w:rPr>
-          <w:rFonts w:hint="default"/>
+      </w:pPr>
+      <w:r>
+        <w:rPr>
+          <w:rFonts w:hint="default" w:ascii="Times New Roman" w:hAnsi="Times New Roman" w:cs="Times New Roman"/>
+          <w:sz w:val="28"/>
+          <w:szCs w:val="28"/>
           <w:lang w:val="vi-VN"/>
         </w:rPr>
         <w:drawing>
           <wp:inline distT="0" distB="0" distL="114300" distR="114300">
-            <wp:extent cx="5510530" cy="2461260"/>
-            <wp:effectExtent l="0" t="0" r="6350" b="7620"/>
-            <wp:docPr id="27" name="Picture 27" descr="sq13"/>
+            <wp:extent cx="5268595" cy="2822575"/>
+            <wp:effectExtent l="0" t="0" r="4445" b="12065"/>
+            <wp:docPr id="45" name="Picture 45" descr="SE10"/>
             <wp:cNvGraphicFramePr>
               <a:graphicFrameLocks xmlns:a="http://schemas.openxmlformats.org/drawingml/2006/main" noChangeAspect="1"/>
             </wp:cNvGraphicFramePr>
@@ -10794,7 +9168,7 @@
               <a:graphicData uri="http://schemas.openxmlformats.org/drawingml/2006/picture">
                 <pic:pic xmlns:pic="http://schemas.openxmlformats.org/drawingml/2006/picture">
                   <pic:nvPicPr>
-                    <pic:cNvPr id="27" name="Picture 27" descr="sq13"/>
+                    <pic:cNvPr id="45" name="Picture 45" descr="SE10"/>
                     <pic:cNvPicPr>
                       <a:picLocks noChangeAspect="1"/>
                     </pic:cNvPicPr>
@@ -10808,7 +9182,7 @@
                   <pic:spPr>
                     <a:xfrm>
                       <a:off x="0" y="0"/>
-                      <a:ext cx="5510530" cy="2461260"/>
+                      <a:ext cx="5268595" cy="2822575"/>
                     </a:xfrm>
                     <a:prstGeom prst="rect">
                       <a:avLst/>
@@ -10823,289 +9197,69 @@
     </w:p>
     <w:p>
       <w:pPr>
+        <w:pStyle w:val="4"/>
+        <w:bidi w:val="0"/>
+        <w:rPr>
+          <w:rFonts w:hint="default" w:ascii="Times New Roman" w:hAnsi="Times New Roman" w:cs="Times New Roman"/>
+          <w:sz w:val="28"/>
+          <w:szCs w:val="28"/>
+        </w:rPr>
+      </w:pPr>
+      <w:bookmarkStart w:id="37" w:name="_Toc14181"/>
+      <w:r>
+        <w:rPr>
+          <w:rFonts w:hint="default" w:ascii="Times New Roman" w:hAnsi="Times New Roman" w:cs="Times New Roman"/>
+          <w:sz w:val="28"/>
+          <w:szCs w:val="28"/>
+          <w:lang w:val="vi-VN"/>
+        </w:rPr>
+        <w:t xml:space="preserve">17.11. </w:t>
+      </w:r>
+      <w:bookmarkEnd w:id="37"/>
+      <w:r>
+        <w:rPr>
+          <w:rFonts w:hint="default" w:ascii="Times New Roman" w:hAnsi="Times New Roman" w:cs="Times New Roman"/>
+          <w:sz w:val="28"/>
+          <w:szCs w:val="28"/>
+        </w:rPr>
+        <w:t>PoiService - các thao tác chính với</w:t>
+      </w:r>
+      <w:r>
+        <w:rPr>
+          <w:rFonts w:hint="default" w:ascii="Times New Roman" w:hAnsi="Times New Roman" w:cs="Times New Roman"/>
+          <w:sz w:val="28"/>
+          <w:szCs w:val="28"/>
+          <w:lang w:val="vi-VN"/>
+        </w:rPr>
+        <w:t xml:space="preserve"> </w:t>
+      </w:r>
+      <w:r>
+        <w:rPr>
+          <w:rFonts w:hint="default" w:ascii="Times New Roman" w:hAnsi="Times New Roman" w:cs="Times New Roman"/>
+          <w:sz w:val="28"/>
+          <w:szCs w:val="28"/>
+        </w:rPr>
+        <w:t>DB</w:t>
+      </w:r>
+    </w:p>
+    <w:p>
+      <w:pPr>
         <w:ind w:left="0" w:leftChars="0" w:firstLine="0" w:firstLineChars="0"/>
         <w:rPr>
           <w:rFonts w:hint="default"/>
           <w:lang w:val="vi-VN"/>
         </w:rPr>
       </w:pPr>
-    </w:p>
-    <w:p>
-      <w:pPr>
-        <w:bidi w:val="0"/>
-        <w:ind w:left="0" w:leftChars="0" w:firstLine="0" w:firstLineChars="0"/>
-        <w:rPr>
-          <w:sz w:val="28"/>
-          <w:szCs w:val="28"/>
-        </w:rPr>
-      </w:pPr>
-      <w:r>
-        <w:rPr>
-          <w:sz w:val="28"/>
-          <w:szCs w:val="28"/>
-        </w:rPr>
-        <w:t>Luồng hoạt động chi tiết (Step-by-Step)</w:t>
-      </w:r>
-    </w:p>
-    <w:p>
-      <w:pPr>
-        <w:numPr>
-          <w:ilvl w:val="0"/>
-          <w:numId w:val="13"/>
-        </w:numPr>
-        <w:bidi w:val="0"/>
-        <w:ind w:left="420" w:leftChars="0" w:hanging="420" w:firstLineChars="0"/>
-        <w:rPr>
-          <w:sz w:val="28"/>
-          <w:szCs w:val="28"/>
-        </w:rPr>
-      </w:pPr>
-      <w:r>
-        <w:rPr>
-          <w:sz w:val="28"/>
-          <w:szCs w:val="28"/>
-        </w:rPr>
-        <w:t>Kích hoạt thuyết minh: Sau khi xem thông tin quán ăn, Khách nhấn nút "Nghe thuyết minh" hoặc ứng dụng tự động kích hoạt chế độ Auto-play. Đây là lệnh bắt đầu cho chuỗi xử lý đa phương tiện.</w:t>
-      </w:r>
-    </w:p>
-    <w:p>
-      <w:pPr>
-        <w:numPr>
-          <w:ilvl w:val="0"/>
-          <w:numId w:val="13"/>
-        </w:numPr>
-        <w:bidi w:val="0"/>
-        <w:ind w:left="420" w:leftChars="0" w:hanging="420" w:firstLineChars="0"/>
-        <w:rPr>
-          <w:sz w:val="28"/>
-          <w:szCs w:val="28"/>
-        </w:rPr>
-      </w:pPr>
-      <w:r>
-        <w:rPr>
-          <w:sz w:val="28"/>
-          <w:szCs w:val="28"/>
-        </w:rPr>
-        <w:t>Xử lý song song (Parallel Processing): Hệ thống mở ra một khối par, cho phép thực hiện đồng thời hai luồng công việc độc lập để tiết kiệm thời gian và tối ưu hiệu suất:</w:t>
-      </w:r>
-    </w:p>
-    <w:p>
-      <w:pPr>
-        <w:bidi w:val="0"/>
-        <w:ind w:left="0" w:leftChars="0" w:firstLine="0" w:firstLineChars="0"/>
-        <w:rPr>
-          <w:sz w:val="28"/>
-          <w:szCs w:val="28"/>
-        </w:rPr>
-      </w:pPr>
-      <w:r>
-        <w:rPr>
-          <w:sz w:val="28"/>
-          <w:szCs w:val="28"/>
-        </w:rPr>
-        <w:t>Luồng 1: Chuyển đổi âm thanh (TTS): * Mobile_App gửi chuỗi nội dung văn bản (Description) tới module xử lý GPS_TTS_QR.</w:t>
-      </w:r>
-    </w:p>
-    <w:p>
-      <w:pPr>
-        <w:numPr>
-          <w:ilvl w:val="0"/>
-          <w:numId w:val="13"/>
-        </w:numPr>
-        <w:bidi w:val="0"/>
-        <w:ind w:left="420" w:leftChars="0" w:hanging="420" w:firstLineChars="0"/>
-        <w:rPr>
-          <w:sz w:val="28"/>
-          <w:szCs w:val="28"/>
-        </w:rPr>
-      </w:pPr>
-      <w:r>
-        <w:rPr>
-          <w:sz w:val="28"/>
-          <w:szCs w:val="28"/>
-        </w:rPr>
-        <w:t>Module này thực hiện "Chuyển văn bản thành giọng nói" ngay tại chỗ.</w:t>
-      </w:r>
-    </w:p>
-    <w:p>
-      <w:pPr>
-        <w:numPr>
-          <w:ilvl w:val="0"/>
-          <w:numId w:val="13"/>
-        </w:numPr>
-        <w:bidi w:val="0"/>
-        <w:ind w:left="420" w:leftChars="0" w:hanging="420" w:firstLineChars="0"/>
-        <w:rPr>
-          <w:sz w:val="28"/>
-          <w:szCs w:val="28"/>
-        </w:rPr>
-      </w:pPr>
-      <w:r>
-        <w:rPr>
-          <w:sz w:val="28"/>
-          <w:szCs w:val="28"/>
-        </w:rPr>
-        <w:t>Âm thanh thuyết minh đa ngôn ngữ được phát ra cho Khách nghe.</w:t>
-      </w:r>
-    </w:p>
-    <w:p>
-      <w:pPr>
-        <w:bidi w:val="0"/>
-        <w:ind w:left="0" w:leftChars="0" w:firstLine="0" w:firstLineChars="0"/>
-        <w:rPr>
-          <w:sz w:val="28"/>
-          <w:szCs w:val="28"/>
-        </w:rPr>
-      </w:pPr>
-      <w:r>
-        <w:rPr>
-          <w:sz w:val="28"/>
-          <w:szCs w:val="28"/>
-        </w:rPr>
-        <w:t>Luồng 2: Ghi nhận thống kê (Analytics):</w:t>
-      </w:r>
-    </w:p>
-    <w:p>
-      <w:pPr>
-        <w:numPr>
-          <w:ilvl w:val="0"/>
-          <w:numId w:val="13"/>
-        </w:numPr>
-        <w:bidi w:val="0"/>
-        <w:ind w:left="420" w:leftChars="0" w:hanging="420" w:firstLineChars="0"/>
-        <w:rPr>
-          <w:sz w:val="28"/>
-          <w:szCs w:val="28"/>
-        </w:rPr>
-      </w:pPr>
-      <w:r>
-        <w:rPr>
-          <w:sz w:val="28"/>
-          <w:szCs w:val="28"/>
-        </w:rPr>
-        <w:t>Mobile_App gửi một yêu cầu POST /api/PoiVisit/{id} tới Backend_API.</w:t>
-      </w:r>
-    </w:p>
-    <w:p>
-      <w:pPr>
-        <w:numPr>
-          <w:ilvl w:val="0"/>
-          <w:numId w:val="13"/>
-        </w:numPr>
-        <w:bidi w:val="0"/>
-        <w:ind w:left="420" w:leftChars="0" w:hanging="420" w:firstLineChars="0"/>
-        <w:rPr>
-          <w:sz w:val="28"/>
-          <w:szCs w:val="28"/>
-        </w:rPr>
-      </w:pPr>
-      <w:r>
-        <w:rPr>
-          <w:sz w:val="28"/>
-          <w:szCs w:val="28"/>
-        </w:rPr>
-        <w:t>Backend_API thực hiện lưu một bản ghi vào bộ sưu tập PoiVisits trong MongoDB. Việc này giúp hệ thống biết được quán nào đang "hot" để đưa lên Dashboard.</w:t>
-      </w:r>
-    </w:p>
-    <w:p>
-      <w:pPr>
-        <w:bidi w:val="0"/>
-        <w:ind w:left="0" w:leftChars="0" w:firstLine="0" w:firstLineChars="0"/>
-        <w:rPr>
-          <w:sz w:val="28"/>
-          <w:szCs w:val="28"/>
-        </w:rPr>
-      </w:pPr>
-      <w:r>
-        <w:rPr>
-          <w:sz w:val="28"/>
-          <w:szCs w:val="28"/>
-        </w:rPr>
-        <w:t>Phản hồi xác nhận: Sau khi ghi dữ liệu xong, MongoDB trả về kết quả thành công cho Backend, và Backend gửi mã OK về cho Mobile_App.</w:t>
-      </w:r>
-    </w:p>
-    <w:p>
-      <w:pPr>
-        <w:bidi w:val="0"/>
-        <w:ind w:left="0" w:leftChars="0" w:firstLine="0" w:firstLineChars="0"/>
-        <w:rPr>
-          <w:sz w:val="28"/>
-          <w:szCs w:val="28"/>
-        </w:rPr>
-      </w:pPr>
-      <w:r>
-        <w:rPr>
-          <w:sz w:val="28"/>
-          <w:szCs w:val="28"/>
-        </w:rPr>
-        <w:t>Hoàn tất trải nghiệm: Người dùng vừa được nghe thuyết minh một cách mượt mà, trong khi hệ thống đã âm thầm hoàn thành việc thu thập dữ liệu thống kê mà không gây ra bất kỳ sự chậm trễ nào cho giao diện.</w:t>
-      </w:r>
-    </w:p>
-    <w:p>
-      <w:pPr>
-        <w:pStyle w:val="4"/>
-        <w:bidi w:val="0"/>
-        <w:rPr>
-          <w:rFonts w:hint="default" w:ascii="Times New Roman" w:hAnsi="Times New Roman" w:cs="Times New Roman"/>
-          <w:sz w:val="28"/>
-          <w:szCs w:val="28"/>
-        </w:rPr>
-      </w:pPr>
-      <w:bookmarkStart w:id="37" w:name="_Toc14181"/>
-      <w:r>
-        <w:rPr>
-          <w:rFonts w:hint="default" w:ascii="Times New Roman" w:hAnsi="Times New Roman" w:cs="Times New Roman"/>
-          <w:sz w:val="28"/>
-          <w:szCs w:val="28"/>
-          <w:lang w:val="vi-VN"/>
-        </w:rPr>
-        <w:t xml:space="preserve">17.11. </w:t>
-      </w:r>
-      <w:r>
-        <w:rPr>
-          <w:rFonts w:hint="default" w:ascii="Times New Roman" w:hAnsi="Times New Roman" w:cs="Times New Roman"/>
-          <w:sz w:val="28"/>
-          <w:szCs w:val="28"/>
-        </w:rPr>
-        <w:t>Hàng rào địa lý - Geofence (Mobile User)</w:t>
-      </w:r>
-      <w:bookmarkEnd w:id="37"/>
-    </w:p>
-    <w:p>
-      <w:pPr>
-        <w:bidi w:val="0"/>
-        <w:ind w:left="0" w:leftChars="0" w:firstLine="0" w:firstLineChars="0"/>
-        <w:rPr>
-          <w:sz w:val="28"/>
-          <w:szCs w:val="28"/>
-        </w:rPr>
-      </w:pPr>
-      <w:r>
-        <w:rPr>
-          <w:sz w:val="28"/>
-          <w:szCs w:val="28"/>
-        </w:rPr>
-        <w:t>Tự động nhận diện khi thực khách đi vào vùng ẩm thực đặc biệt.</w:t>
-      </w:r>
-    </w:p>
-    <w:p>
-      <w:pPr>
-        <w:ind w:left="0" w:leftChars="0" w:firstLine="0" w:firstLineChars="0"/>
+      <w:r>
         <w:rPr>
           <w:rFonts w:hint="default"/>
           <w:lang w:val="vi-VN"/>
         </w:rPr>
-      </w:pPr>
-      <w:r>
-        <w:rPr>
-          <w:rFonts w:hint="default"/>
-          <w:lang w:val="vi-VN"/>
-        </w:rPr>
         <w:drawing>
           <wp:inline distT="0" distB="0" distL="114300" distR="114300">
-            <wp:extent cx="5272405" cy="2094230"/>
-            <wp:effectExtent l="0" t="0" r="635" b="8890"/>
-            <wp:docPr id="28" name="Picture 28" descr="sq10"/>
+            <wp:extent cx="5267960" cy="7078345"/>
+            <wp:effectExtent l="0" t="0" r="5080" b="8255"/>
+            <wp:docPr id="46" name="Picture 46" descr="SE11"/>
             <wp:cNvGraphicFramePr>
               <a:graphicFrameLocks xmlns:a="http://schemas.openxmlformats.org/drawingml/2006/main" noChangeAspect="1"/>
             </wp:cNvGraphicFramePr>
@@ -11113,7 +9267,7 @@
               <a:graphicData uri="http://schemas.openxmlformats.org/drawingml/2006/picture">
                 <pic:pic xmlns:pic="http://schemas.openxmlformats.org/drawingml/2006/picture">
                   <pic:nvPicPr>
-                    <pic:cNvPr id="28" name="Picture 28" descr="sq10"/>
+                    <pic:cNvPr id="46" name="Picture 46" descr="SE11"/>
                     <pic:cNvPicPr>
                       <a:picLocks noChangeAspect="1"/>
                     </pic:cNvPicPr>
@@ -11127,7 +9281,7 @@
                   <pic:spPr>
                     <a:xfrm>
                       <a:off x="0" y="0"/>
-                      <a:ext cx="5272405" cy="2094230"/>
+                      <a:ext cx="5267960" cy="7078345"/>
                     </a:xfrm>
                     <a:prstGeom prst="rect">
                       <a:avLst/>
@@ -11142,210 +9296,52 @@
     </w:p>
     <w:p>
       <w:pPr>
+        <w:pStyle w:val="4"/>
+        <w:bidi w:val="0"/>
+        <w:rPr>
+          <w:rFonts w:hint="default" w:ascii="Times New Roman" w:hAnsi="Times New Roman" w:cs="Times New Roman"/>
+          <w:sz w:val="28"/>
+          <w:szCs w:val="28"/>
+        </w:rPr>
+      </w:pPr>
+      <w:bookmarkStart w:id="38" w:name="_Toc14369"/>
+      <w:r>
+        <w:rPr>
+          <w:rFonts w:hint="default" w:ascii="Times New Roman" w:hAnsi="Times New Roman" w:cs="Times New Roman"/>
+          <w:sz w:val="28"/>
+          <w:szCs w:val="28"/>
+          <w:lang w:val="vi-VN"/>
+        </w:rPr>
+        <w:t xml:space="preserve">17.12. </w:t>
+      </w:r>
+      <w:bookmarkEnd w:id="38"/>
+      <w:r>
+        <w:rPr>
+          <w:rFonts w:hint="default" w:ascii="Times New Roman" w:hAnsi="Times New Roman" w:cs="Times New Roman"/>
+          <w:sz w:val="28"/>
+          <w:szCs w:val="28"/>
+        </w:rPr>
+        <w:t>PoiVisitService - ghi/thu thập lượt truy cập</w:t>
+      </w:r>
+    </w:p>
+    <w:p>
+      <w:pPr>
         <w:ind w:left="0" w:leftChars="0" w:firstLine="0" w:firstLineChars="0"/>
         <w:rPr>
           <w:rFonts w:hint="default"/>
           <w:lang w:val="vi-VN"/>
         </w:rPr>
       </w:pPr>
-    </w:p>
-    <w:p>
-      <w:pPr>
-        <w:bidi w:val="0"/>
-        <w:ind w:left="0" w:leftChars="0" w:firstLine="0" w:firstLineChars="0"/>
-        <w:rPr>
-          <w:rFonts w:hint="default"/>
-          <w:sz w:val="28"/>
-          <w:szCs w:val="28"/>
-        </w:rPr>
-      </w:pPr>
-      <w:r>
-        <w:rPr>
-          <w:rFonts w:hint="default"/>
-          <w:sz w:val="28"/>
-          <w:szCs w:val="28"/>
-        </w:rPr>
-        <w:t>Luồng hoạt động chi tiết (Step-by-Step)</w:t>
-      </w:r>
-    </w:p>
-    <w:p>
-      <w:pPr>
-        <w:numPr>
-          <w:ilvl w:val="0"/>
-          <w:numId w:val="13"/>
-        </w:numPr>
-        <w:bidi w:val="0"/>
-        <w:ind w:left="420" w:leftChars="0" w:hanging="420" w:firstLineChars="0"/>
-        <w:rPr>
-          <w:rFonts w:hint="default"/>
-          <w:sz w:val="28"/>
-          <w:szCs w:val="28"/>
-        </w:rPr>
-      </w:pPr>
-      <w:r>
-        <w:rPr>
-          <w:rFonts w:hint="default"/>
-          <w:sz w:val="28"/>
-          <w:szCs w:val="28"/>
-        </w:rPr>
-        <w:t>Di chuyển vào vùng Geofence: Khách hàng (mang theo điện thoại có cài ứng dụng) di chuyển vào khu vực địa lý đã được thiết lập "hàng rào" ảo (ví dụ: Phố ẩm thực Vĩnh Khánh).</w:t>
-      </w:r>
-    </w:p>
-    <w:p>
-      <w:pPr>
-        <w:numPr>
-          <w:ilvl w:val="0"/>
-          <w:numId w:val="13"/>
-        </w:numPr>
-        <w:bidi w:val="0"/>
-        <w:ind w:left="420" w:leftChars="0" w:hanging="420" w:firstLineChars="0"/>
-        <w:rPr>
-          <w:rFonts w:hint="default"/>
-          <w:sz w:val="28"/>
-          <w:szCs w:val="28"/>
-        </w:rPr>
-      </w:pPr>
-      <w:r>
-        <w:rPr>
-          <w:rFonts w:hint="default"/>
-          <w:sz w:val="28"/>
-          <w:szCs w:val="28"/>
-        </w:rPr>
-        <w:t>Kích hoạt sự kiện (Trigger): Module phần cứng/hệ điều hành GPS_TTS_QR nhận diện tọa độ GPS và kích hoạt sự kiện Enter_Geofence, thông báo cho Mobile_App rằng người dùng đã vào vùng mục tiêu.</w:t>
-      </w:r>
-    </w:p>
-    <w:p>
-      <w:pPr>
-        <w:numPr>
-          <w:ilvl w:val="0"/>
-          <w:numId w:val="13"/>
-        </w:numPr>
-        <w:bidi w:val="0"/>
-        <w:ind w:left="420" w:leftChars="0" w:hanging="420" w:firstLineChars="0"/>
-        <w:rPr>
-          <w:rFonts w:hint="default"/>
-          <w:sz w:val="28"/>
-          <w:szCs w:val="28"/>
-        </w:rPr>
-      </w:pPr>
-      <w:r>
-        <w:rPr>
-          <w:rFonts w:hint="default"/>
-          <w:sz w:val="28"/>
-          <w:szCs w:val="28"/>
-        </w:rPr>
-        <w:t>Yêu cầu lọc quán ăn: Mobile_App ngay lập tức gửi một yêu cầu GET /api/Poi/nearby tới Backend_API. Yêu cầu này kèm theo tọa độ hiện tại để hệ thống lọc ra các quán ăn nằm trong vùng Geofence đó.</w:t>
-      </w:r>
-    </w:p>
-    <w:p>
-      <w:pPr>
-        <w:numPr>
-          <w:ilvl w:val="0"/>
-          <w:numId w:val="13"/>
-        </w:numPr>
-        <w:bidi w:val="0"/>
-        <w:ind w:left="420" w:leftChars="0" w:hanging="420" w:firstLineChars="0"/>
-        <w:rPr>
-          <w:rFonts w:hint="default"/>
-          <w:sz w:val="28"/>
-          <w:szCs w:val="28"/>
-        </w:rPr>
-      </w:pPr>
-      <w:r>
-        <w:rPr>
-          <w:rFonts w:hint="default"/>
-          <w:sz w:val="28"/>
-          <w:szCs w:val="28"/>
-        </w:rPr>
-        <w:t>Trả về danh sách: Backend_API truy vấn cơ sở dữ liệu và trả về danh sách các địa điểm nổi bật hoặc đang có chương trình khuyến mãi trong khu vực khách đang đứng.</w:t>
-      </w:r>
-    </w:p>
-    <w:p>
-      <w:pPr>
-        <w:numPr>
-          <w:ilvl w:val="0"/>
-          <w:numId w:val="13"/>
-        </w:numPr>
-        <w:bidi w:val="0"/>
-        <w:ind w:left="420" w:leftChars="0" w:hanging="420" w:firstLineChars="0"/>
-      </w:pPr>
-      <w:r>
-        <w:rPr>
-          <w:rFonts w:hint="default"/>
-          <w:sz w:val="28"/>
-          <w:szCs w:val="28"/>
-        </w:rPr>
-        <w:t>Gửi thông báo đẩy (Push Notification): Mobile_App nhận danh sách và hiển thị một thông báo trên màn hình điện thoại (ví dụ: "Chào mừng bạn đến với Vĩnh Khánh! Khám phá ngay các quán ốc nổi tiếng xung quanh đây").</w:t>
-      </w:r>
-    </w:p>
-    <w:p>
-      <w:pPr>
-        <w:pStyle w:val="4"/>
-        <w:bidi w:val="0"/>
-        <w:rPr>
-          <w:rFonts w:hint="default" w:ascii="Times New Roman" w:hAnsi="Times New Roman" w:cs="Times New Roman"/>
-          <w:sz w:val="28"/>
-          <w:szCs w:val="28"/>
-        </w:rPr>
-      </w:pPr>
-      <w:bookmarkStart w:id="38" w:name="_Toc14369"/>
-      <w:r>
-        <w:rPr>
-          <w:rFonts w:hint="default" w:ascii="Times New Roman" w:hAnsi="Times New Roman" w:cs="Times New Roman"/>
-          <w:sz w:val="28"/>
-          <w:szCs w:val="28"/>
-          <w:lang w:val="vi-VN"/>
-        </w:rPr>
-        <w:t xml:space="preserve">17.12. </w:t>
-      </w:r>
-      <w:r>
-        <w:rPr>
-          <w:rFonts w:hint="default" w:ascii="Times New Roman" w:hAnsi="Times New Roman" w:cs="Times New Roman"/>
-          <w:sz w:val="28"/>
-          <w:szCs w:val="28"/>
-        </w:rPr>
-        <w:t>Gửi Email thông báo sự kiện (Backend)</w:t>
-      </w:r>
-      <w:bookmarkEnd w:id="38"/>
-    </w:p>
-    <w:p>
-      <w:pPr>
-        <w:pStyle w:val="85"/>
-        <w:keepNext w:val="0"/>
-        <w:keepLines w:val="0"/>
-        <w:widowControl/>
-        <w:suppressLineNumbers w:val="0"/>
-        <w:rPr>
-          <w:sz w:val="28"/>
-          <w:szCs w:val="28"/>
-        </w:rPr>
-      </w:pPr>
-      <w:r>
-        <w:rPr>
-          <w:sz w:val="28"/>
-          <w:szCs w:val="28"/>
-        </w:rPr>
-        <w:t>Luồng xử lý ngầm mỗi khi có biến động về dữ liệu.</w:t>
-      </w:r>
-    </w:p>
-    <w:p>
-      <w:pPr>
-        <w:ind w:left="0" w:leftChars="0" w:firstLine="0" w:firstLineChars="0"/>
+      <w:r>
         <w:rPr>
           <w:rFonts w:hint="default"/>
           <w:lang w:val="vi-VN"/>
         </w:rPr>
-      </w:pPr>
-      <w:r>
-        <w:rPr>
-          <w:rFonts w:hint="default"/>
-          <w:lang w:val="vi-VN"/>
-        </w:rPr>
         <w:drawing>
           <wp:inline distT="0" distB="0" distL="114300" distR="114300">
-            <wp:extent cx="5268595" cy="3206750"/>
-            <wp:effectExtent l="0" t="0" r="4445" b="8890"/>
-            <wp:docPr id="29" name="Picture 29" descr="sq11"/>
+            <wp:extent cx="5273040" cy="4581525"/>
+            <wp:effectExtent l="0" t="0" r="0" b="5715"/>
+            <wp:docPr id="47" name="Picture 47" descr="SE12"/>
             <wp:cNvGraphicFramePr>
               <a:graphicFrameLocks xmlns:a="http://schemas.openxmlformats.org/drawingml/2006/main" noChangeAspect="1"/>
             </wp:cNvGraphicFramePr>
@@ -11353,7 +9349,7 @@
               <a:graphicData uri="http://schemas.openxmlformats.org/drawingml/2006/picture">
                 <pic:pic xmlns:pic="http://schemas.openxmlformats.org/drawingml/2006/picture">
                   <pic:nvPicPr>
-                    <pic:cNvPr id="29" name="Picture 29" descr="sq11"/>
+                    <pic:cNvPr id="47" name="Picture 47" descr="SE12"/>
                     <pic:cNvPicPr>
                       <a:picLocks noChangeAspect="1"/>
                     </pic:cNvPicPr>
@@ -11367,7 +9363,7 @@
                   <pic:spPr>
                     <a:xfrm>
                       <a:off x="0" y="0"/>
-                      <a:ext cx="5268595" cy="3206750"/>
+                      <a:ext cx="5273040" cy="4581525"/>
                     </a:xfrm>
                     <a:prstGeom prst="rect">
                       <a:avLst/>
@@ -11382,227 +9378,52 @@
     </w:p>
     <w:p>
       <w:pPr>
+        <w:pStyle w:val="4"/>
+        <w:bidi w:val="0"/>
+        <w:rPr>
+          <w:rFonts w:hint="default" w:ascii="Times New Roman" w:hAnsi="Times New Roman" w:cs="Times New Roman"/>
+          <w:sz w:val="28"/>
+          <w:szCs w:val="28"/>
+        </w:rPr>
+      </w:pPr>
+      <w:bookmarkStart w:id="39" w:name="_Toc30378"/>
+      <w:r>
+        <w:rPr>
+          <w:rFonts w:hint="default" w:ascii="Times New Roman" w:hAnsi="Times New Roman" w:cs="Times New Roman"/>
+          <w:sz w:val="28"/>
+          <w:szCs w:val="28"/>
+          <w:lang w:val="vi-VN"/>
+        </w:rPr>
+        <w:t>17.13.</w:t>
+      </w:r>
+      <w:bookmarkEnd w:id="39"/>
+      <w:r>
+        <w:rPr>
+          <w:rFonts w:hint="default" w:ascii="Times New Roman" w:hAnsi="Times New Roman" w:cs="Times New Roman"/>
+          <w:sz w:val="28"/>
+          <w:szCs w:val="28"/>
+        </w:rPr>
+        <w:t>PoiVisitController: Ghi nhận lượt truy cập + Thống kê</w:t>
+      </w:r>
+    </w:p>
+    <w:p>
+      <w:pPr>
         <w:ind w:left="0" w:leftChars="0" w:firstLine="0" w:firstLineChars="0"/>
         <w:rPr>
           <w:rFonts w:hint="default"/>
           <w:lang w:val="vi-VN"/>
         </w:rPr>
       </w:pPr>
-    </w:p>
-    <w:p>
-      <w:pPr>
-        <w:bidi w:val="0"/>
-        <w:ind w:left="0" w:leftChars="0" w:firstLine="0" w:firstLineChars="0"/>
-        <w:rPr>
-          <w:sz w:val="28"/>
-          <w:szCs w:val="28"/>
-        </w:rPr>
-      </w:pPr>
-      <w:r>
-        <w:rPr>
-          <w:sz w:val="28"/>
-          <w:szCs w:val="28"/>
-        </w:rPr>
-        <w:t>Luồng hoạt động chi tiết (Step-by-Step)</w:t>
-      </w:r>
-    </w:p>
-    <w:p>
-      <w:pPr>
-        <w:numPr>
-          <w:ilvl w:val="0"/>
-          <w:numId w:val="13"/>
-        </w:numPr>
-        <w:bidi w:val="0"/>
-        <w:ind w:left="420" w:leftChars="0" w:hanging="420" w:firstLineChars="0"/>
-        <w:rPr>
-          <w:sz w:val="28"/>
-          <w:szCs w:val="28"/>
-        </w:rPr>
-      </w:pPr>
-      <w:r>
-        <w:rPr>
-          <w:sz w:val="28"/>
-          <w:szCs w:val="28"/>
-        </w:rPr>
-        <w:t>Bắt sự kiện (Event): Khi có bất kỳ thay đổi nào xảy ra trong hệ thống (như tạo mới POI, phê duyệt địa điểm, hoặc khóa tài khoản người dùng), Backend_API sẽ tự động nhận diện và kích hoạt một sự kiện thông báo.</w:t>
-      </w:r>
-    </w:p>
-    <w:p>
-      <w:pPr>
-        <w:numPr>
-          <w:ilvl w:val="0"/>
-          <w:numId w:val="13"/>
-        </w:numPr>
-        <w:bidi w:val="0"/>
-        <w:ind w:left="420" w:leftChars="0" w:hanging="420" w:firstLineChars="0"/>
-        <w:rPr>
-          <w:sz w:val="28"/>
-          <w:szCs w:val="28"/>
-        </w:rPr>
-      </w:pPr>
-      <w:r>
-        <w:rPr>
-          <w:sz w:val="28"/>
-          <w:szCs w:val="28"/>
-        </w:rPr>
-        <w:t>Gọi dịch vụ Email: Backend gọi hàm gửi mail tương ứng từ Email_Service (ví dụ: SendPoiEventEmailAsync hoặc SendUserAccountEventEmailAsync).</w:t>
-      </w:r>
-    </w:p>
-    <w:p>
-      <w:pPr>
-        <w:numPr>
-          <w:ilvl w:val="0"/>
-          <w:numId w:val="13"/>
-        </w:numPr>
-        <w:bidi w:val="0"/>
-        <w:ind w:left="420" w:leftChars="0" w:hanging="420" w:firstLineChars="0"/>
-        <w:rPr>
-          <w:sz w:val="28"/>
-          <w:szCs w:val="28"/>
-        </w:rPr>
-      </w:pPr>
-      <w:r>
-        <w:rPr>
-          <w:sz w:val="28"/>
-          <w:szCs w:val="28"/>
-        </w:rPr>
-        <w:t>Kiểm tra định dạng: Trước khi gửi, Email_Service thực hiện kiểm tra xem Username (thường là định danh người dùng) có phải là một địa chỉ Email hợp lệ hay không.</w:t>
-      </w:r>
-    </w:p>
-    <w:p>
-      <w:pPr>
-        <w:numPr>
-          <w:ilvl w:val="0"/>
-          <w:numId w:val="13"/>
-        </w:numPr>
-        <w:bidi w:val="0"/>
-        <w:ind w:left="420" w:leftChars="0" w:hanging="420" w:firstLineChars="0"/>
-        <w:rPr>
-          <w:sz w:val="28"/>
-          <w:szCs w:val="28"/>
-        </w:rPr>
-      </w:pPr>
-      <w:r>
-        <w:rPr>
-          <w:sz w:val="28"/>
-          <w:szCs w:val="28"/>
-        </w:rPr>
-        <w:t>Xử lý logic (Khối alt):</w:t>
-      </w:r>
-    </w:p>
-    <w:p>
-      <w:pPr>
-        <w:numPr>
-          <w:ilvl w:val="0"/>
-          <w:numId w:val="14"/>
-        </w:numPr>
-        <w:bidi w:val="0"/>
-        <w:ind w:left="420" w:leftChars="0" w:hanging="420" w:firstLineChars="0"/>
-        <w:rPr>
-          <w:sz w:val="28"/>
-          <w:szCs w:val="28"/>
-        </w:rPr>
-      </w:pPr>
-      <w:r>
-        <w:rPr>
-          <w:sz w:val="28"/>
-          <w:szCs w:val="28"/>
-        </w:rPr>
-        <w:t>Trường hợp Email hợp lệ: Dịch vụ thực hiện gửi nội dung thông báo thành công tới hòm thư của Khách/Người nhận. Đây là lúc người dùng nhận được thông tin về trạng thái POI hoặc tài khoản của họ.</w:t>
-      </w:r>
-    </w:p>
-    <w:p>
-      <w:pPr>
-        <w:numPr>
-          <w:ilvl w:val="0"/>
-          <w:numId w:val="14"/>
-        </w:numPr>
-        <w:bidi w:val="0"/>
-        <w:ind w:left="420" w:leftChars="0" w:hanging="420" w:firstLineChars="0"/>
-        <w:rPr>
-          <w:sz w:val="28"/>
-          <w:szCs w:val="28"/>
-        </w:rPr>
-      </w:pPr>
-      <w:r>
-        <w:rPr>
-          <w:sz w:val="28"/>
-          <w:szCs w:val="28"/>
-        </w:rPr>
-        <w:t>Trường hợp không phải Email: Nếu hệ thống phát hiện Username không phải định dạng email (ví dụ: chỉ là một chuỗi ký tự ID), nó sẽ thực hiện lệnh Skip (Bỏ qua). Hành động này giúp hệ thống không bị treo hoặc báo lỗi không cần thiết khi gặp dữ liệu không chuẩn.</w:t>
-      </w:r>
-    </w:p>
-    <w:p>
-      <w:pPr>
-        <w:pStyle w:val="4"/>
-        <w:keepNext w:val="0"/>
-        <w:keepLines w:val="0"/>
-        <w:widowControl/>
-        <w:suppressLineNumbers w:val="0"/>
-        <w:rPr>
-          <w:rFonts w:hint="default" w:ascii="Times New Roman" w:hAnsi="Times New Roman" w:cs="Times New Roman"/>
-          <w:sz w:val="28"/>
-          <w:szCs w:val="28"/>
-        </w:rPr>
-      </w:pPr>
-      <w:bookmarkStart w:id="39" w:name="_Toc30378"/>
-      <w:r>
-        <w:rPr>
-          <w:rFonts w:hint="default" w:ascii="Times New Roman" w:hAnsi="Times New Roman" w:cs="Times New Roman"/>
-          <w:sz w:val="28"/>
-          <w:szCs w:val="28"/>
-          <w:lang w:val="vi-VN"/>
-        </w:rPr>
-        <w:t xml:space="preserve">17.13. </w:t>
-      </w:r>
-      <w:r>
-        <w:rPr>
-          <w:rFonts w:hint="default" w:ascii="Times New Roman" w:hAnsi="Times New Roman" w:cs="Times New Roman"/>
-          <w:sz w:val="28"/>
-          <w:szCs w:val="28"/>
-        </w:rPr>
-        <w:t>Luồng Đăng ký tài khoản (Registration)</w:t>
-      </w:r>
-      <w:bookmarkEnd w:id="39"/>
-    </w:p>
-    <w:p>
-      <w:pPr>
-        <w:pStyle w:val="85"/>
-        <w:keepNext w:val="0"/>
-        <w:keepLines w:val="0"/>
-        <w:widowControl/>
-        <w:suppressLineNumbers w:val="0"/>
-        <w:rPr>
-          <w:sz w:val="28"/>
-          <w:szCs w:val="28"/>
-        </w:rPr>
-      </w:pPr>
-      <w:r>
-        <w:rPr>
-          <w:sz w:val="28"/>
-          <w:szCs w:val="28"/>
-        </w:rPr>
-        <w:t>Mô tả cách một người dùng mới (tiềm năng là Owner) gia nhập hệ thống.</w:t>
-      </w:r>
-    </w:p>
-    <w:p>
-      <w:pPr>
-        <w:ind w:left="0" w:leftChars="0" w:firstLine="0" w:firstLineChars="0"/>
+      <w:r>
         <w:rPr>
           <w:rFonts w:hint="default"/>
           <w:lang w:val="vi-VN"/>
         </w:rPr>
-      </w:pPr>
-      <w:r>
-        <w:rPr>
-          <w:rFonts w:hint="default"/>
-          <w:lang w:val="vi-VN"/>
-        </w:rPr>
         <w:drawing>
           <wp:inline distT="0" distB="0" distL="114300" distR="114300">
-            <wp:extent cx="5266690" cy="2255520"/>
-            <wp:effectExtent l="0" t="0" r="6350" b="0"/>
-            <wp:docPr id="30" name="Picture 30" descr="sq14"/>
+            <wp:extent cx="5269230" cy="6134735"/>
+            <wp:effectExtent l="0" t="0" r="3810" b="6985"/>
+            <wp:docPr id="48" name="Picture 48" descr="SE13"/>
             <wp:cNvGraphicFramePr>
               <a:graphicFrameLocks xmlns:a="http://schemas.openxmlformats.org/drawingml/2006/main" noChangeAspect="1"/>
             </wp:cNvGraphicFramePr>
@@ -11610,7 +9431,7 @@
               <a:graphicData uri="http://schemas.openxmlformats.org/drawingml/2006/picture">
                 <pic:pic xmlns:pic="http://schemas.openxmlformats.org/drawingml/2006/picture">
                   <pic:nvPicPr>
-                    <pic:cNvPr id="30" name="Picture 30" descr="sq14"/>
+                    <pic:cNvPr id="48" name="Picture 48" descr="SE13"/>
                     <pic:cNvPicPr>
                       <a:picLocks noChangeAspect="1"/>
                     </pic:cNvPicPr>
@@ -11624,7 +9445,7 @@
                   <pic:spPr>
                     <a:xfrm>
                       <a:off x="0" y="0"/>
-                      <a:ext cx="5266690" cy="2255520"/>
+                      <a:ext cx="5269230" cy="6134735"/>
                     </a:xfrm>
                     <a:prstGeom prst="rect">
                       <a:avLst/>
@@ -11639,293 +9460,52 @@
     </w:p>
     <w:p>
       <w:pPr>
+        <w:pStyle w:val="4"/>
+        <w:bidi w:val="0"/>
+        <w:rPr>
+          <w:rFonts w:hint="default" w:ascii="Times New Roman" w:hAnsi="Times New Roman" w:cs="Times New Roman"/>
+          <w:sz w:val="28"/>
+          <w:szCs w:val="28"/>
+        </w:rPr>
+      </w:pPr>
+      <w:bookmarkStart w:id="40" w:name="_Toc14152"/>
+      <w:r>
+        <w:rPr>
+          <w:rFonts w:hint="default" w:ascii="Times New Roman" w:hAnsi="Times New Roman" w:cs="Times New Roman"/>
+          <w:sz w:val="28"/>
+          <w:szCs w:val="28"/>
+          <w:lang w:val="vi-VN"/>
+        </w:rPr>
+        <w:t xml:space="preserve">17.14. </w:t>
+      </w:r>
+      <w:bookmarkEnd w:id="40"/>
+      <w:r>
+        <w:rPr>
+          <w:rFonts w:hint="default" w:ascii="Times New Roman" w:hAnsi="Times New Roman" w:cs="Times New Roman"/>
+          <w:sz w:val="28"/>
+          <w:szCs w:val="28"/>
+        </w:rPr>
+        <w:t>UserLogService - ghi và đọc log hoạt động</w:t>
+      </w:r>
+    </w:p>
+    <w:p>
+      <w:pPr>
         <w:ind w:left="0" w:leftChars="0" w:firstLine="0" w:firstLineChars="0"/>
         <w:rPr>
           <w:rFonts w:hint="default"/>
           <w:lang w:val="vi-VN"/>
         </w:rPr>
       </w:pPr>
-    </w:p>
-    <w:p>
-      <w:pPr>
-        <w:bidi w:val="0"/>
-        <w:ind w:left="0" w:leftChars="0" w:firstLine="0" w:firstLineChars="0"/>
-        <w:rPr>
-          <w:sz w:val="28"/>
-          <w:szCs w:val="28"/>
-        </w:rPr>
-      </w:pPr>
-      <w:r>
-        <w:rPr>
-          <w:sz w:val="28"/>
-          <w:szCs w:val="28"/>
-        </w:rPr>
-        <w:t>Luồng hoạt động chi tiết (Step-by-Step)</w:t>
-      </w:r>
-    </w:p>
-    <w:p>
-      <w:pPr>
-        <w:numPr>
-          <w:ilvl w:val="0"/>
-          <w:numId w:val="15"/>
-        </w:numPr>
-        <w:tabs>
-          <w:tab w:val="clear" w:pos="420"/>
-        </w:tabs>
-        <w:bidi w:val="0"/>
-        <w:ind w:left="420" w:leftChars="0" w:hanging="420" w:firstLineChars="0"/>
-        <w:rPr>
-          <w:sz w:val="28"/>
-          <w:szCs w:val="28"/>
-        </w:rPr>
-      </w:pPr>
-      <w:r>
-        <w:rPr>
-          <w:sz w:val="28"/>
-          <w:szCs w:val="28"/>
-        </w:rPr>
-        <w:t>Nhập thông tin đăng ký: Người dùng (Khách) truy cập vào giao diện đăng ký trên Admin_Portal, nhập các thông tin cần thiết như Username/Email và mật khẩu.</w:t>
-      </w:r>
-    </w:p>
-    <w:p>
-      <w:pPr>
-        <w:numPr>
-          <w:ilvl w:val="0"/>
-          <w:numId w:val="15"/>
-        </w:numPr>
-        <w:tabs>
-          <w:tab w:val="clear" w:pos="420"/>
-        </w:tabs>
-        <w:bidi w:val="0"/>
-        <w:ind w:left="420" w:leftChars="0" w:hanging="420" w:firstLineChars="0"/>
-        <w:rPr>
-          <w:sz w:val="28"/>
-          <w:szCs w:val="28"/>
-        </w:rPr>
-      </w:pPr>
-      <w:r>
-        <w:rPr>
-          <w:sz w:val="28"/>
-          <w:szCs w:val="28"/>
-        </w:rPr>
-        <w:t>Gửi yêu cầu đăng ký: Portal gửi một yêu cầu POST /api/Auth/register chứa thông tin đăng ký tới Backend_API.</w:t>
-      </w:r>
-    </w:p>
-    <w:p>
-      <w:pPr>
-        <w:numPr>
-          <w:ilvl w:val="0"/>
-          <w:numId w:val="15"/>
-        </w:numPr>
-        <w:tabs>
-          <w:tab w:val="clear" w:pos="420"/>
-        </w:tabs>
-        <w:bidi w:val="0"/>
-        <w:ind w:left="420" w:leftChars="0" w:hanging="420" w:firstLineChars="0"/>
-        <w:rPr>
-          <w:sz w:val="28"/>
-          <w:szCs w:val="28"/>
-        </w:rPr>
-      </w:pPr>
-      <w:r>
-        <w:rPr>
-          <w:sz w:val="28"/>
-          <w:szCs w:val="28"/>
-        </w:rPr>
-        <w:t>Bảo mật mật khẩu (Hashing): Tại server, Backend_API sử dụng thư viện BCrypt để băm (hash) mật khẩu. Việc này đảm bảo mật khẩu thực không bao giờ được lưu dưới dạng văn bản thuần túy, giúp bảo vệ tài khoản người dùng ngay cả khi cơ sở dữ liệu bị lộ.</w:t>
-      </w:r>
-    </w:p>
-    <w:p>
-      <w:pPr>
-        <w:numPr>
-          <w:ilvl w:val="0"/>
-          <w:numId w:val="15"/>
-        </w:numPr>
-        <w:tabs>
-          <w:tab w:val="clear" w:pos="420"/>
-        </w:tabs>
-        <w:bidi w:val="0"/>
-        <w:ind w:left="420" w:leftChars="0" w:hanging="420" w:firstLineChars="0"/>
-        <w:rPr>
-          <w:sz w:val="28"/>
-          <w:szCs w:val="28"/>
-        </w:rPr>
-      </w:pPr>
-      <w:r>
-        <w:rPr>
-          <w:sz w:val="28"/>
-          <w:szCs w:val="28"/>
-        </w:rPr>
-        <w:t>Khởi tạo tài khoản trong Database: Backend thực hiện lưu một UserModel mới vào MongoDB với các giá trị mặc định: IsActive = true (tài khoản hoạt động ngay) và Role = User (quyền hạn cơ bản).</w:t>
-      </w:r>
-    </w:p>
-    <w:p>
-      <w:pPr>
-        <w:numPr>
-          <w:ilvl w:val="0"/>
-          <w:numId w:val="15"/>
-        </w:numPr>
-        <w:tabs>
-          <w:tab w:val="clear" w:pos="420"/>
-        </w:tabs>
-        <w:bidi w:val="0"/>
-        <w:ind w:left="420" w:leftChars="0" w:hanging="420" w:firstLineChars="0"/>
-        <w:rPr>
-          <w:sz w:val="28"/>
-          <w:szCs w:val="28"/>
-        </w:rPr>
-      </w:pPr>
-      <w:r>
-        <w:rPr>
-          <w:sz w:val="28"/>
-          <w:szCs w:val="28"/>
-        </w:rPr>
-        <w:t>Gửi Email chào mừng: Sau khi lưu database thành công, Backend gọi đến Email_Service để kích hoạt luồng gửi thư chào mừng.</w:t>
-      </w:r>
-    </w:p>
-    <w:p>
-      <w:pPr>
-        <w:numPr>
-          <w:ilvl w:val="0"/>
-          <w:numId w:val="15"/>
-        </w:numPr>
-        <w:tabs>
-          <w:tab w:val="clear" w:pos="420"/>
-        </w:tabs>
-        <w:bidi w:val="0"/>
-        <w:ind w:left="420" w:leftChars="0" w:hanging="420" w:firstLineChars="0"/>
-        <w:rPr>
-          <w:sz w:val="28"/>
-          <w:szCs w:val="28"/>
-        </w:rPr>
-      </w:pPr>
-      <w:r>
-        <w:rPr>
-          <w:sz w:val="28"/>
-          <w:szCs w:val="28"/>
-        </w:rPr>
-        <w:t>Thông báo tới người dùng: Email_Service gửi một email chào mừng trực tiếp tới địa chỉ email mà người dùng đã đăng ký.</w:t>
-      </w:r>
-    </w:p>
-    <w:p>
-      <w:pPr>
-        <w:numPr>
-          <w:ilvl w:val="0"/>
-          <w:numId w:val="15"/>
-        </w:numPr>
-        <w:tabs>
-          <w:tab w:val="clear" w:pos="420"/>
-        </w:tabs>
-        <w:bidi w:val="0"/>
-        <w:ind w:left="420" w:leftChars="0" w:hanging="420" w:firstLineChars="0"/>
-        <w:rPr>
-          <w:sz w:val="28"/>
-          <w:szCs w:val="28"/>
-        </w:rPr>
-      </w:pPr>
-      <w:r>
-        <w:rPr>
-          <w:sz w:val="28"/>
-          <w:szCs w:val="28"/>
-        </w:rPr>
-        <w:t>Xác nhận khởi tạo thành công: Backend gửi phản hồi mã 201 Created về cho phía giao diện, xác nhận tài khoản đã được tạo thành công.</w:t>
-      </w:r>
-    </w:p>
-    <w:p>
-      <w:pPr>
-        <w:numPr>
-          <w:ilvl w:val="0"/>
-          <w:numId w:val="15"/>
-        </w:numPr>
-        <w:tabs>
-          <w:tab w:val="clear" w:pos="420"/>
-        </w:tabs>
-        <w:bidi w:val="0"/>
-        <w:ind w:left="420" w:leftChars="0" w:hanging="420" w:firstLineChars="0"/>
-        <w:rPr>
-          <w:sz w:val="28"/>
-          <w:szCs w:val="28"/>
-        </w:rPr>
-      </w:pPr>
-      <w:r>
-        <w:rPr>
-          <w:sz w:val="28"/>
-          <w:szCs w:val="28"/>
-        </w:rPr>
-        <w:t>Chuyển hướng đăng nhập: Admin_Portal hiển thị thông báo thành công cho người dùng và tự động chuyển hướng họ sang trang Login để bắt đầu truy cập hệ thống.</w:t>
-      </w:r>
-    </w:p>
-    <w:p>
-      <w:pPr>
-        <w:pStyle w:val="4"/>
-        <w:keepNext w:val="0"/>
-        <w:keepLines w:val="0"/>
-        <w:widowControl/>
-        <w:suppressLineNumbers w:val="0"/>
-        <w:rPr>
-          <w:rFonts w:hint="default" w:ascii="Times New Roman" w:hAnsi="Times New Roman" w:cs="Times New Roman"/>
-          <w:sz w:val="28"/>
-          <w:szCs w:val="28"/>
-        </w:rPr>
-      </w:pPr>
-      <w:bookmarkStart w:id="40" w:name="_Toc14152"/>
-      <w:r>
-        <w:rPr>
-          <w:rFonts w:hint="default" w:ascii="Times New Roman" w:hAnsi="Times New Roman" w:cs="Times New Roman"/>
-          <w:sz w:val="28"/>
-          <w:szCs w:val="28"/>
-          <w:lang w:val="vi-VN"/>
-        </w:rPr>
-        <w:t xml:space="preserve">17.14. </w:t>
-      </w:r>
-      <w:r>
-        <w:rPr>
-          <w:rFonts w:hint="default" w:ascii="Times New Roman" w:hAnsi="Times New Roman" w:cs="Times New Roman"/>
-          <w:sz w:val="28"/>
-          <w:szCs w:val="28"/>
-        </w:rPr>
-        <w:t>Luồng Tải lên &amp; Hiển thị hình ảnh (Image Upload)</w:t>
-      </w:r>
-      <w:bookmarkEnd w:id="40"/>
-    </w:p>
-    <w:p>
-      <w:pPr>
-        <w:pStyle w:val="85"/>
-        <w:keepNext w:val="0"/>
-        <w:keepLines w:val="0"/>
-        <w:widowControl/>
-        <w:suppressLineNumbers w:val="0"/>
-        <w:rPr>
-          <w:sz w:val="28"/>
-          <w:szCs w:val="28"/>
-        </w:rPr>
-      </w:pPr>
-      <w:r>
-        <w:rPr>
-          <w:sz w:val="28"/>
-          <w:szCs w:val="28"/>
-        </w:rPr>
-        <w:t>Xử lý khi Owner cập nhật ảnh quán ăn để hiển thị trên Mobile App.</w:t>
-      </w:r>
-    </w:p>
-    <w:p>
-      <w:pPr>
-        <w:ind w:left="0" w:leftChars="0" w:firstLine="0" w:firstLineChars="0"/>
+      <w:r>
         <w:rPr>
           <w:rFonts w:hint="default"/>
           <w:lang w:val="vi-VN"/>
         </w:rPr>
-      </w:pPr>
-      <w:r>
-        <w:rPr>
-          <w:rFonts w:hint="default"/>
-          <w:lang w:val="vi-VN"/>
-        </w:rPr>
         <w:drawing>
           <wp:inline distT="0" distB="0" distL="114300" distR="114300">
-            <wp:extent cx="5394325" cy="2643505"/>
-            <wp:effectExtent l="0" t="0" r="635" b="8255"/>
-            <wp:docPr id="31" name="Picture 31" descr="sq15"/>
+            <wp:extent cx="5269230" cy="2324100"/>
+            <wp:effectExtent l="0" t="0" r="3810" b="7620"/>
+            <wp:docPr id="51" name="Picture 51" descr="SE14"/>
             <wp:cNvGraphicFramePr>
               <a:graphicFrameLocks xmlns:a="http://schemas.openxmlformats.org/drawingml/2006/main" noChangeAspect="1"/>
             </wp:cNvGraphicFramePr>
@@ -11933,7 +9513,7 @@
               <a:graphicData uri="http://schemas.openxmlformats.org/drawingml/2006/picture">
                 <pic:pic xmlns:pic="http://schemas.openxmlformats.org/drawingml/2006/picture">
                   <pic:nvPicPr>
-                    <pic:cNvPr id="31" name="Picture 31" descr="sq15"/>
+                    <pic:cNvPr id="51" name="Picture 51" descr="SE14"/>
                     <pic:cNvPicPr>
                       <a:picLocks noChangeAspect="1"/>
                     </pic:cNvPicPr>
@@ -11947,7 +9527,7 @@
                   <pic:spPr>
                     <a:xfrm>
                       <a:off x="0" y="0"/>
-                      <a:ext cx="5394325" cy="2643505"/>
+                      <a:ext cx="5269230" cy="2324100"/>
                     </a:xfrm>
                     <a:prstGeom prst="rect">
                       <a:avLst/>
@@ -11962,238 +9542,32 @@
     </w:p>
     <w:p>
       <w:pPr>
-        <w:ind w:left="0" w:leftChars="0" w:firstLine="0" w:firstLineChars="0"/>
-        <w:rPr>
-          <w:rFonts w:hint="default"/>
+        <w:pStyle w:val="4"/>
+        <w:bidi w:val="0"/>
+        <w:rPr>
+          <w:rFonts w:hint="default" w:ascii="Times New Roman" w:hAnsi="Times New Roman" w:cs="Times New Roman"/>
+          <w:sz w:val="28"/>
+          <w:szCs w:val="28"/>
+        </w:rPr>
+      </w:pPr>
+      <w:bookmarkStart w:id="41" w:name="_Toc1393"/>
+      <w:r>
+        <w:rPr>
+          <w:rFonts w:hint="default" w:ascii="Times New Roman" w:hAnsi="Times New Roman" w:cs="Times New Roman"/>
+          <w:sz w:val="28"/>
+          <w:szCs w:val="28"/>
           <w:lang w:val="vi-VN"/>
         </w:rPr>
-      </w:pPr>
-    </w:p>
-    <w:p>
-      <w:pPr>
-        <w:bidi w:val="0"/>
-        <w:ind w:left="0" w:leftChars="0" w:firstLine="0" w:firstLineChars="0"/>
-        <w:rPr>
-          <w:sz w:val="28"/>
-          <w:szCs w:val="28"/>
-        </w:rPr>
-      </w:pPr>
-      <w:r>
-        <w:rPr>
-          <w:sz w:val="28"/>
-          <w:szCs w:val="28"/>
-        </w:rPr>
-        <w:t>Luồng hoạt động chi tiết (Step-by-Step)</w:t>
-      </w:r>
-    </w:p>
-    <w:p>
-      <w:pPr>
-        <w:numPr>
-          <w:ilvl w:val="0"/>
-          <w:numId w:val="15"/>
-        </w:numPr>
-        <w:bidi w:val="0"/>
-        <w:ind w:left="420" w:leftChars="0" w:hanging="420" w:firstLineChars="0"/>
-        <w:rPr>
-          <w:sz w:val="28"/>
-          <w:szCs w:val="28"/>
-        </w:rPr>
-      </w:pPr>
-      <w:r>
-        <w:rPr>
-          <w:sz w:val="28"/>
-          <w:szCs w:val="28"/>
-        </w:rPr>
-        <w:t>Chọn ảnh &amp; Lưu: Owner chọn hình ảnh quán ăn từ thiết bị cá nhân trên giao diện quản trị và nhấn nút Save.</w:t>
-      </w:r>
-    </w:p>
-    <w:p>
-      <w:pPr>
-        <w:numPr>
-          <w:ilvl w:val="0"/>
-          <w:numId w:val="15"/>
-        </w:numPr>
-        <w:bidi w:val="0"/>
-        <w:ind w:left="420" w:leftChars="0" w:hanging="420" w:firstLineChars="0"/>
-        <w:rPr>
-          <w:sz w:val="28"/>
-          <w:szCs w:val="28"/>
-        </w:rPr>
-      </w:pPr>
-      <w:r>
-        <w:rPr>
-          <w:sz w:val="28"/>
-          <w:szCs w:val="28"/>
-        </w:rPr>
-        <w:t>Gửi yêu cầu tải lên: Admin_Portal gửi một yêu cầu PUT /api/Poi/{id} chứa file ảnh dưới dạng nhị phân hoặc chuỗi Base64 tới Backend_API.</w:t>
-      </w:r>
-    </w:p>
-    <w:p>
-      <w:pPr>
-        <w:numPr>
-          <w:ilvl w:val="0"/>
-          <w:numId w:val="15"/>
-        </w:numPr>
-        <w:bidi w:val="0"/>
-        <w:ind w:left="420" w:leftChars="0" w:hanging="420" w:firstLineChars="0"/>
-        <w:rPr>
-          <w:sz w:val="28"/>
-          <w:szCs w:val="28"/>
-        </w:rPr>
-      </w:pPr>
-      <w:r>
-        <w:rPr>
-          <w:sz w:val="28"/>
-          <w:szCs w:val="28"/>
-        </w:rPr>
-        <w:t>Kiểm tra tính hợp lệ: Tại server, Backend_API thực hiện kiểm tra định dạng file (ví dụ: .jpg, .png) và kích thước file để đảm bảo không vượt quá giới hạn hệ thống.</w:t>
-      </w:r>
-    </w:p>
-    <w:p>
-      <w:pPr>
-        <w:numPr>
-          <w:ilvl w:val="0"/>
-          <w:numId w:val="15"/>
-        </w:numPr>
-        <w:bidi w:val="0"/>
-        <w:ind w:left="420" w:leftChars="0" w:hanging="420" w:firstLineChars="0"/>
-        <w:rPr>
-          <w:sz w:val="28"/>
-          <w:szCs w:val="28"/>
-        </w:rPr>
-      </w:pPr>
-      <w:r>
-        <w:rPr>
-          <w:sz w:val="28"/>
-          <w:szCs w:val="28"/>
-        </w:rPr>
-        <w:t>Lưu trữ file: Sau khi kiểm tra, Backend thực hiện lưu file vào bộ nhớ (Thư mục server hoặc Cloud Storage) và lấy về một đường dẫn truy cập duy nhất (URL).</w:t>
-      </w:r>
-    </w:p>
-    <w:p>
-      <w:pPr>
-        <w:numPr>
-          <w:ilvl w:val="0"/>
-          <w:numId w:val="15"/>
-        </w:numPr>
-        <w:bidi w:val="0"/>
-        <w:ind w:left="420" w:leftChars="0" w:hanging="420" w:firstLineChars="0"/>
-        <w:rPr>
-          <w:sz w:val="28"/>
-          <w:szCs w:val="28"/>
-        </w:rPr>
-      </w:pPr>
-      <w:r>
-        <w:rPr>
-          <w:sz w:val="28"/>
-          <w:szCs w:val="28"/>
-        </w:rPr>
-        <w:t>Cập nhật dữ liệu POI: Backend cập nhật trường ImageUrl của địa điểm tương ứng trong MongoDB bằng URL vừa lấy được.</w:t>
-      </w:r>
-    </w:p>
-    <w:p>
-      <w:pPr>
-        <w:numPr>
-          <w:ilvl w:val="0"/>
-          <w:numId w:val="15"/>
-        </w:numPr>
-        <w:bidi w:val="0"/>
-        <w:ind w:left="420" w:leftChars="0" w:hanging="420" w:firstLineChars="0"/>
-        <w:rPr>
-          <w:sz w:val="28"/>
-          <w:szCs w:val="28"/>
-        </w:rPr>
-      </w:pPr>
-      <w:r>
-        <w:rPr>
-          <w:sz w:val="28"/>
-          <w:szCs w:val="28"/>
-        </w:rPr>
-        <w:t>Xác nhận &amp; Trả về URL: Backend gửi mã phản hồi Success kèm theo URL mới về cho phía Portal.</w:t>
-      </w:r>
-    </w:p>
-    <w:p>
-      <w:pPr>
-        <w:numPr>
-          <w:ilvl w:val="0"/>
-          <w:numId w:val="15"/>
-        </w:numPr>
-        <w:bidi w:val="0"/>
-        <w:ind w:left="420" w:leftChars="0" w:hanging="420" w:firstLineChars="0"/>
-        <w:rPr>
-          <w:sz w:val="28"/>
-          <w:szCs w:val="28"/>
-        </w:rPr>
-      </w:pPr>
-      <w:r>
-        <w:rPr>
-          <w:sz w:val="28"/>
-          <w:szCs w:val="28"/>
-        </w:rPr>
-        <w:t>Hiển thị Preview: Admin_Portal nhận URL và hiển thị ngay bản xem trước (Preview) ảnh vừa tải lên để Owner xác nhận.</w:t>
-      </w:r>
-    </w:p>
-    <w:p>
-      <w:pPr>
-        <w:numPr>
-          <w:ilvl w:val="0"/>
-          <w:numId w:val="15"/>
-        </w:numPr>
-        <w:bidi w:val="0"/>
-        <w:ind w:left="420" w:leftChars="0" w:hanging="420" w:firstLineChars="0"/>
-        <w:rPr>
-          <w:sz w:val="28"/>
-          <w:szCs w:val="28"/>
-        </w:rPr>
-      </w:pPr>
-      <w:r>
-        <w:rPr>
-          <w:sz w:val="28"/>
-          <w:szCs w:val="28"/>
-        </w:rPr>
-        <w:t>Khách xem chi tiết: Khi một người dùng (Khách) mở xem chi tiết địa điểm đó trên Mobile_App.</w:t>
-      </w:r>
-    </w:p>
-    <w:p>
-      <w:pPr>
-        <w:numPr>
-          <w:ilvl w:val="0"/>
-          <w:numId w:val="15"/>
-        </w:numPr>
-        <w:bidi w:val="0"/>
-        <w:ind w:left="420" w:leftChars="0" w:hanging="420" w:firstLineChars="0"/>
-        <w:rPr>
-          <w:sz w:val="28"/>
-          <w:szCs w:val="28"/>
-        </w:rPr>
-      </w:pPr>
-      <w:r>
-        <w:rPr>
-          <w:sz w:val="28"/>
-          <w:szCs w:val="28"/>
-        </w:rPr>
-        <w:t>Yêu cầu lấy ảnh: Mobile_App gửi yêu cầu GET tới URL hình ảnh thông qua Backend_API.</w:t>
-      </w:r>
-    </w:p>
-    <w:p>
-      <w:pPr>
-        <w:numPr>
-          <w:ilvl w:val="0"/>
-          <w:numId w:val="15"/>
-        </w:numPr>
-        <w:bidi w:val="0"/>
-        <w:ind w:left="420" w:leftChars="0" w:hanging="420" w:firstLineChars="0"/>
-        <w:rPr>
-          <w:sz w:val="28"/>
-          <w:szCs w:val="28"/>
-        </w:rPr>
-      </w:pPr>
-      <w:r>
-        <w:rPr>
-          <w:sz w:val="28"/>
-          <w:szCs w:val="28"/>
-        </w:rPr>
-        <w:t>Trả về file ảnh: Backend truy xuất file từ bộ nhớ và trả về dữ liệu hình ảnh để hiển thị lên màn hình điện thoại của khách.</w:t>
+        <w:t xml:space="preserve">17.15. </w:t>
+      </w:r>
+      <w:bookmarkEnd w:id="41"/>
+      <w:r>
+        <w:rPr>
+          <w:rFonts w:hint="default" w:ascii="Times New Roman" w:hAnsi="Times New Roman" w:cs="Times New Roman"/>
+          <w:sz w:val="28"/>
+          <w:szCs w:val="28"/>
+        </w:rPr>
+        <w:t xml:space="preserve"> EmailService - chuẩn bị và gửi email</w:t>
       </w:r>
     </w:p>
     <w:p>
@@ -12207,68 +9581,21 @@
           <w:rFonts w:hint="default" w:ascii="Times New Roman" w:hAnsi="Times New Roman" w:cs="Times New Roman"/>
           <w:sz w:val="28"/>
           <w:szCs w:val="28"/>
-        </w:rPr>
-      </w:pPr>
-      <w:bookmarkStart w:id="41" w:name="_Toc1393"/>
-      <w:r>
-        <w:rPr>
-          <w:rFonts w:hint="default" w:ascii="Times New Roman" w:hAnsi="Times New Roman" w:cs="Times New Roman"/>
-          <w:sz w:val="28"/>
-          <w:szCs w:val="28"/>
           <w:lang w:val="vi-VN"/>
         </w:rPr>
-        <w:t xml:space="preserve">17.15. </w:t>
-      </w:r>
-      <w:r>
-        <w:rPr>
-          <w:rFonts w:hint="default" w:ascii="Times New Roman" w:hAnsi="Times New Roman" w:cs="Times New Roman"/>
-          <w:sz w:val="28"/>
-          <w:szCs w:val="28"/>
-        </w:rPr>
-        <w:t>Luồng Phân quyền Dashboard (Data Isolation)</w:t>
-      </w:r>
-      <w:bookmarkEnd w:id="41"/>
-    </w:p>
-    <w:p>
-      <w:pPr>
-        <w:bidi w:val="0"/>
-        <w:ind w:left="0" w:leftChars="0" w:firstLine="0" w:firstLineChars="0"/>
-        <w:rPr>
-          <w:sz w:val="28"/>
-          <w:szCs w:val="28"/>
-        </w:rPr>
-      </w:pPr>
-      <w:r>
-        <w:rPr>
-          <w:sz w:val="28"/>
-          <w:szCs w:val="28"/>
-        </w:rPr>
-        <w:t>Làm rõ cơ chế lọc dữ liệu (Filter) để bảo mật thông tin giữa các Owner.</w:t>
-      </w:r>
-    </w:p>
-    <w:p>
-      <w:pPr>
-        <w:bidi w:val="0"/>
-        <w:ind w:left="0" w:leftChars="0" w:firstLine="0" w:firstLineChars="0"/>
-        <w:rPr>
-          <w:rFonts w:hint="default"/>
-          <w:sz w:val="28"/>
-          <w:szCs w:val="28"/>
-          <w:lang w:val="vi-VN"/>
-        </w:rPr>
-      </w:pPr>
-      <w:r>
-        <w:rPr>
-          <w:rFonts w:hint="default"/>
+      </w:pPr>
+      <w:r>
+        <w:rPr>
+          <w:rFonts w:hint="default" w:ascii="Times New Roman" w:hAnsi="Times New Roman" w:cs="Times New Roman"/>
           <w:sz w:val="28"/>
           <w:szCs w:val="28"/>
           <w:lang w:val="vi-VN"/>
         </w:rPr>
         <w:drawing>
           <wp:inline distT="0" distB="0" distL="114300" distR="114300">
-            <wp:extent cx="5273040" cy="1748790"/>
-            <wp:effectExtent l="0" t="0" r="0" b="3810"/>
-            <wp:docPr id="32" name="Picture 32" descr="sq16"/>
+            <wp:extent cx="5272405" cy="3383915"/>
+            <wp:effectExtent l="0" t="0" r="635" b="14605"/>
+            <wp:docPr id="50" name="Picture 50" descr="SE15"/>
             <wp:cNvGraphicFramePr>
               <a:graphicFrameLocks xmlns:a="http://schemas.openxmlformats.org/drawingml/2006/main" noChangeAspect="1"/>
             </wp:cNvGraphicFramePr>
@@ -12276,7 +9603,7 @@
               <a:graphicData uri="http://schemas.openxmlformats.org/drawingml/2006/picture">
                 <pic:pic xmlns:pic="http://schemas.openxmlformats.org/drawingml/2006/picture">
                   <pic:nvPicPr>
-                    <pic:cNvPr id="32" name="Picture 32" descr="sq16"/>
+                    <pic:cNvPr id="50" name="Picture 50" descr="SE15"/>
                     <pic:cNvPicPr>
                       <a:picLocks noChangeAspect="1"/>
                     </pic:cNvPicPr>
@@ -12290,7 +9617,7 @@
                   <pic:spPr>
                     <a:xfrm>
                       <a:off x="0" y="0"/>
-                      <a:ext cx="5273040" cy="1748790"/>
+                      <a:ext cx="5272405" cy="3383915"/>
                     </a:xfrm>
                     <a:prstGeom prst="rect">
                       <a:avLst/>
@@ -12305,190 +9632,497 @@
     </w:p>
     <w:p>
       <w:pPr>
+        <w:pStyle w:val="4"/>
         <w:bidi w:val="0"/>
+        <w:rPr>
+          <w:rFonts w:hint="default" w:ascii="Times New Roman" w:hAnsi="Times New Roman" w:cs="Times New Roman"/>
+          <w:sz w:val="28"/>
+          <w:szCs w:val="28"/>
+        </w:rPr>
+      </w:pPr>
+      <w:r>
+        <w:rPr>
+          <w:rFonts w:hint="default" w:ascii="Times New Roman" w:hAnsi="Times New Roman" w:cs="Times New Roman"/>
+          <w:sz w:val="28"/>
+          <w:szCs w:val="28"/>
+          <w:lang w:val="vi-VN"/>
+        </w:rPr>
+        <w:t xml:space="preserve">17.16. </w:t>
+      </w:r>
+      <w:r>
+        <w:rPr>
+          <w:rFonts w:hint="default" w:ascii="Times New Roman" w:hAnsi="Times New Roman" w:cs="Times New Roman"/>
+          <w:sz w:val="28"/>
+          <w:szCs w:val="28"/>
+        </w:rPr>
+        <w:t xml:space="preserve"> ActiveUserTracker &amp; Heartbeat - heartbeat + heatmap</w:t>
+      </w:r>
+    </w:p>
+    <w:p>
+      <w:pPr>
         <w:ind w:left="0" w:leftChars="0" w:firstLine="0" w:firstLineChars="0"/>
         <w:rPr>
           <w:rFonts w:hint="default"/>
-          <w:sz w:val="28"/>
-          <w:szCs w:val="28"/>
           <w:lang w:val="vi-VN"/>
         </w:rPr>
       </w:pPr>
-    </w:p>
-    <w:p>
-      <w:pPr>
+      <w:r>
+        <w:rPr>
+          <w:rFonts w:hint="default"/>
+          <w:lang w:val="vi-VN"/>
+        </w:rPr>
+        <w:drawing>
+          <wp:inline distT="0" distB="0" distL="114300" distR="114300">
+            <wp:extent cx="5271135" cy="4043680"/>
+            <wp:effectExtent l="0" t="0" r="1905" b="10160"/>
+            <wp:docPr id="32" name="Picture 32" descr="SE16"/>
+            <wp:cNvGraphicFramePr>
+              <a:graphicFrameLocks xmlns:a="http://schemas.openxmlformats.org/drawingml/2006/main" noChangeAspect="1"/>
+            </wp:cNvGraphicFramePr>
+            <a:graphic xmlns:a="http://schemas.openxmlformats.org/drawingml/2006/main">
+              <a:graphicData uri="http://schemas.openxmlformats.org/drawingml/2006/picture">
+                <pic:pic xmlns:pic="http://schemas.openxmlformats.org/drawingml/2006/picture">
+                  <pic:nvPicPr>
+                    <pic:cNvPr id="32" name="Picture 32" descr="SE16"/>
+                    <pic:cNvPicPr>
+                      <a:picLocks noChangeAspect="1"/>
+                    </pic:cNvPicPr>
+                  </pic:nvPicPr>
+                  <pic:blipFill>
+                    <a:blip r:embed="rId23"/>
+                    <a:stretch>
+                      <a:fillRect/>
+                    </a:stretch>
+                  </pic:blipFill>
+                  <pic:spPr>
+                    <a:xfrm>
+                      <a:off x="0" y="0"/>
+                      <a:ext cx="5271135" cy="4043680"/>
+                    </a:xfrm>
+                    <a:prstGeom prst="rect">
+                      <a:avLst/>
+                    </a:prstGeom>
+                  </pic:spPr>
+                </pic:pic>
+              </a:graphicData>
+            </a:graphic>
+          </wp:inline>
+        </w:drawing>
+      </w:r>
+    </w:p>
+    <w:p>
+      <w:pPr>
+        <w:pStyle w:val="4"/>
         <w:bidi w:val="0"/>
+        <w:rPr>
+          <w:rFonts w:hint="default" w:ascii="Times New Roman" w:hAnsi="Times New Roman" w:cs="Times New Roman"/>
+          <w:sz w:val="28"/>
+          <w:szCs w:val="28"/>
+        </w:rPr>
+      </w:pPr>
+      <w:r>
+        <w:rPr>
+          <w:rFonts w:hint="default" w:ascii="Times New Roman" w:hAnsi="Times New Roman" w:cs="Times New Roman"/>
+          <w:sz w:val="28"/>
+          <w:szCs w:val="28"/>
+          <w:lang w:val="vi-VN"/>
+        </w:rPr>
+        <w:t xml:space="preserve">17.17. </w:t>
+      </w:r>
+      <w:r>
+        <w:rPr>
+          <w:rFonts w:hint="default" w:ascii="Times New Roman" w:hAnsi="Times New Roman" w:cs="Times New Roman"/>
+          <w:sz w:val="28"/>
+          <w:szCs w:val="28"/>
+        </w:rPr>
+        <w:t xml:space="preserve"> EmailService - chuẩn bị và gửi email</w:t>
+      </w:r>
+    </w:p>
+    <w:p>
+      <w:pPr>
         <w:ind w:left="0" w:leftChars="0" w:firstLine="0" w:firstLineChars="0"/>
         <w:rPr>
-          <w:rFonts w:hint="default" w:ascii="Times New Roman" w:hAnsi="Times New Roman" w:cs="Times New Roman"/>
-          <w:sz w:val="28"/>
-          <w:szCs w:val="28"/>
-        </w:rPr>
-      </w:pPr>
-      <w:r>
-        <w:rPr>
-          <w:rFonts w:hint="default" w:ascii="Times New Roman" w:hAnsi="Times New Roman" w:cs="Times New Roman"/>
-          <w:sz w:val="28"/>
-          <w:szCs w:val="28"/>
-        </w:rPr>
-        <w:t>Luồng hoạt động chi tiết (Step-by-Step)</w:t>
-      </w:r>
-    </w:p>
-    <w:p>
-      <w:pPr>
-        <w:numPr>
-          <w:ilvl w:val="0"/>
-          <w:numId w:val="15"/>
-        </w:numPr>
+          <w:rFonts w:hint="default"/>
+          <w:lang w:val="vi-VN"/>
+        </w:rPr>
+      </w:pPr>
+      <w:r>
+        <w:rPr>
+          <w:rFonts w:hint="default"/>
+          <w:lang w:val="vi-VN"/>
+        </w:rPr>
+        <w:drawing>
+          <wp:inline distT="0" distB="0" distL="114300" distR="114300">
+            <wp:extent cx="5264150" cy="2397125"/>
+            <wp:effectExtent l="0" t="0" r="8890" b="10795"/>
+            <wp:docPr id="52" name="Picture 52" descr="SE17"/>
+            <wp:cNvGraphicFramePr>
+              <a:graphicFrameLocks xmlns:a="http://schemas.openxmlformats.org/drawingml/2006/main" noChangeAspect="1"/>
+            </wp:cNvGraphicFramePr>
+            <a:graphic xmlns:a="http://schemas.openxmlformats.org/drawingml/2006/main">
+              <a:graphicData uri="http://schemas.openxmlformats.org/drawingml/2006/picture">
+                <pic:pic xmlns:pic="http://schemas.openxmlformats.org/drawingml/2006/picture">
+                  <pic:nvPicPr>
+                    <pic:cNvPr id="52" name="Picture 52" descr="SE17"/>
+                    <pic:cNvPicPr>
+                      <a:picLocks noChangeAspect="1"/>
+                    </pic:cNvPicPr>
+                  </pic:nvPicPr>
+                  <pic:blipFill>
+                    <a:blip r:embed="rId24"/>
+                    <a:stretch>
+                      <a:fillRect/>
+                    </a:stretch>
+                  </pic:blipFill>
+                  <pic:spPr>
+                    <a:xfrm>
+                      <a:off x="0" y="0"/>
+                      <a:ext cx="5264150" cy="2397125"/>
+                    </a:xfrm>
+                    <a:prstGeom prst="rect">
+                      <a:avLst/>
+                    </a:prstGeom>
+                  </pic:spPr>
+                </pic:pic>
+              </a:graphicData>
+            </a:graphic>
+          </wp:inline>
+        </w:drawing>
+      </w:r>
+    </w:p>
+    <w:p>
+      <w:pPr>
+        <w:pStyle w:val="4"/>
         <w:bidi w:val="0"/>
-        <w:ind w:left="420" w:leftChars="0" w:hanging="420" w:firstLineChars="0"/>
-        <w:rPr>
-          <w:rFonts w:hint="default" w:ascii="Times New Roman" w:hAnsi="Times New Roman" w:cs="Times New Roman"/>
-          <w:sz w:val="28"/>
-          <w:szCs w:val="28"/>
-        </w:rPr>
-      </w:pPr>
-      <w:r>
-        <w:rPr>
-          <w:rFonts w:hint="default" w:ascii="Times New Roman" w:hAnsi="Times New Roman" w:cs="Times New Roman"/>
-          <w:sz w:val="28"/>
-          <w:szCs w:val="28"/>
-        </w:rPr>
-        <w:t>Truy cập Dashboard cá nhân: Người dùng với vai trò là Owner thực hiện đăng nhập và truy cập vào trang Dashboard dành riêng cho chủ sở hữu địa điểm.</w:t>
-      </w:r>
-    </w:p>
-    <w:p>
-      <w:pPr>
-        <w:numPr>
-          <w:ilvl w:val="0"/>
-          <w:numId w:val="15"/>
-        </w:numPr>
+        <w:rPr>
+          <w:rFonts w:hint="default" w:ascii="Times New Roman" w:hAnsi="Times New Roman" w:cs="Times New Roman"/>
+          <w:sz w:val="28"/>
+          <w:szCs w:val="28"/>
+        </w:rPr>
+      </w:pPr>
+      <w:r>
+        <w:rPr>
+          <w:rFonts w:hint="default" w:ascii="Times New Roman" w:hAnsi="Times New Roman" w:cs="Times New Roman"/>
+          <w:sz w:val="28"/>
+          <w:szCs w:val="28"/>
+          <w:lang w:val="vi-VN"/>
+        </w:rPr>
+        <w:t xml:space="preserve">17.18. </w:t>
+      </w:r>
+      <w:r>
+        <w:rPr>
+          <w:rFonts w:hint="default" w:ascii="Times New Roman" w:hAnsi="Times New Roman" w:cs="Times New Roman"/>
+          <w:sz w:val="28"/>
+          <w:szCs w:val="28"/>
+        </w:rPr>
+        <w:t xml:space="preserve"> Mobile App - geofence detection + auto TTS + heartbeat</w:t>
+      </w:r>
+    </w:p>
+    <w:p>
+      <w:pPr>
+        <w:ind w:left="0" w:leftChars="0" w:firstLine="0" w:firstLineChars="0"/>
+        <w:rPr>
+          <w:rFonts w:hint="default"/>
+          <w:lang w:val="vi-VN"/>
+        </w:rPr>
+      </w:pPr>
+      <w:r>
+        <w:rPr>
+          <w:rFonts w:hint="default"/>
+          <w:lang w:val="vi-VN"/>
+        </w:rPr>
+        <w:drawing>
+          <wp:inline distT="0" distB="0" distL="114300" distR="114300">
+            <wp:extent cx="5264785" cy="3516630"/>
+            <wp:effectExtent l="0" t="0" r="8255" b="3810"/>
+            <wp:docPr id="35" name="Picture 35" descr="SE18"/>
+            <wp:cNvGraphicFramePr>
+              <a:graphicFrameLocks xmlns:a="http://schemas.openxmlformats.org/drawingml/2006/main" noChangeAspect="1"/>
+            </wp:cNvGraphicFramePr>
+            <a:graphic xmlns:a="http://schemas.openxmlformats.org/drawingml/2006/main">
+              <a:graphicData uri="http://schemas.openxmlformats.org/drawingml/2006/picture">
+                <pic:pic xmlns:pic="http://schemas.openxmlformats.org/drawingml/2006/picture">
+                  <pic:nvPicPr>
+                    <pic:cNvPr id="35" name="Picture 35" descr="SE18"/>
+                    <pic:cNvPicPr>
+                      <a:picLocks noChangeAspect="1"/>
+                    </pic:cNvPicPr>
+                  </pic:nvPicPr>
+                  <pic:blipFill>
+                    <a:blip r:embed="rId25"/>
+                    <a:stretch>
+                      <a:fillRect/>
+                    </a:stretch>
+                  </pic:blipFill>
+                  <pic:spPr>
+                    <a:xfrm>
+                      <a:off x="0" y="0"/>
+                      <a:ext cx="5264785" cy="3516630"/>
+                    </a:xfrm>
+                    <a:prstGeom prst="rect">
+                      <a:avLst/>
+                    </a:prstGeom>
+                  </pic:spPr>
+                </pic:pic>
+              </a:graphicData>
+            </a:graphic>
+          </wp:inline>
+        </w:drawing>
+      </w:r>
+    </w:p>
+    <w:p>
+      <w:pPr>
+        <w:pStyle w:val="4"/>
         <w:bidi w:val="0"/>
-        <w:ind w:left="420" w:leftChars="0" w:hanging="420" w:firstLineChars="0"/>
-        <w:rPr>
-          <w:rFonts w:hint="default" w:ascii="Times New Roman" w:hAnsi="Times New Roman" w:cs="Times New Roman"/>
-          <w:sz w:val="28"/>
-          <w:szCs w:val="28"/>
-        </w:rPr>
-      </w:pPr>
-      <w:r>
-        <w:rPr>
-          <w:rFonts w:hint="default" w:ascii="Times New Roman" w:hAnsi="Times New Roman" w:cs="Times New Roman"/>
-          <w:sz w:val="28"/>
-          <w:szCs w:val="28"/>
-        </w:rPr>
-        <w:t>Yêu cầu dữ liệu kèm định danh: Admin_Portal gửi một yêu cầu GET /api/PoiVisit/stats. Điểm mấu chốt ở đây là hệ thống tự động trích xuất OwnerId từ JWT Token (mã định danh đã được cấp khi đăng nhập) để đính kèm vào yêu cầu.</w:t>
-      </w:r>
-    </w:p>
-    <w:p>
-      <w:pPr>
-        <w:numPr>
-          <w:ilvl w:val="0"/>
-          <w:numId w:val="15"/>
-        </w:numPr>
+        <w:rPr>
+          <w:rFonts w:hint="default" w:ascii="Times New Roman" w:hAnsi="Times New Roman" w:cs="Times New Roman"/>
+          <w:sz w:val="28"/>
+          <w:szCs w:val="28"/>
+        </w:rPr>
+      </w:pPr>
+      <w:r>
+        <w:rPr>
+          <w:rFonts w:hint="default" w:ascii="Times New Roman" w:hAnsi="Times New Roman" w:cs="Times New Roman"/>
+          <w:sz w:val="28"/>
+          <w:szCs w:val="28"/>
+          <w:lang w:val="vi-VN"/>
+        </w:rPr>
+        <w:t xml:space="preserve">17.19. </w:t>
+      </w:r>
+      <w:r>
+        <w:rPr>
+          <w:rFonts w:hint="default" w:ascii="Times New Roman" w:hAnsi="Times New Roman" w:cs="Times New Roman"/>
+          <w:sz w:val="28"/>
+          <w:szCs w:val="28"/>
+        </w:rPr>
+        <w:t xml:space="preserve"> ImportController: Nhập POIs từ file JSON</w:t>
+      </w:r>
+    </w:p>
+    <w:p>
+      <w:pPr>
+        <w:ind w:left="0" w:leftChars="0" w:firstLine="0" w:firstLineChars="0"/>
+        <w:rPr>
+          <w:rFonts w:hint="default"/>
+          <w:lang w:val="vi-VN"/>
+        </w:rPr>
+      </w:pPr>
+      <w:r>
+        <w:rPr>
+          <w:rFonts w:hint="default"/>
+          <w:lang w:val="vi-VN"/>
+        </w:rPr>
+        <w:drawing>
+          <wp:inline distT="0" distB="0" distL="114300" distR="114300">
+            <wp:extent cx="5266055" cy="4240530"/>
+            <wp:effectExtent l="0" t="0" r="6985" b="11430"/>
+            <wp:docPr id="53" name="Picture 53" descr="SE19"/>
+            <wp:cNvGraphicFramePr>
+              <a:graphicFrameLocks xmlns:a="http://schemas.openxmlformats.org/drawingml/2006/main" noChangeAspect="1"/>
+            </wp:cNvGraphicFramePr>
+            <a:graphic xmlns:a="http://schemas.openxmlformats.org/drawingml/2006/main">
+              <a:graphicData uri="http://schemas.openxmlformats.org/drawingml/2006/picture">
+                <pic:pic xmlns:pic="http://schemas.openxmlformats.org/drawingml/2006/picture">
+                  <pic:nvPicPr>
+                    <pic:cNvPr id="53" name="Picture 53" descr="SE19"/>
+                    <pic:cNvPicPr>
+                      <a:picLocks noChangeAspect="1"/>
+                    </pic:cNvPicPr>
+                  </pic:nvPicPr>
+                  <pic:blipFill>
+                    <a:blip r:embed="rId26"/>
+                    <a:stretch>
+                      <a:fillRect/>
+                    </a:stretch>
+                  </pic:blipFill>
+                  <pic:spPr>
+                    <a:xfrm>
+                      <a:off x="0" y="0"/>
+                      <a:ext cx="5266055" cy="4240530"/>
+                    </a:xfrm>
+                    <a:prstGeom prst="rect">
+                      <a:avLst/>
+                    </a:prstGeom>
+                  </pic:spPr>
+                </pic:pic>
+              </a:graphicData>
+            </a:graphic>
+          </wp:inline>
+        </w:drawing>
+      </w:r>
+    </w:p>
+    <w:p>
+      <w:pPr>
+        <w:pStyle w:val="4"/>
         <w:bidi w:val="0"/>
-        <w:ind w:left="420" w:leftChars="0" w:hanging="420" w:firstLineChars="0"/>
-        <w:rPr>
-          <w:rFonts w:hint="default" w:ascii="Times New Roman" w:hAnsi="Times New Roman" w:cs="Times New Roman"/>
-          <w:sz w:val="28"/>
-          <w:szCs w:val="28"/>
-        </w:rPr>
-      </w:pPr>
-      <w:r>
-        <w:rPr>
-          <w:rFonts w:hint="default" w:ascii="Times New Roman" w:hAnsi="Times New Roman" w:cs="Times New Roman"/>
-          <w:sz w:val="28"/>
-          <w:szCs w:val="28"/>
-        </w:rPr>
-        <w:t>Lọc dữ liệu tại Server (Aggregation): Backend_API tiếp nhận yêu cầu và thực hiện lệnh Aggregation trên MongoDB. Tại bước này, hệ thống áp dụng bộ lọc $match theo đúng OwnerId của người đang yêu cầu.</w:t>
-      </w:r>
-    </w:p>
-    <w:p>
-      <w:pPr>
-        <w:numPr>
-          <w:ilvl w:val="0"/>
-          <w:numId w:val="0"/>
-        </w:numPr>
+        <w:rPr>
+          <w:rFonts w:hint="default" w:ascii="Times New Roman" w:hAnsi="Times New Roman" w:cs="Times New Roman"/>
+          <w:sz w:val="28"/>
+          <w:szCs w:val="28"/>
+        </w:rPr>
+      </w:pPr>
+      <w:r>
+        <w:rPr>
+          <w:rFonts w:hint="default" w:ascii="Times New Roman" w:hAnsi="Times New Roman" w:cs="Times New Roman"/>
+          <w:sz w:val="28"/>
+          <w:szCs w:val="28"/>
+          <w:lang w:val="vi-VN"/>
+        </w:rPr>
+        <w:t xml:space="preserve">17.20. </w:t>
+      </w:r>
+      <w:r>
+        <w:rPr>
+          <w:rFonts w:hint="default" w:ascii="Times New Roman" w:hAnsi="Times New Roman" w:cs="Times New Roman"/>
+          <w:sz w:val="28"/>
+          <w:szCs w:val="28"/>
+        </w:rPr>
+        <w:t>LogController: Lấy toàn bộ log + endpoint ghi log quét QR</w:t>
+      </w:r>
+    </w:p>
+    <w:p>
+      <w:pPr>
+        <w:ind w:left="0" w:leftChars="0" w:firstLine="0" w:firstLineChars="0"/>
+        <w:rPr>
+          <w:rFonts w:hint="default"/>
+          <w:lang w:val="vi-VN"/>
+        </w:rPr>
+      </w:pPr>
+      <w:r>
+        <w:rPr>
+          <w:rFonts w:hint="default"/>
+          <w:lang w:val="vi-VN"/>
+        </w:rPr>
+        <w:drawing>
+          <wp:inline distT="0" distB="0" distL="114300" distR="114300">
+            <wp:extent cx="5266690" cy="2625090"/>
+            <wp:effectExtent l="0" t="0" r="6350" b="11430"/>
+            <wp:docPr id="54" name="Picture 54" descr="SE20"/>
+            <wp:cNvGraphicFramePr>
+              <a:graphicFrameLocks xmlns:a="http://schemas.openxmlformats.org/drawingml/2006/main" noChangeAspect="1"/>
+            </wp:cNvGraphicFramePr>
+            <a:graphic xmlns:a="http://schemas.openxmlformats.org/drawingml/2006/main">
+              <a:graphicData uri="http://schemas.openxmlformats.org/drawingml/2006/picture">
+                <pic:pic xmlns:pic="http://schemas.openxmlformats.org/drawingml/2006/picture">
+                  <pic:nvPicPr>
+                    <pic:cNvPr id="54" name="Picture 54" descr="SE20"/>
+                    <pic:cNvPicPr>
+                      <a:picLocks noChangeAspect="1"/>
+                    </pic:cNvPicPr>
+                  </pic:nvPicPr>
+                  <pic:blipFill>
+                    <a:blip r:embed="rId27"/>
+                    <a:stretch>
+                      <a:fillRect/>
+                    </a:stretch>
+                  </pic:blipFill>
+                  <pic:spPr>
+                    <a:xfrm>
+                      <a:off x="0" y="0"/>
+                      <a:ext cx="5266690" cy="2625090"/>
+                    </a:xfrm>
+                    <a:prstGeom prst="rect">
+                      <a:avLst/>
+                    </a:prstGeom>
+                  </pic:spPr>
+                </pic:pic>
+              </a:graphicData>
+            </a:graphic>
+          </wp:inline>
+        </w:drawing>
+      </w:r>
+    </w:p>
+    <w:p>
+      <w:pPr>
+        <w:pStyle w:val="4"/>
         <w:bidi w:val="0"/>
-        <w:ind w:leftChars="0"/>
-        <w:rPr>
-          <w:rFonts w:hint="default" w:ascii="Times New Roman" w:hAnsi="Times New Roman" w:cs="Times New Roman"/>
-          <w:sz w:val="28"/>
-          <w:szCs w:val="28"/>
-        </w:rPr>
-      </w:pPr>
-      <w:r>
-        <w:rPr>
-          <w:rFonts w:hint="default" w:ascii="Times New Roman" w:hAnsi="Times New Roman" w:cs="Times New Roman"/>
-          <w:sz w:val="28"/>
-          <w:szCs w:val="28"/>
-        </w:rPr>
-        <w:t>Cơ chế phân quyền: Sơ đồ cho thấy hệ thống chỉ quét và tính toán dựa trên dữ liệu thuộc sở hữu của user_123. Điều này ngăn chặn việc Owner này xem được số liệu của Owner khác.</w:t>
-      </w:r>
-    </w:p>
-    <w:p>
-      <w:pPr>
-        <w:numPr>
-          <w:ilvl w:val="0"/>
-          <w:numId w:val="15"/>
-        </w:numPr>
+        <w:rPr>
+          <w:rFonts w:hint="default" w:ascii="Times New Roman" w:hAnsi="Times New Roman" w:cs="Times New Roman"/>
+          <w:sz w:val="28"/>
+          <w:szCs w:val="28"/>
+        </w:rPr>
+      </w:pPr>
+      <w:r>
+        <w:rPr>
+          <w:rFonts w:hint="default" w:ascii="Times New Roman" w:hAnsi="Times New Roman" w:cs="Times New Roman"/>
+          <w:sz w:val="28"/>
+          <w:szCs w:val="28"/>
+          <w:lang w:val="vi-VN"/>
+        </w:rPr>
+        <w:t xml:space="preserve">17.21. </w:t>
+      </w:r>
+      <w:r>
+        <w:rPr>
+          <w:rFonts w:hint="default" w:ascii="Times New Roman" w:hAnsi="Times New Roman" w:cs="Times New Roman"/>
+          <w:sz w:val="28"/>
+          <w:szCs w:val="28"/>
+        </w:rPr>
+        <w:t>LogController: Lấy toàn bộ log + endpoint ghi log quét QR</w:t>
+      </w:r>
+    </w:p>
+    <w:p>
+      <w:pPr>
+        <w:pStyle w:val="4"/>
         <w:bidi w:val="0"/>
-        <w:ind w:left="420" w:leftChars="0" w:hanging="420" w:firstLineChars="0"/>
-        <w:rPr>
-          <w:rFonts w:hint="default" w:ascii="Times New Roman" w:hAnsi="Times New Roman" w:cs="Times New Roman"/>
-          <w:sz w:val="28"/>
-          <w:szCs w:val="28"/>
-        </w:rPr>
-      </w:pPr>
-      <w:r>
-        <w:rPr>
-          <w:rFonts w:hint="default" w:ascii="Times New Roman" w:hAnsi="Times New Roman" w:cs="Times New Roman"/>
-          <w:sz w:val="28"/>
-          <w:szCs w:val="28"/>
-        </w:rPr>
-        <w:t>Trả về kết quả riêng biệt: MongoDB chỉ trả về các số liệu thống kê (Stats) liên quan đến các quán ăn thuộc về Owner đó cho Backend.</w:t>
-      </w:r>
-    </w:p>
-    <w:p>
-      <w:pPr>
-        <w:numPr>
-          <w:ilvl w:val="0"/>
-          <w:numId w:val="15"/>
-        </w:numPr>
-        <w:bidi w:val="0"/>
-        <w:ind w:left="420" w:leftChars="0" w:hanging="420" w:firstLineChars="0"/>
-        <w:rPr>
-          <w:rFonts w:hint="default" w:ascii="Times New Roman" w:hAnsi="Times New Roman" w:cs="Times New Roman"/>
-          <w:sz w:val="28"/>
-          <w:szCs w:val="28"/>
-        </w:rPr>
-      </w:pPr>
-      <w:r>
-        <w:rPr>
-          <w:rFonts w:hint="default" w:ascii="Times New Roman" w:hAnsi="Times New Roman" w:cs="Times New Roman"/>
-          <w:sz w:val="28"/>
-          <w:szCs w:val="28"/>
-        </w:rPr>
-        <w:t>Gửi dữ liệu thống kê: Backend_API phản hồi kết quả thống kê cá nhân về cho phía giao diện.</w:t>
-      </w:r>
-    </w:p>
-    <w:p>
-      <w:pPr>
-        <w:numPr>
-          <w:ilvl w:val="0"/>
-          <w:numId w:val="15"/>
-        </w:numPr>
-        <w:bidi w:val="0"/>
-        <w:ind w:left="420" w:leftChars="0" w:hanging="420" w:firstLineChars="0"/>
-      </w:pPr>
-      <w:r>
-        <w:rPr>
-          <w:rFonts w:hint="default" w:ascii="Times New Roman" w:hAnsi="Times New Roman" w:cs="Times New Roman"/>
-          <w:sz w:val="28"/>
-          <w:szCs w:val="28"/>
-        </w:rPr>
-        <w:t>Hiển thị biểu đồ: Admin_Portal nhận dữ liệu và vẽ biểu đồ lượt xem, giúp Owner theo dõi hiệu quả kinh doanh của chính mình một cách trực quan.</w:t>
-      </w:r>
+        <w:rPr>
+          <w:rFonts w:hint="default" w:ascii="Times New Roman" w:hAnsi="Times New Roman" w:cs="Times New Roman"/>
+          <w:sz w:val="28"/>
+          <w:szCs w:val="28"/>
+          <w:lang w:val="vi-VN"/>
+        </w:rPr>
+      </w:pPr>
+      <w:r>
+        <w:rPr>
+          <w:rFonts w:hint="default" w:ascii="Times New Roman" w:hAnsi="Times New Roman" w:cs="Times New Roman"/>
+          <w:sz w:val="28"/>
+          <w:szCs w:val="28"/>
+          <w:lang w:val="vi-VN"/>
+        </w:rPr>
+        <w:drawing>
+          <wp:inline distT="0" distB="0" distL="114300" distR="114300">
+            <wp:extent cx="5266055" cy="4976495"/>
+            <wp:effectExtent l="0" t="0" r="6985" b="6985"/>
+            <wp:docPr id="55" name="Picture 55" descr="SE21"/>
+            <wp:cNvGraphicFramePr>
+              <a:graphicFrameLocks xmlns:a="http://schemas.openxmlformats.org/drawingml/2006/main" noChangeAspect="1"/>
+            </wp:cNvGraphicFramePr>
+            <a:graphic xmlns:a="http://schemas.openxmlformats.org/drawingml/2006/main">
+              <a:graphicData uri="http://schemas.openxmlformats.org/drawingml/2006/picture">
+                <pic:pic xmlns:pic="http://schemas.openxmlformats.org/drawingml/2006/picture">
+                  <pic:nvPicPr>
+                    <pic:cNvPr id="55" name="Picture 55" descr="SE21"/>
+                    <pic:cNvPicPr>
+                      <a:picLocks noChangeAspect="1"/>
+                    </pic:cNvPicPr>
+                  </pic:nvPicPr>
+                  <pic:blipFill>
+                    <a:blip r:embed="rId28"/>
+                    <a:stretch>
+                      <a:fillRect/>
+                    </a:stretch>
+                  </pic:blipFill>
+                  <pic:spPr>
+                    <a:xfrm>
+                      <a:off x="0" y="0"/>
+                      <a:ext cx="5266055" cy="4976495"/>
+                    </a:xfrm>
+                    <a:prstGeom prst="rect">
+                      <a:avLst/>
+                    </a:prstGeom>
+                  </pic:spPr>
+                </pic:pic>
+              </a:graphicData>
+            </a:graphic>
+          </wp:inline>
+        </w:drawing>
+      </w:r>
+    </w:p>
+    <w:p>
+      <w:pPr>
+        <w:ind w:left="0" w:leftChars="0" w:firstLine="0" w:firstLineChars="0"/>
+        <w:rPr>
+          <w:rFonts w:hint="default"/>
+          <w:lang w:val="vi-VN"/>
+        </w:rPr>
+      </w:pPr>
     </w:p>
     <w:p>
       <w:pPr>
@@ -12507,6 +10141,8 @@
         </w:rPr>
       </w:pPr>
       <w:bookmarkStart w:id="42" w:name="_Toc7387"/>
+      <w:bookmarkStart w:id="59" w:name="_GoBack"/>
+      <w:bookmarkEnd w:id="59"/>
       <w:r>
         <w:rPr>
           <w:rFonts w:hint="default" w:ascii="Times New Roman" w:hAnsi="Times New Roman" w:cs="Times New Roman"/>
@@ -12578,7 +10214,7 @@
                     </pic:cNvPicPr>
                   </pic:nvPicPr>
                   <pic:blipFill>
-                    <a:blip r:embed="rId23"/>
+                    <a:blip r:embed="rId29"/>
                     <a:stretch>
                       <a:fillRect/>
                     </a:stretch>
@@ -12660,7 +10296,7 @@
                     </pic:cNvPicPr>
                   </pic:nvPicPr>
                   <pic:blipFill>
-                    <a:blip r:embed="rId24"/>
+                    <a:blip r:embed="rId30"/>
                     <a:stretch>
                       <a:fillRect/>
                     </a:stretch>
@@ -12742,7 +10378,7 @@
                     </pic:cNvPicPr>
                   </pic:nvPicPr>
                   <pic:blipFill>
-                    <a:blip r:embed="rId25"/>
+                    <a:blip r:embed="rId31"/>
                     <a:stretch>
                       <a:fillRect/>
                     </a:stretch>
@@ -12824,7 +10460,7 @@
                     </pic:cNvPicPr>
                   </pic:nvPicPr>
                   <pic:blipFill>
-                    <a:blip r:embed="rId26"/>
+                    <a:blip r:embed="rId32"/>
                     <a:stretch>
                       <a:fillRect/>
                     </a:stretch>
@@ -12918,7 +10554,7 @@
                     </pic:cNvPicPr>
                   </pic:nvPicPr>
                   <pic:blipFill>
-                    <a:blip r:embed="rId27"/>
+                    <a:blip r:embed="rId33"/>
                     <a:stretch>
                       <a:fillRect/>
                     </a:stretch>
@@ -13000,7 +10636,7 @@
                     </pic:cNvPicPr>
                   </pic:nvPicPr>
                   <pic:blipFill>
-                    <a:blip r:embed="rId28"/>
+                    <a:blip r:embed="rId34"/>
                     <a:stretch>
                       <a:fillRect/>
                     </a:stretch>
@@ -13082,7 +10718,7 @@
                     </pic:cNvPicPr>
                   </pic:nvPicPr>
                   <pic:blipFill>
-                    <a:blip r:embed="rId29"/>
+                    <a:blip r:embed="rId35"/>
                     <a:stretch>
                       <a:fillRect/>
                     </a:stretch>
@@ -13182,7 +10818,7 @@
                     </pic:cNvPicPr>
                   </pic:nvPicPr>
                   <pic:blipFill>
-                    <a:blip r:embed="rId30"/>
+                    <a:blip r:embed="rId36"/>
                     <a:stretch>
                       <a:fillRect/>
                     </a:stretch>
@@ -13267,7 +10903,7 @@
                     </pic:cNvPicPr>
                   </pic:nvPicPr>
                   <pic:blipFill>
-                    <a:blip r:embed="rId31"/>
+                    <a:blip r:embed="rId37"/>
                     <a:stretch>
                       <a:fillRect/>
                     </a:stretch>
@@ -13352,7 +10988,7 @@
                     </pic:cNvPicPr>
                   </pic:nvPicPr>
                   <pic:blipFill>
-                    <a:blip r:embed="rId32"/>
+                    <a:blip r:embed="rId38"/>
                     <a:stretch>
                       <a:fillRect/>
                     </a:stretch>
@@ -13434,7 +11070,7 @@
                     </pic:cNvPicPr>
                   </pic:nvPicPr>
                   <pic:blipFill>
-                    <a:blip r:embed="rId33"/>
+                    <a:blip r:embed="rId39"/>
                     <a:stretch>
                       <a:fillRect/>
                     </a:stretch>
@@ -13516,7 +11152,7 @@
                     </pic:cNvPicPr>
                   </pic:nvPicPr>
                   <pic:blipFill>
-                    <a:blip r:embed="rId34"/>
+                    <a:blip r:embed="rId40"/>
                     <a:stretch>
                       <a:fillRect/>
                     </a:stretch>
@@ -13601,7 +11237,7 @@
                     </pic:cNvPicPr>
                   </pic:nvPicPr>
                   <pic:blipFill>
-                    <a:blip r:embed="rId35"/>
+                    <a:blip r:embed="rId41"/>
                     <a:stretch>
                       <a:fillRect/>
                     </a:stretch>
@@ -13686,7 +11322,7 @@
                     </pic:cNvPicPr>
                   </pic:nvPicPr>
                   <pic:blipFill>
-                    <a:blip r:embed="rId36"/>
+                    <a:blip r:embed="rId42"/>
                     <a:stretch>
                       <a:fillRect/>
                     </a:stretch>
@@ -13771,7 +11407,7 @@
                     </pic:cNvPicPr>
                   </pic:nvPicPr>
                   <pic:blipFill>
-                    <a:blip r:embed="rId37"/>
+                    <a:blip r:embed="rId43"/>
                     <a:stretch>
                       <a:fillRect/>
                     </a:stretch>
@@ -13835,7 +11471,7 @@
       <w:pPr>
         <w:numPr>
           <w:ilvl w:val="0"/>
-          <w:numId w:val="16"/>
+          <w:numId w:val="13"/>
         </w:numPr>
         <w:bidi w:val="0"/>
         <w:ind w:left="420" w:leftChars="0" w:hanging="420" w:firstLineChars="0"/>
@@ -13858,7 +11494,7 @@
       <w:pPr>
         <w:numPr>
           <w:ilvl w:val="0"/>
-          <w:numId w:val="17"/>
+          <w:numId w:val="14"/>
         </w:numPr>
         <w:tabs>
           <w:tab w:val="clear" w:pos="420"/>
@@ -13884,7 +11520,7 @@
       <w:pPr>
         <w:numPr>
           <w:ilvl w:val="0"/>
-          <w:numId w:val="17"/>
+          <w:numId w:val="14"/>
         </w:numPr>
         <w:tabs>
           <w:tab w:val="clear" w:pos="420"/>
@@ -13910,7 +11546,7 @@
       <w:pPr>
         <w:numPr>
           <w:ilvl w:val="0"/>
-          <w:numId w:val="17"/>
+          <w:numId w:val="14"/>
         </w:numPr>
         <w:bidi w:val="0"/>
         <w:ind w:left="420" w:leftChars="0" w:hanging="420" w:firstLineChars="0"/>
@@ -13938,8 +11574,6 @@
         </w:rPr>
         <w:t>.</w:t>
       </w:r>
-      <w:bookmarkStart w:id="59" w:name="_GoBack"/>
-      <w:bookmarkEnd w:id="59"/>
     </w:p>
     <w:sectPr>
       <w:pgSz w:w="11906" w:h="16838"/>
@@ -14268,26 +11902,6 @@
     </w:lvl>
   </w:abstractNum>
   <w:abstractNum w:abstractNumId="1">
-    <w:nsid w:val="A05C7B62"/>
-    <w:multiLevelType w:val="singleLevel"/>
-    <w:tmpl w:val="A05C7B62"/>
-    <w:lvl w:ilvl="0" w:tentative="0">
-      <w:start w:val="1"/>
-      <w:numFmt w:val="bullet"/>
-      <w:lvlText w:val=""/>
-      <w:lvlJc w:val="left"/>
-      <w:pPr>
-        <w:tabs>
-          <w:tab w:val="left" w:pos="420"/>
-        </w:tabs>
-        <w:ind w:left="420" w:leftChars="0" w:hanging="420" w:firstLineChars="0"/>
-      </w:pPr>
-      <w:rPr>
-        <w:rFonts w:hint="default" w:ascii="Wingdings" w:hAnsi="Wingdings"/>
-      </w:rPr>
-    </w:lvl>
-  </w:abstractNum>
-  <w:abstractNum w:abstractNumId="2">
     <w:nsid w:val="AFAA6A74"/>
     <w:multiLevelType w:val="singleLevel"/>
     <w:tmpl w:val="AFAA6A74"/>
@@ -14309,29 +11923,7 @@
       </w:rPr>
     </w:lvl>
   </w:abstractNum>
-  <w:abstractNum w:abstractNumId="3">
-    <w:nsid w:val="F83B86E4"/>
-    <w:multiLevelType w:val="singleLevel"/>
-    <w:tmpl w:val="F83B86E4"/>
-    <w:lvl w:ilvl="0" w:tentative="0">
-      <w:start w:val="1"/>
-      <w:numFmt w:val="bullet"/>
-      <w:lvlText w:val=""/>
-      <w:lvlJc w:val="left"/>
-      <w:pPr>
-        <w:tabs>
-          <w:tab w:val="left" w:pos="420"/>
-        </w:tabs>
-        <w:ind w:left="420" w:leftChars="0" w:hanging="420" w:firstLineChars="0"/>
-      </w:pPr>
-      <w:rPr>
-        <w:rFonts w:hint="default" w:ascii="Wingdings" w:hAnsi="Wingdings"/>
-        <w:sz w:val="11"/>
-        <w:szCs w:val="11"/>
-      </w:rPr>
-    </w:lvl>
-  </w:abstractNum>
-  <w:abstractNum w:abstractNumId="4">
+  <w:abstractNum w:abstractNumId="2">
     <w:nsid w:val="FFFFFF7C"/>
     <w:multiLevelType w:val="singleLevel"/>
     <w:tmpl w:val="FFFFFF7C"/>
@@ -14349,7 +11941,7 @@
       </w:pPr>
     </w:lvl>
   </w:abstractNum>
-  <w:abstractNum w:abstractNumId="5">
+  <w:abstractNum w:abstractNumId="3">
     <w:nsid w:val="FFFFFF7D"/>
     <w:multiLevelType w:val="singleLevel"/>
     <w:tmpl w:val="FFFFFF7D"/>
@@ -14367,7 +11959,7 @@
       </w:pPr>
     </w:lvl>
   </w:abstractNum>
-  <w:abstractNum w:abstractNumId="6">
+  <w:abstractNum w:abstractNumId="4">
     <w:nsid w:val="FFFFFF7E"/>
     <w:multiLevelType w:val="singleLevel"/>
     <w:tmpl w:val="FFFFFF7E"/>
@@ -14385,7 +11977,7 @@
       </w:pPr>
     </w:lvl>
   </w:abstractNum>
-  <w:abstractNum w:abstractNumId="7">
+  <w:abstractNum w:abstractNumId="5">
     <w:nsid w:val="FFFFFF7F"/>
     <w:multiLevelType w:val="singleLevel"/>
     <w:tmpl w:val="FFFFFF7F"/>
@@ -14403,7 +11995,7 @@
       </w:pPr>
     </w:lvl>
   </w:abstractNum>
-  <w:abstractNum w:abstractNumId="8">
+  <w:abstractNum w:abstractNumId="6">
     <w:nsid w:val="FFFFFF80"/>
     <w:multiLevelType w:val="singleLevel"/>
     <w:tmpl w:val="FFFFFF80"/>
@@ -14424,7 +12016,7 @@
       </w:rPr>
     </w:lvl>
   </w:abstractNum>
-  <w:abstractNum w:abstractNumId="9">
+  <w:abstractNum w:abstractNumId="7">
     <w:nsid w:val="FFFFFF81"/>
     <w:multiLevelType w:val="singleLevel"/>
     <w:tmpl w:val="FFFFFF81"/>
@@ -14445,7 +12037,7 @@
       </w:rPr>
     </w:lvl>
   </w:abstractNum>
-  <w:abstractNum w:abstractNumId="10">
+  <w:abstractNum w:abstractNumId="8">
     <w:nsid w:val="FFFFFF82"/>
     <w:multiLevelType w:val="singleLevel"/>
     <w:tmpl w:val="FFFFFF82"/>
@@ -14466,7 +12058,7 @@
       </w:rPr>
     </w:lvl>
   </w:abstractNum>
-  <w:abstractNum w:abstractNumId="11">
+  <w:abstractNum w:abstractNumId="9">
     <w:nsid w:val="FFFFFF83"/>
     <w:multiLevelType w:val="singleLevel"/>
     <w:tmpl w:val="FFFFFF83"/>
@@ -14487,7 +12079,7 @@
       </w:rPr>
     </w:lvl>
   </w:abstractNum>
-  <w:abstractNum w:abstractNumId="12">
+  <w:abstractNum w:abstractNumId="10">
     <w:nsid w:val="FFFFFF88"/>
     <w:multiLevelType w:val="singleLevel"/>
     <w:tmpl w:val="FFFFFF88"/>
@@ -14505,7 +12097,7 @@
       </w:pPr>
     </w:lvl>
   </w:abstractNum>
-  <w:abstractNum w:abstractNumId="13">
+  <w:abstractNum w:abstractNumId="11">
     <w:nsid w:val="FFFFFF89"/>
     <w:multiLevelType w:val="singleLevel"/>
     <w:tmpl w:val="FFFFFF89"/>
@@ -14526,7 +12118,7 @@
       </w:rPr>
     </w:lvl>
   </w:abstractNum>
-  <w:abstractNum w:abstractNumId="14">
+  <w:abstractNum w:abstractNumId="12">
     <w:nsid w:val="3A041899"/>
     <w:multiLevelType w:val="singleLevel"/>
     <w:tmpl w:val="3A041899"/>
@@ -14548,7 +12140,7 @@
       </w:rPr>
     </w:lvl>
   </w:abstractNum>
-  <w:abstractNum w:abstractNumId="15">
+  <w:abstractNum w:abstractNumId="13">
     <w:nsid w:val="4CA64C70"/>
     <w:multiLevelType w:val="singleLevel"/>
     <w:tmpl w:val="4CA64C70"/>
@@ -14570,78 +12162,47 @@
       </w:rPr>
     </w:lvl>
   </w:abstractNum>
-  <w:abstractNum w:abstractNumId="16">
-    <w:nsid w:val="7AC24A6D"/>
-    <w:multiLevelType w:val="singleLevel"/>
-    <w:tmpl w:val="7AC24A6D"/>
-    <w:lvl w:ilvl="0" w:tentative="0">
-      <w:start w:val="1"/>
-      <w:numFmt w:val="bullet"/>
-      <w:lvlText w:val=""/>
-      <w:lvlJc w:val="left"/>
-      <w:pPr>
-        <w:tabs>
-          <w:tab w:val="left" w:pos="420"/>
-        </w:tabs>
-        <w:ind w:left="420" w:leftChars="0" w:hanging="420" w:firstLineChars="0"/>
-      </w:pPr>
-      <w:rPr>
-        <w:rFonts w:hint="default" w:ascii="Wingdings" w:hAnsi="Wingdings"/>
-        <w:sz w:val="11"/>
-        <w:szCs w:val="11"/>
-      </w:rPr>
-    </w:lvl>
-  </w:abstractNum>
   <w:num w:numId="1">
-    <w:abstractNumId w:val="13"/>
+    <w:abstractNumId w:val="11"/>
   </w:num>
   <w:num w:numId="2">
-    <w:abstractNumId w:val="11"/>
+    <w:abstractNumId w:val="9"/>
   </w:num>
   <w:num w:numId="3">
+    <w:abstractNumId w:val="8"/>
+  </w:num>
+  <w:num w:numId="4">
+    <w:abstractNumId w:val="7"/>
+  </w:num>
+  <w:num w:numId="5">
+    <w:abstractNumId w:val="6"/>
+  </w:num>
+  <w:num w:numId="6">
     <w:abstractNumId w:val="10"/>
   </w:num>
-  <w:num w:numId="4">
-    <w:abstractNumId w:val="9"/>
-  </w:num>
-  <w:num w:numId="5">
-    <w:abstractNumId w:val="8"/>
-  </w:num>
-  <w:num w:numId="6">
-    <w:abstractNumId w:val="12"/>
-  </w:num>
   <w:num w:numId="7">
-    <w:abstractNumId w:val="7"/>
+    <w:abstractNumId w:val="5"/>
   </w:num>
   <w:num w:numId="8">
-    <w:abstractNumId w:val="6"/>
+    <w:abstractNumId w:val="4"/>
   </w:num>
   <w:num w:numId="9">
-    <w:abstractNumId w:val="5"/>
+    <w:abstractNumId w:val="3"/>
   </w:num>
   <w:num w:numId="10">
-    <w:abstractNumId w:val="4"/>
+    <w:abstractNumId w:val="2"/>
   </w:num>
   <w:num w:numId="11">
-    <w:abstractNumId w:val="2"/>
+    <w:abstractNumId w:val="1"/>
   </w:num>
   <w:num w:numId="12">
     <w:abstractNumId w:val="0"/>
   </w:num>
   <w:num w:numId="13">
-    <w:abstractNumId w:val="16"/>
+    <w:abstractNumId w:val="12"/>
   </w:num>
   <w:num w:numId="14">
-    <w:abstractNumId w:val="1"/>
-  </w:num>
-  <w:num w:numId="15">
-    <w:abstractNumId w:val="3"/>
-  </w:num>
-  <w:num w:numId="16">
-    <w:abstractNumId w:val="14"/>
-  </w:num>
-  <w:num w:numId="17">
-    <w:abstractNumId w:val="15"/>
+    <w:abstractNumId w:val="13"/>
   </w:num>
 </w:numbering>
 </file>
@@ -14814,7 +12375,7 @@
     <w:lsdException w:qFormat="1" w:unhideWhenUsed="0" w:uiPriority="64" w:semiHidden="0" w:name="Medium Shading 2"/>
     <w:lsdException w:qFormat="1" w:unhideWhenUsed="0" w:uiPriority="65" w:semiHidden="0" w:name="Medium List 1"/>
     <w:lsdException w:qFormat="1" w:unhideWhenUsed="0" w:uiPriority="66" w:semiHidden="0" w:name="Medium List 2"/>
-    <w:lsdException w:unhideWhenUsed="0" w:uiPriority="67" w:semiHidden="0" w:name="Medium Grid 1"/>
+    <w:lsdException w:qFormat="1" w:unhideWhenUsed="0" w:uiPriority="67" w:semiHidden="0" w:name="Medium Grid 1"/>
     <w:lsdException w:unhideWhenUsed="0" w:uiPriority="68" w:semiHidden="0" w:name="Medium Grid 2"/>
     <w:lsdException w:qFormat="1" w:unhideWhenUsed="0" w:uiPriority="69" w:semiHidden="0" w:name="Medium Grid 3"/>
     <w:lsdException w:qFormat="1" w:unhideWhenUsed="0" w:uiPriority="70" w:semiHidden="0" w:name="Dark List"/>
@@ -14828,9 +12389,9 @@
     <w:lsdException w:qFormat="1" w:unhideWhenUsed="0" w:uiPriority="64" w:semiHidden="0" w:name="Medium Shading 2 Accent 1"/>
     <w:lsdException w:qFormat="1" w:unhideWhenUsed="0" w:uiPriority="65" w:semiHidden="0" w:name="Medium List 1 Accent 1"/>
     <w:lsdException w:unhideWhenUsed="0" w:uiPriority="66" w:semiHidden="0" w:name="Medium List 2 Accent 1"/>
-    <w:lsdException w:unhideWhenUsed="0" w:uiPriority="67" w:semiHidden="0" w:name="Medium Grid 1 Accent 1"/>
-    <w:lsdException w:unhideWhenUsed="0" w:uiPriority="68" w:semiHidden="0" w:name="Medium Grid 2 Accent 1"/>
-    <w:lsdException w:unhideWhenUsed="0" w:uiPriority="69" w:semiHidden="0" w:name="Medium Grid 3 Accent 1"/>
+    <w:lsdException w:qFormat="1" w:unhideWhenUsed="0" w:uiPriority="67" w:semiHidden="0" w:name="Medium Grid 1 Accent 1"/>
+    <w:lsdException w:qFormat="1" w:unhideWhenUsed="0" w:uiPriority="68" w:semiHidden="0" w:name="Medium Grid 2 Accent 1"/>
+    <w:lsdException w:qFormat="1" w:unhideWhenUsed="0" w:uiPriority="69" w:semiHidden="0" w:name="Medium Grid 3 Accent 1"/>
     <w:lsdException w:qFormat="1" w:unhideWhenUsed="0" w:uiPriority="70" w:semiHidden="0" w:name="Dark List Accent 1"/>
     <w:lsdException w:qFormat="1" w:unhideWhenUsed="0" w:uiPriority="71" w:semiHidden="0" w:name="Colorful Shading Accent 1"/>
     <w:lsdException w:qFormat="1" w:unhideWhenUsed="0" w:uiPriority="72" w:semiHidden="0" w:name="Colorful List Accent 1"/>
@@ -14841,7 +12402,7 @@
     <w:lsdException w:qFormat="1" w:unhideWhenUsed="0" w:uiPriority="63" w:semiHidden="0" w:name="Medium Shading 1 Accent 2"/>
     <w:lsdException w:qFormat="1" w:unhideWhenUsed="0" w:uiPriority="64" w:semiHidden="0" w:name="Medium Shading 2 Accent 2"/>
     <w:lsdException w:qFormat="1" w:unhideWhenUsed="0" w:uiPriority="65" w:semiHidden="0" w:name="Medium List 1 Accent 2"/>
-    <w:lsdException w:unhideWhenUsed="0" w:uiPriority="66" w:semiHidden="0" w:name="Medium List 2 Accent 2"/>
+    <w:lsdException w:qFormat="1" w:unhideWhenUsed="0" w:uiPriority="66" w:semiHidden="0" w:name="Medium List 2 Accent 2"/>
     <w:lsdException w:qFormat="1" w:unhideWhenUsed="0" w:uiPriority="67" w:semiHidden="0" w:name="Medium Grid 1 Accent 2"/>
     <w:lsdException w:unhideWhenUsed="0" w:uiPriority="68" w:semiHidden="0" w:name="Medium Grid 2 Accent 2"/>
     <w:lsdException w:qFormat="1" w:unhideWhenUsed="0" w:uiPriority="69" w:semiHidden="0" w:name="Medium Grid 3 Accent 2"/>
@@ -14855,7 +12416,7 @@
     <w:lsdException w:qFormat="1" w:unhideWhenUsed="0" w:uiPriority="63" w:semiHidden="0" w:name="Medium Shading 1 Accent 3"/>
     <w:lsdException w:qFormat="1" w:unhideWhenUsed="0" w:uiPriority="64" w:semiHidden="0" w:name="Medium Shading 2 Accent 3"/>
     <w:lsdException w:qFormat="1" w:unhideWhenUsed="0" w:uiPriority="65" w:semiHidden="0" w:name="Medium List 1 Accent 3"/>
-    <w:lsdException w:unhideWhenUsed="0" w:uiPriority="66" w:semiHidden="0" w:name="Medium List 2 Accent 3"/>
+    <w:lsdException w:qFormat="1" w:unhideWhenUsed="0" w:uiPriority="66" w:semiHidden="0" w:name="Medium List 2 Accent 3"/>
     <w:lsdException w:unhideWhenUsed="0" w:uiPriority="67" w:semiHidden="0" w:name="Medium Grid 1 Accent 3"/>
     <w:lsdException w:unhideWhenUsed="0" w:uiPriority="68" w:semiHidden="0" w:name="Medium Grid 2 Accent 3"/>
     <w:lsdException w:qFormat="1" w:unhideWhenUsed="0" w:uiPriority="69" w:semiHidden="0" w:name="Medium Grid 3 Accent 3"/>
@@ -14869,9 +12430,9 @@
     <w:lsdException w:qFormat="1" w:unhideWhenUsed="0" w:uiPriority="63" w:semiHidden="0" w:name="Medium Shading 1 Accent 4"/>
     <w:lsdException w:qFormat="1" w:unhideWhenUsed="0" w:uiPriority="64" w:semiHidden="0" w:name="Medium Shading 2 Accent 4"/>
     <w:lsdException w:unhideWhenUsed="0" w:uiPriority="65" w:semiHidden="0" w:name="Medium List 1 Accent 4"/>
-    <w:lsdException w:unhideWhenUsed="0" w:uiPriority="66" w:semiHidden="0" w:name="Medium List 2 Accent 4"/>
-    <w:lsdException w:unhideWhenUsed="0" w:uiPriority="67" w:semiHidden="0" w:name="Medium Grid 1 Accent 4"/>
-    <w:lsdException w:unhideWhenUsed="0" w:uiPriority="68" w:semiHidden="0" w:name="Medium Grid 2 Accent 4"/>
+    <w:lsdException w:qFormat="1" w:unhideWhenUsed="0" w:uiPriority="66" w:semiHidden="0" w:name="Medium List 2 Accent 4"/>
+    <w:lsdException w:qFormat="1" w:unhideWhenUsed="0" w:uiPriority="67" w:semiHidden="0" w:name="Medium Grid 1 Accent 4"/>
+    <w:lsdException w:qFormat="1" w:unhideWhenUsed="0" w:uiPriority="68" w:semiHidden="0" w:name="Medium Grid 2 Accent 4"/>
     <w:lsdException w:qFormat="1" w:unhideWhenUsed="0" w:uiPriority="69" w:semiHidden="0" w:name="Medium Grid 3 Accent 4"/>
     <w:lsdException w:qFormat="1" w:unhideWhenUsed="0" w:uiPriority="70" w:semiHidden="0" w:name="Dark List Accent 4"/>
     <w:lsdException w:qFormat="1" w:unhideWhenUsed="0" w:uiPriority="71" w:semiHidden="0" w:name="Colorful Shading Accent 4"/>
@@ -14883,10 +12444,10 @@
     <w:lsdException w:qFormat="1" w:unhideWhenUsed="0" w:uiPriority="63" w:semiHidden="0" w:name="Medium Shading 1 Accent 5"/>
     <w:lsdException w:qFormat="1" w:unhideWhenUsed="0" w:uiPriority="64" w:semiHidden="0" w:name="Medium Shading 2 Accent 5"/>
     <w:lsdException w:unhideWhenUsed="0" w:uiPriority="65" w:semiHidden="0" w:name="Medium List 1 Accent 5"/>
-    <w:lsdException w:unhideWhenUsed="0" w:uiPriority="66" w:semiHidden="0" w:name="Medium List 2 Accent 5"/>
-    <w:lsdException w:unhideWhenUsed="0" w:uiPriority="67" w:semiHidden="0" w:name="Medium Grid 1 Accent 5"/>
-    <w:lsdException w:unhideWhenUsed="0" w:uiPriority="68" w:semiHidden="0" w:name="Medium Grid 2 Accent 5"/>
-    <w:lsdException w:unhideWhenUsed="0" w:uiPriority="69" w:semiHidden="0" w:name="Medium Grid 3 Accent 5"/>
+    <w:lsdException w:qFormat="1" w:unhideWhenUsed="0" w:uiPriority="66" w:semiHidden="0" w:name="Medium List 2 Accent 5"/>
+    <w:lsdException w:qFormat="1" w:unhideWhenUsed="0" w:uiPriority="67" w:semiHidden="0" w:name="Medium Grid 1 Accent 5"/>
+    <w:lsdException w:qFormat="1" w:unhideWhenUsed="0" w:uiPriority="68" w:semiHidden="0" w:name="Medium Grid 2 Accent 5"/>
+    <w:lsdException w:qFormat="1" w:unhideWhenUsed="0" w:uiPriority="69" w:semiHidden="0" w:name="Medium Grid 3 Accent 5"/>
     <w:lsdException w:qFormat="1" w:unhideWhenUsed="0" w:uiPriority="70" w:semiHidden="0" w:name="Dark List Accent 5"/>
     <w:lsdException w:qFormat="1" w:unhideWhenUsed="0" w:uiPriority="71" w:semiHidden="0" w:name="Colorful Shading Accent 5"/>
     <w:lsdException w:qFormat="1" w:unhideWhenUsed="0" w:uiPriority="72" w:semiHidden="0" w:name="Colorful List Accent 5"/>
@@ -14898,7 +12459,7 @@
     <w:lsdException w:qFormat="1" w:unhideWhenUsed="0" w:uiPriority="64" w:semiHidden="0" w:name="Medium Shading 2 Accent 6"/>
     <w:lsdException w:unhideWhenUsed="0" w:uiPriority="65" w:semiHidden="0" w:name="Medium List 1 Accent 6"/>
     <w:lsdException w:unhideWhenUsed="0" w:uiPriority="66" w:semiHidden="0" w:name="Medium List 2 Accent 6"/>
-    <w:lsdException w:unhideWhenUsed="0" w:uiPriority="67" w:semiHidden="0" w:name="Medium Grid 1 Accent 6"/>
+    <w:lsdException w:qFormat="1" w:unhideWhenUsed="0" w:uiPriority="67" w:semiHidden="0" w:name="Medium Grid 1 Accent 6"/>
     <w:lsdException w:qFormat="1" w:unhideWhenUsed="0" w:uiPriority="68" w:semiHidden="0" w:name="Medium Grid 2 Accent 6"/>
     <w:lsdException w:qFormat="1" w:unhideWhenUsed="0" w:uiPriority="69" w:semiHidden="0" w:name="Medium Grid 3 Accent 6"/>
     <w:lsdException w:qFormat="1" w:unhideWhenUsed="0" w:uiPriority="70" w:semiHidden="0" w:name="Dark List Accent 6"/>
@@ -23650,6 +21211,7 @@
   <w:style w:type="table" w:styleId="195">
     <w:name w:val="Medium List 2 Accent 2"/>
     <w:basedOn w:val="12"/>
+    <w:qFormat/>
     <w:uiPriority w:val="66"/>
     <w:rPr>
       <w:rFonts w:ascii="SimSun" w:hAnsi="SimSun" w:eastAsia="Courier New" w:cs="Times New Roman"/>
@@ -23765,6 +21327,7 @@
   <w:style w:type="table" w:styleId="196">
     <w:name w:val="Medium List 2 Accent 3"/>
     <w:basedOn w:val="12"/>
+    <w:qFormat/>
     <w:uiPriority w:val="66"/>
     <w:rPr>
       <w:rFonts w:ascii="SimSun" w:hAnsi="SimSun" w:eastAsia="Courier New" w:cs="Times New Roman"/>
@@ -23880,6 +21443,7 @@
   <w:style w:type="table" w:styleId="197">
     <w:name w:val="Medium List 2 Accent 4"/>
     <w:basedOn w:val="12"/>
+    <w:qFormat/>
     <w:uiPriority w:val="66"/>
     <w:rPr>
       <w:rFonts w:ascii="SimSun" w:hAnsi="SimSun" w:eastAsia="Courier New" w:cs="Times New Roman"/>
@@ -23995,6 +21559,7 @@
   <w:style w:type="table" w:styleId="198">
     <w:name w:val="Medium List 2 Accent 5"/>
     <w:basedOn w:val="12"/>
+    <w:qFormat/>
     <w:uiPriority w:val="66"/>
     <w:rPr>
       <w:rFonts w:ascii="SimSun" w:hAnsi="SimSun" w:eastAsia="Courier New" w:cs="Times New Roman"/>
@@ -24225,6 +21790,7 @@
   <w:style w:type="table" w:styleId="200">
     <w:name w:val="Medium Grid 1"/>
     <w:basedOn w:val="12"/>
+    <w:qFormat/>
     <w:uiPriority w:val="67"/>
     <w:tblPr>
       <w:tblBorders>
@@ -24285,6 +21851,7 @@
   <w:style w:type="table" w:styleId="201">
     <w:name w:val="Medium Grid 1 Accent 1"/>
     <w:basedOn w:val="12"/>
+    <w:qFormat/>
     <w:uiPriority w:val="67"/>
     <w:tblPr>
       <w:tblBorders>
@@ -24466,6 +22033,7 @@
   <w:style w:type="table" w:styleId="204">
     <w:name w:val="Medium Grid 1 Accent 4"/>
     <w:basedOn w:val="12"/>
+    <w:qFormat/>
     <w:uiPriority w:val="67"/>
     <w:tblPr>
       <w:tblBorders>
@@ -24526,6 +22094,7 @@
   <w:style w:type="table" w:styleId="205">
     <w:name w:val="Medium Grid 1 Accent 5"/>
     <w:basedOn w:val="12"/>
+    <w:qFormat/>
     <w:uiPriority w:val="67"/>
     <w:tblPr>
       <w:tblBorders>
@@ -24586,6 +22155,7 @@
   <w:style w:type="table" w:styleId="206">
     <w:name w:val="Medium Grid 1 Accent 6"/>
     <w:basedOn w:val="12"/>
+    <w:qFormat/>
     <w:uiPriority w:val="67"/>
     <w:tblPr>
       <w:tblBorders>
@@ -24758,6 +22328,7 @@
   <w:style w:type="table" w:styleId="208">
     <w:name w:val="Medium Grid 2 Accent 1"/>
     <w:basedOn w:val="12"/>
+    <w:qFormat/>
     <w:uiPriority w:val="68"/>
     <w:rPr>
       <w:rFonts w:ascii="SimSun" w:hAnsi="SimSun" w:eastAsia="Courier New" w:cs="Times New Roman"/>
@@ -25094,6 +22665,7 @@
   <w:style w:type="table" w:styleId="211">
     <w:name w:val="Medium Grid 2 Accent 4"/>
     <w:basedOn w:val="12"/>
+    <w:qFormat/>
     <w:uiPriority w:val="68"/>
     <w:rPr>
       <w:rFonts w:ascii="SimSun" w:hAnsi="SimSun" w:eastAsia="Courier New" w:cs="Times New Roman"/>
@@ -25206,6 +22778,7 @@
   <w:style w:type="table" w:styleId="212">
     <w:name w:val="Medium Grid 2 Accent 5"/>
     <w:basedOn w:val="12"/>
+    <w:qFormat/>
     <w:uiPriority w:val="68"/>
     <w:rPr>
       <w:rFonts w:ascii="SimSun" w:hAnsi="SimSun" w:eastAsia="Courier New" w:cs="Times New Roman"/>
@@ -25560,6 +23133,7 @@
   <w:style w:type="table" w:styleId="215">
     <w:name w:val="Medium Grid 3 Accent 1"/>
     <w:basedOn w:val="12"/>
+    <w:qFormat/>
     <w:uiPriority w:val="69"/>
     <w:tblPr>
       <w:tblBorders>
@@ -26075,6 +23649,7 @@
   <w:style w:type="table" w:styleId="219">
     <w:name w:val="Medium Grid 3 Accent 5"/>
     <w:basedOn w:val="12"/>
+    <w:qFormat/>
     <w:uiPriority w:val="69"/>
     <w:tblPr>
       <w:tblBorders>

--- a/PRD_DoAnC#_18_ST3.docx
+++ b/PRD_DoAnC#_18_ST3.docx
@@ -3,24 +3,9 @@
 <w:document xmlns:wpc="http://schemas.microsoft.com/office/word/2010/wordprocessingCanvas" xmlns:mc="http://schemas.openxmlformats.org/markup-compatibility/2006" xmlns:o="urn:schemas-microsoft-com:office:office" xmlns:r="http://schemas.openxmlformats.org/officeDocument/2006/relationships" xmlns:m="http://schemas.openxmlformats.org/officeDocument/2006/math" xmlns:v="urn:schemas-microsoft-com:vml" xmlns:wp14="http://schemas.microsoft.com/office/word/2010/wordprocessingDrawing" xmlns:wp="http://schemas.openxmlformats.org/drawingml/2006/wordprocessingDrawing" xmlns:w="http://schemas.openxmlformats.org/wordprocessingml/2006/main" xmlns:w14="http://schemas.microsoft.com/office/word/2010/wordml" xmlns:w10="urn:schemas-microsoft-com:office:word" xmlns:w15="http://schemas.microsoft.com/office/word/2012/wordml" xmlns:wpg="http://schemas.microsoft.com/office/word/2010/wordprocessingGroup" xmlns:wpi="http://schemas.microsoft.com/office/word/2010/wordprocessingInk" xmlns:wne="http://schemas.microsoft.com/office/word/2006/wordml" xmlns:wps="http://schemas.microsoft.com/office/word/2010/wordprocessingShape" xmlns:wpsCustomData="http://www.wps.cn/officeDocument/2013/wpsCustomData" mc:Ignorable="w14 w15 wp14">
   <w:body>
     <w:p>
-      <w:pPr>
-        <w:jc w:val="center"/>
-        <w:rPr>
-          <w:rFonts w:cs="Times New Roman"/>
-          <w:b/>
-          <w:bCs/>
-          <w:sz w:val="28"/>
-          <w:szCs w:val="28"/>
-        </w:rPr>
-      </w:pPr>
-      <w:r>
-        <w:rPr>
-          <w:rFonts w:cs="Times New Roman"/>
-          <w:b/>
-          <w:bCs/>
-          <w:sz w:val="28"/>
-          <w:szCs w:val="28"/>
-        </w:rPr>
+      <w:bookmarkStart w:id="72" w:name="_GoBack"/>
+      <w:bookmarkEnd w:id="72"/>
+      <w:r>
         <w:t>ĐẠI HỌC SÀI GÒN</w:t>
       </w:r>
     </w:p>
@@ -550,6 +535,7 @@
         <w:tabs>
           <w:tab w:val="right" w:leader="dot" w:pos="8306"/>
         </w:tabs>
+        <w:ind w:left="0" w:leftChars="0" w:firstLine="0" w:firstLineChars="0"/>
       </w:pPr>
       <w:r>
         <w:rPr>
@@ -587,7 +573,7 @@
           <w:rFonts w:hint="default" w:ascii="Times New Roman" w:hAnsi="Times New Roman" w:cs="Times New Roman"/>
           <w:szCs w:val="28"/>
         </w:rPr>
-        <w:instrText xml:space="preserve"> HYPERLINK \l _Toc12439 </w:instrText>
+        <w:instrText xml:space="preserve"> HYPERLINK \l _Toc24420 </w:instrText>
       </w:r>
       <w:r>
         <w:rPr>
@@ -618,7 +604,7 @@
         <w:fldChar w:fldCharType="begin"/>
       </w:r>
       <w:r>
-        <w:instrText xml:space="preserve"> PAGEREF _Toc12439 \h </w:instrText>
+        <w:instrText xml:space="preserve"> PAGEREF _Toc24420 \h </w:instrText>
       </w:r>
       <w:r>
         <w:fldChar w:fldCharType="separate"/>
@@ -656,7 +642,7 @@
           <w:rFonts w:hint="default" w:ascii="Times New Roman" w:hAnsi="Times New Roman" w:cs="Times New Roman"/>
           <w:szCs w:val="28"/>
         </w:rPr>
-        <w:instrText xml:space="preserve"> HYPERLINK \l _Toc7081 </w:instrText>
+        <w:instrText xml:space="preserve"> HYPERLINK \l _Toc12664 </w:instrText>
       </w:r>
       <w:r>
         <w:rPr>
@@ -679,7 +665,7 @@
         <w:fldChar w:fldCharType="begin"/>
       </w:r>
       <w:r>
-        <w:instrText xml:space="preserve"> PAGEREF _Toc7081 \h </w:instrText>
+        <w:instrText xml:space="preserve"> PAGEREF _Toc12664 \h </w:instrText>
       </w:r>
       <w:r>
         <w:fldChar w:fldCharType="separate"/>
@@ -717,7 +703,7 @@
           <w:rFonts w:hint="default" w:ascii="Times New Roman" w:hAnsi="Times New Roman" w:cs="Times New Roman"/>
           <w:szCs w:val="28"/>
         </w:rPr>
-        <w:instrText xml:space="preserve"> HYPERLINK \l _Toc11524 </w:instrText>
+        <w:instrText xml:space="preserve"> HYPERLINK \l _Toc29827 </w:instrText>
       </w:r>
       <w:r>
         <w:rPr>
@@ -740,7 +726,7 @@
         <w:fldChar w:fldCharType="begin"/>
       </w:r>
       <w:r>
-        <w:instrText xml:space="preserve"> PAGEREF _Toc11524 \h </w:instrText>
+        <w:instrText xml:space="preserve"> PAGEREF _Toc29827 \h </w:instrText>
       </w:r>
       <w:r>
         <w:fldChar w:fldCharType="separate"/>
@@ -778,7 +764,7 @@
           <w:rFonts w:hint="default" w:ascii="Times New Roman" w:hAnsi="Times New Roman" w:cs="Times New Roman"/>
           <w:szCs w:val="28"/>
         </w:rPr>
-        <w:instrText xml:space="preserve"> HYPERLINK \l _Toc18035 </w:instrText>
+        <w:instrText xml:space="preserve"> HYPERLINK \l _Toc18050 </w:instrText>
       </w:r>
       <w:r>
         <w:rPr>
@@ -801,7 +787,7 @@
         <w:fldChar w:fldCharType="begin"/>
       </w:r>
       <w:r>
-        <w:instrText xml:space="preserve"> PAGEREF _Toc18035 \h </w:instrText>
+        <w:instrText xml:space="preserve"> PAGEREF _Toc18050 \h </w:instrText>
       </w:r>
       <w:r>
         <w:fldChar w:fldCharType="separate"/>
@@ -839,7 +825,7 @@
           <w:rFonts w:hint="default" w:ascii="Times New Roman" w:hAnsi="Times New Roman" w:cs="Times New Roman"/>
           <w:szCs w:val="28"/>
         </w:rPr>
-        <w:instrText xml:space="preserve"> HYPERLINK \l _Toc529 </w:instrText>
+        <w:instrText xml:space="preserve"> HYPERLINK \l _Toc27218 </w:instrText>
       </w:r>
       <w:r>
         <w:rPr>
@@ -862,7 +848,7 @@
         <w:fldChar w:fldCharType="begin"/>
       </w:r>
       <w:r>
-        <w:instrText xml:space="preserve"> PAGEREF _Toc529 \h </w:instrText>
+        <w:instrText xml:space="preserve"> PAGEREF _Toc27218 \h </w:instrText>
       </w:r>
       <w:r>
         <w:fldChar w:fldCharType="separate"/>
@@ -900,7 +886,7 @@
           <w:rFonts w:hint="default" w:ascii="Times New Roman" w:hAnsi="Times New Roman" w:cs="Times New Roman"/>
           <w:szCs w:val="28"/>
         </w:rPr>
-        <w:instrText xml:space="preserve"> HYPERLINK \l _Toc9764 </w:instrText>
+        <w:instrText xml:space="preserve"> HYPERLINK \l _Toc12267 </w:instrText>
       </w:r>
       <w:r>
         <w:rPr>
@@ -923,7 +909,7 @@
         <w:fldChar w:fldCharType="begin"/>
       </w:r>
       <w:r>
-        <w:instrText xml:space="preserve"> PAGEREF _Toc9764 \h </w:instrText>
+        <w:instrText xml:space="preserve"> PAGEREF _Toc12267 \h </w:instrText>
       </w:r>
       <w:r>
         <w:fldChar w:fldCharType="separate"/>
@@ -961,7 +947,7 @@
           <w:rFonts w:hint="default" w:ascii="Times New Roman" w:hAnsi="Times New Roman" w:cs="Times New Roman"/>
           <w:szCs w:val="28"/>
         </w:rPr>
-        <w:instrText xml:space="preserve"> HYPERLINK \l _Toc10520 </w:instrText>
+        <w:instrText xml:space="preserve"> HYPERLINK \l _Toc4275 </w:instrText>
       </w:r>
       <w:r>
         <w:rPr>
@@ -984,7 +970,7 @@
         <w:fldChar w:fldCharType="begin"/>
       </w:r>
       <w:r>
-        <w:instrText xml:space="preserve"> PAGEREF _Toc10520 \h </w:instrText>
+        <w:instrText xml:space="preserve"> PAGEREF _Toc4275 \h </w:instrText>
       </w:r>
       <w:r>
         <w:fldChar w:fldCharType="separate"/>
@@ -1022,7 +1008,7 @@
           <w:rFonts w:hint="default" w:ascii="Times New Roman" w:hAnsi="Times New Roman" w:cs="Times New Roman"/>
           <w:szCs w:val="28"/>
         </w:rPr>
-        <w:instrText xml:space="preserve"> HYPERLINK \l _Toc14057 </w:instrText>
+        <w:instrText xml:space="preserve"> HYPERLINK \l _Toc19346 </w:instrText>
       </w:r>
       <w:r>
         <w:rPr>
@@ -1045,7 +1031,7 @@
         <w:fldChar w:fldCharType="begin"/>
       </w:r>
       <w:r>
-        <w:instrText xml:space="preserve"> PAGEREF _Toc14057 \h </w:instrText>
+        <w:instrText xml:space="preserve"> PAGEREF _Toc19346 \h </w:instrText>
       </w:r>
       <w:r>
         <w:fldChar w:fldCharType="separate"/>
@@ -1083,7 +1069,7 @@
           <w:rFonts w:hint="default" w:ascii="Times New Roman" w:hAnsi="Times New Roman" w:cs="Times New Roman"/>
           <w:szCs w:val="28"/>
         </w:rPr>
-        <w:instrText xml:space="preserve"> HYPERLINK \l _Toc23771 </w:instrText>
+        <w:instrText xml:space="preserve"> HYPERLINK \l _Toc28038 </w:instrText>
       </w:r>
       <w:r>
         <w:rPr>
@@ -1106,7 +1092,7 @@
         <w:fldChar w:fldCharType="begin"/>
       </w:r>
       <w:r>
-        <w:instrText xml:space="preserve"> PAGEREF _Toc23771 \h </w:instrText>
+        <w:instrText xml:space="preserve"> PAGEREF _Toc28038 \h </w:instrText>
       </w:r>
       <w:r>
         <w:fldChar w:fldCharType="separate"/>
@@ -1144,7 +1130,7 @@
           <w:rFonts w:hint="default" w:ascii="Times New Roman" w:hAnsi="Times New Roman" w:cs="Times New Roman"/>
           <w:szCs w:val="28"/>
         </w:rPr>
-        <w:instrText xml:space="preserve"> HYPERLINK \l _Toc645 </w:instrText>
+        <w:instrText xml:space="preserve"> HYPERLINK \l _Toc4451 </w:instrText>
       </w:r>
       <w:r>
         <w:rPr>
@@ -1167,7 +1153,7 @@
         <w:fldChar w:fldCharType="begin"/>
       </w:r>
       <w:r>
-        <w:instrText xml:space="preserve"> PAGEREF _Toc645 \h </w:instrText>
+        <w:instrText xml:space="preserve"> PAGEREF _Toc4451 \h </w:instrText>
       </w:r>
       <w:r>
         <w:fldChar w:fldCharType="separate"/>
@@ -1205,7 +1191,7 @@
           <w:rFonts w:hint="default" w:ascii="Times New Roman" w:hAnsi="Times New Roman" w:cs="Times New Roman"/>
           <w:szCs w:val="28"/>
         </w:rPr>
-        <w:instrText xml:space="preserve"> HYPERLINK \l _Toc31225 </w:instrText>
+        <w:instrText xml:space="preserve"> HYPERLINK \l _Toc17485 </w:instrText>
       </w:r>
       <w:r>
         <w:rPr>
@@ -1243,7 +1229,7 @@
         <w:fldChar w:fldCharType="begin"/>
       </w:r>
       <w:r>
-        <w:instrText xml:space="preserve"> PAGEREF _Toc31225 \h </w:instrText>
+        <w:instrText xml:space="preserve"> PAGEREF _Toc17485 \h </w:instrText>
       </w:r>
       <w:r>
         <w:fldChar w:fldCharType="separate"/>
@@ -1281,7 +1267,7 @@
           <w:rFonts w:hint="default" w:ascii="Times New Roman" w:hAnsi="Times New Roman" w:cs="Times New Roman"/>
           <w:szCs w:val="28"/>
         </w:rPr>
-        <w:instrText xml:space="preserve"> HYPERLINK \l _Toc3445 </w:instrText>
+        <w:instrText xml:space="preserve"> HYPERLINK \l _Toc23812 </w:instrText>
       </w:r>
       <w:r>
         <w:rPr>
@@ -1319,7 +1305,7 @@
         <w:fldChar w:fldCharType="begin"/>
       </w:r>
       <w:r>
-        <w:instrText xml:space="preserve"> PAGEREF _Toc3445 \h </w:instrText>
+        <w:instrText xml:space="preserve"> PAGEREF _Toc23812 \h </w:instrText>
       </w:r>
       <w:r>
         <w:fldChar w:fldCharType="separate"/>
@@ -1357,7 +1343,7 @@
           <w:rFonts w:hint="default" w:ascii="Times New Roman" w:hAnsi="Times New Roman" w:cs="Times New Roman"/>
           <w:szCs w:val="28"/>
         </w:rPr>
-        <w:instrText xml:space="preserve"> HYPERLINK \l _Toc3051 </w:instrText>
+        <w:instrText xml:space="preserve"> HYPERLINK \l _Toc6065 </w:instrText>
       </w:r>
       <w:r>
         <w:rPr>
@@ -1395,7 +1381,7 @@
         <w:fldChar w:fldCharType="begin"/>
       </w:r>
       <w:r>
-        <w:instrText xml:space="preserve"> PAGEREF _Toc3051 \h </w:instrText>
+        <w:instrText xml:space="preserve"> PAGEREF _Toc6065 \h </w:instrText>
       </w:r>
       <w:r>
         <w:fldChar w:fldCharType="separate"/>
@@ -1433,7 +1419,7 @@
           <w:rFonts w:hint="default" w:ascii="Times New Roman" w:hAnsi="Times New Roman" w:cs="Times New Roman"/>
           <w:szCs w:val="28"/>
         </w:rPr>
-        <w:instrText xml:space="preserve"> HYPERLINK \l _Toc12919 </w:instrText>
+        <w:instrText xml:space="preserve"> HYPERLINK \l _Toc19874 </w:instrText>
       </w:r>
       <w:r>
         <w:rPr>
@@ -1456,7 +1442,7 @@
         <w:fldChar w:fldCharType="begin"/>
       </w:r>
       <w:r>
-        <w:instrText xml:space="preserve"> PAGEREF _Toc12919 \h </w:instrText>
+        <w:instrText xml:space="preserve"> PAGEREF _Toc19874 \h </w:instrText>
       </w:r>
       <w:r>
         <w:fldChar w:fldCharType="separate"/>
@@ -1494,7 +1480,7 @@
           <w:rFonts w:hint="default" w:ascii="Times New Roman" w:hAnsi="Times New Roman" w:cs="Times New Roman"/>
           <w:szCs w:val="28"/>
         </w:rPr>
-        <w:instrText xml:space="preserve"> HYPERLINK \l _Toc13049 </w:instrText>
+        <w:instrText xml:space="preserve"> HYPERLINK \l _Toc23701 </w:instrText>
       </w:r>
       <w:r>
         <w:rPr>
@@ -1517,7 +1503,7 @@
         <w:fldChar w:fldCharType="begin"/>
       </w:r>
       <w:r>
-        <w:instrText xml:space="preserve"> PAGEREF _Toc13049 \h </w:instrText>
+        <w:instrText xml:space="preserve"> PAGEREF _Toc23701 \h </w:instrText>
       </w:r>
       <w:r>
         <w:fldChar w:fldCharType="separate"/>
@@ -1555,7 +1541,7 @@
           <w:rFonts w:hint="default" w:ascii="Times New Roman" w:hAnsi="Times New Roman" w:cs="Times New Roman"/>
           <w:szCs w:val="28"/>
         </w:rPr>
-        <w:instrText xml:space="preserve"> HYPERLINK \l _Toc1840 </w:instrText>
+        <w:instrText xml:space="preserve"> HYPERLINK \l _Toc13659 </w:instrText>
       </w:r>
       <w:r>
         <w:rPr>
@@ -1578,7 +1564,7 @@
         <w:fldChar w:fldCharType="begin"/>
       </w:r>
       <w:r>
-        <w:instrText xml:space="preserve"> PAGEREF _Toc1840 \h </w:instrText>
+        <w:instrText xml:space="preserve"> PAGEREF _Toc13659 \h </w:instrText>
       </w:r>
       <w:r>
         <w:fldChar w:fldCharType="separate"/>
@@ -1616,7 +1602,7 @@
           <w:rFonts w:hint="default" w:ascii="Times New Roman" w:hAnsi="Times New Roman" w:cs="Times New Roman"/>
           <w:szCs w:val="28"/>
         </w:rPr>
-        <w:instrText xml:space="preserve"> HYPERLINK \l _Toc13001 </w:instrText>
+        <w:instrText xml:space="preserve"> HYPERLINK \l _Toc4696 </w:instrText>
       </w:r>
       <w:r>
         <w:rPr>
@@ -1647,7 +1633,7 @@
         <w:fldChar w:fldCharType="begin"/>
       </w:r>
       <w:r>
-        <w:instrText xml:space="preserve"> PAGEREF _Toc13001 \h </w:instrText>
+        <w:instrText xml:space="preserve"> PAGEREF _Toc4696 \h </w:instrText>
       </w:r>
       <w:r>
         <w:fldChar w:fldCharType="separate"/>
@@ -1685,7 +1671,7 @@
           <w:rFonts w:hint="default" w:ascii="Times New Roman" w:hAnsi="Times New Roman" w:cs="Times New Roman"/>
           <w:szCs w:val="28"/>
         </w:rPr>
-        <w:instrText xml:space="preserve"> HYPERLINK \l _Toc31478 </w:instrText>
+        <w:instrText xml:space="preserve"> HYPERLINK \l _Toc7395 </w:instrText>
       </w:r>
       <w:r>
         <w:rPr>
@@ -1716,7 +1702,7 @@
         <w:fldChar w:fldCharType="begin"/>
       </w:r>
       <w:r>
-        <w:instrText xml:space="preserve"> PAGEREF _Toc31478 \h </w:instrText>
+        <w:instrText xml:space="preserve"> PAGEREF _Toc7395 \h </w:instrText>
       </w:r>
       <w:r>
         <w:fldChar w:fldCharType="separate"/>
@@ -1754,7 +1740,7 @@
           <w:rFonts w:hint="default" w:ascii="Times New Roman" w:hAnsi="Times New Roman" w:cs="Times New Roman"/>
           <w:szCs w:val="28"/>
         </w:rPr>
-        <w:instrText xml:space="preserve"> HYPERLINK \l _Toc13941 </w:instrText>
+        <w:instrText xml:space="preserve"> HYPERLINK \l _Toc21099 </w:instrText>
       </w:r>
       <w:r>
         <w:rPr>
@@ -1785,7 +1771,7 @@
         <w:fldChar w:fldCharType="begin"/>
       </w:r>
       <w:r>
-        <w:instrText xml:space="preserve"> PAGEREF _Toc13941 \h </w:instrText>
+        <w:instrText xml:space="preserve"> PAGEREF _Toc21099 \h </w:instrText>
       </w:r>
       <w:r>
         <w:fldChar w:fldCharType="separate"/>
@@ -1823,7 +1809,7 @@
           <w:rFonts w:hint="default" w:ascii="Times New Roman" w:hAnsi="Times New Roman" w:cs="Times New Roman"/>
           <w:szCs w:val="28"/>
         </w:rPr>
-        <w:instrText xml:space="preserve"> HYPERLINK \l _Toc10517 </w:instrText>
+        <w:instrText xml:space="preserve"> HYPERLINK \l _Toc17740 </w:instrText>
       </w:r>
       <w:r>
         <w:rPr>
@@ -1854,7 +1840,7 @@
         <w:fldChar w:fldCharType="begin"/>
       </w:r>
       <w:r>
-        <w:instrText xml:space="preserve"> PAGEREF _Toc10517 \h </w:instrText>
+        <w:instrText xml:space="preserve"> PAGEREF _Toc17740 \h </w:instrText>
       </w:r>
       <w:r>
         <w:fldChar w:fldCharType="separate"/>
@@ -1892,7 +1878,7 @@
           <w:rFonts w:hint="default" w:ascii="Times New Roman" w:hAnsi="Times New Roman" w:cs="Times New Roman"/>
           <w:szCs w:val="28"/>
         </w:rPr>
-        <w:instrText xml:space="preserve"> HYPERLINK \l _Toc32334 </w:instrText>
+        <w:instrText xml:space="preserve"> HYPERLINK \l _Toc14704 </w:instrText>
       </w:r>
       <w:r>
         <w:rPr>
@@ -1923,7 +1909,7 @@
         <w:fldChar w:fldCharType="begin"/>
       </w:r>
       <w:r>
-        <w:instrText xml:space="preserve"> PAGEREF _Toc32334 \h </w:instrText>
+        <w:instrText xml:space="preserve"> PAGEREF _Toc14704 \h </w:instrText>
       </w:r>
       <w:r>
         <w:fldChar w:fldCharType="separate"/>
@@ -1961,7 +1947,7 @@
           <w:rFonts w:hint="default" w:ascii="Times New Roman" w:hAnsi="Times New Roman" w:cs="Times New Roman"/>
           <w:szCs w:val="28"/>
         </w:rPr>
-        <w:instrText xml:space="preserve"> HYPERLINK \l _Toc25092 </w:instrText>
+        <w:instrText xml:space="preserve"> HYPERLINK \l _Toc8478 </w:instrText>
       </w:r>
       <w:r>
         <w:rPr>
@@ -1992,7 +1978,7 @@
         <w:fldChar w:fldCharType="begin"/>
       </w:r>
       <w:r>
-        <w:instrText xml:space="preserve"> PAGEREF _Toc25092 \h </w:instrText>
+        <w:instrText xml:space="preserve"> PAGEREF _Toc8478 \h </w:instrText>
       </w:r>
       <w:r>
         <w:fldChar w:fldCharType="separate"/>
@@ -2030,7 +2016,7 @@
           <w:rFonts w:hint="default" w:ascii="Times New Roman" w:hAnsi="Times New Roman" w:cs="Times New Roman"/>
           <w:szCs w:val="28"/>
         </w:rPr>
-        <w:instrText xml:space="preserve"> HYPERLINK \l _Toc3252 </w:instrText>
+        <w:instrText xml:space="preserve"> HYPERLINK \l _Toc24186 </w:instrText>
       </w:r>
       <w:r>
         <w:rPr>
@@ -2061,7 +2047,7 @@
         <w:fldChar w:fldCharType="begin"/>
       </w:r>
       <w:r>
-        <w:instrText xml:space="preserve"> PAGEREF _Toc3252 \h </w:instrText>
+        <w:instrText xml:space="preserve"> PAGEREF _Toc24186 \h </w:instrText>
       </w:r>
       <w:r>
         <w:fldChar w:fldCharType="separate"/>
@@ -2099,7 +2085,7 @@
           <w:rFonts w:hint="default" w:ascii="Times New Roman" w:hAnsi="Times New Roman" w:cs="Times New Roman"/>
           <w:szCs w:val="28"/>
         </w:rPr>
-        <w:instrText xml:space="preserve"> HYPERLINK \l _Toc19291 </w:instrText>
+        <w:instrText xml:space="preserve"> HYPERLINK \l _Toc18208 </w:instrText>
       </w:r>
       <w:r>
         <w:rPr>
@@ -2130,7 +2116,7 @@
         <w:fldChar w:fldCharType="begin"/>
       </w:r>
       <w:r>
-        <w:instrText xml:space="preserve"> PAGEREF _Toc19291 \h </w:instrText>
+        <w:instrText xml:space="preserve"> PAGEREF _Toc18208 \h </w:instrText>
       </w:r>
       <w:r>
         <w:fldChar w:fldCharType="separate"/>
@@ -2168,7 +2154,7 @@
           <w:rFonts w:hint="default" w:ascii="Times New Roman" w:hAnsi="Times New Roman" w:cs="Times New Roman"/>
           <w:szCs w:val="28"/>
         </w:rPr>
-        <w:instrText xml:space="preserve"> HYPERLINK \l _Toc21163 </w:instrText>
+        <w:instrText xml:space="preserve"> HYPERLINK \l _Toc28970 </w:instrText>
       </w:r>
       <w:r>
         <w:rPr>
@@ -2199,7 +2185,7 @@
         <w:fldChar w:fldCharType="begin"/>
       </w:r>
       <w:r>
-        <w:instrText xml:space="preserve"> PAGEREF _Toc21163 \h </w:instrText>
+        <w:instrText xml:space="preserve"> PAGEREF _Toc28970 \h </w:instrText>
       </w:r>
       <w:r>
         <w:fldChar w:fldCharType="separate"/>
@@ -2237,7 +2223,7 @@
           <w:rFonts w:hint="default" w:ascii="Times New Roman" w:hAnsi="Times New Roman" w:cs="Times New Roman"/>
           <w:szCs w:val="28"/>
         </w:rPr>
-        <w:instrText xml:space="preserve"> HYPERLINK \l _Toc13469 </w:instrText>
+        <w:instrText xml:space="preserve"> HYPERLINK \l _Toc13447 </w:instrText>
       </w:r>
       <w:r>
         <w:rPr>
@@ -2268,7 +2254,7 @@
         <w:fldChar w:fldCharType="begin"/>
       </w:r>
       <w:r>
-        <w:instrText xml:space="preserve"> PAGEREF _Toc13469 \h </w:instrText>
+        <w:instrText xml:space="preserve"> PAGEREF _Toc13447 \h </w:instrText>
       </w:r>
       <w:r>
         <w:fldChar w:fldCharType="separate"/>
@@ -2306,7 +2292,7 @@
           <w:rFonts w:hint="default" w:ascii="Times New Roman" w:hAnsi="Times New Roman" w:cs="Times New Roman"/>
           <w:szCs w:val="28"/>
         </w:rPr>
-        <w:instrText xml:space="preserve"> HYPERLINK \l _Toc8723 </w:instrText>
+        <w:instrText xml:space="preserve"> HYPERLINK \l _Toc7603 </w:instrText>
       </w:r>
       <w:r>
         <w:rPr>
@@ -2330,7 +2316,7 @@
         <w:fldChar w:fldCharType="begin"/>
       </w:r>
       <w:r>
-        <w:instrText xml:space="preserve"> PAGEREF _Toc8723 \h </w:instrText>
+        <w:instrText xml:space="preserve"> PAGEREF _Toc7603 \h </w:instrText>
       </w:r>
       <w:r>
         <w:fldChar w:fldCharType="separate"/>
@@ -2368,7 +2354,7 @@
           <w:rFonts w:hint="default" w:ascii="Times New Roman" w:hAnsi="Times New Roman" w:cs="Times New Roman"/>
           <w:szCs w:val="28"/>
         </w:rPr>
-        <w:instrText xml:space="preserve"> HYPERLINK \l _Toc28419 </w:instrText>
+        <w:instrText xml:space="preserve"> HYPERLINK \l _Toc8539 </w:instrText>
       </w:r>
       <w:r>
         <w:rPr>
@@ -2392,7 +2378,7 @@
         <w:fldChar w:fldCharType="begin"/>
       </w:r>
       <w:r>
-        <w:instrText xml:space="preserve"> PAGEREF _Toc28419 \h </w:instrText>
+        <w:instrText xml:space="preserve"> PAGEREF _Toc8539 \h </w:instrText>
       </w:r>
       <w:r>
         <w:fldChar w:fldCharType="separate"/>
@@ -2430,7 +2416,7 @@
           <w:rFonts w:hint="default" w:ascii="Times New Roman" w:hAnsi="Times New Roman" w:cs="Times New Roman"/>
           <w:szCs w:val="28"/>
         </w:rPr>
-        <w:instrText xml:space="preserve"> HYPERLINK \l _Toc6830 </w:instrText>
+        <w:instrText xml:space="preserve"> HYPERLINK \l _Toc3600 </w:instrText>
       </w:r>
       <w:r>
         <w:rPr>
@@ -2454,7 +2440,7 @@
         <w:fldChar w:fldCharType="begin"/>
       </w:r>
       <w:r>
-        <w:instrText xml:space="preserve"> PAGEREF _Toc6830 \h </w:instrText>
+        <w:instrText xml:space="preserve"> PAGEREF _Toc3600 \h </w:instrText>
       </w:r>
       <w:r>
         <w:fldChar w:fldCharType="separate"/>
@@ -2492,7 +2478,7 @@
           <w:rFonts w:hint="default" w:ascii="Times New Roman" w:hAnsi="Times New Roman" w:cs="Times New Roman"/>
           <w:szCs w:val="28"/>
         </w:rPr>
-        <w:instrText xml:space="preserve"> HYPERLINK \l _Toc10476 </w:instrText>
+        <w:instrText xml:space="preserve"> HYPERLINK \l _Toc343 </w:instrText>
       </w:r>
       <w:r>
         <w:rPr>
@@ -2523,7 +2509,7 @@
         <w:fldChar w:fldCharType="begin"/>
       </w:r>
       <w:r>
-        <w:instrText xml:space="preserve"> PAGEREF _Toc10476 \h </w:instrText>
+        <w:instrText xml:space="preserve"> PAGEREF _Toc343 \h </w:instrText>
       </w:r>
       <w:r>
         <w:fldChar w:fldCharType="separate"/>
@@ -2561,7 +2547,7 @@
           <w:rFonts w:hint="default" w:ascii="Times New Roman" w:hAnsi="Times New Roman" w:cs="Times New Roman"/>
           <w:szCs w:val="28"/>
         </w:rPr>
-        <w:instrText xml:space="preserve"> HYPERLINK \l _Toc12383 </w:instrText>
+        <w:instrText xml:space="preserve"> HYPERLINK \l _Toc23034 </w:instrText>
       </w:r>
       <w:r>
         <w:rPr>
@@ -2592,7 +2578,7 @@
         <w:fldChar w:fldCharType="begin"/>
       </w:r>
       <w:r>
-        <w:instrText xml:space="preserve"> PAGEREF _Toc12383 \h </w:instrText>
+        <w:instrText xml:space="preserve"> PAGEREF _Toc23034 \h </w:instrText>
       </w:r>
       <w:r>
         <w:fldChar w:fldCharType="separate"/>
@@ -2630,7 +2616,7 @@
           <w:rFonts w:hint="default" w:ascii="Times New Roman" w:hAnsi="Times New Roman" w:cs="Times New Roman"/>
           <w:szCs w:val="28"/>
         </w:rPr>
-        <w:instrText xml:space="preserve"> HYPERLINK \l _Toc4525 </w:instrText>
+        <w:instrText xml:space="preserve"> HYPERLINK \l _Toc23707 </w:instrText>
       </w:r>
       <w:r>
         <w:rPr>
@@ -2661,7 +2647,7 @@
         <w:fldChar w:fldCharType="begin"/>
       </w:r>
       <w:r>
-        <w:instrText xml:space="preserve"> PAGEREF _Toc4525 \h </w:instrText>
+        <w:instrText xml:space="preserve"> PAGEREF _Toc23707 \h </w:instrText>
       </w:r>
       <w:r>
         <w:fldChar w:fldCharType="separate"/>
@@ -2699,7 +2685,7 @@
           <w:rFonts w:hint="default" w:ascii="Times New Roman" w:hAnsi="Times New Roman" w:cs="Times New Roman"/>
           <w:szCs w:val="28"/>
         </w:rPr>
-        <w:instrText xml:space="preserve"> HYPERLINK \l _Toc7233 </w:instrText>
+        <w:instrText xml:space="preserve"> HYPERLINK \l _Toc849 </w:instrText>
       </w:r>
       <w:r>
         <w:rPr>
@@ -2730,7 +2716,7 @@
         <w:fldChar w:fldCharType="begin"/>
       </w:r>
       <w:r>
-        <w:instrText xml:space="preserve"> PAGEREF _Toc7233 \h </w:instrText>
+        <w:instrText xml:space="preserve"> PAGEREF _Toc849 \h </w:instrText>
       </w:r>
       <w:r>
         <w:fldChar w:fldCharType="separate"/>
@@ -2768,7 +2754,7 @@
           <w:rFonts w:hint="default" w:ascii="Times New Roman" w:hAnsi="Times New Roman" w:cs="Times New Roman"/>
           <w:szCs w:val="28"/>
         </w:rPr>
-        <w:instrText xml:space="preserve"> HYPERLINK \l _Toc28863 </w:instrText>
+        <w:instrText xml:space="preserve"> HYPERLINK \l _Toc18128 </w:instrText>
       </w:r>
       <w:r>
         <w:rPr>
@@ -2783,7 +2769,29 @@
           <w:szCs w:val="28"/>
           <w:lang w:val="vi-VN"/>
         </w:rPr>
-        <w:t>17.7.PoiController: Quét QR fallback</w:t>
+        <w:t xml:space="preserve">17.7. </w:t>
+      </w:r>
+      <w:r>
+        <w:rPr>
+          <w:rFonts w:hint="default" w:ascii="Times New Roman" w:hAnsi="Times New Roman" w:cs="Times New Roman"/>
+          <w:szCs w:val="28"/>
+        </w:rPr>
+        <w:t xml:space="preserve">UserController: </w:t>
+      </w:r>
+      <w:r>
+        <w:rPr>
+          <w:rFonts w:hint="default" w:ascii="Times New Roman" w:hAnsi="Times New Roman" w:cs="Times New Roman"/>
+          <w:szCs w:val="28"/>
+          <w:lang w:val="vi-VN"/>
+        </w:rPr>
+        <w:t xml:space="preserve">Thêm </w:t>
+      </w:r>
+      <w:r>
+        <w:rPr>
+          <w:rFonts w:hint="default" w:ascii="Times New Roman" w:hAnsi="Times New Roman" w:cs="Times New Roman"/>
+          <w:szCs w:val="28"/>
+        </w:rPr>
+        <w:t>user</w:t>
       </w:r>
       <w:r>
         <w:tab/>
@@ -2792,7 +2800,7 @@
         <w:fldChar w:fldCharType="begin"/>
       </w:r>
       <w:r>
-        <w:instrText xml:space="preserve"> PAGEREF _Toc28863 \h </w:instrText>
+        <w:instrText xml:space="preserve"> PAGEREF _Toc18128 \h </w:instrText>
       </w:r>
       <w:r>
         <w:fldChar w:fldCharType="separate"/>
@@ -2830,7 +2838,7 @@
           <w:rFonts w:hint="default" w:ascii="Times New Roman" w:hAnsi="Times New Roman" w:cs="Times New Roman"/>
           <w:szCs w:val="28"/>
         </w:rPr>
-        <w:instrText xml:space="preserve"> HYPERLINK \l _Toc22403 </w:instrText>
+        <w:instrText xml:space="preserve"> HYPERLINK \l _Toc19230 </w:instrText>
       </w:r>
       <w:r>
         <w:rPr>
@@ -2841,18 +2849,11 @@
       </w:r>
       <w:r>
         <w:rPr>
-          <w:rFonts w:hint="default" w:ascii="Times New Roman" w:hAnsi="Times New Roman" w:eastAsia="Microsoft YaHei" w:cs="Times New Roman"/>
+          <w:rFonts w:hint="default" w:ascii="Times New Roman" w:hAnsi="Times New Roman" w:cs="Times New Roman"/>
           <w:szCs w:val="28"/>
           <w:lang w:val="vi-VN"/>
         </w:rPr>
-        <w:t>17.8.</w:t>
-      </w:r>
-      <w:r>
-        <w:rPr>
-          <w:rFonts w:hint="default" w:ascii="Times New Roman" w:hAnsi="Times New Roman" w:eastAsia="Microsoft YaHei" w:cs="Times New Roman"/>
-          <w:szCs w:val="28"/>
-        </w:rPr>
-        <w:t>PoiController: Get All / Get Nearby / Get By Id</w:t>
+        <w:t>17.8. PoiController: Quét QR fallback</w:t>
       </w:r>
       <w:r>
         <w:tab/>
@@ -2861,7 +2862,7 @@
         <w:fldChar w:fldCharType="begin"/>
       </w:r>
       <w:r>
-        <w:instrText xml:space="preserve"> PAGEREF _Toc22403 \h </w:instrText>
+        <w:instrText xml:space="preserve"> PAGEREF _Toc19230 \h </w:instrText>
       </w:r>
       <w:r>
         <w:fldChar w:fldCharType="separate"/>
@@ -2899,7 +2900,7 @@
           <w:rFonts w:hint="default" w:ascii="Times New Roman" w:hAnsi="Times New Roman" w:cs="Times New Roman"/>
           <w:szCs w:val="28"/>
         </w:rPr>
-        <w:instrText xml:space="preserve"> HYPERLINK \l _Toc29615 </w:instrText>
+        <w:instrText xml:space="preserve"> HYPERLINK \l _Toc12482 </w:instrText>
       </w:r>
       <w:r>
         <w:rPr>
@@ -2910,7 +2911,7 @@
       </w:r>
       <w:r>
         <w:rPr>
-          <w:rFonts w:hint="default" w:ascii="Times New Roman" w:hAnsi="Times New Roman" w:cs="Times New Roman"/>
+          <w:rFonts w:hint="default" w:ascii="Times New Roman" w:hAnsi="Times New Roman" w:eastAsia="Microsoft YaHei" w:cs="Times New Roman"/>
           <w:szCs w:val="28"/>
           <w:lang w:val="vi-VN"/>
         </w:rPr>
@@ -2918,10 +2919,10 @@
       </w:r>
       <w:r>
         <w:rPr>
-          <w:rFonts w:hint="default" w:ascii="Times New Roman" w:hAnsi="Times New Roman" w:cs="Times New Roman"/>
-          <w:szCs w:val="28"/>
-        </w:rPr>
-        <w:t>PoiController: Tạo POI</w:t>
+          <w:rFonts w:hint="default" w:ascii="Times New Roman" w:hAnsi="Times New Roman" w:eastAsia="Microsoft YaHei" w:cs="Times New Roman"/>
+          <w:szCs w:val="28"/>
+        </w:rPr>
+        <w:t>PoiController: Get All / Get Nearby / Get By Id</w:t>
       </w:r>
       <w:r>
         <w:tab/>
@@ -2930,13 +2931,13 @@
         <w:fldChar w:fldCharType="begin"/>
       </w:r>
       <w:r>
-        <w:instrText xml:space="preserve"> PAGEREF _Toc29615 \h </w:instrText>
+        <w:instrText xml:space="preserve"> PAGEREF _Toc12482 \h </w:instrText>
       </w:r>
       <w:r>
         <w:fldChar w:fldCharType="separate"/>
       </w:r>
       <w:r>
-        <w:t>19</w:t>
+        <w:t>18</w:t>
       </w:r>
       <w:r>
         <w:fldChar w:fldCharType="end"/>
@@ -2968,7 +2969,7 @@
           <w:rFonts w:hint="default" w:ascii="Times New Roman" w:hAnsi="Times New Roman" w:cs="Times New Roman"/>
           <w:szCs w:val="28"/>
         </w:rPr>
-        <w:instrText xml:space="preserve"> HYPERLINK \l _Toc30260 </w:instrText>
+        <w:instrText xml:space="preserve"> HYPERLINK \l _Toc19289 </w:instrText>
       </w:r>
       <w:r>
         <w:rPr>
@@ -2983,14 +2984,14 @@
           <w:szCs w:val="28"/>
           <w:lang w:val="vi-VN"/>
         </w:rPr>
-        <w:t>17.10.</w:t>
-      </w:r>
-      <w:r>
-        <w:rPr>
-          <w:rFonts w:hint="default" w:ascii="Times New Roman" w:hAnsi="Times New Roman" w:cs="Times New Roman"/>
-          <w:szCs w:val="28"/>
-        </w:rPr>
-        <w:t xml:space="preserve"> PoiController: Duyệt / Từ chối</w:t>
+        <w:t xml:space="preserve">17.10. </w:t>
+      </w:r>
+      <w:r>
+        <w:rPr>
+          <w:rFonts w:hint="default" w:ascii="Times New Roman" w:hAnsi="Times New Roman" w:cs="Times New Roman"/>
+          <w:szCs w:val="28"/>
+        </w:rPr>
+        <w:t>PoiController: Tạo POI</w:t>
       </w:r>
       <w:r>
         <w:tab/>
@@ -2999,13 +3000,13 @@
         <w:fldChar w:fldCharType="begin"/>
       </w:r>
       <w:r>
-        <w:instrText xml:space="preserve"> PAGEREF _Toc30260 \h </w:instrText>
+        <w:instrText xml:space="preserve"> PAGEREF _Toc19289 \h </w:instrText>
       </w:r>
       <w:r>
         <w:fldChar w:fldCharType="separate"/>
       </w:r>
       <w:r>
-        <w:t>19</w:t>
+        <w:t>20</w:t>
       </w:r>
       <w:r>
         <w:fldChar w:fldCharType="end"/>
@@ -3037,7 +3038,7 @@
           <w:rFonts w:hint="default" w:ascii="Times New Roman" w:hAnsi="Times New Roman" w:cs="Times New Roman"/>
           <w:szCs w:val="28"/>
         </w:rPr>
-        <w:instrText xml:space="preserve"> HYPERLINK \l _Toc20537 </w:instrText>
+        <w:instrText xml:space="preserve"> HYPERLINK \l _Toc28539 </w:instrText>
       </w:r>
       <w:r>
         <w:rPr>
@@ -3052,29 +3053,14 @@
           <w:szCs w:val="28"/>
           <w:lang w:val="vi-VN"/>
         </w:rPr>
-        <w:t xml:space="preserve">17.11. </w:t>
-      </w:r>
-      <w:r>
-        <w:rPr>
-          <w:rFonts w:hint="default" w:ascii="Times New Roman" w:hAnsi="Times New Roman" w:cs="Times New Roman"/>
-          <w:szCs w:val="28"/>
-        </w:rPr>
-        <w:t>PoiService - các thao tác chính với</w:t>
-      </w:r>
-      <w:r>
-        <w:rPr>
-          <w:rFonts w:hint="default" w:ascii="Times New Roman" w:hAnsi="Times New Roman" w:cs="Times New Roman"/>
-          <w:szCs w:val="28"/>
-          <w:lang w:val="vi-VN"/>
-        </w:rPr>
-        <w:t xml:space="preserve"> </w:t>
-      </w:r>
-      <w:r>
-        <w:rPr>
-          <w:rFonts w:hint="default" w:ascii="Times New Roman" w:hAnsi="Times New Roman" w:cs="Times New Roman"/>
-          <w:szCs w:val="28"/>
-        </w:rPr>
-        <w:t>DB</w:t>
+        <w:t>17.11.</w:t>
+      </w:r>
+      <w:r>
+        <w:rPr>
+          <w:rFonts w:hint="default" w:ascii="Times New Roman" w:hAnsi="Times New Roman" w:cs="Times New Roman"/>
+          <w:szCs w:val="28"/>
+        </w:rPr>
+        <w:t xml:space="preserve"> PoiController: Duyệt / Từ chối</w:t>
       </w:r>
       <w:r>
         <w:tab/>
@@ -3083,7 +3069,7 @@
         <w:fldChar w:fldCharType="begin"/>
       </w:r>
       <w:r>
-        <w:instrText xml:space="preserve"> PAGEREF _Toc20537 \h </w:instrText>
+        <w:instrText xml:space="preserve"> PAGEREF _Toc28539 \h </w:instrText>
       </w:r>
       <w:r>
         <w:fldChar w:fldCharType="separate"/>
@@ -3121,7 +3107,7 @@
           <w:rFonts w:hint="default" w:ascii="Times New Roman" w:hAnsi="Times New Roman" w:cs="Times New Roman"/>
           <w:szCs w:val="28"/>
         </w:rPr>
-        <w:instrText xml:space="preserve"> HYPERLINK \l _Toc10595 </w:instrText>
+        <w:instrText xml:space="preserve"> HYPERLINK \l _Toc25615 </w:instrText>
       </w:r>
       <w:r>
         <w:rPr>
@@ -3143,7 +3129,22 @@
           <w:rFonts w:hint="default" w:ascii="Times New Roman" w:hAnsi="Times New Roman" w:cs="Times New Roman"/>
           <w:szCs w:val="28"/>
         </w:rPr>
-        <w:t>PoiVisitService - ghi/thu thập lượt truy cập</w:t>
+        <w:t>PoiService - các thao tác chính với</w:t>
+      </w:r>
+      <w:r>
+        <w:rPr>
+          <w:rFonts w:hint="default" w:ascii="Times New Roman" w:hAnsi="Times New Roman" w:cs="Times New Roman"/>
+          <w:szCs w:val="28"/>
+          <w:lang w:val="vi-VN"/>
+        </w:rPr>
+        <w:t xml:space="preserve"> </w:t>
+      </w:r>
+      <w:r>
+        <w:rPr>
+          <w:rFonts w:hint="default" w:ascii="Times New Roman" w:hAnsi="Times New Roman" w:cs="Times New Roman"/>
+          <w:szCs w:val="28"/>
+        </w:rPr>
+        <w:t>DB</w:t>
       </w:r>
       <w:r>
         <w:tab/>
@@ -3152,7 +3153,7 @@
         <w:fldChar w:fldCharType="begin"/>
       </w:r>
       <w:r>
-        <w:instrText xml:space="preserve"> PAGEREF _Toc10595 \h </w:instrText>
+        <w:instrText xml:space="preserve"> PAGEREF _Toc25615 \h </w:instrText>
       </w:r>
       <w:r>
         <w:fldChar w:fldCharType="separate"/>
@@ -3190,7 +3191,7 @@
           <w:rFonts w:hint="default" w:ascii="Times New Roman" w:hAnsi="Times New Roman" w:cs="Times New Roman"/>
           <w:szCs w:val="28"/>
         </w:rPr>
-        <w:instrText xml:space="preserve"> HYPERLINK \l _Toc1128 </w:instrText>
+        <w:instrText xml:space="preserve"> HYPERLINK \l _Toc27991 </w:instrText>
       </w:r>
       <w:r>
         <w:rPr>
@@ -3212,7 +3213,7 @@
           <w:rFonts w:hint="default" w:ascii="Times New Roman" w:hAnsi="Times New Roman" w:cs="Times New Roman"/>
           <w:szCs w:val="28"/>
         </w:rPr>
-        <w:t>PoiVisitController: Ghi nhận lượt truy cập + Thống kê</w:t>
+        <w:t>PoiVisitService - ghi/thu thập lượt truy cập</w:t>
       </w:r>
       <w:r>
         <w:tab/>
@@ -3221,7 +3222,7 @@
         <w:fldChar w:fldCharType="begin"/>
       </w:r>
       <w:r>
-        <w:instrText xml:space="preserve"> PAGEREF _Toc1128 \h </w:instrText>
+        <w:instrText xml:space="preserve"> PAGEREF _Toc27991 \h </w:instrText>
       </w:r>
       <w:r>
         <w:fldChar w:fldCharType="separate"/>
@@ -3259,7 +3260,7 @@
           <w:rFonts w:hint="default" w:ascii="Times New Roman" w:hAnsi="Times New Roman" w:cs="Times New Roman"/>
           <w:szCs w:val="28"/>
         </w:rPr>
-        <w:instrText xml:space="preserve"> HYPERLINK \l _Toc11068 </w:instrText>
+        <w:instrText xml:space="preserve"> HYPERLINK \l _Toc16037 </w:instrText>
       </w:r>
       <w:r>
         <w:rPr>
@@ -3281,7 +3282,7 @@
           <w:rFonts w:hint="default" w:ascii="Times New Roman" w:hAnsi="Times New Roman" w:cs="Times New Roman"/>
           <w:szCs w:val="28"/>
         </w:rPr>
-        <w:t>UserLogService - ghi và đọc log hoạt động</w:t>
+        <w:t>PoiVisitController: Ghi nhận lượt truy cập + Thống kê</w:t>
       </w:r>
       <w:r>
         <w:tab/>
@@ -3290,7 +3291,7 @@
         <w:fldChar w:fldCharType="begin"/>
       </w:r>
       <w:r>
-        <w:instrText xml:space="preserve"> PAGEREF _Toc11068 \h </w:instrText>
+        <w:instrText xml:space="preserve"> PAGEREF _Toc16037 \h </w:instrText>
       </w:r>
       <w:r>
         <w:fldChar w:fldCharType="separate"/>
@@ -3328,7 +3329,7 @@
           <w:rFonts w:hint="default" w:ascii="Times New Roman" w:hAnsi="Times New Roman" w:cs="Times New Roman"/>
           <w:szCs w:val="28"/>
         </w:rPr>
-        <w:instrText xml:space="preserve"> HYPERLINK \l _Toc3270 </w:instrText>
+        <w:instrText xml:space="preserve"> HYPERLINK \l _Toc23733 </w:instrText>
       </w:r>
       <w:r>
         <w:rPr>
@@ -3350,7 +3351,7 @@
           <w:rFonts w:hint="default" w:ascii="Times New Roman" w:hAnsi="Times New Roman" w:cs="Times New Roman"/>
           <w:szCs w:val="28"/>
         </w:rPr>
-        <w:t>EmailService - chuẩn bị và gửi email</w:t>
+        <w:t>UserLogService - ghi và đọc log hoạt động</w:t>
       </w:r>
       <w:r>
         <w:tab/>
@@ -3359,13 +3360,13 @@
         <w:fldChar w:fldCharType="begin"/>
       </w:r>
       <w:r>
-        <w:instrText xml:space="preserve"> PAGEREF _Toc3270 \h </w:instrText>
+        <w:instrText xml:space="preserve"> PAGEREF _Toc23733 \h </w:instrText>
       </w:r>
       <w:r>
         <w:fldChar w:fldCharType="separate"/>
       </w:r>
       <w:r>
-        <w:t>23</w:t>
+        <w:t>24</w:t>
       </w:r>
       <w:r>
         <w:fldChar w:fldCharType="end"/>
@@ -3397,7 +3398,7 @@
           <w:rFonts w:hint="default" w:ascii="Times New Roman" w:hAnsi="Times New Roman" w:cs="Times New Roman"/>
           <w:szCs w:val="28"/>
         </w:rPr>
-        <w:instrText xml:space="preserve"> HYPERLINK \l _Toc11527 </w:instrText>
+        <w:instrText xml:space="preserve"> HYPERLINK \l _Toc75 </w:instrText>
       </w:r>
       <w:r>
         <w:rPr>
@@ -3419,7 +3420,7 @@
           <w:rFonts w:hint="default" w:ascii="Times New Roman" w:hAnsi="Times New Roman" w:cs="Times New Roman"/>
           <w:szCs w:val="28"/>
         </w:rPr>
-        <w:t>ActiveUserTracker &amp; Heartbeat - heartbeat + heatmap</w:t>
+        <w:t>EmailService - chuẩn bị và gửi email</w:t>
       </w:r>
       <w:r>
         <w:tab/>
@@ -3428,7 +3429,7 @@
         <w:fldChar w:fldCharType="begin"/>
       </w:r>
       <w:r>
-        <w:instrText xml:space="preserve"> PAGEREF _Toc11527 \h </w:instrText>
+        <w:instrText xml:space="preserve"> PAGEREF _Toc75 \h </w:instrText>
       </w:r>
       <w:r>
         <w:fldChar w:fldCharType="separate"/>
@@ -3466,7 +3467,7 @@
           <w:rFonts w:hint="default" w:ascii="Times New Roman" w:hAnsi="Times New Roman" w:cs="Times New Roman"/>
           <w:szCs w:val="28"/>
         </w:rPr>
-        <w:instrText xml:space="preserve"> HYPERLINK \l _Toc26834 </w:instrText>
+        <w:instrText xml:space="preserve"> HYPERLINK \l _Toc16682 </w:instrText>
       </w:r>
       <w:r>
         <w:rPr>
@@ -3488,7 +3489,7 @@
           <w:rFonts w:hint="default" w:ascii="Times New Roman" w:hAnsi="Times New Roman" w:cs="Times New Roman"/>
           <w:szCs w:val="28"/>
         </w:rPr>
-        <w:t>Web fallback (fallback.html) - nội dung + TTS</w:t>
+        <w:t>ActiveUserTracker &amp; Heartbeat - heartbeat + heatmap</w:t>
       </w:r>
       <w:r>
         <w:tab/>
@@ -3497,7 +3498,7 @@
         <w:fldChar w:fldCharType="begin"/>
       </w:r>
       <w:r>
-        <w:instrText xml:space="preserve"> PAGEREF _Toc26834 \h </w:instrText>
+        <w:instrText xml:space="preserve"> PAGEREF _Toc16682 \h </w:instrText>
       </w:r>
       <w:r>
         <w:fldChar w:fldCharType="separate"/>
@@ -3535,7 +3536,7 @@
           <w:rFonts w:hint="default" w:ascii="Times New Roman" w:hAnsi="Times New Roman" w:cs="Times New Roman"/>
           <w:szCs w:val="28"/>
         </w:rPr>
-        <w:instrText xml:space="preserve"> HYPERLINK \l _Toc24123 </w:instrText>
+        <w:instrText xml:space="preserve"> HYPERLINK \l _Toc19670 </w:instrText>
       </w:r>
       <w:r>
         <w:rPr>
@@ -3557,7 +3558,7 @@
           <w:rFonts w:hint="default" w:ascii="Times New Roman" w:hAnsi="Times New Roman" w:cs="Times New Roman"/>
           <w:szCs w:val="28"/>
         </w:rPr>
-        <w:t>Mobile App - geofence detection + auto TTS + heartbeat</w:t>
+        <w:t>Web fallback (fallback.html) - nội dung + TTS</w:t>
       </w:r>
       <w:r>
         <w:tab/>
@@ -3566,13 +3567,13 @@
         <w:fldChar w:fldCharType="begin"/>
       </w:r>
       <w:r>
-        <w:instrText xml:space="preserve"> PAGEREF _Toc24123 \h </w:instrText>
+        <w:instrText xml:space="preserve"> PAGEREF _Toc19670 \h </w:instrText>
       </w:r>
       <w:r>
         <w:fldChar w:fldCharType="separate"/>
       </w:r>
       <w:r>
-        <w:t>25</w:t>
+        <w:t>26</w:t>
       </w:r>
       <w:r>
         <w:fldChar w:fldCharType="end"/>
@@ -3604,7 +3605,7 @@
           <w:rFonts w:hint="default" w:ascii="Times New Roman" w:hAnsi="Times New Roman" w:cs="Times New Roman"/>
           <w:szCs w:val="28"/>
         </w:rPr>
-        <w:instrText xml:space="preserve"> HYPERLINK \l _Toc18516 </w:instrText>
+        <w:instrText xml:space="preserve"> HYPERLINK \l _Toc2921 </w:instrText>
       </w:r>
       <w:r>
         <w:rPr>
@@ -3626,7 +3627,7 @@
           <w:rFonts w:hint="default" w:ascii="Times New Roman" w:hAnsi="Times New Roman" w:cs="Times New Roman"/>
           <w:szCs w:val="28"/>
         </w:rPr>
-        <w:t>ImportController: Nhập POIs từ file JSON</w:t>
+        <w:t>Mobile App - geofence detection + auto TTS + heartbeat</w:t>
       </w:r>
       <w:r>
         <w:tab/>
@@ -3635,7 +3636,7 @@
         <w:fldChar w:fldCharType="begin"/>
       </w:r>
       <w:r>
-        <w:instrText xml:space="preserve"> PAGEREF _Toc18516 \h </w:instrText>
+        <w:instrText xml:space="preserve"> PAGEREF _Toc2921 \h </w:instrText>
       </w:r>
       <w:r>
         <w:fldChar w:fldCharType="separate"/>
@@ -3673,7 +3674,7 @@
           <w:rFonts w:hint="default" w:ascii="Times New Roman" w:hAnsi="Times New Roman" w:cs="Times New Roman"/>
           <w:szCs w:val="28"/>
         </w:rPr>
-        <w:instrText xml:space="preserve"> HYPERLINK \l _Toc7420 </w:instrText>
+        <w:instrText xml:space="preserve"> HYPERLINK \l _Toc1434 </w:instrText>
       </w:r>
       <w:r>
         <w:rPr>
@@ -3695,7 +3696,7 @@
           <w:rFonts w:hint="default" w:ascii="Times New Roman" w:hAnsi="Times New Roman" w:cs="Times New Roman"/>
           <w:szCs w:val="28"/>
         </w:rPr>
-        <w:t>LogController: Lấy toàn bộ log + endpoint ghi log quét QR</w:t>
+        <w:t>ImportController: Nhập POIs từ file JSON</w:t>
       </w:r>
       <w:r>
         <w:tab/>
@@ -3704,7 +3705,7 @@
         <w:fldChar w:fldCharType="begin"/>
       </w:r>
       <w:r>
-        <w:instrText xml:space="preserve"> PAGEREF _Toc7420 \h </w:instrText>
+        <w:instrText xml:space="preserve"> PAGEREF _Toc1434 \h </w:instrText>
       </w:r>
       <w:r>
         <w:fldChar w:fldCharType="separate"/>
@@ -3742,7 +3743,7 @@
           <w:rFonts w:hint="default" w:ascii="Times New Roman" w:hAnsi="Times New Roman" w:cs="Times New Roman"/>
           <w:szCs w:val="28"/>
         </w:rPr>
-        <w:instrText xml:space="preserve"> HYPERLINK \l _Toc20567 </w:instrText>
+        <w:instrText xml:space="preserve"> HYPERLINK \l _Toc9527 </w:instrText>
       </w:r>
       <w:r>
         <w:rPr>
@@ -3764,6 +3765,75 @@
           <w:rFonts w:hint="default" w:ascii="Times New Roman" w:hAnsi="Times New Roman" w:cs="Times New Roman"/>
           <w:szCs w:val="28"/>
         </w:rPr>
+        <w:t>LogController: Lấy toàn bộ log + endpoint ghi log quét QR</w:t>
+      </w:r>
+      <w:r>
+        <w:tab/>
+      </w:r>
+      <w:r>
+        <w:fldChar w:fldCharType="begin"/>
+      </w:r>
+      <w:r>
+        <w:instrText xml:space="preserve"> PAGEREF _Toc9527 \h </w:instrText>
+      </w:r>
+      <w:r>
+        <w:fldChar w:fldCharType="separate"/>
+      </w:r>
+      <w:r>
+        <w:t>28</w:t>
+      </w:r>
+      <w:r>
+        <w:fldChar w:fldCharType="end"/>
+      </w:r>
+      <w:r>
+        <w:rPr>
+          <w:rFonts w:hint="default" w:ascii="Times New Roman" w:hAnsi="Times New Roman" w:cs="Times New Roman"/>
+          <w:szCs w:val="28"/>
+        </w:rPr>
+        <w:fldChar w:fldCharType="end"/>
+      </w:r>
+    </w:p>
+    <w:p>
+      <w:pPr>
+        <w:pStyle w:val="144"/>
+        <w:tabs>
+          <w:tab w:val="right" w:leader="dot" w:pos="8306"/>
+        </w:tabs>
+      </w:pPr>
+      <w:r>
+        <w:rPr>
+          <w:rFonts w:hint="default" w:ascii="Times New Roman" w:hAnsi="Times New Roman" w:cs="Times New Roman"/>
+          <w:szCs w:val="28"/>
+        </w:rPr>
+        <w:fldChar w:fldCharType="begin"/>
+      </w:r>
+      <w:r>
+        <w:rPr>
+          <w:rFonts w:hint="default" w:ascii="Times New Roman" w:hAnsi="Times New Roman" w:cs="Times New Roman"/>
+          <w:szCs w:val="28"/>
+        </w:rPr>
+        <w:instrText xml:space="preserve"> HYPERLINK \l _Toc19460 </w:instrText>
+      </w:r>
+      <w:r>
+        <w:rPr>
+          <w:rFonts w:hint="default" w:ascii="Times New Roman" w:hAnsi="Times New Roman" w:cs="Times New Roman"/>
+          <w:szCs w:val="28"/>
+        </w:rPr>
+        <w:fldChar w:fldCharType="separate"/>
+      </w:r>
+      <w:r>
+        <w:rPr>
+          <w:rFonts w:hint="default" w:ascii="Times New Roman" w:hAnsi="Times New Roman" w:cs="Times New Roman"/>
+          <w:szCs w:val="28"/>
+          <w:lang w:val="vi-VN"/>
+        </w:rPr>
+        <w:t xml:space="preserve">17.22. </w:t>
+      </w:r>
+      <w:r>
+        <w:rPr>
+          <w:rFonts w:hint="default" w:ascii="Times New Roman" w:hAnsi="Times New Roman" w:cs="Times New Roman"/>
+          <w:szCs w:val="28"/>
+        </w:rPr>
         <w:t>Dashboard (Giao diện Admin) - tổng hợp dữ liệu cho dashboard</w:t>
       </w:r>
       <w:r>
@@ -3773,13 +3843,13 @@
         <w:fldChar w:fldCharType="begin"/>
       </w:r>
       <w:r>
-        <w:instrText xml:space="preserve"> PAGEREF _Toc20567 \h </w:instrText>
+        <w:instrText xml:space="preserve"> PAGEREF _Toc19460 \h </w:instrText>
       </w:r>
       <w:r>
         <w:fldChar w:fldCharType="separate"/>
       </w:r>
       <w:r>
-        <w:t>27</w:t>
+        <w:t>28</w:t>
       </w:r>
       <w:r>
         <w:fldChar w:fldCharType="end"/>
@@ -3811,7 +3881,7 @@
           <w:rFonts w:hint="default" w:ascii="Times New Roman" w:hAnsi="Times New Roman" w:cs="Times New Roman"/>
           <w:szCs w:val="28"/>
         </w:rPr>
-        <w:instrText xml:space="preserve"> HYPERLINK \l _Toc9153 </w:instrText>
+        <w:instrText xml:space="preserve"> HYPERLINK \l _Toc30239 </w:instrText>
       </w:r>
       <w:r>
         <w:rPr>
@@ -3835,13 +3905,13 @@
         <w:fldChar w:fldCharType="begin"/>
       </w:r>
       <w:r>
-        <w:instrText xml:space="preserve"> PAGEREF _Toc9153 \h </w:instrText>
+        <w:instrText xml:space="preserve"> PAGEREF _Toc30239 \h </w:instrText>
       </w:r>
       <w:r>
         <w:fldChar w:fldCharType="separate"/>
       </w:r>
       <w:r>
-        <w:t>30</w:t>
+        <w:t>31</w:t>
       </w:r>
       <w:r>
         <w:fldChar w:fldCharType="end"/>
@@ -3873,7 +3943,7 @@
           <w:rFonts w:hint="default" w:ascii="Times New Roman" w:hAnsi="Times New Roman" w:cs="Times New Roman"/>
           <w:szCs w:val="28"/>
         </w:rPr>
-        <w:instrText xml:space="preserve"> HYPERLINK \l _Toc7361 </w:instrText>
+        <w:instrText xml:space="preserve"> HYPERLINK \l _Toc19963 </w:instrText>
       </w:r>
       <w:r>
         <w:rPr>
@@ -3913,13 +3983,13 @@
         <w:fldChar w:fldCharType="begin"/>
       </w:r>
       <w:r>
-        <w:instrText xml:space="preserve"> PAGEREF _Toc7361 \h </w:instrText>
+        <w:instrText xml:space="preserve"> PAGEREF _Toc19963 \h </w:instrText>
       </w:r>
       <w:r>
         <w:fldChar w:fldCharType="separate"/>
       </w:r>
       <w:r>
-        <w:t>30</w:t>
+        <w:t>31</w:t>
       </w:r>
       <w:r>
         <w:fldChar w:fldCharType="end"/>
@@ -3951,7 +4021,7 @@
           <w:rFonts w:hint="default" w:ascii="Times New Roman" w:hAnsi="Times New Roman" w:cs="Times New Roman"/>
           <w:szCs w:val="28"/>
         </w:rPr>
-        <w:instrText xml:space="preserve"> HYPERLINK \l _Toc25847 </w:instrText>
+        <w:instrText xml:space="preserve"> HYPERLINK \l _Toc28365 </w:instrText>
       </w:r>
       <w:r>
         <w:rPr>
@@ -3974,13 +4044,13 @@
         <w:fldChar w:fldCharType="begin"/>
       </w:r>
       <w:r>
-        <w:instrText xml:space="preserve"> PAGEREF _Toc25847 \h </w:instrText>
+        <w:instrText xml:space="preserve"> PAGEREF _Toc28365 \h </w:instrText>
       </w:r>
       <w:r>
         <w:fldChar w:fldCharType="separate"/>
       </w:r>
       <w:r>
-        <w:t>30</w:t>
+        <w:t>31</w:t>
       </w:r>
       <w:r>
         <w:fldChar w:fldCharType="end"/>
@@ -4012,7 +4082,7 @@
           <w:rFonts w:hint="default" w:ascii="Times New Roman" w:hAnsi="Times New Roman" w:cs="Times New Roman"/>
           <w:szCs w:val="28"/>
         </w:rPr>
-        <w:instrText xml:space="preserve"> HYPERLINK \l _Toc3046 </w:instrText>
+        <w:instrText xml:space="preserve"> HYPERLINK \l _Toc21076 </w:instrText>
       </w:r>
       <w:r>
         <w:rPr>
@@ -4051,13 +4121,13 @@
         <w:fldChar w:fldCharType="begin"/>
       </w:r>
       <w:r>
-        <w:instrText xml:space="preserve"> PAGEREF _Toc3046 \h </w:instrText>
+        <w:instrText xml:space="preserve"> PAGEREF _Toc21076 \h </w:instrText>
       </w:r>
       <w:r>
         <w:fldChar w:fldCharType="separate"/>
       </w:r>
       <w:r>
-        <w:t>31</w:t>
+        <w:t>32</w:t>
       </w:r>
       <w:r>
         <w:fldChar w:fldCharType="end"/>
@@ -4089,7 +4159,7 @@
           <w:rFonts w:hint="default" w:ascii="Times New Roman" w:hAnsi="Times New Roman" w:cs="Times New Roman"/>
           <w:szCs w:val="28"/>
         </w:rPr>
-        <w:instrText xml:space="preserve"> HYPERLINK \l _Toc3283 </w:instrText>
+        <w:instrText xml:space="preserve"> HYPERLINK \l _Toc22582 </w:instrText>
       </w:r>
       <w:r>
         <w:rPr>
@@ -4120,13 +4190,13 @@
         <w:fldChar w:fldCharType="begin"/>
       </w:r>
       <w:r>
-        <w:instrText xml:space="preserve"> PAGEREF _Toc3283 \h </w:instrText>
+        <w:instrText xml:space="preserve"> PAGEREF _Toc22582 \h </w:instrText>
       </w:r>
       <w:r>
         <w:fldChar w:fldCharType="separate"/>
       </w:r>
       <w:r>
-        <w:t>31</w:t>
+        <w:t>32</w:t>
       </w:r>
       <w:r>
         <w:fldChar w:fldCharType="end"/>
@@ -4158,7 +4228,7 @@
           <w:rFonts w:hint="default" w:ascii="Times New Roman" w:hAnsi="Times New Roman" w:cs="Times New Roman"/>
           <w:szCs w:val="28"/>
         </w:rPr>
-        <w:instrText xml:space="preserve"> HYPERLINK \l _Toc2959 </w:instrText>
+        <w:instrText xml:space="preserve"> HYPERLINK \l _Toc28126 </w:instrText>
       </w:r>
       <w:r>
         <w:rPr>
@@ -4183,13 +4253,13 @@
         <w:fldChar w:fldCharType="begin"/>
       </w:r>
       <w:r>
-        <w:instrText xml:space="preserve"> PAGEREF _Toc2959 \h </w:instrText>
+        <w:instrText xml:space="preserve"> PAGEREF _Toc28126 \h </w:instrText>
       </w:r>
       <w:r>
         <w:fldChar w:fldCharType="separate"/>
       </w:r>
       <w:r>
-        <w:t>32</w:t>
+        <w:t>33</w:t>
       </w:r>
       <w:r>
         <w:fldChar w:fldCharType="end"/>
@@ -4221,7 +4291,7 @@
           <w:rFonts w:hint="default" w:ascii="Times New Roman" w:hAnsi="Times New Roman" w:cs="Times New Roman"/>
           <w:szCs w:val="28"/>
         </w:rPr>
-        <w:instrText xml:space="preserve"> HYPERLINK \l _Toc8892 </w:instrText>
+        <w:instrText xml:space="preserve"> HYPERLINK \l _Toc19696 </w:instrText>
       </w:r>
       <w:r>
         <w:rPr>
@@ -4245,13 +4315,13 @@
         <w:fldChar w:fldCharType="begin"/>
       </w:r>
       <w:r>
-        <w:instrText xml:space="preserve"> PAGEREF _Toc8892 \h </w:instrText>
+        <w:instrText xml:space="preserve"> PAGEREF _Toc19696 \h </w:instrText>
       </w:r>
       <w:r>
         <w:fldChar w:fldCharType="separate"/>
       </w:r>
       <w:r>
-        <w:t>32</w:t>
+        <w:t>33</w:t>
       </w:r>
       <w:r>
         <w:fldChar w:fldCharType="end"/>
@@ -4283,7 +4353,7 @@
           <w:rFonts w:hint="default" w:ascii="Times New Roman" w:hAnsi="Times New Roman" w:cs="Times New Roman"/>
           <w:szCs w:val="28"/>
         </w:rPr>
-        <w:instrText xml:space="preserve"> HYPERLINK \l _Toc6981 </w:instrText>
+        <w:instrText xml:space="preserve"> HYPERLINK \l _Toc19917 </w:instrText>
       </w:r>
       <w:r>
         <w:rPr>
@@ -4307,13 +4377,13 @@
         <w:fldChar w:fldCharType="begin"/>
       </w:r>
       <w:r>
-        <w:instrText xml:space="preserve"> PAGEREF _Toc6981 \h </w:instrText>
+        <w:instrText xml:space="preserve"> PAGEREF _Toc19917 \h </w:instrText>
       </w:r>
       <w:r>
         <w:fldChar w:fldCharType="separate"/>
       </w:r>
       <w:r>
-        <w:t>33</w:t>
+        <w:t>34</w:t>
       </w:r>
       <w:r>
         <w:fldChar w:fldCharType="end"/>
@@ -4345,7 +4415,7 @@
           <w:rFonts w:hint="default" w:ascii="Times New Roman" w:hAnsi="Times New Roman" w:cs="Times New Roman"/>
           <w:szCs w:val="28"/>
         </w:rPr>
-        <w:instrText xml:space="preserve"> HYPERLINK \l _Toc20204 </w:instrText>
+        <w:instrText xml:space="preserve"> HYPERLINK \l _Toc13933 </w:instrText>
       </w:r>
       <w:r>
         <w:rPr>
@@ -4385,13 +4455,13 @@
         <w:fldChar w:fldCharType="begin"/>
       </w:r>
       <w:r>
-        <w:instrText xml:space="preserve"> PAGEREF _Toc20204 \h </w:instrText>
+        <w:instrText xml:space="preserve"> PAGEREF _Toc13933 \h </w:instrText>
       </w:r>
       <w:r>
         <w:fldChar w:fldCharType="separate"/>
       </w:r>
       <w:r>
-        <w:t>33</w:t>
+        <w:t>34</w:t>
       </w:r>
       <w:r>
         <w:fldChar w:fldCharType="end"/>
@@ -4423,7 +4493,7 @@
           <w:rFonts w:hint="default" w:ascii="Times New Roman" w:hAnsi="Times New Roman" w:cs="Times New Roman"/>
           <w:szCs w:val="28"/>
         </w:rPr>
-        <w:instrText xml:space="preserve"> HYPERLINK \l _Toc5599 </w:instrText>
+        <w:instrText xml:space="preserve"> HYPERLINK \l _Toc10899 </w:instrText>
       </w:r>
       <w:r>
         <w:rPr>
@@ -4447,13 +4517,13 @@
         <w:fldChar w:fldCharType="begin"/>
       </w:r>
       <w:r>
-        <w:instrText xml:space="preserve"> PAGEREF _Toc5599 \h </w:instrText>
+        <w:instrText xml:space="preserve"> PAGEREF _Toc10899 \h </w:instrText>
       </w:r>
       <w:r>
         <w:fldChar w:fldCharType="separate"/>
       </w:r>
       <w:r>
-        <w:t>34</w:t>
+        <w:t>35</w:t>
       </w:r>
       <w:r>
         <w:fldChar w:fldCharType="end"/>
@@ -4485,7 +4555,7 @@
           <w:rFonts w:hint="default" w:ascii="Times New Roman" w:hAnsi="Times New Roman" w:cs="Times New Roman"/>
           <w:szCs w:val="28"/>
         </w:rPr>
-        <w:instrText xml:space="preserve"> HYPERLINK \l _Toc11838 </w:instrText>
+        <w:instrText xml:space="preserve"> HYPERLINK \l _Toc13563 </w:instrText>
       </w:r>
       <w:r>
         <w:rPr>
@@ -4509,13 +4579,13 @@
         <w:fldChar w:fldCharType="begin"/>
       </w:r>
       <w:r>
-        <w:instrText xml:space="preserve"> PAGEREF _Toc11838 \h </w:instrText>
+        <w:instrText xml:space="preserve"> PAGEREF _Toc13563 \h </w:instrText>
       </w:r>
       <w:r>
         <w:fldChar w:fldCharType="separate"/>
       </w:r>
       <w:r>
-        <w:t>34</w:t>
+        <w:t>35</w:t>
       </w:r>
       <w:r>
         <w:fldChar w:fldCharType="end"/>
@@ -4547,7 +4617,7 @@
           <w:rFonts w:hint="default" w:ascii="Times New Roman" w:hAnsi="Times New Roman" w:cs="Times New Roman"/>
           <w:szCs w:val="28"/>
         </w:rPr>
-        <w:instrText xml:space="preserve"> HYPERLINK \l _Toc9385 </w:instrText>
+        <w:instrText xml:space="preserve"> HYPERLINK \l _Toc20071 </w:instrText>
       </w:r>
       <w:r>
         <w:rPr>
@@ -4571,13 +4641,13 @@
         <w:fldChar w:fldCharType="begin"/>
       </w:r>
       <w:r>
-        <w:instrText xml:space="preserve"> PAGEREF _Toc9385 \h </w:instrText>
+        <w:instrText xml:space="preserve"> PAGEREF _Toc20071 \h </w:instrText>
       </w:r>
       <w:r>
         <w:fldChar w:fldCharType="separate"/>
       </w:r>
       <w:r>
-        <w:t>35</w:t>
+        <w:t>36</w:t>
       </w:r>
       <w:r>
         <w:fldChar w:fldCharType="end"/>
@@ -4609,7 +4679,7 @@
           <w:rFonts w:hint="default" w:ascii="Times New Roman" w:hAnsi="Times New Roman" w:cs="Times New Roman"/>
           <w:szCs w:val="28"/>
         </w:rPr>
-        <w:instrText xml:space="preserve"> HYPERLINK \l _Toc11586 </w:instrText>
+        <w:instrText xml:space="preserve"> HYPERLINK \l _Toc20649 </w:instrText>
       </w:r>
       <w:r>
         <w:rPr>
@@ -4633,13 +4703,13 @@
         <w:fldChar w:fldCharType="begin"/>
       </w:r>
       <w:r>
-        <w:instrText xml:space="preserve"> PAGEREF _Toc11586 \h </w:instrText>
+        <w:instrText xml:space="preserve"> PAGEREF _Toc20649 \h </w:instrText>
       </w:r>
       <w:r>
         <w:fldChar w:fldCharType="separate"/>
       </w:r>
       <w:r>
-        <w:t>37</w:t>
+        <w:t>38</w:t>
       </w:r>
       <w:r>
         <w:fldChar w:fldCharType="end"/>
@@ -4671,7 +4741,7 @@
           <w:rFonts w:hint="default" w:ascii="Times New Roman" w:hAnsi="Times New Roman" w:cs="Times New Roman"/>
           <w:szCs w:val="28"/>
         </w:rPr>
-        <w:instrText xml:space="preserve"> HYPERLINK \l _Toc4253 </w:instrText>
+        <w:instrText xml:space="preserve"> HYPERLINK \l _Toc13571 </w:instrText>
       </w:r>
       <w:r>
         <w:rPr>
@@ -4695,13 +4765,13 @@
         <w:fldChar w:fldCharType="begin"/>
       </w:r>
       <w:r>
-        <w:instrText xml:space="preserve"> PAGEREF _Toc4253 \h </w:instrText>
+        <w:instrText xml:space="preserve"> PAGEREF _Toc13571 \h </w:instrText>
       </w:r>
       <w:r>
         <w:fldChar w:fldCharType="separate"/>
       </w:r>
       <w:r>
-        <w:t>37</w:t>
+        <w:t>38</w:t>
       </w:r>
       <w:r>
         <w:fldChar w:fldCharType="end"/>
@@ -4733,7 +4803,7 @@
           <w:rFonts w:hint="default" w:ascii="Times New Roman" w:hAnsi="Times New Roman" w:cs="Times New Roman"/>
           <w:szCs w:val="28"/>
         </w:rPr>
-        <w:instrText xml:space="preserve"> HYPERLINK \l _Toc27912 </w:instrText>
+        <w:instrText xml:space="preserve"> HYPERLINK \l _Toc650 </w:instrText>
       </w:r>
       <w:r>
         <w:rPr>
@@ -4757,13 +4827,13 @@
         <w:fldChar w:fldCharType="begin"/>
       </w:r>
       <w:r>
-        <w:instrText xml:space="preserve"> PAGEREF _Toc27912 \h </w:instrText>
+        <w:instrText xml:space="preserve"> PAGEREF _Toc650 \h </w:instrText>
       </w:r>
       <w:r>
         <w:fldChar w:fldCharType="separate"/>
       </w:r>
       <w:r>
-        <w:t>37</w:t>
+        <w:t>38</w:t>
       </w:r>
       <w:r>
         <w:fldChar w:fldCharType="end"/>
@@ -4795,7 +4865,7 @@
           <w:rFonts w:hint="default" w:ascii="Times New Roman" w:hAnsi="Times New Roman" w:cs="Times New Roman"/>
           <w:szCs w:val="28"/>
         </w:rPr>
-        <w:instrText xml:space="preserve"> HYPERLINK \l _Toc2692 </w:instrText>
+        <w:instrText xml:space="preserve"> HYPERLINK \l _Toc13925 </w:instrText>
       </w:r>
       <w:r>
         <w:rPr>
@@ -4819,13 +4889,13 @@
         <w:fldChar w:fldCharType="begin"/>
       </w:r>
       <w:r>
-        <w:instrText xml:space="preserve"> PAGEREF _Toc2692 \h </w:instrText>
+        <w:instrText xml:space="preserve"> PAGEREF _Toc13925 \h </w:instrText>
       </w:r>
       <w:r>
         <w:fldChar w:fldCharType="separate"/>
       </w:r>
       <w:r>
-        <w:t>38</w:t>
+        <w:t>39</w:t>
       </w:r>
       <w:r>
         <w:fldChar w:fldCharType="end"/>
@@ -4857,7 +4927,7 @@
           <w:rFonts w:hint="default" w:ascii="Times New Roman" w:hAnsi="Times New Roman" w:cs="Times New Roman"/>
           <w:szCs w:val="28"/>
         </w:rPr>
-        <w:instrText xml:space="preserve"> HYPERLINK \l _Toc1866 </w:instrText>
+        <w:instrText xml:space="preserve"> HYPERLINK \l _Toc24818 </w:instrText>
       </w:r>
       <w:r>
         <w:rPr>
@@ -4881,13 +4951,13 @@
         <w:fldChar w:fldCharType="begin"/>
       </w:r>
       <w:r>
-        <w:instrText xml:space="preserve"> PAGEREF _Toc1866 \h </w:instrText>
+        <w:instrText xml:space="preserve"> PAGEREF _Toc24818 \h </w:instrText>
       </w:r>
       <w:r>
         <w:fldChar w:fldCharType="separate"/>
       </w:r>
       <w:r>
-        <w:t>39</w:t>
+        <w:t>40</w:t>
       </w:r>
       <w:r>
         <w:fldChar w:fldCharType="end"/>
@@ -4919,7 +4989,7 @@
           <w:rFonts w:hint="default" w:ascii="Times New Roman" w:hAnsi="Times New Roman" w:cs="Times New Roman"/>
           <w:szCs w:val="28"/>
         </w:rPr>
-        <w:instrText xml:space="preserve"> HYPERLINK \l _Toc2296 </w:instrText>
+        <w:instrText xml:space="preserve"> HYPERLINK \l _Toc31902 </w:instrText>
       </w:r>
       <w:r>
         <w:rPr>
@@ -4943,13 +5013,13 @@
         <w:fldChar w:fldCharType="begin"/>
       </w:r>
       <w:r>
-        <w:instrText xml:space="preserve"> PAGEREF _Toc2296 \h </w:instrText>
+        <w:instrText xml:space="preserve"> PAGEREF _Toc31902 \h </w:instrText>
       </w:r>
       <w:r>
         <w:fldChar w:fldCharType="separate"/>
       </w:r>
       <w:r>
-        <w:t>40</w:t>
+        <w:t>41</w:t>
       </w:r>
       <w:r>
         <w:fldChar w:fldCharType="end"/>
@@ -4981,7 +5051,7 @@
           <w:rFonts w:hint="default" w:ascii="Times New Roman" w:hAnsi="Times New Roman" w:cs="Times New Roman"/>
           <w:szCs w:val="28"/>
         </w:rPr>
-        <w:instrText xml:space="preserve"> HYPERLINK \l _Toc29915 </w:instrText>
+        <w:instrText xml:space="preserve"> HYPERLINK \l _Toc20118 </w:instrText>
       </w:r>
       <w:r>
         <w:rPr>
@@ -5005,13 +5075,13 @@
         <w:fldChar w:fldCharType="begin"/>
       </w:r>
       <w:r>
-        <w:instrText xml:space="preserve"> PAGEREF _Toc29915 \h </w:instrText>
+        <w:instrText xml:space="preserve"> PAGEREF _Toc20118 \h </w:instrText>
       </w:r>
       <w:r>
         <w:fldChar w:fldCharType="separate"/>
       </w:r>
       <w:r>
-        <w:t>40</w:t>
+        <w:t>41</w:t>
       </w:r>
       <w:r>
         <w:fldChar w:fldCharType="end"/>
@@ -5043,7 +5113,7 @@
           <w:rFonts w:hint="default" w:ascii="Times New Roman" w:hAnsi="Times New Roman" w:cs="Times New Roman"/>
           <w:szCs w:val="28"/>
         </w:rPr>
-        <w:instrText xml:space="preserve"> HYPERLINK \l _Toc5022 </w:instrText>
+        <w:instrText xml:space="preserve"> HYPERLINK \l _Toc17637 </w:instrText>
       </w:r>
       <w:r>
         <w:rPr>
@@ -5067,13 +5137,13 @@
         <w:fldChar w:fldCharType="begin"/>
       </w:r>
       <w:r>
-        <w:instrText xml:space="preserve"> PAGEREF _Toc5022 \h </w:instrText>
+        <w:instrText xml:space="preserve"> PAGEREF _Toc17637 \h </w:instrText>
       </w:r>
       <w:r>
         <w:fldChar w:fldCharType="separate"/>
       </w:r>
       <w:r>
-        <w:t>41</w:t>
+        <w:t>42</w:t>
       </w:r>
       <w:r>
         <w:fldChar w:fldCharType="end"/>
@@ -5105,7 +5175,7 @@
           <w:rFonts w:hint="default" w:ascii="Times New Roman" w:hAnsi="Times New Roman" w:cs="Times New Roman"/>
           <w:szCs w:val="28"/>
         </w:rPr>
-        <w:instrText xml:space="preserve"> HYPERLINK \l _Toc12414 </w:instrText>
+        <w:instrText xml:space="preserve"> HYPERLINK \l _Toc19390 </w:instrText>
       </w:r>
       <w:r>
         <w:rPr>
@@ -5129,13 +5199,13 @@
         <w:fldChar w:fldCharType="begin"/>
       </w:r>
       <w:r>
-        <w:instrText xml:space="preserve"> PAGEREF _Toc12414 \h </w:instrText>
+        <w:instrText xml:space="preserve"> PAGEREF _Toc19390 \h </w:instrText>
       </w:r>
       <w:r>
         <w:fldChar w:fldCharType="separate"/>
       </w:r>
       <w:r>
-        <w:t>42</w:t>
+        <w:t>43</w:t>
       </w:r>
       <w:r>
         <w:fldChar w:fldCharType="end"/>
@@ -5167,7 +5237,7 @@
           <w:rFonts w:hint="default" w:ascii="Times New Roman" w:hAnsi="Times New Roman" w:cs="Times New Roman"/>
           <w:szCs w:val="28"/>
         </w:rPr>
-        <w:instrText xml:space="preserve"> HYPERLINK \l _Toc19733 </w:instrText>
+        <w:instrText xml:space="preserve"> HYPERLINK \l _Toc11924 </w:instrText>
       </w:r>
       <w:r>
         <w:rPr>
@@ -5191,13 +5261,13 @@
         <w:fldChar w:fldCharType="begin"/>
       </w:r>
       <w:r>
-        <w:instrText xml:space="preserve"> PAGEREF _Toc19733 \h </w:instrText>
+        <w:instrText xml:space="preserve"> PAGEREF _Toc11924 \h </w:instrText>
       </w:r>
       <w:r>
         <w:fldChar w:fldCharType="separate"/>
       </w:r>
       <w:r>
-        <w:t>42</w:t>
+        <w:t>43</w:t>
       </w:r>
       <w:r>
         <w:fldChar w:fldCharType="end"/>
@@ -5229,7 +5299,7 @@
           <w:rFonts w:hint="default" w:ascii="Times New Roman" w:hAnsi="Times New Roman" w:cs="Times New Roman"/>
           <w:szCs w:val="28"/>
         </w:rPr>
-        <w:instrText xml:space="preserve"> HYPERLINK \l _Toc16793 </w:instrText>
+        <w:instrText xml:space="preserve"> HYPERLINK \l _Toc16866 </w:instrText>
       </w:r>
       <w:r>
         <w:rPr>
@@ -5260,13 +5330,13 @@
         <w:fldChar w:fldCharType="begin"/>
       </w:r>
       <w:r>
-        <w:instrText xml:space="preserve"> PAGEREF _Toc16793 \h </w:instrText>
+        <w:instrText xml:space="preserve"> PAGEREF _Toc16866 \h </w:instrText>
       </w:r>
       <w:r>
         <w:fldChar w:fldCharType="separate"/>
       </w:r>
       <w:r>
-        <w:t>43</w:t>
+        <w:t>44</w:t>
       </w:r>
       <w:r>
         <w:fldChar w:fldCharType="end"/>
@@ -5302,7 +5372,7 @@
           <w:lang w:val="vi-VN"/>
         </w:rPr>
       </w:pPr>
-      <w:bookmarkStart w:id="0" w:name="_Toc12439"/>
+      <w:bookmarkStart w:id="0" w:name="_Toc24420"/>
       <w:r>
         <w:rPr>
           <w:rFonts w:hint="default" w:ascii="Times New Roman" w:hAnsi="Times New Roman" w:eastAsia="Microsoft YaHei" w:cs="Times New Roman"/>
@@ -5341,7 +5411,7 @@
           <w:szCs w:val="32"/>
         </w:rPr>
       </w:pPr>
-      <w:bookmarkStart w:id="1" w:name="_Toc7081"/>
+      <w:bookmarkStart w:id="1" w:name="_Toc12664"/>
       <w:r>
         <w:rPr>
           <w:rFonts w:hint="default" w:ascii="Times New Roman" w:hAnsi="Times New Roman" w:cs="Times New Roman"/>
@@ -5468,7 +5538,7 @@
           <w:szCs w:val="32"/>
         </w:rPr>
       </w:pPr>
-      <w:bookmarkStart w:id="2" w:name="_Toc11524"/>
+      <w:bookmarkStart w:id="2" w:name="_Toc29827"/>
       <w:r>
         <w:rPr>
           <w:rFonts w:hint="default" w:ascii="Times New Roman" w:hAnsi="Times New Roman" w:cs="Times New Roman"/>
@@ -5565,7 +5635,7 @@
           <w:szCs w:val="32"/>
         </w:rPr>
       </w:pPr>
-      <w:bookmarkStart w:id="3" w:name="_Toc18035"/>
+      <w:bookmarkStart w:id="3" w:name="_Toc18050"/>
       <w:r>
         <w:rPr>
           <w:rFonts w:hint="default" w:ascii="Times New Roman" w:hAnsi="Times New Roman" w:cs="Times New Roman"/>
@@ -5674,7 +5744,7 @@
           <w:szCs w:val="32"/>
         </w:rPr>
       </w:pPr>
-      <w:bookmarkStart w:id="4" w:name="_Toc529"/>
+      <w:bookmarkStart w:id="4" w:name="_Toc27218"/>
       <w:r>
         <w:rPr>
           <w:rFonts w:hint="default" w:ascii="Times New Roman" w:hAnsi="Times New Roman" w:cs="Times New Roman"/>
@@ -5695,7 +5765,7 @@
           <w:szCs w:val="28"/>
         </w:rPr>
       </w:pPr>
-      <w:bookmarkStart w:id="5" w:name="_Toc9764"/>
+      <w:bookmarkStart w:id="5" w:name="_Toc12267"/>
       <w:r>
         <w:rPr>
           <w:rFonts w:hint="default" w:ascii="Times New Roman" w:hAnsi="Times New Roman" w:cs="Times New Roman"/>
@@ -5892,7 +5962,7 @@
           <w:szCs w:val="28"/>
         </w:rPr>
       </w:pPr>
-      <w:bookmarkStart w:id="6" w:name="_Toc10520"/>
+      <w:bookmarkStart w:id="6" w:name="_Toc4275"/>
       <w:r>
         <w:rPr>
           <w:rFonts w:hint="default" w:ascii="Times New Roman" w:hAnsi="Times New Roman" w:cs="Times New Roman"/>
@@ -6256,7 +6326,7 @@
           <w:szCs w:val="28"/>
         </w:rPr>
       </w:pPr>
-      <w:bookmarkStart w:id="7" w:name="_Toc14057"/>
+      <w:bookmarkStart w:id="7" w:name="_Toc19346"/>
       <w:r>
         <w:rPr>
           <w:rFonts w:hint="default" w:ascii="Times New Roman" w:hAnsi="Times New Roman" w:cs="Times New Roman"/>
@@ -6337,7 +6407,7 @@
           <w:szCs w:val="28"/>
         </w:rPr>
       </w:pPr>
-      <w:bookmarkStart w:id="8" w:name="_Toc23771"/>
+      <w:bookmarkStart w:id="8" w:name="_Toc28038"/>
       <w:r>
         <w:rPr>
           <w:rFonts w:hint="default" w:ascii="Times New Roman" w:hAnsi="Times New Roman" w:cs="Times New Roman"/>
@@ -6499,7 +6569,7 @@
           <w:szCs w:val="28"/>
         </w:rPr>
       </w:pPr>
-      <w:bookmarkStart w:id="9" w:name="_Toc645"/>
+      <w:bookmarkStart w:id="9" w:name="_Toc4451"/>
       <w:r>
         <w:rPr>
           <w:rFonts w:hint="default" w:ascii="Times New Roman" w:hAnsi="Times New Roman" w:cs="Times New Roman"/>
@@ -6577,7 +6647,7 @@
           <w:szCs w:val="28"/>
         </w:rPr>
       </w:pPr>
-      <w:bookmarkStart w:id="10" w:name="_Toc31225"/>
+      <w:bookmarkStart w:id="10" w:name="_Toc17485"/>
       <w:r>
         <w:rPr>
           <w:rFonts w:hint="default" w:ascii="Times New Roman" w:hAnsi="Times New Roman" w:cs="Times New Roman"/>
@@ -6666,7 +6736,7 @@
           <w:szCs w:val="28"/>
         </w:rPr>
       </w:pPr>
-      <w:bookmarkStart w:id="11" w:name="_Toc3445"/>
+      <w:bookmarkStart w:id="11" w:name="_Toc23812"/>
       <w:r>
         <w:rPr>
           <w:rFonts w:hint="default" w:ascii="Times New Roman" w:hAnsi="Times New Roman" w:cs="Times New Roman"/>
@@ -6772,7 +6842,7 @@
           <w:szCs w:val="28"/>
         </w:rPr>
       </w:pPr>
-      <w:bookmarkStart w:id="12" w:name="_Toc3051"/>
+      <w:bookmarkStart w:id="12" w:name="_Toc6065"/>
       <w:r>
         <w:rPr>
           <w:rFonts w:hint="default" w:ascii="Times New Roman" w:hAnsi="Times New Roman" w:cs="Times New Roman"/>
@@ -6840,7 +6910,7 @@
           <w:szCs w:val="32"/>
         </w:rPr>
       </w:pPr>
-      <w:bookmarkStart w:id="13" w:name="_Toc12919"/>
+      <w:bookmarkStart w:id="13" w:name="_Toc19874"/>
       <w:r>
         <w:rPr>
           <w:rFonts w:hint="default" w:ascii="Times New Roman" w:hAnsi="Times New Roman" w:cs="Times New Roman"/>
@@ -6861,7 +6931,7 @@
           <w:szCs w:val="28"/>
         </w:rPr>
       </w:pPr>
-      <w:bookmarkStart w:id="14" w:name="_Toc13049"/>
+      <w:bookmarkStart w:id="14" w:name="_Toc23701"/>
       <w:r>
         <w:rPr>
           <w:rFonts w:hint="default" w:ascii="Times New Roman" w:hAnsi="Times New Roman" w:cs="Times New Roman"/>
@@ -6993,7 +7063,7 @@
           <w:szCs w:val="32"/>
         </w:rPr>
       </w:pPr>
-      <w:bookmarkStart w:id="15" w:name="_Toc1840"/>
+      <w:bookmarkStart w:id="15" w:name="_Toc13659"/>
       <w:r>
         <w:rPr>
           <w:rFonts w:hint="default" w:ascii="Times New Roman" w:hAnsi="Times New Roman" w:cs="Times New Roman"/>
@@ -7128,7 +7198,7 @@
           <w:szCs w:val="28"/>
         </w:rPr>
       </w:pPr>
-      <w:bookmarkStart w:id="16" w:name="_Toc13001"/>
+      <w:bookmarkStart w:id="16" w:name="_Toc4696"/>
       <w:r>
         <w:rPr>
           <w:rFonts w:hint="default" w:ascii="Times New Roman" w:hAnsi="Times New Roman" w:cs="Times New Roman"/>
@@ -7215,7 +7285,7 @@
           <w:szCs w:val="32"/>
         </w:rPr>
       </w:pPr>
-      <w:bookmarkStart w:id="17" w:name="_Toc31478"/>
+      <w:bookmarkStart w:id="17" w:name="_Toc7395"/>
       <w:r>
         <w:rPr>
           <w:rFonts w:hint="default" w:ascii="Times New Roman" w:hAnsi="Times New Roman" w:cs="Times New Roman"/>
@@ -7357,7 +7427,7 @@
           <w:szCs w:val="32"/>
         </w:rPr>
       </w:pPr>
-      <w:bookmarkStart w:id="18" w:name="_Toc13941"/>
+      <w:bookmarkStart w:id="18" w:name="_Toc21099"/>
       <w:r>
         <w:rPr>
           <w:rFonts w:hint="default" w:ascii="Times New Roman" w:hAnsi="Times New Roman" w:cs="Times New Roman"/>
@@ -7454,7 +7524,7 @@
           <w:szCs w:val="32"/>
         </w:rPr>
       </w:pPr>
-      <w:bookmarkStart w:id="19" w:name="_Toc10517"/>
+      <w:bookmarkStart w:id="19" w:name="_Toc17740"/>
       <w:r>
         <w:rPr>
           <w:rFonts w:hint="default" w:ascii="Times New Roman" w:hAnsi="Times New Roman" w:cs="Times New Roman"/>
@@ -7581,7 +7651,7 @@
           <w:szCs w:val="32"/>
         </w:rPr>
       </w:pPr>
-      <w:bookmarkStart w:id="20" w:name="_Toc32334"/>
+      <w:bookmarkStart w:id="20" w:name="_Toc14704"/>
       <w:r>
         <w:rPr>
           <w:rFonts w:hint="default" w:ascii="Times New Roman" w:hAnsi="Times New Roman" w:cs="Times New Roman"/>
@@ -7691,7 +7761,7 @@
           <w:szCs w:val="32"/>
         </w:rPr>
       </w:pPr>
-      <w:bookmarkStart w:id="21" w:name="_Toc25092"/>
+      <w:bookmarkStart w:id="21" w:name="_Toc8478"/>
       <w:r>
         <w:rPr>
           <w:rFonts w:hint="default" w:ascii="Times New Roman" w:hAnsi="Times New Roman" w:cs="Times New Roman"/>
@@ -7818,7 +7888,7 @@
           <w:szCs w:val="32"/>
         </w:rPr>
       </w:pPr>
-      <w:bookmarkStart w:id="22" w:name="_Toc3252"/>
+      <w:bookmarkStart w:id="22" w:name="_Toc24186"/>
       <w:r>
         <w:rPr>
           <w:rFonts w:hint="default" w:ascii="Times New Roman" w:hAnsi="Times New Roman" w:cs="Times New Roman"/>
@@ -8635,7 +8705,7 @@
           <w:szCs w:val="32"/>
         </w:rPr>
       </w:pPr>
-      <w:bookmarkStart w:id="23" w:name="_Toc19291"/>
+      <w:bookmarkStart w:id="23" w:name="_Toc18208"/>
       <w:r>
         <w:rPr>
           <w:rFonts w:hint="default" w:ascii="Times New Roman" w:hAnsi="Times New Roman" w:cs="Times New Roman"/>
@@ -8741,7 +8811,7 @@
           <w:szCs w:val="32"/>
         </w:rPr>
       </w:pPr>
-      <w:bookmarkStart w:id="24" w:name="_Toc21163"/>
+      <w:bookmarkStart w:id="24" w:name="_Toc28970"/>
       <w:r>
         <w:rPr>
           <w:rFonts w:hint="default" w:ascii="Times New Roman" w:hAnsi="Times New Roman" w:cs="Times New Roman"/>
@@ -8866,7 +8936,7 @@
           <w:szCs w:val="32"/>
         </w:rPr>
       </w:pPr>
-      <w:bookmarkStart w:id="25" w:name="_Toc13469"/>
+      <w:bookmarkStart w:id="25" w:name="_Toc13447"/>
       <w:r>
         <w:rPr>
           <w:rFonts w:hint="default" w:ascii="Times New Roman" w:hAnsi="Times New Roman" w:cs="Times New Roman"/>
@@ -9024,7 +9094,7 @@
           <w:lang w:val="vi-VN"/>
         </w:rPr>
       </w:pPr>
-      <w:bookmarkStart w:id="26" w:name="_Toc8723"/>
+      <w:bookmarkStart w:id="26" w:name="_Toc7603"/>
       <w:r>
         <w:rPr>
           <w:rFonts w:hint="default" w:ascii="Times New Roman" w:hAnsi="Times New Roman" w:cs="Times New Roman"/>
@@ -9047,7 +9117,7 @@
           <w:lang w:val="vi-VN"/>
         </w:rPr>
       </w:pPr>
-      <w:bookmarkStart w:id="27" w:name="_Toc28419"/>
+      <w:bookmarkStart w:id="27" w:name="_Toc8539"/>
       <w:r>
         <w:rPr>
           <w:rFonts w:hint="default" w:ascii="Times New Roman" w:hAnsi="Times New Roman" w:cs="Times New Roman"/>
@@ -9285,7 +9355,7 @@
           <w:lang w:val="vi-VN"/>
         </w:rPr>
       </w:pPr>
-      <w:bookmarkStart w:id="28" w:name="_Toc6830"/>
+      <w:bookmarkStart w:id="28" w:name="_Toc3600"/>
       <w:r>
         <w:rPr>
           <w:rFonts w:hint="default" w:ascii="Times New Roman" w:hAnsi="Times New Roman" w:cs="Times New Roman"/>
@@ -9548,7 +9618,7 @@
           <w:szCs w:val="28"/>
         </w:rPr>
       </w:pPr>
-      <w:bookmarkStart w:id="29" w:name="_Toc10476"/>
+      <w:bookmarkStart w:id="29" w:name="_Toc343"/>
       <w:r>
         <w:rPr>
           <w:rFonts w:hint="default" w:ascii="Times New Roman" w:hAnsi="Times New Roman" w:cs="Times New Roman"/>
@@ -9733,7 +9803,7 @@
           <w:szCs w:val="28"/>
         </w:rPr>
       </w:pPr>
-      <w:bookmarkStart w:id="30" w:name="_Toc12383"/>
+      <w:bookmarkStart w:id="30" w:name="_Toc23034"/>
       <w:r>
         <w:rPr>
           <w:rFonts w:hint="default" w:ascii="Times New Roman" w:hAnsi="Times New Roman" w:cs="Times New Roman"/>
@@ -9978,7 +10048,7 @@
           <w:szCs w:val="28"/>
         </w:rPr>
       </w:pPr>
-      <w:bookmarkStart w:id="31" w:name="_Toc4525"/>
+      <w:bookmarkStart w:id="31" w:name="_Toc23707"/>
       <w:r>
         <w:rPr>
           <w:rFonts w:hint="default" w:ascii="Times New Roman" w:hAnsi="Times New Roman" w:cs="Times New Roman"/>
@@ -10234,7 +10304,7 @@
           <w:szCs w:val="28"/>
         </w:rPr>
       </w:pPr>
-      <w:bookmarkStart w:id="32" w:name="_Toc7233"/>
+      <w:bookmarkStart w:id="32" w:name="_Toc849"/>
       <w:r>
         <w:rPr>
           <w:rFonts w:hint="default" w:ascii="Times New Roman" w:hAnsi="Times New Roman" w:cs="Times New Roman"/>
@@ -10477,10 +10547,26 @@
           <w:rFonts w:hint="default" w:ascii="Times New Roman" w:hAnsi="Times New Roman" w:cs="Times New Roman"/>
           <w:sz w:val="28"/>
           <w:szCs w:val="28"/>
+        </w:rPr>
+      </w:pPr>
+      <w:bookmarkStart w:id="33" w:name="_Toc18128"/>
+      <w:r>
+        <w:rPr>
+          <w:rFonts w:hint="default" w:ascii="Times New Roman" w:hAnsi="Times New Roman" w:cs="Times New Roman"/>
+          <w:sz w:val="28"/>
+          <w:szCs w:val="28"/>
           <w:lang w:val="vi-VN"/>
         </w:rPr>
-      </w:pPr>
-      <w:bookmarkStart w:id="33" w:name="_Toc28863"/>
+        <w:t xml:space="preserve">17.7. </w:t>
+      </w:r>
+      <w:r>
+        <w:rPr>
+          <w:rFonts w:hint="default" w:ascii="Times New Roman" w:hAnsi="Times New Roman" w:cs="Times New Roman"/>
+          <w:sz w:val="28"/>
+          <w:szCs w:val="28"/>
+        </w:rPr>
+        <w:t xml:space="preserve">UserController: </w:t>
+      </w:r>
       <w:r>
         <w:rPr>
           <w:rFonts w:hint="default" w:ascii="Times New Roman" w:hAnsi="Times New Roman" w:cs="Times New Roman"/>
@@ -10488,9 +10574,430 @@
           <w:szCs w:val="28"/>
           <w:lang w:val="vi-VN"/>
         </w:rPr>
-        <w:t>17.7.PoiController: Quét QR fallback</w:t>
+        <w:t xml:space="preserve">Thêm </w:t>
+      </w:r>
+      <w:r>
+        <w:rPr>
+          <w:rFonts w:hint="default" w:ascii="Times New Roman" w:hAnsi="Times New Roman" w:cs="Times New Roman"/>
+          <w:sz w:val="28"/>
+          <w:szCs w:val="28"/>
+        </w:rPr>
+        <w:t>user</w:t>
       </w:r>
       <w:bookmarkEnd w:id="33"/>
+    </w:p>
+    <w:p>
+      <w:pPr>
+        <w:numPr>
+          <w:ilvl w:val="0"/>
+          <w:numId w:val="0"/>
+        </w:numPr>
+        <w:bidi w:val="0"/>
+        <w:ind w:leftChars="0"/>
+        <w:jc w:val="left"/>
+        <w:rPr>
+          <w:rFonts w:hint="default"/>
+          <w:sz w:val="28"/>
+          <w:szCs w:val="28"/>
+          <w:lang w:val="vi-VN"/>
+        </w:rPr>
+      </w:pPr>
+      <w:r>
+        <w:rPr>
+          <w:rFonts w:hint="default"/>
+          <w:sz w:val="28"/>
+          <w:szCs w:val="28"/>
+          <w:lang w:val="vi-VN"/>
+        </w:rPr>
+        <w:drawing>
+          <wp:inline distT="0" distB="0" distL="114300" distR="114300">
+            <wp:extent cx="5270500" cy="1971675"/>
+            <wp:effectExtent l="0" t="0" r="2540" b="9525"/>
+            <wp:docPr id="1" name="Picture 1" descr="SE22"/>
+            <wp:cNvGraphicFramePr>
+              <a:graphicFrameLocks xmlns:a="http://schemas.openxmlformats.org/drawingml/2006/main" noChangeAspect="1"/>
+            </wp:cNvGraphicFramePr>
+            <a:graphic xmlns:a="http://schemas.openxmlformats.org/drawingml/2006/main">
+              <a:graphicData uri="http://schemas.openxmlformats.org/drawingml/2006/picture">
+                <pic:pic xmlns:pic="http://schemas.openxmlformats.org/drawingml/2006/picture">
+                  <pic:nvPicPr>
+                    <pic:cNvPr id="1" name="Picture 1" descr="SE22"/>
+                    <pic:cNvPicPr>
+                      <a:picLocks noChangeAspect="1"/>
+                    </pic:cNvPicPr>
+                  </pic:nvPicPr>
+                  <pic:blipFill>
+                    <a:blip r:embed="rId14"/>
+                    <a:stretch>
+                      <a:fillRect/>
+                    </a:stretch>
+                  </pic:blipFill>
+                  <pic:spPr>
+                    <a:xfrm>
+                      <a:off x="0" y="0"/>
+                      <a:ext cx="5270500" cy="1971675"/>
+                    </a:xfrm>
+                    <a:prstGeom prst="rect">
+                      <a:avLst/>
+                    </a:prstGeom>
+                  </pic:spPr>
+                </pic:pic>
+              </a:graphicData>
+            </a:graphic>
+          </wp:inline>
+        </w:drawing>
+      </w:r>
+    </w:p>
+    <w:p>
+      <w:pPr>
+        <w:numPr>
+          <w:ilvl w:val="0"/>
+          <w:numId w:val="0"/>
+        </w:numPr>
+        <w:bidi w:val="0"/>
+        <w:ind w:leftChars="0"/>
+        <w:jc w:val="left"/>
+        <w:rPr>
+          <w:rFonts w:hint="default"/>
+          <w:sz w:val="28"/>
+          <w:szCs w:val="28"/>
+          <w:lang w:val="vi-VN"/>
+        </w:rPr>
+      </w:pPr>
+      <w:r>
+        <w:rPr>
+          <w:rFonts w:hint="default"/>
+          <w:sz w:val="28"/>
+          <w:szCs w:val="28"/>
+          <w:lang w:val="vi-VN"/>
+        </w:rPr>
+        <w:t>Step by step:</w:t>
+      </w:r>
+    </w:p>
+    <w:p>
+      <w:pPr>
+        <w:numPr>
+          <w:ilvl w:val="0"/>
+          <w:numId w:val="13"/>
+        </w:numPr>
+        <w:bidi w:val="0"/>
+        <w:ind w:left="420" w:leftChars="0" w:hanging="420" w:firstLineChars="0"/>
+        <w:jc w:val="left"/>
+        <w:rPr>
+          <w:rFonts w:hint="default"/>
+          <w:sz w:val="28"/>
+          <w:szCs w:val="28"/>
+        </w:rPr>
+      </w:pPr>
+      <w:r>
+        <w:rPr>
+          <w:rFonts w:hint="default"/>
+          <w:sz w:val="28"/>
+          <w:szCs w:val="28"/>
+        </w:rPr>
+        <w:t>Client gửi POST /api/auth/register với JSON body:</w:t>
+      </w:r>
+    </w:p>
+    <w:p>
+      <w:pPr>
+        <w:numPr>
+          <w:ilvl w:val="0"/>
+          <w:numId w:val="0"/>
+        </w:numPr>
+        <w:bidi w:val="0"/>
+        <w:ind w:leftChars="0"/>
+        <w:jc w:val="left"/>
+        <w:rPr>
+          <w:rFonts w:hint="default"/>
+          <w:sz w:val="28"/>
+          <w:szCs w:val="28"/>
+        </w:rPr>
+      </w:pPr>
+      <w:r>
+        <w:rPr>
+          <w:rFonts w:hint="default"/>
+          <w:sz w:val="28"/>
+          <w:szCs w:val="28"/>
+        </w:rPr>
+        <w:t>{ Username, Password, Role, FullName, OwnerId }</w:t>
+      </w:r>
+    </w:p>
+    <w:p>
+      <w:pPr>
+        <w:numPr>
+          <w:ilvl w:val="0"/>
+          <w:numId w:val="13"/>
+        </w:numPr>
+        <w:bidi w:val="0"/>
+        <w:ind w:left="420" w:leftChars="0" w:hanging="420" w:firstLineChars="0"/>
+        <w:jc w:val="left"/>
+        <w:rPr>
+          <w:rFonts w:hint="default"/>
+          <w:sz w:val="28"/>
+          <w:szCs w:val="28"/>
+        </w:rPr>
+      </w:pPr>
+      <w:r>
+        <w:rPr>
+          <w:rFonts w:hint="default"/>
+          <w:sz w:val="28"/>
+          <w:szCs w:val="28"/>
+        </w:rPr>
+        <w:t>AuthController.Register nhận request.</w:t>
+      </w:r>
+    </w:p>
+    <w:p>
+      <w:pPr>
+        <w:numPr>
+          <w:ilvl w:val="0"/>
+          <w:numId w:val="13"/>
+        </w:numPr>
+        <w:bidi w:val="0"/>
+        <w:ind w:left="420" w:leftChars="0" w:hanging="420" w:firstLineChars="0"/>
+        <w:jc w:val="left"/>
+        <w:rPr>
+          <w:rFonts w:hint="default"/>
+          <w:sz w:val="28"/>
+          <w:szCs w:val="28"/>
+        </w:rPr>
+      </w:pPr>
+      <w:r>
+        <w:rPr>
+          <w:rFonts w:hint="default"/>
+          <w:sz w:val="28"/>
+          <w:szCs w:val="28"/>
+        </w:rPr>
+        <w:t>Controller kiểm tra username tồn tại:</w:t>
+      </w:r>
+    </w:p>
+    <w:p>
+      <w:pPr>
+        <w:bidi w:val="0"/>
+        <w:ind w:left="0" w:leftChars="0" w:firstLine="0" w:firstLineChars="0"/>
+        <w:jc w:val="left"/>
+        <w:rPr>
+          <w:rFonts w:hint="default"/>
+          <w:sz w:val="28"/>
+          <w:szCs w:val="28"/>
+        </w:rPr>
+      </w:pPr>
+      <w:r>
+        <w:rPr>
+          <w:rFonts w:hint="default"/>
+          <w:sz w:val="28"/>
+          <w:szCs w:val="28"/>
+        </w:rPr>
+        <w:t>- _usersCollection.Find(u =&gt; u.Username ==</w:t>
+      </w:r>
+    </w:p>
+    <w:p>
+      <w:pPr>
+        <w:bidi w:val="0"/>
+        <w:ind w:left="0" w:leftChars="0" w:firstLine="0" w:firstLineChars="0"/>
+        <w:jc w:val="left"/>
+        <w:rPr>
+          <w:rFonts w:hint="default"/>
+          <w:sz w:val="28"/>
+          <w:szCs w:val="28"/>
+        </w:rPr>
+      </w:pPr>
+      <w:r>
+        <w:rPr>
+          <w:rFonts w:hint="default"/>
+          <w:sz w:val="28"/>
+          <w:szCs w:val="28"/>
+        </w:rPr>
+        <w:t>request.Username).FirstOrDefaultAsync()</w:t>
+      </w:r>
+    </w:p>
+    <w:p>
+      <w:pPr>
+        <w:numPr>
+          <w:ilvl w:val="0"/>
+          <w:numId w:val="13"/>
+        </w:numPr>
+        <w:bidi w:val="0"/>
+        <w:ind w:left="420" w:leftChars="0" w:hanging="420" w:firstLineChars="0"/>
+        <w:jc w:val="left"/>
+        <w:rPr>
+          <w:rFonts w:hint="default"/>
+          <w:sz w:val="28"/>
+          <w:szCs w:val="28"/>
+        </w:rPr>
+      </w:pPr>
+      <w:r>
+        <w:rPr>
+          <w:rFonts w:hint="default"/>
+          <w:sz w:val="28"/>
+          <w:szCs w:val="28"/>
+        </w:rPr>
+        <w:t>Nếu user tồn tại -&gt; trả HTTP 400 với { message: "Tên đăng nhập đã tồn tại!" } và kết thúc.</w:t>
+      </w:r>
+    </w:p>
+    <w:p>
+      <w:pPr>
+        <w:numPr>
+          <w:ilvl w:val="0"/>
+          <w:numId w:val="13"/>
+        </w:numPr>
+        <w:bidi w:val="0"/>
+        <w:ind w:left="420" w:leftChars="0" w:hanging="420" w:firstLineChars="0"/>
+        <w:jc w:val="left"/>
+        <w:rPr>
+          <w:rFonts w:hint="default"/>
+          <w:sz w:val="28"/>
+          <w:szCs w:val="28"/>
+        </w:rPr>
+      </w:pPr>
+      <w:r>
+        <w:rPr>
+          <w:rFonts w:hint="default"/>
+          <w:sz w:val="28"/>
+          <w:szCs w:val="28"/>
+        </w:rPr>
+        <w:t>Nếu chưa tồn tại:</w:t>
+      </w:r>
+    </w:p>
+    <w:p>
+      <w:pPr>
+        <w:numPr>
+          <w:ilvl w:val="0"/>
+          <w:numId w:val="0"/>
+        </w:numPr>
+        <w:bidi w:val="0"/>
+        <w:ind w:leftChars="0"/>
+        <w:jc w:val="left"/>
+        <w:rPr>
+          <w:rFonts w:hint="default"/>
+          <w:sz w:val="28"/>
+          <w:szCs w:val="28"/>
+        </w:rPr>
+      </w:pPr>
+      <w:r>
+        <w:rPr>
+          <w:rFonts w:hint="default"/>
+          <w:sz w:val="28"/>
+          <w:szCs w:val="28"/>
+        </w:rPr>
+        <w:t xml:space="preserve"> - Hash mật khẩu bằng BCrypt.HashPassword(request.Password).</w:t>
+      </w:r>
+    </w:p>
+    <w:p>
+      <w:pPr>
+        <w:numPr>
+          <w:ilvl w:val="0"/>
+          <w:numId w:val="0"/>
+        </w:numPr>
+        <w:bidi w:val="0"/>
+        <w:ind w:leftChars="0"/>
+        <w:jc w:val="left"/>
+        <w:rPr>
+          <w:rFonts w:hint="default"/>
+          <w:sz w:val="28"/>
+          <w:szCs w:val="28"/>
+        </w:rPr>
+      </w:pPr>
+      <w:r>
+        <w:rPr>
+          <w:rFonts w:hint="default"/>
+          <w:sz w:val="28"/>
+          <w:szCs w:val="28"/>
+        </w:rPr>
+        <w:t>- Tạo UserModel mới: Username, PasswordHash, Role, OwnerId, FullName, IsActive = true, CreatedAt = DateTime.UtcNow.</w:t>
+      </w:r>
+    </w:p>
+    <w:p>
+      <w:pPr>
+        <w:numPr>
+          <w:ilvl w:val="0"/>
+          <w:numId w:val="13"/>
+        </w:numPr>
+        <w:bidi w:val="0"/>
+        <w:ind w:left="420" w:leftChars="0" w:hanging="420" w:firstLineChars="0"/>
+        <w:jc w:val="left"/>
+        <w:rPr>
+          <w:rFonts w:hint="default"/>
+          <w:sz w:val="28"/>
+          <w:szCs w:val="28"/>
+        </w:rPr>
+      </w:pPr>
+      <w:r>
+        <w:rPr>
+          <w:rFonts w:hint="default"/>
+          <w:sz w:val="28"/>
+          <w:szCs w:val="28"/>
+        </w:rPr>
+        <w:t>Gọi _usersCollection.InsertOneAsync(newUser) để chèn vào MongoDB.</w:t>
+      </w:r>
+    </w:p>
+    <w:p>
+      <w:pPr>
+        <w:numPr>
+          <w:ilvl w:val="0"/>
+          <w:numId w:val="13"/>
+        </w:numPr>
+        <w:bidi w:val="0"/>
+        <w:ind w:left="420" w:leftChars="0" w:hanging="420" w:firstLineChars="0"/>
+        <w:jc w:val="left"/>
+        <w:rPr>
+          <w:sz w:val="28"/>
+          <w:szCs w:val="28"/>
+        </w:rPr>
+      </w:pPr>
+      <w:r>
+        <w:rPr>
+          <w:rFonts w:hint="default"/>
+          <w:sz w:val="28"/>
+          <w:szCs w:val="28"/>
+        </w:rPr>
+        <w:t xml:space="preserve"> Nếu chèn thành công -&gt; trả HTTP 200 { message: "Đăng ký tài khoản thành công!" }.</w:t>
+      </w:r>
+    </w:p>
+    <w:p>
+      <w:pPr>
+        <w:numPr>
+          <w:ilvl w:val="0"/>
+          <w:numId w:val="13"/>
+        </w:numPr>
+        <w:bidi w:val="0"/>
+        <w:ind w:left="420" w:leftChars="0" w:hanging="420" w:firstLineChars="0"/>
+        <w:jc w:val="left"/>
+        <w:rPr>
+          <w:sz w:val="28"/>
+          <w:szCs w:val="28"/>
+        </w:rPr>
+      </w:pPr>
+      <w:r>
+        <w:rPr>
+          <w:rFonts w:hint="default"/>
+          <w:sz w:val="28"/>
+          <w:szCs w:val="28"/>
+        </w:rPr>
+        <w:t>Client nhận phản hồi và chuyển sang màn hình đăng nhập.</w:t>
+      </w:r>
+    </w:p>
+    <w:p>
+      <w:pPr>
+        <w:pStyle w:val="4"/>
+        <w:bidi w:val="0"/>
+        <w:rPr>
+          <w:rFonts w:hint="default" w:ascii="Times New Roman" w:hAnsi="Times New Roman" w:cs="Times New Roman"/>
+          <w:sz w:val="28"/>
+          <w:szCs w:val="28"/>
+          <w:lang w:val="vi-VN"/>
+        </w:rPr>
+      </w:pPr>
+      <w:bookmarkStart w:id="34" w:name="_Toc19230"/>
+      <w:r>
+        <w:rPr>
+          <w:rFonts w:hint="default" w:ascii="Times New Roman" w:hAnsi="Times New Roman" w:cs="Times New Roman"/>
+          <w:sz w:val="28"/>
+          <w:szCs w:val="28"/>
+          <w:lang w:val="vi-VN"/>
+        </w:rPr>
+        <w:t>17.8. PoiController: Quét QR fallback</w:t>
+      </w:r>
+      <w:bookmarkEnd w:id="34"/>
     </w:p>
     <w:p>
       <w:pPr>
@@ -10523,7 +11030,7 @@
                     </pic:cNvPicPr>
                   </pic:nvPicPr>
                   <pic:blipFill>
-                    <a:blip r:embed="rId14"/>
+                    <a:blip r:embed="rId15"/>
                     <a:stretch>
                       <a:fillRect/>
                     </a:stretch>
@@ -10716,7 +11223,7 @@
           <w:szCs w:val="28"/>
         </w:rPr>
       </w:pPr>
-      <w:bookmarkStart w:id="34" w:name="_Toc22403"/>
+      <w:bookmarkStart w:id="35" w:name="_Toc12482"/>
       <w:r>
         <w:rPr>
           <w:rFonts w:hint="default" w:ascii="Times New Roman" w:hAnsi="Times New Roman" w:eastAsia="Microsoft YaHei" w:cs="Times New Roman"/>
@@ -10724,7 +11231,7 @@
           <w:szCs w:val="28"/>
           <w:lang w:val="vi-VN"/>
         </w:rPr>
-        <w:t>17.8.</w:t>
+        <w:t xml:space="preserve">17.9. </w:t>
       </w:r>
       <w:r>
         <w:rPr>
@@ -10734,7 +11241,7 @@
         </w:rPr>
         <w:t>PoiController: Get All / Get Nearby / Get By Id</w:t>
       </w:r>
-      <w:bookmarkEnd w:id="34"/>
+      <w:bookmarkEnd w:id="35"/>
     </w:p>
     <w:p>
       <w:pPr>
@@ -10767,7 +11274,7 @@
                     </pic:cNvPicPr>
                   </pic:nvPicPr>
                   <pic:blipFill>
-                    <a:blip r:embed="rId15"/>
+                    <a:blip r:embed="rId16"/>
                     <a:stretch>
                       <a:fillRect/>
                     </a:stretch>
@@ -10900,7 +11407,7 @@
           <w:szCs w:val="28"/>
         </w:rPr>
       </w:pPr>
-      <w:bookmarkStart w:id="35" w:name="_Toc29615"/>
+      <w:bookmarkStart w:id="36" w:name="_Toc19289"/>
       <w:r>
         <w:rPr>
           <w:rFonts w:hint="default" w:ascii="Times New Roman" w:hAnsi="Times New Roman" w:cs="Times New Roman"/>
@@ -10908,7 +11415,7 @@
           <w:szCs w:val="28"/>
           <w:lang w:val="vi-VN"/>
         </w:rPr>
-        <w:t xml:space="preserve">17.9. </w:t>
+        <w:t xml:space="preserve">17.10. </w:t>
       </w:r>
       <w:r>
         <w:rPr>
@@ -10918,7 +11425,7 @@
         </w:rPr>
         <w:t>PoiController: Tạo POI</w:t>
       </w:r>
-      <w:bookmarkEnd w:id="35"/>
+      <w:bookmarkEnd w:id="36"/>
     </w:p>
     <w:p>
       <w:pPr>
@@ -10953,7 +11460,7 @@
                     </pic:cNvPicPr>
                   </pic:nvPicPr>
                   <pic:blipFill>
-                    <a:blip r:embed="rId16"/>
+                    <a:blip r:embed="rId17"/>
                     <a:stretch>
                       <a:fillRect/>
                     </a:stretch>
@@ -11123,7 +11630,7 @@
           <w:szCs w:val="28"/>
         </w:rPr>
       </w:pPr>
-      <w:bookmarkStart w:id="36" w:name="_Toc30260"/>
+      <w:bookmarkStart w:id="37" w:name="_Toc28539"/>
       <w:r>
         <w:rPr>
           <w:rFonts w:hint="default" w:ascii="Times New Roman" w:hAnsi="Times New Roman" w:cs="Times New Roman"/>
@@ -11131,7 +11638,7 @@
           <w:szCs w:val="28"/>
           <w:lang w:val="vi-VN"/>
         </w:rPr>
-        <w:t>17.10.</w:t>
+        <w:t>17.11.</w:t>
       </w:r>
       <w:r>
         <w:rPr>
@@ -11141,7 +11648,7 @@
         </w:rPr>
         <w:t xml:space="preserve"> PoiController: Duyệt / Từ chối</w:t>
       </w:r>
-      <w:bookmarkEnd w:id="36"/>
+      <w:bookmarkEnd w:id="37"/>
     </w:p>
     <w:p>
       <w:pPr>
@@ -11175,7 +11682,7 @@
                     </pic:cNvPicPr>
                   </pic:nvPicPr>
                   <pic:blipFill>
-                    <a:blip r:embed="rId17"/>
+                    <a:blip r:embed="rId18"/>
                     <a:stretch>
                       <a:fillRect/>
                     </a:stretch>
@@ -11201,6 +11708,8 @@
         <w:ind w:left="0" w:leftChars="0" w:firstLine="0" w:firstLineChars="0"/>
         <w:rPr>
           <w:rFonts w:hint="default"/>
+          <w:sz w:val="28"/>
+          <w:szCs w:val="28"/>
           <w:lang w:val="vi-VN"/>
         </w:rPr>
       </w:pPr>
@@ -11225,11 +11734,15 @@
         <w:jc w:val="left"/>
         <w:rPr>
           <w:rFonts w:hint="default"/>
+          <w:sz w:val="28"/>
+          <w:szCs w:val="28"/>
         </w:rPr>
       </w:pPr>
       <w:r>
         <w:rPr>
           <w:rFonts w:hint="default"/>
+          <w:sz w:val="28"/>
+          <w:szCs w:val="28"/>
         </w:rPr>
         <w:t>Admin PATCH /api/poi/{id}/approve hoặc /reject.</w:t>
       </w:r>
@@ -11245,11 +11758,15 @@
         <w:jc w:val="left"/>
         <w:rPr>
           <w:rFonts w:hint="default"/>
+          <w:sz w:val="28"/>
+          <w:szCs w:val="28"/>
         </w:rPr>
       </w:pPr>
       <w:r>
         <w:rPr>
           <w:rFonts w:hint="default"/>
+          <w:sz w:val="28"/>
+          <w:szCs w:val="28"/>
         </w:rPr>
         <w:t>Controller GetByIdAsync(id); nếu null → 404.</w:t>
       </w:r>
@@ -11268,11 +11785,15 @@
         <w:jc w:val="left"/>
         <w:rPr>
           <w:rFonts w:hint="default"/>
+          <w:sz w:val="28"/>
+          <w:szCs w:val="28"/>
         </w:rPr>
       </w:pPr>
       <w:r>
         <w:rPr>
           <w:rFonts w:hint="default"/>
+          <w:sz w:val="28"/>
+          <w:szCs w:val="28"/>
         </w:rPr>
         <w:t>Controller UpdateStatusAsync(id, "approved"|"rejected").</w:t>
       </w:r>
@@ -11291,11 +11812,15 @@
         <w:jc w:val="left"/>
         <w:rPr>
           <w:rFonts w:hint="default"/>
+          <w:sz w:val="28"/>
+          <w:szCs w:val="28"/>
         </w:rPr>
       </w:pPr>
       <w:r>
         <w:rPr>
           <w:rFonts w:hint="default"/>
+          <w:sz w:val="28"/>
+          <w:szCs w:val="28"/>
         </w:rPr>
         <w:t>Gọi EmailService.SendPoiEventEmailAsync(title, action, status) và ghi log.</w:t>
       </w:r>
@@ -11309,10 +11834,16 @@
         <w:bidi w:val="0"/>
         <w:ind w:left="420" w:leftChars="0" w:hanging="420" w:firstLineChars="0"/>
         <w:jc w:val="left"/>
+        <w:rPr>
+          <w:sz w:val="28"/>
+          <w:szCs w:val="28"/>
+        </w:rPr>
       </w:pPr>
       <w:r>
         <w:rPr>
           <w:rFonts w:hint="default"/>
+          <w:sz w:val="28"/>
+          <w:szCs w:val="28"/>
         </w:rPr>
         <w:t>Trả 204 No Content.</w:t>
       </w:r>
@@ -11327,7 +11858,7 @@
           <w:szCs w:val="28"/>
         </w:rPr>
       </w:pPr>
-      <w:bookmarkStart w:id="37" w:name="_Toc20537"/>
+      <w:bookmarkStart w:id="38" w:name="_Toc25615"/>
       <w:r>
         <w:rPr>
           <w:rFonts w:hint="default" w:ascii="Times New Roman" w:hAnsi="Times New Roman" w:cs="Times New Roman"/>
@@ -11335,7 +11866,7 @@
           <w:szCs w:val="28"/>
           <w:lang w:val="vi-VN"/>
         </w:rPr>
-        <w:t xml:space="preserve">17.11. </w:t>
+        <w:t xml:space="preserve">17.12. </w:t>
       </w:r>
       <w:r>
         <w:rPr>
@@ -11362,7 +11893,7 @@
         </w:rPr>
         <w:t>DB</w:t>
       </w:r>
-      <w:bookmarkEnd w:id="37"/>
+      <w:bookmarkEnd w:id="38"/>
     </w:p>
     <w:p>
       <w:pPr>
@@ -11395,7 +11926,7 @@
                     </pic:cNvPicPr>
                   </pic:nvPicPr>
                   <pic:blipFill>
-                    <a:blip r:embed="rId18"/>
+                    <a:blip r:embed="rId19"/>
                     <a:stretch>
                       <a:fillRect/>
                     </a:stretch>
@@ -11612,7 +12143,7 @@
           <w:szCs w:val="28"/>
         </w:rPr>
       </w:pPr>
-      <w:bookmarkStart w:id="38" w:name="_Toc10595"/>
+      <w:bookmarkStart w:id="39" w:name="_Toc27991"/>
       <w:r>
         <w:rPr>
           <w:rFonts w:hint="default" w:ascii="Times New Roman" w:hAnsi="Times New Roman" w:cs="Times New Roman"/>
@@ -11620,7 +12151,7 @@
           <w:szCs w:val="28"/>
           <w:lang w:val="vi-VN"/>
         </w:rPr>
-        <w:t xml:space="preserve">17.12. </w:t>
+        <w:t xml:space="preserve">17.13. </w:t>
       </w:r>
       <w:r>
         <w:rPr>
@@ -11630,7 +12161,7 @@
         </w:rPr>
         <w:t>PoiVisitService - ghi/thu thập lượt truy cập</w:t>
       </w:r>
-      <w:bookmarkEnd w:id="38"/>
+      <w:bookmarkEnd w:id="39"/>
     </w:p>
     <w:p>
       <w:pPr>
@@ -11663,7 +12194,7 @@
                     </pic:cNvPicPr>
                   </pic:nvPicPr>
                   <pic:blipFill>
-                    <a:blip r:embed="rId19"/>
+                    <a:blip r:embed="rId20"/>
                     <a:stretch>
                       <a:fillRect/>
                     </a:stretch>
@@ -11805,7 +12336,7 @@
           <w:szCs w:val="28"/>
         </w:rPr>
       </w:pPr>
-      <w:bookmarkStart w:id="39" w:name="_Toc1128"/>
+      <w:bookmarkStart w:id="40" w:name="_Toc16037"/>
       <w:r>
         <w:rPr>
           <w:rFonts w:hint="default" w:ascii="Times New Roman" w:hAnsi="Times New Roman" w:cs="Times New Roman"/>
@@ -11813,7 +12344,7 @@
           <w:szCs w:val="28"/>
           <w:lang w:val="vi-VN"/>
         </w:rPr>
-        <w:t xml:space="preserve">17.13. </w:t>
+        <w:t xml:space="preserve">17.14. </w:t>
       </w:r>
       <w:r>
         <w:rPr>
@@ -11823,7 +12354,7 @@
         </w:rPr>
         <w:t>PoiVisitController: Ghi nhận lượt truy cập + Thống kê</w:t>
       </w:r>
-      <w:bookmarkEnd w:id="39"/>
+      <w:bookmarkEnd w:id="40"/>
     </w:p>
     <w:p>
       <w:pPr>
@@ -11856,7 +12387,7 @@
                     </pic:cNvPicPr>
                   </pic:nvPicPr>
                   <pic:blipFill>
-                    <a:blip r:embed="rId20"/>
+                    <a:blip r:embed="rId21"/>
                     <a:stretch>
                       <a:fillRect/>
                     </a:stretch>
@@ -11989,7 +12520,7 @@
           <w:szCs w:val="28"/>
         </w:rPr>
       </w:pPr>
-      <w:bookmarkStart w:id="40" w:name="_Toc11068"/>
+      <w:bookmarkStart w:id="41" w:name="_Toc23733"/>
       <w:r>
         <w:rPr>
           <w:rFonts w:hint="default" w:ascii="Times New Roman" w:hAnsi="Times New Roman" w:cs="Times New Roman"/>
@@ -11997,7 +12528,7 @@
           <w:szCs w:val="28"/>
           <w:lang w:val="vi-VN"/>
         </w:rPr>
-        <w:t xml:space="preserve">17.14. </w:t>
+        <w:t xml:space="preserve">17.15. </w:t>
       </w:r>
       <w:r>
         <w:rPr>
@@ -12007,7 +12538,7 @@
         </w:rPr>
         <w:t>UserLogService - ghi và đọc log hoạt động</w:t>
       </w:r>
-      <w:bookmarkEnd w:id="40"/>
+      <w:bookmarkEnd w:id="41"/>
     </w:p>
     <w:p>
       <w:pPr>
@@ -12040,7 +12571,7 @@
                     </pic:cNvPicPr>
                   </pic:nvPicPr>
                   <pic:blipFill>
-                    <a:blip r:embed="rId21"/>
+                    <a:blip r:embed="rId22"/>
                     <a:stretch>
                       <a:fillRect/>
                     </a:stretch>
@@ -12135,7 +12666,7 @@
           <w:szCs w:val="28"/>
         </w:rPr>
       </w:pPr>
-      <w:bookmarkStart w:id="41" w:name="_Toc3270"/>
+      <w:bookmarkStart w:id="42" w:name="_Toc75"/>
       <w:r>
         <w:rPr>
           <w:rFonts w:hint="default" w:ascii="Times New Roman" w:hAnsi="Times New Roman" w:cs="Times New Roman"/>
@@ -12143,7 +12674,7 @@
           <w:szCs w:val="28"/>
           <w:lang w:val="vi-VN"/>
         </w:rPr>
-        <w:t xml:space="preserve">17.15. </w:t>
+        <w:t xml:space="preserve">17.16. </w:t>
       </w:r>
       <w:r>
         <w:rPr>
@@ -12153,7 +12684,7 @@
         </w:rPr>
         <w:t>EmailService - chuẩn bị và gửi email</w:t>
       </w:r>
-      <w:bookmarkEnd w:id="41"/>
+      <w:bookmarkEnd w:id="42"/>
     </w:p>
     <w:p>
       <w:pPr>
@@ -12187,7 +12718,7 @@
                     </pic:cNvPicPr>
                   </pic:nvPicPr>
                   <pic:blipFill>
-                    <a:blip r:embed="rId22"/>
+                    <a:blip r:embed="rId23"/>
                     <a:stretch>
                       <a:fillRect/>
                     </a:stretch>
@@ -12305,7 +12836,7 @@
           <w:szCs w:val="28"/>
         </w:rPr>
       </w:pPr>
-      <w:bookmarkStart w:id="42" w:name="_Toc11527"/>
+      <w:bookmarkStart w:id="43" w:name="_Toc16682"/>
       <w:r>
         <w:rPr>
           <w:rFonts w:hint="default" w:ascii="Times New Roman" w:hAnsi="Times New Roman" w:cs="Times New Roman"/>
@@ -12313,7 +12844,7 @@
           <w:szCs w:val="28"/>
           <w:lang w:val="vi-VN"/>
         </w:rPr>
-        <w:t xml:space="preserve">17.16. </w:t>
+        <w:t xml:space="preserve">17.17. </w:t>
       </w:r>
       <w:r>
         <w:rPr>
@@ -12323,7 +12854,7 @@
         </w:rPr>
         <w:t>ActiveUserTracker &amp; Heartbeat - heartbeat + heatmap</w:t>
       </w:r>
-      <w:bookmarkEnd w:id="42"/>
+      <w:bookmarkEnd w:id="43"/>
     </w:p>
     <w:p>
       <w:pPr>
@@ -12356,7 +12887,7 @@
                     </pic:cNvPicPr>
                   </pic:nvPicPr>
                   <pic:blipFill>
-                    <a:blip r:embed="rId23"/>
+                    <a:blip r:embed="rId24"/>
                     <a:stretch>
                       <a:fillRect/>
                     </a:stretch>
@@ -12534,7 +13065,7 @@
           <w:szCs w:val="28"/>
         </w:rPr>
       </w:pPr>
-      <w:bookmarkStart w:id="43" w:name="_Toc26834"/>
+      <w:bookmarkStart w:id="44" w:name="_Toc19670"/>
       <w:r>
         <w:rPr>
           <w:rFonts w:hint="default" w:ascii="Times New Roman" w:hAnsi="Times New Roman" w:cs="Times New Roman"/>
@@ -12542,7 +13073,7 @@
           <w:szCs w:val="28"/>
           <w:lang w:val="vi-VN"/>
         </w:rPr>
-        <w:t xml:space="preserve">17.17. </w:t>
+        <w:t xml:space="preserve">17.18. </w:t>
       </w:r>
       <w:r>
         <w:rPr>
@@ -12552,7 +13083,7 @@
         </w:rPr>
         <w:t>Web fallback (fallback.html) - nội dung + TTS</w:t>
       </w:r>
-      <w:bookmarkEnd w:id="43"/>
+      <w:bookmarkEnd w:id="44"/>
     </w:p>
     <w:p>
       <w:pPr>
@@ -12585,7 +13116,7 @@
                     </pic:cNvPicPr>
                   </pic:nvPicPr>
                   <pic:blipFill>
-                    <a:blip r:embed="rId24"/>
+                    <a:blip r:embed="rId25"/>
                     <a:stretch>
                       <a:fillRect/>
                     </a:stretch>
@@ -12758,7 +13289,7 @@
           <w:szCs w:val="28"/>
         </w:rPr>
       </w:pPr>
-      <w:bookmarkStart w:id="44" w:name="_Toc24123"/>
+      <w:bookmarkStart w:id="45" w:name="_Toc2921"/>
       <w:r>
         <w:rPr>
           <w:rFonts w:hint="default" w:ascii="Times New Roman" w:hAnsi="Times New Roman" w:cs="Times New Roman"/>
@@ -12766,7 +13297,7 @@
           <w:szCs w:val="28"/>
           <w:lang w:val="vi-VN"/>
         </w:rPr>
-        <w:t xml:space="preserve">17.18. </w:t>
+        <w:t xml:space="preserve">17.19. </w:t>
       </w:r>
       <w:r>
         <w:rPr>
@@ -12776,7 +13307,7 @@
         </w:rPr>
         <w:t>Mobile App - geofence detection + auto TTS + heartbeat</w:t>
       </w:r>
-      <w:bookmarkEnd w:id="44"/>
+      <w:bookmarkEnd w:id="45"/>
     </w:p>
     <w:p>
       <w:pPr>
@@ -12809,7 +13340,7 @@
                     </pic:cNvPicPr>
                   </pic:nvPicPr>
                   <pic:blipFill>
-                    <a:blip r:embed="rId25"/>
+                    <a:blip r:embed="rId26"/>
                     <a:stretch>
                       <a:fillRect/>
                     </a:stretch>
@@ -12928,7 +13459,7 @@
           <w:szCs w:val="28"/>
         </w:rPr>
       </w:pPr>
-      <w:bookmarkStart w:id="45" w:name="_Toc18516"/>
+      <w:bookmarkStart w:id="46" w:name="_Toc1434"/>
       <w:r>
         <w:rPr>
           <w:rFonts w:hint="default" w:ascii="Times New Roman" w:hAnsi="Times New Roman" w:cs="Times New Roman"/>
@@ -12936,7 +13467,7 @@
           <w:szCs w:val="28"/>
           <w:lang w:val="vi-VN"/>
         </w:rPr>
-        <w:t xml:space="preserve">17.19. </w:t>
+        <w:t xml:space="preserve">17.20. </w:t>
       </w:r>
       <w:r>
         <w:rPr>
@@ -12946,7 +13477,7 @@
         </w:rPr>
         <w:t>ImportController: Nhập POIs từ file JSON</w:t>
       </w:r>
-      <w:bookmarkEnd w:id="45"/>
+      <w:bookmarkEnd w:id="46"/>
     </w:p>
     <w:p>
       <w:pPr>
@@ -12979,7 +13510,7 @@
                     </pic:cNvPicPr>
                   </pic:nvPicPr>
                   <pic:blipFill>
-                    <a:blip r:embed="rId26"/>
+                    <a:blip r:embed="rId27"/>
                     <a:stretch>
                       <a:fillRect/>
                     </a:stretch>
@@ -13193,7 +13724,7 @@
           <w:szCs w:val="28"/>
         </w:rPr>
       </w:pPr>
-      <w:bookmarkStart w:id="46" w:name="_Toc7420"/>
+      <w:bookmarkStart w:id="47" w:name="_Toc9527"/>
       <w:r>
         <w:rPr>
           <w:rFonts w:hint="default" w:ascii="Times New Roman" w:hAnsi="Times New Roman" w:cs="Times New Roman"/>
@@ -13201,7 +13732,7 @@
           <w:szCs w:val="28"/>
           <w:lang w:val="vi-VN"/>
         </w:rPr>
-        <w:t xml:space="preserve">17.20. </w:t>
+        <w:t xml:space="preserve">17.21. </w:t>
       </w:r>
       <w:r>
         <w:rPr>
@@ -13211,7 +13742,7 @@
         </w:rPr>
         <w:t>LogController: Lấy toàn bộ log + endpoint ghi log quét QR</w:t>
       </w:r>
-      <w:bookmarkEnd w:id="46"/>
+      <w:bookmarkEnd w:id="47"/>
     </w:p>
     <w:p>
       <w:pPr>
@@ -13245,7 +13776,7 @@
                     </pic:cNvPicPr>
                   </pic:nvPicPr>
                   <pic:blipFill>
-                    <a:blip r:embed="rId27"/>
+                    <a:blip r:embed="rId28"/>
                     <a:stretch>
                       <a:fillRect/>
                     </a:stretch>
@@ -13342,7 +13873,7 @@
           <w:szCs w:val="28"/>
         </w:rPr>
       </w:pPr>
-      <w:bookmarkStart w:id="47" w:name="_Toc20567"/>
+      <w:bookmarkStart w:id="48" w:name="_Toc19460"/>
       <w:r>
         <w:rPr>
           <w:rFonts w:hint="default" w:ascii="Times New Roman" w:hAnsi="Times New Roman" w:cs="Times New Roman"/>
@@ -13350,7 +13881,7 @@
           <w:szCs w:val="28"/>
           <w:lang w:val="vi-VN"/>
         </w:rPr>
-        <w:t xml:space="preserve">17.21. </w:t>
+        <w:t xml:space="preserve">17.22. </w:t>
       </w:r>
       <w:r>
         <w:rPr>
@@ -13360,7 +13891,7 @@
         </w:rPr>
         <w:t>Dashboard (Giao diện Admin) - tổng hợp dữ liệu cho dashboard</w:t>
       </w:r>
-      <w:bookmarkEnd w:id="47"/>
+      <w:bookmarkEnd w:id="48"/>
     </w:p>
     <w:p>
       <w:pPr>
@@ -13394,7 +13925,7 @@
                     </pic:cNvPicPr>
                   </pic:nvPicPr>
                   <pic:blipFill>
-                    <a:blip r:embed="rId28"/>
+                    <a:blip r:embed="rId29"/>
                     <a:stretch>
                       <a:fillRect/>
                     </a:stretch>
@@ -14023,7 +14554,7 @@
           <w:lang w:val="en-US"/>
         </w:rPr>
       </w:pPr>
-      <w:bookmarkStart w:id="48" w:name="_Toc9153"/>
+      <w:bookmarkStart w:id="49" w:name="_Toc30239"/>
       <w:r>
         <w:rPr>
           <w:rFonts w:hint="default" w:ascii="Times New Roman" w:hAnsi="Times New Roman" w:cs="Times New Roman"/>
@@ -14033,7 +14564,7 @@
         </w:rPr>
         <w:t>Activity Diagram</w:t>
       </w:r>
-      <w:bookmarkEnd w:id="48"/>
+      <w:bookmarkEnd w:id="49"/>
     </w:p>
     <w:p>
       <w:pPr>
@@ -14049,7 +14580,7 @@
           <w:szCs w:val="28"/>
         </w:rPr>
       </w:pPr>
-      <w:bookmarkStart w:id="49" w:name="_Toc7361"/>
+      <w:bookmarkStart w:id="50" w:name="_Toc19963"/>
       <w:r>
         <w:rPr>
           <w:rFonts w:hint="default" w:ascii="Times New Roman" w:hAnsi="Times New Roman" w:cs="Times New Roman"/>
@@ -14068,7 +14599,7 @@
         </w:rPr>
         <w:t>Đăng ký</w:t>
       </w:r>
-      <w:bookmarkEnd w:id="49"/>
+      <w:bookmarkEnd w:id="50"/>
       <w:r>
         <w:rPr>
           <w:rFonts w:hint="default" w:ascii="Times New Roman" w:hAnsi="Times New Roman" w:cs="Times New Roman"/>
@@ -14114,7 +14645,7 @@
                     </pic:cNvPicPr>
                   </pic:nvPicPr>
                   <pic:blipFill>
-                    <a:blip r:embed="rId29"/>
+                    <a:blip r:embed="rId30"/>
                     <a:stretch>
                       <a:fillRect/>
                     </a:stretch>
@@ -14150,7 +14681,7 @@
           <w:szCs w:val="28"/>
         </w:rPr>
       </w:pPr>
-      <w:bookmarkStart w:id="50" w:name="_Toc25847"/>
+      <w:bookmarkStart w:id="51" w:name="_Toc28365"/>
       <w:r>
         <w:rPr>
           <w:rFonts w:hint="default" w:ascii="Times New Roman" w:hAnsi="Times New Roman" w:eastAsia="SimSun" w:cs="Times New Roman"/>
@@ -14159,12 +14690,13 @@
         </w:rPr>
         <w:t>Auth: Đăng nhập</w:t>
       </w:r>
-      <w:bookmarkEnd w:id="50"/>
+      <w:bookmarkEnd w:id="51"/>
     </w:p>
     <w:p>
       <w:pPr>
         <w:pStyle w:val="4"/>
         <w:numPr>
+          <w:ilvl w:val="0"/>
           <w:numId w:val="0"/>
         </w:numPr>
         <w:bidi w:val="0"/>
@@ -14212,7 +14744,7 @@
                     </pic:cNvPicPr>
                   </pic:nvPicPr>
                   <pic:blipFill>
-                    <a:blip r:embed="rId30"/>
+                    <a:blip r:embed="rId31"/>
                     <a:stretch>
                       <a:fillRect/>
                     </a:stretch>
@@ -14244,7 +14776,7 @@
           <w:lang w:val="vi-VN"/>
         </w:rPr>
       </w:pPr>
-      <w:bookmarkStart w:id="51" w:name="_Toc3046"/>
+      <w:bookmarkStart w:id="52" w:name="_Toc21076"/>
       <w:r>
         <w:rPr>
           <w:rFonts w:hint="default" w:ascii="Times New Roman" w:hAnsi="Times New Roman" w:cs="Times New Roman"/>
@@ -14271,7 +14803,7 @@
         </w:rPr>
         <w:t>g</w:t>
       </w:r>
-      <w:bookmarkEnd w:id="51"/>
+      <w:bookmarkEnd w:id="52"/>
     </w:p>
     <w:p>
       <w:pPr>
@@ -14304,7 +14836,7 @@
                     </pic:cNvPicPr>
                   </pic:nvPicPr>
                   <pic:blipFill>
-                    <a:blip r:embed="rId31"/>
+                    <a:blip r:embed="rId32"/>
                     <a:stretch>
                       <a:fillRect/>
                     </a:stretch>
@@ -14335,7 +14867,7 @@
           <w:szCs w:val="28"/>
         </w:rPr>
       </w:pPr>
-      <w:bookmarkStart w:id="52" w:name="_Toc3283"/>
+      <w:bookmarkStart w:id="53" w:name="_Toc22582"/>
       <w:r>
         <w:rPr>
           <w:rFonts w:hint="default" w:ascii="Times New Roman" w:hAnsi="Times New Roman" w:cs="Times New Roman"/>
@@ -14353,7 +14885,7 @@
         </w:rPr>
         <w:t>UserController: Cập nhật user</w:t>
       </w:r>
-      <w:bookmarkEnd w:id="52"/>
+      <w:bookmarkEnd w:id="53"/>
     </w:p>
     <w:p>
       <w:pPr>
@@ -14386,7 +14918,7 @@
                     </pic:cNvPicPr>
                   </pic:nvPicPr>
                   <pic:blipFill>
-                    <a:blip r:embed="rId32"/>
+                    <a:blip r:embed="rId33"/>
                     <a:stretch>
                       <a:fillRect/>
                     </a:stretch>
@@ -14423,9 +14955,7 @@
           <w:szCs w:val="28"/>
         </w:rPr>
       </w:pPr>
-      <w:bookmarkStart w:id="53" w:name="_Toc2959"/>
-      <w:bookmarkStart w:id="71" w:name="_GoBack"/>
-      <w:bookmarkEnd w:id="71"/>
+      <w:bookmarkStart w:id="54" w:name="_Toc28126"/>
       <w:r>
         <w:rPr>
           <w:rStyle w:val="250"/>
@@ -14438,7 +14968,7 @@
         </w:rPr>
         <w:t>18.5. UserController: Bật/tắt kích hoạt</w:t>
       </w:r>
-      <w:bookmarkEnd w:id="53"/>
+      <w:bookmarkEnd w:id="54"/>
     </w:p>
     <w:p>
       <w:pPr>
@@ -14471,7 +15001,7 @@
                     </pic:cNvPicPr>
                   </pic:nvPicPr>
                   <pic:blipFill>
-                    <a:blip r:embed="rId33"/>
+                    <a:blip r:embed="rId34"/>
                     <a:stretch>
                       <a:fillRect/>
                     </a:stretch>
@@ -14502,7 +15032,7 @@
           <w:szCs w:val="28"/>
         </w:rPr>
       </w:pPr>
-      <w:bookmarkStart w:id="54" w:name="_Toc8892"/>
+      <w:bookmarkStart w:id="55" w:name="_Toc19696"/>
       <w:r>
         <w:rPr>
           <w:rFonts w:hint="default" w:ascii="Times New Roman" w:hAnsi="Times New Roman" w:cs="Times New Roman"/>
@@ -14512,7 +15042,7 @@
         </w:rPr>
         <w:t>18.6. UserController: Xóa user</w:t>
       </w:r>
-      <w:bookmarkEnd w:id="54"/>
+      <w:bookmarkEnd w:id="55"/>
     </w:p>
     <w:p>
       <w:pPr>
@@ -14545,7 +15075,7 @@
                     </pic:cNvPicPr>
                   </pic:nvPicPr>
                   <pic:blipFill>
-                    <a:blip r:embed="rId34"/>
+                    <a:blip r:embed="rId35"/>
                     <a:stretch>
                       <a:fillRect/>
                     </a:stretch>
@@ -14576,7 +15106,7 @@
           <w:szCs w:val="28"/>
         </w:rPr>
       </w:pPr>
-      <w:bookmarkStart w:id="55" w:name="_Toc6981"/>
+      <w:bookmarkStart w:id="56" w:name="_Toc19917"/>
       <w:r>
         <w:rPr>
           <w:rFonts w:hint="default" w:ascii="Times New Roman" w:hAnsi="Times New Roman" w:cs="Times New Roman"/>
@@ -14586,7 +15116,7 @@
         </w:rPr>
         <w:t>18.7. PoiController: Quét QR fallback</w:t>
       </w:r>
-      <w:bookmarkEnd w:id="55"/>
+      <w:bookmarkEnd w:id="56"/>
     </w:p>
     <w:p>
       <w:pPr>
@@ -14619,7 +15149,7 @@
                     </pic:cNvPicPr>
                   </pic:nvPicPr>
                   <pic:blipFill>
-                    <a:blip r:embed="rId35"/>
+                    <a:blip r:embed="rId36"/>
                     <a:stretch>
                       <a:fillRect/>
                     </a:stretch>
@@ -14651,7 +15181,7 @@
           <w:lang w:val="vi-VN"/>
         </w:rPr>
       </w:pPr>
-      <w:bookmarkStart w:id="56" w:name="_Toc20204"/>
+      <w:bookmarkStart w:id="57" w:name="_Toc13933"/>
       <w:r>
         <w:rPr>
           <w:rFonts w:hint="default" w:ascii="Times New Roman" w:hAnsi="Times New Roman" w:cs="Times New Roman"/>
@@ -14679,7 +15209,7 @@
         </w:rPr>
         <w:t>.8. PoiController: Get All / Get Nearby / Get By Id</w:t>
       </w:r>
-      <w:bookmarkEnd w:id="56"/>
+      <w:bookmarkEnd w:id="57"/>
     </w:p>
     <w:p>
       <w:pPr>
@@ -14712,7 +15242,7 @@
                     </pic:cNvPicPr>
                   </pic:nvPicPr>
                   <pic:blipFill>
-                    <a:blip r:embed="rId36"/>
+                    <a:blip r:embed="rId37"/>
                     <a:stretch>
                       <a:fillRect/>
                     </a:stretch>
@@ -14746,7 +15276,7 @@
           <w:szCs w:val="28"/>
         </w:rPr>
       </w:pPr>
-      <w:bookmarkStart w:id="57" w:name="_Toc5599"/>
+      <w:bookmarkStart w:id="58" w:name="_Toc10899"/>
       <w:r>
         <w:rPr>
           <w:rFonts w:hint="default" w:ascii="Times New Roman" w:hAnsi="Times New Roman" w:cs="Times New Roman"/>
@@ -14756,7 +15286,7 @@
         </w:rPr>
         <w:t>18.9. PoiController: Tạo POI</w:t>
       </w:r>
-      <w:bookmarkEnd w:id="57"/>
+      <w:bookmarkEnd w:id="58"/>
     </w:p>
     <w:p>
       <w:pPr>
@@ -14789,7 +15319,7 @@
                     </pic:cNvPicPr>
                   </pic:nvPicPr>
                   <pic:blipFill>
-                    <a:blip r:embed="rId37"/>
+                    <a:blip r:embed="rId38"/>
                     <a:stretch>
                       <a:fillRect/>
                     </a:stretch>
@@ -14824,7 +15354,7 @@
           <w:lang w:val="vi-VN"/>
         </w:rPr>
       </w:pPr>
-      <w:bookmarkStart w:id="58" w:name="_Toc11838"/>
+      <w:bookmarkStart w:id="59" w:name="_Toc13563"/>
       <w:r>
         <w:rPr>
           <w:rFonts w:hint="default" w:ascii="Times New Roman" w:hAnsi="Times New Roman" w:cs="Times New Roman"/>
@@ -14834,7 +15364,7 @@
         </w:rPr>
         <w:t>18.10. PoiController: Duyệt / Từ chối</w:t>
       </w:r>
-      <w:bookmarkEnd w:id="58"/>
+      <w:bookmarkEnd w:id="59"/>
     </w:p>
     <w:p>
       <w:pPr>
@@ -14867,7 +15397,7 @@
                     </pic:cNvPicPr>
                   </pic:nvPicPr>
                   <pic:blipFill>
-                    <a:blip r:embed="rId38"/>
+                    <a:blip r:embed="rId39"/>
                     <a:stretch>
                       <a:fillRect/>
                     </a:stretch>
@@ -14898,7 +15428,7 @@
           <w:szCs w:val="28"/>
         </w:rPr>
       </w:pPr>
-      <w:bookmarkStart w:id="59" w:name="_Toc9385"/>
+      <w:bookmarkStart w:id="60" w:name="_Toc20071"/>
       <w:r>
         <w:rPr>
           <w:rFonts w:hint="default" w:ascii="Times New Roman" w:hAnsi="Times New Roman" w:cs="Times New Roman"/>
@@ -14908,7 +15438,7 @@
         </w:rPr>
         <w:t>18.11.  PoiService - các thao tác chính với DB</w:t>
       </w:r>
-      <w:bookmarkEnd w:id="59"/>
+      <w:bookmarkEnd w:id="60"/>
     </w:p>
     <w:p>
       <w:pPr>
@@ -14941,7 +15471,7 @@
                     </pic:cNvPicPr>
                   </pic:nvPicPr>
                   <pic:blipFill>
-                    <a:blip r:embed="rId39"/>
+                    <a:blip r:embed="rId40"/>
                     <a:stretch>
                       <a:fillRect/>
                     </a:stretch>
@@ -14972,7 +15502,7 @@
           <w:szCs w:val="28"/>
         </w:rPr>
       </w:pPr>
-      <w:bookmarkStart w:id="60" w:name="_Toc11586"/>
+      <w:bookmarkStart w:id="61" w:name="_Toc20649"/>
       <w:r>
         <w:rPr>
           <w:rFonts w:hint="default" w:ascii="Times New Roman" w:hAnsi="Times New Roman" w:cs="Times New Roman"/>
@@ -14982,7 +15512,7 @@
         </w:rPr>
         <w:t>18.12. PoiVisitService - ghi/thu thập lượt truy cập</w:t>
       </w:r>
-      <w:bookmarkEnd w:id="60"/>
+      <w:bookmarkEnd w:id="61"/>
     </w:p>
     <w:p>
       <w:pPr>
@@ -15015,7 +15545,7 @@
                     </pic:cNvPicPr>
                   </pic:nvPicPr>
                   <pic:blipFill>
-                    <a:blip r:embed="rId40"/>
+                    <a:blip r:embed="rId41"/>
                     <a:stretch>
                       <a:fillRect/>
                     </a:stretch>
@@ -15049,7 +15579,7 @@
           <w:szCs w:val="28"/>
         </w:rPr>
       </w:pPr>
-      <w:bookmarkStart w:id="61" w:name="_Toc4253"/>
+      <w:bookmarkStart w:id="62" w:name="_Toc13571"/>
       <w:r>
         <w:rPr>
           <w:rFonts w:hint="default" w:ascii="Times New Roman" w:hAnsi="Times New Roman" w:cs="Times New Roman"/>
@@ -15059,7 +15589,7 @@
         </w:rPr>
         <w:t>18.13. PoiVisitController: Ghi nhận lượt truy cập + Thống kê</w:t>
       </w:r>
-      <w:bookmarkEnd w:id="61"/>
+      <w:bookmarkEnd w:id="62"/>
     </w:p>
     <w:p>
       <w:pPr>
@@ -15092,7 +15622,7 @@
                     </pic:cNvPicPr>
                   </pic:nvPicPr>
                   <pic:blipFill>
-                    <a:blip r:embed="rId41"/>
+                    <a:blip r:embed="rId42"/>
                     <a:stretch>
                       <a:fillRect/>
                     </a:stretch>
@@ -15126,7 +15656,7 @@
           <w:szCs w:val="28"/>
         </w:rPr>
       </w:pPr>
-      <w:bookmarkStart w:id="62" w:name="_Toc27912"/>
+      <w:bookmarkStart w:id="63" w:name="_Toc650"/>
       <w:r>
         <w:rPr>
           <w:rFonts w:hint="default" w:ascii="Times New Roman" w:hAnsi="Times New Roman" w:cs="Times New Roman"/>
@@ -15136,7 +15666,7 @@
         </w:rPr>
         <w:t>18.14.  UserLogService - ghi và đọc log hoạt động</w:t>
       </w:r>
-      <w:bookmarkEnd w:id="62"/>
+      <w:bookmarkEnd w:id="63"/>
     </w:p>
     <w:p>
       <w:pPr>
@@ -15169,7 +15699,7 @@
                     </pic:cNvPicPr>
                   </pic:nvPicPr>
                   <pic:blipFill>
-                    <a:blip r:embed="rId42"/>
+                    <a:blip r:embed="rId43"/>
                     <a:stretch>
                       <a:fillRect/>
                     </a:stretch>
@@ -15201,7 +15731,7 @@
           <w:lang w:val="vi-VN"/>
         </w:rPr>
       </w:pPr>
-      <w:bookmarkStart w:id="63" w:name="_Toc2692"/>
+      <w:bookmarkStart w:id="64" w:name="_Toc13925"/>
       <w:r>
         <w:rPr>
           <w:rFonts w:hint="default" w:ascii="Times New Roman" w:hAnsi="Times New Roman" w:cs="Times New Roman"/>
@@ -15211,7 +15741,7 @@
         </w:rPr>
         <w:t>18.15.  EmailService - chuẩn bị và gửi email</w:t>
       </w:r>
-      <w:bookmarkEnd w:id="63"/>
+      <w:bookmarkEnd w:id="64"/>
     </w:p>
     <w:p>
       <w:pPr>
@@ -15244,7 +15774,7 @@
                     </pic:cNvPicPr>
                   </pic:nvPicPr>
                   <pic:blipFill>
-                    <a:blip r:embed="rId43"/>
+                    <a:blip r:embed="rId44"/>
                     <a:stretch>
                       <a:fillRect/>
                     </a:stretch>
@@ -15279,7 +15809,7 @@
           <w:lang w:val="vi-VN"/>
         </w:rPr>
       </w:pPr>
-      <w:bookmarkStart w:id="64" w:name="_Toc1866"/>
+      <w:bookmarkStart w:id="65" w:name="_Toc24818"/>
       <w:r>
         <w:rPr>
           <w:rFonts w:hint="default" w:ascii="Times New Roman" w:hAnsi="Times New Roman" w:cs="Times New Roman"/>
@@ -15289,7 +15819,7 @@
         </w:rPr>
         <w:t>18.16. ActiveUserTracker &amp; Heartbeat - heartbeat + heatmap</w:t>
       </w:r>
-      <w:bookmarkEnd w:id="64"/>
+      <w:bookmarkEnd w:id="65"/>
     </w:p>
     <w:p>
       <w:pPr>
@@ -15322,7 +15852,7 @@
                     </pic:cNvPicPr>
                   </pic:nvPicPr>
                   <pic:blipFill>
-                    <a:blip r:embed="rId44"/>
+                    <a:blip r:embed="rId45"/>
                     <a:stretch>
                       <a:fillRect/>
                     </a:stretch>
@@ -15357,7 +15887,7 @@
           <w:lang w:val="vi-VN"/>
         </w:rPr>
       </w:pPr>
-      <w:bookmarkStart w:id="65" w:name="_Toc2296"/>
+      <w:bookmarkStart w:id="66" w:name="_Toc31902"/>
       <w:r>
         <w:rPr>
           <w:rFonts w:hint="default" w:ascii="Times New Roman" w:hAnsi="Times New Roman" w:cs="Times New Roman"/>
@@ -15367,7 +15897,7 @@
         </w:rPr>
         <w:t>18.17.  Web fallback (fallback.html) - nội dung + TTS</w:t>
       </w:r>
-      <w:bookmarkEnd w:id="65"/>
+      <w:bookmarkEnd w:id="66"/>
     </w:p>
     <w:p>
       <w:pPr>
@@ -15400,7 +15930,7 @@
                     </pic:cNvPicPr>
                   </pic:nvPicPr>
                   <pic:blipFill>
-                    <a:blip r:embed="rId45"/>
+                    <a:blip r:embed="rId46"/>
                     <a:stretch>
                       <a:fillRect/>
                     </a:stretch>
@@ -15435,7 +15965,7 @@
           <w:lang w:val="vi-VN"/>
         </w:rPr>
       </w:pPr>
-      <w:bookmarkStart w:id="66" w:name="_Toc29915"/>
+      <w:bookmarkStart w:id="67" w:name="_Toc20118"/>
       <w:r>
         <w:rPr>
           <w:rFonts w:hint="default" w:ascii="Times New Roman" w:hAnsi="Times New Roman" w:cs="Times New Roman"/>
@@ -15445,7 +15975,7 @@
         </w:rPr>
         <w:t>18.18. Mobile App - geofence detection + auto TTS + heartbeat</w:t>
       </w:r>
-      <w:bookmarkEnd w:id="66"/>
+      <w:bookmarkEnd w:id="67"/>
     </w:p>
     <w:p>
       <w:pPr>
@@ -15478,7 +16008,7 @@
                     </pic:cNvPicPr>
                   </pic:nvPicPr>
                   <pic:blipFill>
-                    <a:blip r:embed="rId46"/>
+                    <a:blip r:embed="rId47"/>
                     <a:stretch>
                       <a:fillRect/>
                     </a:stretch>
@@ -15513,7 +16043,7 @@
           <w:lang w:val="vi-VN"/>
         </w:rPr>
       </w:pPr>
-      <w:bookmarkStart w:id="67" w:name="_Toc5022"/>
+      <w:bookmarkStart w:id="68" w:name="_Toc17637"/>
       <w:r>
         <w:rPr>
           <w:rFonts w:hint="default" w:ascii="Times New Roman" w:hAnsi="Times New Roman" w:cs="Times New Roman"/>
@@ -15523,7 +16053,7 @@
         </w:rPr>
         <w:t>18.19.  ImportController: Nhập POIs từ file JSON</w:t>
       </w:r>
-      <w:bookmarkEnd w:id="67"/>
+      <w:bookmarkEnd w:id="68"/>
     </w:p>
     <w:p>
       <w:pPr>
@@ -15556,7 +16086,7 @@
                     </pic:cNvPicPr>
                   </pic:nvPicPr>
                   <pic:blipFill>
-                    <a:blip r:embed="rId47"/>
+                    <a:blip r:embed="rId48"/>
                     <a:stretch>
                       <a:fillRect/>
                     </a:stretch>
@@ -15591,7 +16121,7 @@
           <w:lang w:val="vi-VN"/>
         </w:rPr>
       </w:pPr>
-      <w:bookmarkStart w:id="68" w:name="_Toc12414"/>
+      <w:bookmarkStart w:id="69" w:name="_Toc19390"/>
       <w:r>
         <w:rPr>
           <w:rFonts w:hint="default" w:ascii="Times New Roman" w:hAnsi="Times New Roman" w:cs="Times New Roman"/>
@@ -15601,7 +16131,7 @@
         </w:rPr>
         <w:t>18.20. LogController: Lấy toàn bộ log + endpoint ghi log quét QR</w:t>
       </w:r>
-      <w:bookmarkEnd w:id="68"/>
+      <w:bookmarkEnd w:id="69"/>
     </w:p>
     <w:p>
       <w:pPr>
@@ -15634,7 +16164,7 @@
                     </pic:cNvPicPr>
                   </pic:nvPicPr>
                   <pic:blipFill>
-                    <a:blip r:embed="rId48"/>
+                    <a:blip r:embed="rId49"/>
                     <a:stretch>
                       <a:fillRect/>
                     </a:stretch>
@@ -15669,7 +16199,7 @@
           <w:lang w:val="vi-VN"/>
         </w:rPr>
       </w:pPr>
-      <w:bookmarkStart w:id="69" w:name="_Toc19733"/>
+      <w:bookmarkStart w:id="70" w:name="_Toc11924"/>
       <w:r>
         <w:rPr>
           <w:rFonts w:hint="default" w:ascii="Times New Roman" w:hAnsi="Times New Roman" w:cs="Times New Roman"/>
@@ -15679,7 +16209,7 @@
         </w:rPr>
         <w:t>18.21.  Dashboard (Giao diện Admin) - tổng hợp dữ liệu cho dashboard</w:t>
       </w:r>
-      <w:bookmarkEnd w:id="69"/>
+      <w:bookmarkEnd w:id="70"/>
     </w:p>
     <w:p>
       <w:pPr>
@@ -15712,7 +16242,7 @@
                     </pic:cNvPicPr>
                   </pic:nvPicPr>
                   <pic:blipFill>
-                    <a:blip r:embed="rId49"/>
+                    <a:blip r:embed="rId50"/>
                     <a:stretch>
                       <a:fillRect/>
                     </a:stretch>
@@ -15743,7 +16273,7 @@
           <w:szCs w:val="32"/>
         </w:rPr>
       </w:pPr>
-      <w:bookmarkStart w:id="70" w:name="_Toc16793"/>
+      <w:bookmarkStart w:id="71" w:name="_Toc16866"/>
       <w:r>
         <w:rPr>
           <w:rFonts w:hint="default" w:ascii="Times New Roman" w:hAnsi="Times New Roman" w:cs="Times New Roman"/>
@@ -15761,7 +16291,7 @@
         </w:rPr>
         <w:t>. Kế hoạch Bảo trì &amp; Hỗ trợ (Maintenance &amp; Support)</w:t>
       </w:r>
-      <w:bookmarkEnd w:id="70"/>
+      <w:bookmarkEnd w:id="71"/>
     </w:p>
     <w:p>
       <w:pPr>
